--- a/Checkpoint1.docx
+++ b/Checkpoint1.docx
@@ -4,73 +4,187 @@
   <w:body>
     <w:p>
       <w:pPr>
-        <w:pStyle w:val="Heading1"/>
+        <w:spacing w:line="480" w:lineRule="auto"/>
         <w:jc w:val="center"/>
         <w:rPr>
-          <w:lang w:val="pt-BR"/>
-        </w:rPr>
-      </w:pPr>
-      <w:r>
-        <w:rPr>
-          <w:lang w:val="pt-BR"/>
+          <w:rFonts w:ascii="Arial" w:hAnsi="Arial" w:cs="Arial"/>
+          <w:b/>
+          <w:kern w:val="32"/>
+          <w:sz w:val="32"/>
+        </w:rPr>
+      </w:pPr>
+      <w:r>
+        <w:rPr>
+          <w:rFonts w:ascii="Arial" w:hAnsi="Arial" w:cs="Arial"/>
+          <w:b/>
+          <w:bCs/>
+          <w:kern w:val="32"/>
+          <w:sz w:val="32"/>
         </w:rPr>
         <w:t>Checkpoint 1: EDA com Kaggle</w:t>
       </w:r>
     </w:p>
     <w:p>
       <w:pPr>
-        <w:pStyle w:val="Heading6"/>
-        <w:rPr>
-          <w:lang w:val="pt-BR"/>
-        </w:rPr>
-      </w:pPr>
-      <w:r>
-        <w:rPr>
+        <w:spacing w:line="480" w:lineRule="auto"/>
+        <w:jc w:val="center"/>
+        <w:rPr>
+          <w:rFonts w:ascii="Arial" w:hAnsi="Arial" w:cs="Arial"/>
+          <w:b/>
+          <w:kern w:val="32"/>
+          <w:sz w:val="32"/>
+        </w:rPr>
+      </w:pPr>
+      <w:r>
+        <w:rPr>
+          <w:rFonts w:ascii="Arial" w:hAnsi="Arial" w:cs="Arial"/>
+          <w:b/>
+          <w:bCs/>
+          <w:kern w:val="32"/>
+          <w:sz w:val="32"/>
+        </w:rPr>
+        <w:t>Cp1 - Prof. Dr. Emerson R. Abraham</w:t>
+      </w:r>
+    </w:p>
+    <w:p>
+      <w:pPr>
+        <w:spacing w:line="480" w:lineRule="auto"/>
+        <w:jc w:val="center"/>
+        <w:rPr>
+          <w:rFonts w:ascii="Arial" w:hAnsi="Arial" w:cs="Arial"/>
+          <w:b/>
+          <w:kern w:val="32"/>
+          <w:sz w:val="32"/>
+        </w:rPr>
+      </w:pPr>
+      <w:r>
+        <w:rPr>
+          <w:rFonts w:ascii="Arial" w:hAnsi="Arial" w:cs="Arial"/>
+          <w:b/>
+          <w:bCs/>
+          <w:kern w:val="32"/>
+          <w:sz w:val="32"/>
+        </w:rPr>
+        <w:t>FIAP - 2026</w:t>
+      </w:r>
+    </w:p>
+    <w:p>
+      <w:pPr>
+        <w:rPr>
+          <w:rFonts w:ascii="Arial" w:hAnsi="Arial" w:cs="Arial"/>
+        </w:rPr>
+      </w:pPr>
+    </w:p>
+    <w:p>
+      <w:pPr>
+        <w:rPr>
+          <w:rFonts w:ascii="Arial" w:hAnsi="Arial" w:cs="Arial"/>
+          <w:b/>
+          <w:bCs/>
+          <w:lang w:val="pt-BR"/>
+        </w:rPr>
+      </w:pPr>
+      <w:r>
+        <w:rPr>
+          <w:rFonts w:ascii="Arial" w:hAnsi="Arial" w:cs="Arial"/>
+          <w:b/>
+          <w:bCs/>
+          <w:lang w:val="pt-BR"/>
+        </w:rPr>
+        <w:t xml:space="preserve">Nome: </w:t>
+      </w:r>
+      <w:r>
+        <w:rPr>
+          <w:rFonts w:ascii="Arial" w:hAnsi="Arial" w:cs="Arial"/>
+          <w:b/>
+          <w:bCs/>
           <w:lang w:val="pt-BR"/>
         </w:rPr>
         <w:t>Ana Luiza Tibiriçá da Paixão</w:t>
       </w:r>
       <w:r>
         <w:rPr>
+          <w:rFonts w:ascii="Arial" w:hAnsi="Arial" w:cs="Arial"/>
+          <w:b/>
+          <w:bCs/>
           <w:lang w:val="pt-BR"/>
         </w:rPr>
         <w:t xml:space="preserve"> </w:t>
       </w:r>
       <w:r>
         <w:rPr>
-          <w:lang w:val="pt-BR"/>
-        </w:rPr>
-        <w:t>RM562098</w:t>
-      </w:r>
-      <w:r>
-        <w:rPr>
+          <w:rFonts w:ascii="Arial" w:hAnsi="Arial" w:cs="Arial"/>
+          <w:b/>
+          <w:bCs/>
+          <w:lang w:val="pt-BR"/>
+        </w:rPr>
+        <w:t>RM</w:t>
+      </w:r>
+      <w:r>
+        <w:rPr>
+          <w:rFonts w:ascii="Arial" w:hAnsi="Arial" w:cs="Arial"/>
+          <w:b/>
+          <w:bCs/>
           <w:lang w:val="pt-BR"/>
         </w:rPr>
         <w:t xml:space="preserve"> </w:t>
       </w:r>
-    </w:p>
-    <w:p>
-      <w:pPr>
-        <w:pStyle w:val="Heading6"/>
-        <w:rPr>
-          <w:lang w:val="pt-BR"/>
-        </w:rPr>
-      </w:pPr>
-      <w:r>
-        <w:rPr>
-          <w:lang w:val="pt-BR"/>
+      <w:r>
+        <w:rPr>
+          <w:rFonts w:ascii="Arial" w:hAnsi="Arial" w:cs="Arial"/>
+          <w:b/>
+          <w:bCs/>
+          <w:lang w:val="pt-BR"/>
+        </w:rPr>
+        <w:t>562098</w:t>
+      </w:r>
+      <w:r>
+        <w:rPr>
+          <w:rFonts w:ascii="Arial" w:hAnsi="Arial" w:cs="Arial"/>
+          <w:b/>
+          <w:bCs/>
+          <w:lang w:val="pt-BR"/>
+        </w:rPr>
+        <w:t xml:space="preserve"> </w:t>
+      </w:r>
+    </w:p>
+    <w:p>
+      <w:pPr>
+        <w:rPr>
+          <w:rFonts w:ascii="Arial" w:hAnsi="Arial" w:cs="Arial"/>
+          <w:b/>
+          <w:bCs/>
+        </w:rPr>
+      </w:pPr>
+      <w:r>
+        <w:rPr>
+          <w:rFonts w:ascii="Arial" w:hAnsi="Arial" w:cs="Arial"/>
+          <w:b/>
+          <w:bCs/>
+        </w:rPr>
+        <w:t xml:space="preserve">Nome: </w:t>
+      </w:r>
+      <w:r>
+        <w:rPr>
+          <w:rFonts w:ascii="Arial" w:hAnsi="Arial" w:cs="Arial"/>
+          <w:b/>
+          <w:bCs/>
         </w:rPr>
         <w:t xml:space="preserve">Luara Martins de Oliveira Ramos </w:t>
       </w:r>
       <w:r>
         <w:rPr>
-          <w:lang w:val="pt-BR"/>
+          <w:rFonts w:ascii="Arial" w:hAnsi="Arial" w:cs="Arial"/>
+          <w:b/>
+          <w:bCs/>
         </w:rPr>
         <w:t xml:space="preserve">RM </w:t>
       </w:r>
       <w:r>
         <w:rPr>
-          <w:lang w:val="pt-BR"/>
+          <w:rFonts w:ascii="Arial" w:hAnsi="Arial" w:cs="Arial"/>
+          <w:b/>
+          <w:bCs/>
         </w:rPr>
         <w:t>565573</w:t>
       </w:r>
@@ -78,32 +192,582 @@
     <w:p>
       <w:pPr>
         <w:rPr>
-          <w:lang w:val="pt-BR"/>
-        </w:rPr>
-      </w:pPr>
+          <w:rFonts w:ascii="Arial" w:hAnsi="Arial" w:cs="Arial"/>
+          <w:lang w:val="pt-BR"/>
+        </w:rPr>
+      </w:pPr>
+    </w:p>
+    <w:p>
+      <w:pPr>
+        <w:rPr>
+          <w:rFonts w:ascii="Arial" w:hAnsi="Arial" w:cs="Arial"/>
+          <w:b/>
+          <w:bCs/>
+          <w:sz w:val="24"/>
+          <w:szCs w:val="24"/>
+          <w:lang w:val="pt-BR"/>
+        </w:rPr>
+      </w:pPr>
+      <w:r>
+        <w:rPr>
+          <w:rFonts w:ascii="Arial" w:hAnsi="Arial" w:cs="Arial"/>
+          <w:b/>
+          <w:bCs/>
+          <w:sz w:val="24"/>
+          <w:szCs w:val="24"/>
+          <w:lang w:val="pt-BR"/>
+        </w:rPr>
+        <w:t>Titanic Dataset</w:t>
+      </w:r>
+    </w:p>
+    <w:p>
+      <w:pPr>
+        <w:jc w:val="both"/>
+        <w:rPr>
+          <w:rFonts w:ascii="Arial" w:hAnsi="Arial" w:cs="Arial"/>
+          <w:b/>
+          <w:bCs/>
+          <w:sz w:val="24"/>
+          <w:szCs w:val="24"/>
+          <w:lang w:val="pt-BR"/>
+        </w:rPr>
+      </w:pPr>
+    </w:p>
+    <w:p>
+      <w:pPr>
+        <w:spacing w:line="276" w:lineRule="auto"/>
+        <w:jc w:val="both"/>
+        <w:rPr>
+          <w:rFonts w:ascii="Arial" w:hAnsi="Arial" w:cs="Arial"/>
+        </w:rPr>
+      </w:pPr>
+      <w:r>
+        <w:rPr>
+          <w:rFonts w:ascii="Arial" w:hAnsi="Arial" w:cs="Arial"/>
+          <w:lang w:val="pt-BR"/>
+        </w:rPr>
+        <w:t xml:space="preserve">Para o trabalho do Checkpoint 1 da disciplina de Data Science and Statistics, deveríamos escolher um dataset do Kaggle para realizar análises estatísticas. </w:t>
+      </w:r>
+      <w:r>
+        <w:rPr>
+          <w:rFonts w:ascii="Arial" w:hAnsi="Arial" w:cs="Arial"/>
+        </w:rPr>
+        <w:t xml:space="preserve">O </w:t>
+      </w:r>
+      <w:proofErr w:type="spellStart"/>
+      <w:r>
+        <w:rPr>
+          <w:rFonts w:ascii="Arial" w:hAnsi="Arial" w:cs="Arial"/>
+        </w:rPr>
+        <w:t>grupo</w:t>
+      </w:r>
+      <w:proofErr w:type="spellEnd"/>
+      <w:r>
+        <w:rPr>
+          <w:rFonts w:ascii="Arial" w:hAnsi="Arial" w:cs="Arial"/>
+        </w:rPr>
+        <w:t xml:space="preserve"> </w:t>
+      </w:r>
+      <w:proofErr w:type="spellStart"/>
+      <w:r>
+        <w:rPr>
+          <w:rFonts w:ascii="Arial" w:hAnsi="Arial" w:cs="Arial"/>
+        </w:rPr>
+        <w:t>escolheu</w:t>
+      </w:r>
+      <w:proofErr w:type="spellEnd"/>
+      <w:r>
+        <w:rPr>
+          <w:rFonts w:ascii="Arial" w:hAnsi="Arial" w:cs="Arial"/>
+        </w:rPr>
+        <w:t xml:space="preserve"> o Titanic Dataset </w:t>
+      </w:r>
+      <w:proofErr w:type="spellStart"/>
+      <w:r>
+        <w:rPr>
+          <w:rFonts w:ascii="Arial" w:hAnsi="Arial" w:cs="Arial"/>
+        </w:rPr>
+        <w:t>por</w:t>
+      </w:r>
+      <w:proofErr w:type="spellEnd"/>
+      <w:r>
+        <w:rPr>
+          <w:rFonts w:ascii="Arial" w:hAnsi="Arial" w:cs="Arial"/>
+        </w:rPr>
+        <w:t xml:space="preserve"> ser um </w:t>
+      </w:r>
+      <w:proofErr w:type="spellStart"/>
+      <w:r>
+        <w:rPr>
+          <w:rFonts w:ascii="Arial" w:hAnsi="Arial" w:cs="Arial"/>
+        </w:rPr>
+        <w:t>tema</w:t>
+      </w:r>
+      <w:proofErr w:type="spellEnd"/>
+      <w:r>
+        <w:rPr>
+          <w:rFonts w:ascii="Arial" w:hAnsi="Arial" w:cs="Arial"/>
+        </w:rPr>
+        <w:t xml:space="preserve"> </w:t>
+      </w:r>
+      <w:proofErr w:type="spellStart"/>
+      <w:r>
+        <w:rPr>
+          <w:rFonts w:ascii="Arial" w:hAnsi="Arial" w:cs="Arial"/>
+        </w:rPr>
+        <w:t>interessante</w:t>
+      </w:r>
+      <w:proofErr w:type="spellEnd"/>
+      <w:r>
+        <w:rPr>
+          <w:rFonts w:ascii="Arial" w:hAnsi="Arial" w:cs="Arial"/>
+        </w:rPr>
+        <w:t xml:space="preserve"> e </w:t>
+      </w:r>
+      <w:proofErr w:type="spellStart"/>
+      <w:r>
+        <w:rPr>
+          <w:rFonts w:ascii="Arial" w:hAnsi="Arial" w:cs="Arial"/>
+        </w:rPr>
+        <w:t>conhecido</w:t>
+      </w:r>
+      <w:proofErr w:type="spellEnd"/>
+      <w:r>
+        <w:rPr>
+          <w:rFonts w:ascii="Arial" w:hAnsi="Arial" w:cs="Arial"/>
+        </w:rPr>
+        <w:t xml:space="preserve">. O dataset </w:t>
+      </w:r>
+      <w:proofErr w:type="spellStart"/>
+      <w:r>
+        <w:rPr>
+          <w:rFonts w:ascii="Arial" w:hAnsi="Arial" w:cs="Arial"/>
+        </w:rPr>
+        <w:t>apresenta</w:t>
+      </w:r>
+      <w:proofErr w:type="spellEnd"/>
+      <w:r>
+        <w:rPr>
+          <w:rFonts w:ascii="Arial" w:hAnsi="Arial" w:cs="Arial"/>
+        </w:rPr>
+        <w:t xml:space="preserve"> </w:t>
+      </w:r>
+      <w:proofErr w:type="spellStart"/>
+      <w:r>
+        <w:rPr>
+          <w:rFonts w:ascii="Arial" w:hAnsi="Arial" w:cs="Arial"/>
+        </w:rPr>
+        <w:t>informações</w:t>
+      </w:r>
+      <w:proofErr w:type="spellEnd"/>
+      <w:r>
+        <w:rPr>
+          <w:rFonts w:ascii="Arial" w:hAnsi="Arial" w:cs="Arial"/>
+        </w:rPr>
+        <w:t xml:space="preserve"> </w:t>
+      </w:r>
+      <w:proofErr w:type="spellStart"/>
+      <w:r>
+        <w:rPr>
+          <w:rFonts w:ascii="Arial" w:hAnsi="Arial" w:cs="Arial"/>
+        </w:rPr>
+        <w:t>sobre</w:t>
+      </w:r>
+      <w:proofErr w:type="spellEnd"/>
+      <w:r>
+        <w:rPr>
+          <w:rFonts w:ascii="Arial" w:hAnsi="Arial" w:cs="Arial"/>
+        </w:rPr>
+        <w:t xml:space="preserve"> </w:t>
+      </w:r>
+      <w:proofErr w:type="spellStart"/>
+      <w:r>
+        <w:rPr>
+          <w:rFonts w:ascii="Arial" w:hAnsi="Arial" w:cs="Arial"/>
+        </w:rPr>
+        <w:t>passageiros</w:t>
+      </w:r>
+      <w:proofErr w:type="spellEnd"/>
+      <w:r>
+        <w:rPr>
+          <w:rFonts w:ascii="Arial" w:hAnsi="Arial" w:cs="Arial"/>
+        </w:rPr>
+        <w:t xml:space="preserve"> do </w:t>
+      </w:r>
+      <w:proofErr w:type="spellStart"/>
+      <w:r>
+        <w:rPr>
+          <w:rFonts w:ascii="Arial" w:hAnsi="Arial" w:cs="Arial"/>
+        </w:rPr>
+        <w:t>navio</w:t>
+      </w:r>
+      <w:proofErr w:type="spellEnd"/>
+      <w:r>
+        <w:rPr>
+          <w:rFonts w:ascii="Arial" w:hAnsi="Arial" w:cs="Arial"/>
+        </w:rPr>
+        <w:t xml:space="preserve"> Titanic com o </w:t>
+      </w:r>
+      <w:proofErr w:type="spellStart"/>
+      <w:r>
+        <w:rPr>
+          <w:rFonts w:ascii="Arial" w:hAnsi="Arial" w:cs="Arial"/>
+        </w:rPr>
+        <w:t>objetivo</w:t>
+      </w:r>
+      <w:proofErr w:type="spellEnd"/>
+      <w:r>
+        <w:rPr>
+          <w:rFonts w:ascii="Arial" w:hAnsi="Arial" w:cs="Arial"/>
+        </w:rPr>
+        <w:t xml:space="preserve"> de </w:t>
+      </w:r>
+      <w:proofErr w:type="spellStart"/>
+      <w:r>
+        <w:rPr>
+          <w:rFonts w:ascii="Arial" w:hAnsi="Arial" w:cs="Arial"/>
+        </w:rPr>
+        <w:t>prever</w:t>
+      </w:r>
+      <w:proofErr w:type="spellEnd"/>
+      <w:r>
+        <w:rPr>
+          <w:rFonts w:ascii="Arial" w:hAnsi="Arial" w:cs="Arial"/>
+        </w:rPr>
+        <w:t xml:space="preserve"> quais </w:t>
+      </w:r>
+      <w:proofErr w:type="spellStart"/>
+      <w:r>
+        <w:rPr>
+          <w:rFonts w:ascii="Arial" w:hAnsi="Arial" w:cs="Arial"/>
+        </w:rPr>
+        <w:t>sobreviveram</w:t>
+      </w:r>
+      <w:proofErr w:type="spellEnd"/>
+      <w:r>
+        <w:rPr>
+          <w:rFonts w:ascii="Arial" w:hAnsi="Arial" w:cs="Arial"/>
+        </w:rPr>
+        <w:t xml:space="preserve"> </w:t>
+      </w:r>
+      <w:proofErr w:type="spellStart"/>
+      <w:r>
+        <w:rPr>
+          <w:rFonts w:ascii="Arial" w:hAnsi="Arial" w:cs="Arial"/>
+        </w:rPr>
+        <w:t>ao</w:t>
+      </w:r>
+      <w:proofErr w:type="spellEnd"/>
+      <w:r>
+        <w:rPr>
+          <w:rFonts w:ascii="Arial" w:hAnsi="Arial" w:cs="Arial"/>
+        </w:rPr>
+        <w:t xml:space="preserve"> </w:t>
+      </w:r>
+      <w:proofErr w:type="spellStart"/>
+      <w:r>
+        <w:rPr>
+          <w:rFonts w:ascii="Arial" w:hAnsi="Arial" w:cs="Arial"/>
+        </w:rPr>
+        <w:t>naufrágio</w:t>
+      </w:r>
+      <w:proofErr w:type="spellEnd"/>
+      <w:r>
+        <w:rPr>
+          <w:rFonts w:ascii="Arial" w:hAnsi="Arial" w:cs="Arial"/>
+        </w:rPr>
+        <w:t xml:space="preserve">. O conjunto de </w:t>
+      </w:r>
+      <w:proofErr w:type="spellStart"/>
+      <w:r>
+        <w:rPr>
+          <w:rFonts w:ascii="Arial" w:hAnsi="Arial" w:cs="Arial"/>
+        </w:rPr>
+        <w:t>treinamento</w:t>
+      </w:r>
+      <w:proofErr w:type="spellEnd"/>
+      <w:r>
+        <w:rPr>
+          <w:rFonts w:ascii="Arial" w:hAnsi="Arial" w:cs="Arial"/>
+        </w:rPr>
+        <w:t xml:space="preserve"> </w:t>
+      </w:r>
+      <w:proofErr w:type="spellStart"/>
+      <w:r>
+        <w:rPr>
+          <w:rFonts w:ascii="Arial" w:hAnsi="Arial" w:cs="Arial"/>
+        </w:rPr>
+        <w:t>possui</w:t>
+      </w:r>
+      <w:proofErr w:type="spellEnd"/>
+      <w:r>
+        <w:rPr>
+          <w:rFonts w:ascii="Arial" w:hAnsi="Arial" w:cs="Arial"/>
+        </w:rPr>
+        <w:t xml:space="preserve"> 891 </w:t>
+      </w:r>
+      <w:proofErr w:type="spellStart"/>
+      <w:r>
+        <w:rPr>
+          <w:rFonts w:ascii="Arial" w:hAnsi="Arial" w:cs="Arial"/>
+        </w:rPr>
+        <w:t>registros</w:t>
+      </w:r>
+      <w:proofErr w:type="spellEnd"/>
+      <w:r>
+        <w:rPr>
+          <w:rFonts w:ascii="Arial" w:hAnsi="Arial" w:cs="Arial"/>
+        </w:rPr>
+        <w:t xml:space="preserve"> e 12 </w:t>
+      </w:r>
+      <w:proofErr w:type="spellStart"/>
+      <w:r>
+        <w:rPr>
+          <w:rFonts w:ascii="Arial" w:hAnsi="Arial" w:cs="Arial"/>
+        </w:rPr>
+        <w:t>colunas</w:t>
+      </w:r>
+      <w:proofErr w:type="spellEnd"/>
+      <w:r>
+        <w:rPr>
+          <w:rFonts w:ascii="Arial" w:hAnsi="Arial" w:cs="Arial"/>
+        </w:rPr>
+        <w:t xml:space="preserve"> com </w:t>
+      </w:r>
+      <w:proofErr w:type="spellStart"/>
+      <w:r>
+        <w:rPr>
+          <w:rFonts w:ascii="Arial" w:hAnsi="Arial" w:cs="Arial"/>
+        </w:rPr>
+        <w:t>características</w:t>
+      </w:r>
+      <w:proofErr w:type="spellEnd"/>
+      <w:r>
+        <w:rPr>
+          <w:rFonts w:ascii="Arial" w:hAnsi="Arial" w:cs="Arial"/>
+        </w:rPr>
+        <w:t xml:space="preserve"> </w:t>
+      </w:r>
+      <w:proofErr w:type="spellStart"/>
+      <w:r>
+        <w:rPr>
+          <w:rFonts w:ascii="Arial" w:hAnsi="Arial" w:cs="Arial"/>
+        </w:rPr>
+        <w:t>como</w:t>
+      </w:r>
+      <w:proofErr w:type="spellEnd"/>
+      <w:r>
+        <w:rPr>
+          <w:rFonts w:ascii="Arial" w:hAnsi="Arial" w:cs="Arial"/>
+        </w:rPr>
+        <w:t xml:space="preserve"> </w:t>
+      </w:r>
+      <w:proofErr w:type="spellStart"/>
+      <w:r>
+        <w:rPr>
+          <w:rFonts w:ascii="Arial" w:hAnsi="Arial" w:cs="Arial"/>
+        </w:rPr>
+        <w:t>idade</w:t>
+      </w:r>
+      <w:proofErr w:type="spellEnd"/>
+      <w:r>
+        <w:rPr>
+          <w:rFonts w:ascii="Arial" w:hAnsi="Arial" w:cs="Arial"/>
+        </w:rPr>
+        <w:t xml:space="preserve">, </w:t>
+      </w:r>
+      <w:proofErr w:type="spellStart"/>
+      <w:r>
+        <w:rPr>
+          <w:rFonts w:ascii="Arial" w:hAnsi="Arial" w:cs="Arial"/>
+        </w:rPr>
+        <w:t>sexo</w:t>
+      </w:r>
+      <w:proofErr w:type="spellEnd"/>
+      <w:r>
+        <w:rPr>
+          <w:rFonts w:ascii="Arial" w:hAnsi="Arial" w:cs="Arial"/>
+        </w:rPr>
+        <w:t xml:space="preserve">, </w:t>
+      </w:r>
+      <w:proofErr w:type="spellStart"/>
+      <w:r>
+        <w:rPr>
+          <w:rFonts w:ascii="Arial" w:hAnsi="Arial" w:cs="Arial"/>
+        </w:rPr>
+        <w:t>classe</w:t>
+      </w:r>
+      <w:proofErr w:type="spellEnd"/>
+      <w:r>
+        <w:rPr>
+          <w:rFonts w:ascii="Arial" w:hAnsi="Arial" w:cs="Arial"/>
+        </w:rPr>
+        <w:t xml:space="preserve"> da </w:t>
+      </w:r>
+      <w:proofErr w:type="spellStart"/>
+      <w:r>
+        <w:rPr>
+          <w:rFonts w:ascii="Arial" w:hAnsi="Arial" w:cs="Arial"/>
+        </w:rPr>
+        <w:t>passagem</w:t>
+      </w:r>
+      <w:proofErr w:type="spellEnd"/>
+      <w:r>
+        <w:rPr>
+          <w:rFonts w:ascii="Arial" w:hAnsi="Arial" w:cs="Arial"/>
+        </w:rPr>
+        <w:t xml:space="preserve">, </w:t>
+      </w:r>
+      <w:proofErr w:type="spellStart"/>
+      <w:r>
+        <w:rPr>
+          <w:rFonts w:ascii="Arial" w:hAnsi="Arial" w:cs="Arial"/>
+        </w:rPr>
+        <w:t>tarifa</w:t>
+      </w:r>
+      <w:proofErr w:type="spellEnd"/>
+      <w:r>
+        <w:rPr>
+          <w:rFonts w:ascii="Arial" w:hAnsi="Arial" w:cs="Arial"/>
+        </w:rPr>
+        <w:t xml:space="preserve"> </w:t>
+      </w:r>
+      <w:proofErr w:type="spellStart"/>
+      <w:r>
+        <w:rPr>
+          <w:rFonts w:ascii="Arial" w:hAnsi="Arial" w:cs="Arial"/>
+        </w:rPr>
+        <w:t>paga</w:t>
+      </w:r>
+      <w:proofErr w:type="spellEnd"/>
+      <w:r>
+        <w:rPr>
+          <w:rFonts w:ascii="Arial" w:hAnsi="Arial" w:cs="Arial"/>
+        </w:rPr>
+        <w:t xml:space="preserve"> e </w:t>
+      </w:r>
+      <w:proofErr w:type="spellStart"/>
+      <w:r>
+        <w:rPr>
+          <w:rFonts w:ascii="Arial" w:hAnsi="Arial" w:cs="Arial"/>
+        </w:rPr>
+        <w:t>número</w:t>
+      </w:r>
+      <w:proofErr w:type="spellEnd"/>
+      <w:r>
+        <w:rPr>
+          <w:rFonts w:ascii="Arial" w:hAnsi="Arial" w:cs="Arial"/>
+        </w:rPr>
+        <w:t xml:space="preserve"> de </w:t>
+      </w:r>
+      <w:proofErr w:type="spellStart"/>
+      <w:r>
+        <w:rPr>
+          <w:rFonts w:ascii="Arial" w:hAnsi="Arial" w:cs="Arial"/>
+        </w:rPr>
+        <w:t>parentes</w:t>
+      </w:r>
+      <w:proofErr w:type="spellEnd"/>
+      <w:r>
+        <w:rPr>
+          <w:rFonts w:ascii="Arial" w:hAnsi="Arial" w:cs="Arial"/>
+        </w:rPr>
+        <w:t xml:space="preserve"> a </w:t>
+      </w:r>
+      <w:proofErr w:type="spellStart"/>
+      <w:r>
+        <w:rPr>
+          <w:rFonts w:ascii="Arial" w:hAnsi="Arial" w:cs="Arial"/>
+        </w:rPr>
+        <w:t>bordo</w:t>
+      </w:r>
+      <w:proofErr w:type="spellEnd"/>
+      <w:r>
+        <w:rPr>
+          <w:rFonts w:ascii="Arial" w:hAnsi="Arial" w:cs="Arial"/>
+        </w:rPr>
+        <w:t xml:space="preserve">. </w:t>
+      </w:r>
+    </w:p>
+    <w:p>
+      <w:pPr>
+        <w:rPr>
+          <w:lang w:val="pt-BR"/>
+        </w:rPr>
+      </w:pPr>
+    </w:p>
+    <w:p>
+      <w:pPr>
+        <w:rPr>
+          <w:lang w:val="pt-BR"/>
+        </w:rPr>
+      </w:pPr>
+      <w:r>
+        <w:rPr>
+          <w:noProof/>
+        </w:rPr>
+        <w:drawing>
+          <wp:anchor distT="0" distB="0" distL="114300" distR="114300" simplePos="0" relativeHeight="251661312" behindDoc="0" locked="0" layoutInCell="1" allowOverlap="1" wp14:anchorId="60AD0080" wp14:editId="4E31B094">
+            <wp:simplePos x="0" y="0"/>
+            <wp:positionH relativeFrom="column">
+              <wp:posOffset>25689</wp:posOffset>
+            </wp:positionH>
+            <wp:positionV relativeFrom="paragraph">
+              <wp:posOffset>13480</wp:posOffset>
+            </wp:positionV>
+            <wp:extent cx="2621915" cy="1741805"/>
+            <wp:effectExtent l="0" t="0" r="6985" b="0"/>
+            <wp:wrapSquare wrapText="bothSides"/>
+            <wp:docPr id="1732478731" name="Picture 1" descr="Saiba 5 fatos curiosos relacionados à história do Titanic | National  Geographic | National Geographic"/>
+            <wp:cNvGraphicFramePr>
+              <a:graphicFrameLocks xmlns:a="http://schemas.openxmlformats.org/drawingml/2006/main" noChangeAspect="1"/>
+            </wp:cNvGraphicFramePr>
+            <a:graphic xmlns:a="http://schemas.openxmlformats.org/drawingml/2006/main">
+              <a:graphicData uri="http://schemas.openxmlformats.org/drawingml/2006/picture">
+                <pic:pic xmlns:pic="http://schemas.openxmlformats.org/drawingml/2006/picture">
+                  <pic:nvPicPr>
+                    <pic:cNvPr id="0" name="Picture 1" descr="Saiba 5 fatos curiosos relacionados à história do Titanic | National  Geographic | National Geographic"/>
+                    <pic:cNvPicPr>
+                      <a:picLocks noChangeAspect="1" noChangeArrowheads="1"/>
+                    </pic:cNvPicPr>
+                  </pic:nvPicPr>
+                  <pic:blipFill>
+                    <a:blip r:embed="rId6">
+                      <a:extLst>
+                        <a:ext uri="{28A0092B-C50C-407E-A947-70E740481C1C}">
+                          <a14:useLocalDpi xmlns:a14="http://schemas.microsoft.com/office/drawing/2010/main" val="0"/>
+                        </a:ext>
+                      </a:extLst>
+                    </a:blip>
+                    <a:srcRect/>
+                    <a:stretch>
+                      <a:fillRect/>
+                    </a:stretch>
+                  </pic:blipFill>
+                  <pic:spPr bwMode="auto">
+                    <a:xfrm>
+                      <a:off x="0" y="0"/>
+                      <a:ext cx="2621915" cy="1741805"/>
+                    </a:xfrm>
+                    <a:prstGeom prst="rect">
+                      <a:avLst/>
+                    </a:prstGeom>
+                    <a:noFill/>
+                    <a:ln>
+                      <a:noFill/>
+                    </a:ln>
+                  </pic:spPr>
+                </pic:pic>
+              </a:graphicData>
+            </a:graphic>
+          </wp:anchor>
+        </w:drawing>
+      </w:r>
     </w:p>
     <w:p>
       <w:pPr>
         <w:pStyle w:val="Heading8"/>
         <w:rPr>
-          <w:rFonts w:eastAsia="SimSun" w:cs="Times New Roman"/>
-          <w:szCs w:val="24"/>
-          <w:lang w:val="pt-BR"/>
-        </w:rPr>
-      </w:pPr>
-      <w:r>
-        <w:rPr>
-          <w:rFonts w:eastAsia="SimSun" w:cs="Times New Roman"/>
-          <w:szCs w:val="24"/>
-          <w:lang w:val="pt-BR"/>
-        </w:rPr>
-        <w:t xml:space="preserve">Para o trabalho do Checkpoint 1 da disciplina de Data Science and Statistics, deveríamos escolher um dataset do Kaggle para realizar análises estatísticas. O grupo escolheu o Titanic Dataset por ser um tema interessante e conhecido. O dataset apresenta informações sobre passageiros do navio Titanic com o objetivo de prever quais sobreviveram ao naufrágio. O conjunto de treinamento possui 891 registros e 12 colunas com características como idade, sexo, classe da passagem, tarifa paga e número de parentes a bordo. </w:t>
-      </w:r>
-    </w:p>
-    <w:p>
-      <w:pPr>
-        <w:pStyle w:val="Heading8"/>
-        <w:rPr>
           <w:lang w:val="pt-BR"/>
         </w:rPr>
       </w:pPr>
@@ -113,7 +777,7 @@
         </w:rPr>
         <w:t xml:space="preserve">Link: </w:t>
       </w:r>
-      <w:hyperlink r:id="rId6" w:history="1">
+      <w:hyperlink r:id="rId7" w:history="1">
         <w:r>
           <w:rPr>
             <w:rStyle w:val="Hyperlink"/>
@@ -132,17 +796,70 @@
     </w:p>
     <w:p>
       <w:pPr>
-        <w:pStyle w:val="Heading3"/>
-        <w:numPr>
-          <w:ilvl w:val="0"/>
-          <w:numId w:val="1"/>
-        </w:numPr>
-        <w:rPr>
-          <w:lang w:val="pt-BR"/>
-        </w:rPr>
-      </w:pPr>
-      <w:r>
-        <w:rPr>
+        <w:rPr>
+          <w:lang w:val="pt-BR"/>
+        </w:rPr>
+      </w:pPr>
+    </w:p>
+    <w:p>
+      <w:pPr>
+        <w:rPr>
+          <w:lang w:val="pt-BR"/>
+        </w:rPr>
+      </w:pPr>
+    </w:p>
+    <w:p>
+      <w:pPr>
+        <w:rPr>
+          <w:lang w:val="pt-BR"/>
+        </w:rPr>
+      </w:pPr>
+    </w:p>
+    <w:p>
+      <w:pPr>
+        <w:rPr>
+          <w:lang w:val="pt-BR"/>
+        </w:rPr>
+      </w:pPr>
+    </w:p>
+    <w:p>
+      <w:pPr>
+        <w:rPr>
+          <w:lang w:val="pt-BR"/>
+        </w:rPr>
+      </w:pPr>
+    </w:p>
+    <w:p>
+      <w:pPr>
+        <w:rPr>
+          <w:lang w:val="pt-BR"/>
+        </w:rPr>
+      </w:pPr>
+    </w:p>
+    <w:p>
+      <w:pPr>
+        <w:rPr>
+          <w:lang w:val="pt-BR"/>
+        </w:rPr>
+      </w:pPr>
+      <w:r>
+        <w:rPr>
+          <w:rFonts w:ascii="Arial" w:hAnsi="Arial" w:cs="Arial"/>
+          <w:b/>
+          <w:bCs/>
+          <w:sz w:val="24"/>
+          <w:szCs w:val="24"/>
+          <w:lang w:val="pt-BR"/>
+        </w:rPr>
+        <w:t xml:space="preserve">2. </w:t>
+      </w:r>
+      <w:r>
+        <w:rPr>
+          <w:rFonts w:ascii="Arial" w:hAnsi="Arial" w:cs="Arial"/>
+          <w:b/>
+          <w:bCs/>
+          <w:sz w:val="24"/>
+          <w:szCs w:val="24"/>
           <w:lang w:val="pt-BR"/>
         </w:rPr>
         <w:t>Preparação de Qualidade dos Dados</w:t>
@@ -2385,606 +3102,667 @@
     </w:p>
     <w:p>
       <w:pPr>
+        <w:spacing w:line="276" w:lineRule="auto"/>
+        <w:jc w:val="both"/>
+        <w:rPr>
+          <w:rFonts w:ascii="Arial" w:hAnsi="Arial" w:cs="Arial"/>
+          <w:lang w:val="pt-BR"/>
+        </w:rPr>
+      </w:pPr>
+      <w:r>
+        <w:rPr>
+          <w:rFonts w:ascii="Arial" w:hAnsi="Arial" w:cs="Arial"/>
+          <w:lang w:val="pt-BR"/>
+        </w:rPr>
+        <w:t>A análise mostrou que Cabin tinha 77,10% de dados ausentes, Age 19,87% e Embarked 0,22%. Por isso, a coluna Cabin foi removida e as linhas com nulos em Age e Embarked foram excluídas. Após a limpeza, a base ficou com 712 linhas e 11 colunas, sem valores ausentes nas variáveis restantes.</w:t>
+      </w:r>
+    </w:p>
+    <w:p>
+      <w:pPr>
+        <w:spacing w:line="276" w:lineRule="auto"/>
+        <w:jc w:val="both"/>
+        <w:rPr>
+          <w:rFonts w:eastAsia="SimSun" w:cs="Times New Roman"/>
+          <w:sz w:val="24"/>
+          <w:szCs w:val="24"/>
+          <w:lang w:val="pt-BR" w:bidi="ar"/>
+        </w:rPr>
+      </w:pPr>
+    </w:p>
+    <w:p>
+      <w:pPr>
+        <w:spacing w:line="276" w:lineRule="auto"/>
+        <w:jc w:val="both"/>
+        <w:rPr>
+          <w:rFonts w:eastAsia="SimSun" w:cs="Times New Roman"/>
+          <w:sz w:val="24"/>
+          <w:szCs w:val="24"/>
+          <w:lang w:val="pt-BR" w:bidi="ar"/>
+        </w:rPr>
+      </w:pPr>
+      <w:r>
+        <w:rPr>
+          <w:rFonts w:ascii="Arial" w:eastAsia="SimSun" w:hAnsi="Arial" w:cs="Arial"/>
+          <w:b/>
+          <w:bCs/>
+          <w:sz w:val="24"/>
+          <w:szCs w:val="24"/>
+          <w:lang w:val="pt-BR"/>
+        </w:rPr>
+        <w:t xml:space="preserve">3. </w:t>
+      </w:r>
+      <w:r>
+        <w:rPr>
+          <w:rFonts w:ascii="Arial" w:eastAsia="SimSun" w:hAnsi="Arial" w:cs="Arial"/>
+          <w:b/>
+          <w:bCs/>
+          <w:sz w:val="24"/>
+          <w:szCs w:val="24"/>
+          <w:lang w:val="pt-BR"/>
+        </w:rPr>
+        <w:t>Estatística descritiva “com interpretação</w:t>
+      </w:r>
+    </w:p>
+    <w:p>
+      <w:pPr>
+        <w:rPr>
+          <w:rFonts w:ascii="Arial" w:hAnsi="Arial"/>
+          <w:b/>
+          <w:sz w:val="26"/>
+          <w:lang w:val="pt-BR"/>
+        </w:rPr>
+      </w:pPr>
+    </w:p>
+    <w:p>
+      <w:pPr>
+        <w:shd w:val="clear" w:color="auto" w:fill="0B010B"/>
+        <w:rPr>
+          <w:rFonts w:ascii="Consolas" w:eastAsia="Consolas" w:hAnsi="Consolas" w:cs="Consolas"/>
+          <w:color w:val="D4D4D4"/>
+          <w:sz w:val="13"/>
+          <w:szCs w:val="13"/>
+          <w:shd w:val="clear" w:color="auto" w:fill="0B010B"/>
+          <w:lang w:val="pt-BR" w:bidi="ar"/>
+        </w:rPr>
+      </w:pPr>
+      <w:r>
+        <w:rPr>
+          <w:rFonts w:ascii="Consolas" w:eastAsia="Consolas" w:hAnsi="Consolas" w:cs="Consolas"/>
+          <w:color w:val="D4D4D4"/>
+          <w:sz w:val="13"/>
+          <w:szCs w:val="13"/>
+          <w:shd w:val="clear" w:color="auto" w:fill="0B010B"/>
+          <w:lang w:val="pt-BR" w:bidi="ar"/>
+        </w:rPr>
+        <w:t>==================================================</w:t>
+      </w:r>
+    </w:p>
+    <w:p>
+      <w:pPr>
+        <w:shd w:val="clear" w:color="auto" w:fill="0B010B"/>
+        <w:rPr>
+          <w:rFonts w:ascii="Consolas" w:eastAsia="Consolas" w:hAnsi="Consolas" w:cs="Consolas"/>
+          <w:color w:val="D4D4D4"/>
+          <w:sz w:val="13"/>
+          <w:szCs w:val="13"/>
+          <w:shd w:val="clear" w:color="auto" w:fill="0B010B"/>
+          <w:lang w:val="pt-BR" w:bidi="ar"/>
+        </w:rPr>
+      </w:pPr>
+      <w:r>
+        <w:rPr>
+          <w:rFonts w:ascii="Consolas" w:eastAsia="Consolas" w:hAnsi="Consolas" w:cs="Consolas"/>
+          <w:color w:val="D4D4D4"/>
+          <w:sz w:val="13"/>
+          <w:szCs w:val="13"/>
+          <w:shd w:val="clear" w:color="auto" w:fill="0B010B"/>
+          <w:lang w:val="pt-BR" w:bidi="ar"/>
+        </w:rPr>
+        <w:t>VARIÁVEL: Age</w:t>
+      </w:r>
+    </w:p>
+    <w:p>
+      <w:pPr>
+        <w:shd w:val="clear" w:color="auto" w:fill="0B010B"/>
+        <w:rPr>
+          <w:rFonts w:ascii="Consolas" w:eastAsia="Consolas" w:hAnsi="Consolas" w:cs="Consolas"/>
+          <w:color w:val="D4D4D4"/>
+          <w:sz w:val="13"/>
+          <w:szCs w:val="13"/>
+          <w:shd w:val="clear" w:color="auto" w:fill="0B010B"/>
+          <w:lang w:val="pt-BR" w:bidi="ar"/>
+        </w:rPr>
+      </w:pPr>
+      <w:r>
+        <w:rPr>
+          <w:rFonts w:ascii="Consolas" w:eastAsia="Consolas" w:hAnsi="Consolas" w:cs="Consolas"/>
+          <w:color w:val="D4D4D4"/>
+          <w:sz w:val="13"/>
+          <w:szCs w:val="13"/>
+          <w:shd w:val="clear" w:color="auto" w:fill="0B010B"/>
+          <w:lang w:val="pt-BR" w:bidi="ar"/>
+        </w:rPr>
+        <w:t>==================================================</w:t>
+      </w:r>
+    </w:p>
+    <w:p>
+      <w:pPr>
+        <w:shd w:val="clear" w:color="auto" w:fill="0B010B"/>
+        <w:rPr>
+          <w:rFonts w:ascii="Consolas" w:eastAsia="Consolas" w:hAnsi="Consolas" w:cs="Consolas"/>
+          <w:color w:val="D4D4D4"/>
+          <w:sz w:val="13"/>
+          <w:szCs w:val="13"/>
+          <w:shd w:val="clear" w:color="auto" w:fill="0B010B"/>
+          <w:lang w:val="pt-BR" w:bidi="ar"/>
+        </w:rPr>
+      </w:pPr>
+      <w:r>
+        <w:rPr>
+          <w:rFonts w:ascii="Consolas" w:eastAsia="Consolas" w:hAnsi="Consolas" w:cs="Consolas"/>
+          <w:color w:val="D4D4D4"/>
+          <w:sz w:val="13"/>
+          <w:szCs w:val="13"/>
+          <w:shd w:val="clear" w:color="auto" w:fill="0B010B"/>
+          <w:lang w:val="pt-BR" w:bidi="ar"/>
+        </w:rPr>
+        <w:t>Média: 29.642</w:t>
+      </w:r>
+    </w:p>
+    <w:p>
+      <w:pPr>
+        <w:shd w:val="clear" w:color="auto" w:fill="0B010B"/>
+        <w:rPr>
+          <w:rFonts w:ascii="Consolas" w:eastAsia="Consolas" w:hAnsi="Consolas" w:cs="Consolas"/>
+          <w:color w:val="D4D4D4"/>
+          <w:sz w:val="13"/>
+          <w:szCs w:val="13"/>
+          <w:shd w:val="clear" w:color="auto" w:fill="0B010B"/>
+          <w:lang w:val="pt-BR" w:bidi="ar"/>
+        </w:rPr>
+      </w:pPr>
+      <w:r>
+        <w:rPr>
+          <w:rFonts w:ascii="Consolas" w:eastAsia="Consolas" w:hAnsi="Consolas" w:cs="Consolas"/>
+          <w:color w:val="D4D4D4"/>
+          <w:sz w:val="13"/>
+          <w:szCs w:val="13"/>
+          <w:shd w:val="clear" w:color="auto" w:fill="0B010B"/>
+          <w:lang w:val="pt-BR" w:bidi="ar"/>
+        </w:rPr>
+        <w:t>Mediana: 28.000</w:t>
+      </w:r>
+    </w:p>
+    <w:p>
+      <w:pPr>
+        <w:shd w:val="clear" w:color="auto" w:fill="0B010B"/>
+        <w:rPr>
+          <w:rFonts w:ascii="Consolas" w:eastAsia="Consolas" w:hAnsi="Consolas" w:cs="Consolas"/>
+          <w:color w:val="D4D4D4"/>
+          <w:sz w:val="13"/>
+          <w:szCs w:val="13"/>
+          <w:shd w:val="clear" w:color="auto" w:fill="0B010B"/>
+          <w:lang w:val="pt-BR" w:bidi="ar"/>
+        </w:rPr>
+      </w:pPr>
+      <w:r>
+        <w:rPr>
+          <w:rFonts w:ascii="Consolas" w:eastAsia="Consolas" w:hAnsi="Consolas" w:cs="Consolas"/>
+          <w:color w:val="D4D4D4"/>
+          <w:sz w:val="13"/>
+          <w:szCs w:val="13"/>
+          <w:shd w:val="clear" w:color="auto" w:fill="0B010B"/>
+          <w:lang w:val="pt-BR" w:bidi="ar"/>
+        </w:rPr>
+        <w:t>Moda: 24.000</w:t>
+      </w:r>
+    </w:p>
+    <w:p>
+      <w:pPr>
+        <w:shd w:val="clear" w:color="auto" w:fill="0B010B"/>
+        <w:rPr>
+          <w:rFonts w:ascii="Consolas" w:eastAsia="Consolas" w:hAnsi="Consolas" w:cs="Consolas"/>
+          <w:color w:val="D4D4D4"/>
+          <w:sz w:val="13"/>
+          <w:szCs w:val="13"/>
+          <w:shd w:val="clear" w:color="auto" w:fill="0B010B"/>
+          <w:lang w:val="pt-BR" w:bidi="ar"/>
+        </w:rPr>
+      </w:pPr>
+      <w:r>
+        <w:rPr>
+          <w:rFonts w:ascii="Consolas" w:eastAsia="Consolas" w:hAnsi="Consolas" w:cs="Consolas"/>
+          <w:color w:val="D4D4D4"/>
+          <w:sz w:val="13"/>
+          <w:szCs w:val="13"/>
+          <w:shd w:val="clear" w:color="auto" w:fill="0B010B"/>
+          <w:lang w:val="pt-BR" w:bidi="ar"/>
+        </w:rPr>
+        <w:t>Variância amostral: 210.045</w:t>
+      </w:r>
+    </w:p>
+    <w:p>
+      <w:pPr>
+        <w:shd w:val="clear" w:color="auto" w:fill="0B010B"/>
+        <w:rPr>
+          <w:rFonts w:ascii="Consolas" w:eastAsia="Consolas" w:hAnsi="Consolas" w:cs="Consolas"/>
+          <w:color w:val="D4D4D4"/>
+          <w:sz w:val="13"/>
+          <w:szCs w:val="13"/>
+          <w:shd w:val="clear" w:color="auto" w:fill="0B010B"/>
+          <w:lang w:val="pt-BR" w:bidi="ar"/>
+        </w:rPr>
+      </w:pPr>
+      <w:r>
+        <w:rPr>
+          <w:rFonts w:ascii="Consolas" w:eastAsia="Consolas" w:hAnsi="Consolas" w:cs="Consolas"/>
+          <w:color w:val="D4D4D4"/>
+          <w:sz w:val="13"/>
+          <w:szCs w:val="13"/>
+          <w:shd w:val="clear" w:color="auto" w:fill="0B010B"/>
+          <w:lang w:val="pt-BR" w:bidi="ar"/>
+        </w:rPr>
+        <w:t>Desvio-padrão amostral: 14.493</w:t>
+      </w:r>
+    </w:p>
+    <w:p>
+      <w:pPr>
+        <w:shd w:val="clear" w:color="auto" w:fill="0B010B"/>
+        <w:rPr>
+          <w:rFonts w:ascii="Consolas" w:eastAsia="Consolas" w:hAnsi="Consolas" w:cs="Consolas"/>
+          <w:color w:val="D4D4D4"/>
+          <w:sz w:val="13"/>
+          <w:szCs w:val="13"/>
+          <w:shd w:val="clear" w:color="auto" w:fill="0B010B"/>
+          <w:lang w:val="pt-BR" w:bidi="ar"/>
+        </w:rPr>
+      </w:pPr>
+    </w:p>
+    <w:p>
+      <w:pPr>
+        <w:shd w:val="clear" w:color="auto" w:fill="0B010B"/>
+        <w:rPr>
+          <w:rFonts w:ascii="Consolas" w:eastAsia="Consolas" w:hAnsi="Consolas" w:cs="Consolas"/>
+          <w:color w:val="D4D4D4"/>
+          <w:sz w:val="13"/>
+          <w:szCs w:val="13"/>
+          <w:shd w:val="clear" w:color="auto" w:fill="0B010B"/>
+          <w:lang w:val="pt-BR" w:bidi="ar"/>
+        </w:rPr>
+      </w:pPr>
+    </w:p>
+    <w:p>
+      <w:pPr>
+        <w:shd w:val="clear" w:color="auto" w:fill="0B010B"/>
+        <w:rPr>
+          <w:rFonts w:ascii="Consolas" w:eastAsia="Consolas" w:hAnsi="Consolas" w:cs="Consolas"/>
+          <w:color w:val="D4D4D4"/>
+          <w:sz w:val="13"/>
+          <w:szCs w:val="13"/>
+          <w:shd w:val="clear" w:color="auto" w:fill="0B010B"/>
+          <w:lang w:val="pt-BR" w:bidi="ar"/>
+        </w:rPr>
+      </w:pPr>
+      <w:r>
+        <w:rPr>
+          <w:rFonts w:ascii="Consolas" w:eastAsia="Consolas" w:hAnsi="Consolas" w:cs="Consolas"/>
+          <w:color w:val="D4D4D4"/>
+          <w:sz w:val="13"/>
+          <w:szCs w:val="13"/>
+          <w:shd w:val="clear" w:color="auto" w:fill="0B010B"/>
+          <w:lang w:val="pt-BR" w:bidi="ar"/>
+        </w:rPr>
+        <w:t>==================================================</w:t>
+      </w:r>
+    </w:p>
+    <w:p>
+      <w:pPr>
+        <w:shd w:val="clear" w:color="auto" w:fill="0B010B"/>
+        <w:rPr>
+          <w:rFonts w:ascii="Consolas" w:eastAsia="Consolas" w:hAnsi="Consolas" w:cs="Consolas"/>
+          <w:color w:val="D4D4D4"/>
+          <w:sz w:val="13"/>
+          <w:szCs w:val="13"/>
+          <w:shd w:val="clear" w:color="auto" w:fill="0B010B"/>
+          <w:lang w:val="pt-BR" w:bidi="ar"/>
+        </w:rPr>
+      </w:pPr>
+      <w:r>
+        <w:rPr>
+          <w:rFonts w:ascii="Consolas" w:eastAsia="Consolas" w:hAnsi="Consolas" w:cs="Consolas"/>
+          <w:color w:val="D4D4D4"/>
+          <w:sz w:val="13"/>
+          <w:szCs w:val="13"/>
+          <w:shd w:val="clear" w:color="auto" w:fill="0B010B"/>
+          <w:lang w:val="pt-BR" w:bidi="ar"/>
+        </w:rPr>
+        <w:t>VARIÁVEL: Fare</w:t>
+      </w:r>
+    </w:p>
+    <w:p>
+      <w:pPr>
+        <w:shd w:val="clear" w:color="auto" w:fill="0B010B"/>
+        <w:rPr>
+          <w:rFonts w:ascii="Consolas" w:eastAsia="Consolas" w:hAnsi="Consolas" w:cs="Consolas"/>
+          <w:color w:val="D4D4D4"/>
+          <w:sz w:val="13"/>
+          <w:szCs w:val="13"/>
+          <w:shd w:val="clear" w:color="auto" w:fill="0B010B"/>
+          <w:lang w:val="pt-BR" w:bidi="ar"/>
+        </w:rPr>
+      </w:pPr>
+      <w:r>
+        <w:rPr>
+          <w:rFonts w:ascii="Consolas" w:eastAsia="Consolas" w:hAnsi="Consolas" w:cs="Consolas"/>
+          <w:color w:val="D4D4D4"/>
+          <w:sz w:val="13"/>
+          <w:szCs w:val="13"/>
+          <w:shd w:val="clear" w:color="auto" w:fill="0B010B"/>
+          <w:lang w:val="pt-BR" w:bidi="ar"/>
+        </w:rPr>
+        <w:t>==================================================</w:t>
+      </w:r>
+    </w:p>
+    <w:p>
+      <w:pPr>
+        <w:shd w:val="clear" w:color="auto" w:fill="0B010B"/>
+        <w:rPr>
+          <w:rFonts w:ascii="Consolas" w:eastAsia="Consolas" w:hAnsi="Consolas" w:cs="Consolas"/>
+          <w:color w:val="D4D4D4"/>
+          <w:sz w:val="13"/>
+          <w:szCs w:val="13"/>
+          <w:shd w:val="clear" w:color="auto" w:fill="0B010B"/>
+          <w:lang w:val="pt-BR" w:bidi="ar"/>
+        </w:rPr>
+      </w:pPr>
+      <w:r>
+        <w:rPr>
+          <w:rFonts w:ascii="Consolas" w:eastAsia="Consolas" w:hAnsi="Consolas" w:cs="Consolas"/>
+          <w:color w:val="D4D4D4"/>
+          <w:sz w:val="13"/>
+          <w:szCs w:val="13"/>
+          <w:shd w:val="clear" w:color="auto" w:fill="0B010B"/>
+          <w:lang w:val="pt-BR" w:bidi="ar"/>
+        </w:rPr>
+        <w:t>Média: 34.567</w:t>
+      </w:r>
+    </w:p>
+    <w:p>
+      <w:pPr>
+        <w:shd w:val="clear" w:color="auto" w:fill="0B010B"/>
+        <w:rPr>
+          <w:rFonts w:ascii="Consolas" w:eastAsia="Consolas" w:hAnsi="Consolas" w:cs="Consolas"/>
+          <w:color w:val="D4D4D4"/>
+          <w:sz w:val="13"/>
+          <w:szCs w:val="13"/>
+          <w:shd w:val="clear" w:color="auto" w:fill="0B010B"/>
+          <w:lang w:val="pt-BR" w:bidi="ar"/>
+        </w:rPr>
+      </w:pPr>
+      <w:r>
+        <w:rPr>
+          <w:rFonts w:ascii="Consolas" w:eastAsia="Consolas" w:hAnsi="Consolas" w:cs="Consolas"/>
+          <w:color w:val="D4D4D4"/>
+          <w:sz w:val="13"/>
+          <w:szCs w:val="13"/>
+          <w:shd w:val="clear" w:color="auto" w:fill="0B010B"/>
+          <w:lang w:val="pt-BR" w:bidi="ar"/>
+        </w:rPr>
+        <w:t>Mediana: 15.646</w:t>
+      </w:r>
+    </w:p>
+    <w:p>
+      <w:pPr>
+        <w:shd w:val="clear" w:color="auto" w:fill="0B010B"/>
+        <w:rPr>
+          <w:rFonts w:ascii="Consolas" w:eastAsia="Consolas" w:hAnsi="Consolas" w:cs="Consolas"/>
+          <w:color w:val="D4D4D4"/>
+          <w:sz w:val="13"/>
+          <w:szCs w:val="13"/>
+          <w:shd w:val="clear" w:color="auto" w:fill="0B010B"/>
+          <w:lang w:val="pt-BR" w:bidi="ar"/>
+        </w:rPr>
+      </w:pPr>
+      <w:r>
+        <w:rPr>
+          <w:rFonts w:ascii="Consolas" w:eastAsia="Consolas" w:hAnsi="Consolas" w:cs="Consolas"/>
+          <w:color w:val="D4D4D4"/>
+          <w:sz w:val="13"/>
+          <w:szCs w:val="13"/>
+          <w:shd w:val="clear" w:color="auto" w:fill="0B010B"/>
+          <w:lang w:val="pt-BR" w:bidi="ar"/>
+        </w:rPr>
+        <w:t>Moda: 13.000</w:t>
+      </w:r>
+    </w:p>
+    <w:p>
+      <w:pPr>
+        <w:shd w:val="clear" w:color="auto" w:fill="0B010B"/>
+        <w:rPr>
+          <w:rFonts w:ascii="Consolas" w:eastAsia="Consolas" w:hAnsi="Consolas" w:cs="Consolas"/>
+          <w:color w:val="D4D4D4"/>
+          <w:sz w:val="13"/>
+          <w:szCs w:val="13"/>
+          <w:shd w:val="clear" w:color="auto" w:fill="0B010B"/>
+          <w:lang w:val="pt-BR" w:bidi="ar"/>
+        </w:rPr>
+      </w:pPr>
+      <w:r>
+        <w:rPr>
+          <w:rFonts w:ascii="Consolas" w:eastAsia="Consolas" w:hAnsi="Consolas" w:cs="Consolas"/>
+          <w:color w:val="D4D4D4"/>
+          <w:sz w:val="13"/>
+          <w:szCs w:val="13"/>
+          <w:shd w:val="clear" w:color="auto" w:fill="0B010B"/>
+          <w:lang w:val="pt-BR" w:bidi="ar"/>
+        </w:rPr>
+        <w:t>Variância amostral: 2802.500</w:t>
+      </w:r>
+    </w:p>
+    <w:p>
+      <w:pPr>
+        <w:shd w:val="clear" w:color="auto" w:fill="0B010B"/>
+        <w:rPr>
+          <w:rFonts w:ascii="Consolas" w:eastAsia="Consolas" w:hAnsi="Consolas" w:cs="Consolas"/>
+          <w:color w:val="D4D4D4"/>
+          <w:sz w:val="13"/>
+          <w:szCs w:val="13"/>
+          <w:shd w:val="clear" w:color="auto" w:fill="0B010B"/>
+          <w:lang w:val="pt-BR" w:bidi="ar"/>
+        </w:rPr>
+      </w:pPr>
+      <w:r>
+        <w:rPr>
+          <w:rFonts w:ascii="Consolas" w:eastAsia="Consolas" w:hAnsi="Consolas" w:cs="Consolas"/>
+          <w:color w:val="D4D4D4"/>
+          <w:sz w:val="13"/>
+          <w:szCs w:val="13"/>
+          <w:shd w:val="clear" w:color="auto" w:fill="0B010B"/>
+          <w:lang w:val="pt-BR" w:bidi="ar"/>
+        </w:rPr>
+        <w:t>Desvio-padrão amostral: 52.939</w:t>
+      </w:r>
+    </w:p>
+    <w:p>
+      <w:pPr>
+        <w:spacing w:line="276" w:lineRule="auto"/>
+        <w:jc w:val="both"/>
+        <w:rPr>
+          <w:rFonts w:ascii="Arial" w:hAnsi="Arial" w:cs="Arial"/>
+          <w:lang w:val="pt-BR"/>
+        </w:rPr>
+      </w:pPr>
+      <w:r>
+        <w:rPr>
+          <w:rFonts w:ascii="Arial" w:hAnsi="Arial" w:cs="Arial"/>
+          <w:lang w:val="pt-BR"/>
+        </w:rPr>
+        <w:t>A análise abaixo mostrou que a coluna Cabin possuía 77,10% de dados ausentes, enquanto Age apresentava 19,87% e Embarked 0,22%. Por esse motivo, a coluna Cabin foi removida por conter muitos valores faltantes. Também foram excluídas as linhas que possuíam valores nulos em Age e Embarked. Após a limpeza, a base passou a ter 712 linhas e 11 colunas, sem valores ausentes nas variáveis restantes</w:t>
+      </w:r>
+      <w:r>
+        <w:rPr>
+          <w:rFonts w:ascii="Arial" w:hAnsi="Arial" w:cs="Arial"/>
+          <w:lang w:val="pt-BR"/>
+        </w:rPr>
+        <w:t>.</w:t>
+      </w:r>
+    </w:p>
+    <w:p>
+      <w:pPr>
         <w:rPr>
           <w:rFonts w:eastAsia="SimSun" w:cs="Times New Roman"/>
           <w:szCs w:val="24"/>
           <w:lang w:val="pt-BR" w:bidi="ar"/>
         </w:rPr>
       </w:pPr>
-      <w:r>
-        <w:rPr>
-          <w:rFonts w:eastAsia="SimSun" w:cs="Times New Roman"/>
+    </w:p>
+    <w:p>
+      <w:pPr>
+        <w:spacing w:line="276" w:lineRule="auto"/>
+        <w:jc w:val="both"/>
+        <w:rPr>
+          <w:rFonts w:ascii="Arial" w:eastAsia="SimSun" w:hAnsi="Arial" w:cs="Arial"/>
+          <w:b/>
+          <w:bCs/>
+          <w:sz w:val="24"/>
           <w:szCs w:val="24"/>
-          <w:lang w:val="pt-BR" w:bidi="ar"/>
-        </w:rPr>
-        <w:t>A análise</w:t>
-      </w:r>
-      <w:r>
-        <w:rPr>
-          <w:rFonts w:eastAsia="SimSun" w:cs="Times New Roman"/>
+          <w:lang w:val="pt-BR"/>
+        </w:rPr>
+      </w:pPr>
+      <w:r>
+        <w:rPr>
+          <w:rFonts w:ascii="Arial" w:eastAsia="SimSun" w:hAnsi="Arial" w:cs="Arial"/>
+          <w:b/>
+          <w:bCs/>
+          <w:sz w:val="24"/>
           <w:szCs w:val="24"/>
-          <w:lang w:val="pt-BR" w:bidi="ar"/>
+          <w:lang w:val="pt-BR"/>
+        </w:rPr>
+        <w:t xml:space="preserve">4. </w:t>
+      </w:r>
+      <w:r>
+        <w:rPr>
+          <w:rFonts w:ascii="Arial" w:eastAsia="SimSun" w:hAnsi="Arial" w:cs="Arial"/>
+          <w:b/>
+          <w:bCs/>
+          <w:sz w:val="24"/>
+          <w:szCs w:val="24"/>
+          <w:lang w:val="pt-BR"/>
+        </w:rPr>
+        <w:t>Histogramas</w:t>
+      </w:r>
+    </w:p>
+    <w:p>
+      <w:pPr>
+        <w:spacing w:line="276" w:lineRule="auto"/>
+        <w:jc w:val="both"/>
+        <w:rPr>
+          <w:rFonts w:ascii="Arial" w:eastAsia="SimSun" w:hAnsi="Arial" w:cs="Arial"/>
+          <w:b/>
+          <w:bCs/>
+          <w:sz w:val="24"/>
+          <w:szCs w:val="24"/>
+          <w:lang w:val="pt-BR"/>
+        </w:rPr>
+      </w:pPr>
+    </w:p>
+    <w:p>
+      <w:pPr>
+        <w:spacing w:line="276" w:lineRule="auto"/>
+        <w:jc w:val="both"/>
+        <w:rPr>
+          <w:rFonts w:ascii="Arial" w:hAnsi="Arial" w:cs="Arial"/>
+          <w:b/>
+          <w:bCs/>
+          <w:lang w:val="pt-BR"/>
+        </w:rPr>
+      </w:pPr>
+      <w:r>
+        <w:rPr>
+          <w:rFonts w:ascii="Arial" w:hAnsi="Arial" w:cs="Arial"/>
+          <w:b/>
+          <w:bCs/>
+          <w:lang w:val="pt-BR"/>
+        </w:rPr>
+        <w:t>Histograma de Age</w:t>
+      </w:r>
+    </w:p>
+    <w:p>
+      <w:pPr>
+        <w:spacing w:line="276" w:lineRule="auto"/>
+        <w:jc w:val="both"/>
+        <w:rPr>
+          <w:rFonts w:ascii="Arial" w:hAnsi="Arial" w:cs="Arial"/>
+          <w:lang w:val="pt-BR"/>
+        </w:rPr>
+      </w:pPr>
+    </w:p>
+    <w:p>
+      <w:pPr>
+        <w:spacing w:line="276" w:lineRule="auto"/>
+        <w:jc w:val="both"/>
+        <w:rPr>
+          <w:rFonts w:ascii="Arial" w:hAnsi="Arial" w:cs="Arial"/>
+          <w:lang w:val="pt-BR"/>
+        </w:rPr>
+      </w:pPr>
+      <w:proofErr w:type="spellStart"/>
+      <w:r>
+        <w:rPr>
+          <w:rFonts w:ascii="Arial" w:hAnsi="Arial" w:cs="Arial"/>
+          <w:b/>
+          <w:bCs/>
+        </w:rPr>
+        <w:t>Simétrico</w:t>
+      </w:r>
+      <w:proofErr w:type="spellEnd"/>
+      <w:r>
+        <w:rPr>
+          <w:rFonts w:ascii="Arial" w:hAnsi="Arial" w:cs="Arial"/>
+          <w:b/>
+          <w:bCs/>
         </w:rPr>
         <w:t xml:space="preserve"> </w:t>
       </w:r>
-      <w:r>
-        <w:rPr>
-          <w:rFonts w:eastAsia="SimSun" w:cs="Times New Roman"/>
-          <w:szCs w:val="24"/>
-          <w:lang w:val="pt-BR" w:bidi="ar"/>
-        </w:rPr>
-        <w:t>mostrou que Cabin tinha 77,10% de dados ausentes, Age 19,87% e Embarked 0,22%. Por isso, a coluna Cabin foi removida e as linhas com nulos em Age e Embarked foram excluídas. Após a limpeza, a base ficou com 712 linhas e 11 colunas, sem valores ausentes nas variáveis restantes.</w:t>
-      </w:r>
-    </w:p>
-    <w:p>
-      <w:pPr>
-        <w:rPr>
-          <w:rFonts w:eastAsia="SimSun" w:cs="Times New Roman"/>
-          <w:szCs w:val="24"/>
-          <w:lang w:val="pt-BR" w:bidi="ar"/>
-        </w:rPr>
-      </w:pPr>
-    </w:p>
-    <w:p>
-      <w:pPr>
-        <w:numPr>
-          <w:ilvl w:val="0"/>
-          <w:numId w:val="1"/>
-        </w:numPr>
-        <w:rPr>
-          <w:rFonts w:ascii="Arial" w:hAnsi="Arial"/>
-          <w:b/>
-          <w:sz w:val="26"/>
-          <w:lang w:val="pt-BR"/>
-        </w:rPr>
-      </w:pPr>
-      <w:r>
-        <w:rPr>
-          <w:rFonts w:ascii="Arial" w:hAnsi="Arial"/>
-          <w:b/>
-          <w:sz w:val="26"/>
-          <w:lang w:val="pt-BR"/>
-        </w:rPr>
-        <w:t>Estatística descritiva “com interpretação</w:t>
-      </w:r>
-    </w:p>
-    <w:p>
-      <w:pPr>
-        <w:rPr>
-          <w:rFonts w:ascii="Arial" w:hAnsi="Arial"/>
-          <w:b/>
-          <w:sz w:val="26"/>
-          <w:lang w:val="pt-BR"/>
-        </w:rPr>
-      </w:pPr>
-    </w:p>
-    <w:p>
-      <w:pPr>
-        <w:shd w:val="clear" w:color="auto" w:fill="0B010B"/>
-        <w:rPr>
-          <w:rFonts w:ascii="Consolas" w:eastAsia="Consolas" w:hAnsi="Consolas" w:cs="Consolas"/>
-          <w:color w:val="D4D4D4"/>
-          <w:sz w:val="13"/>
-          <w:szCs w:val="13"/>
-          <w:shd w:val="clear" w:color="auto" w:fill="0B010B"/>
-          <w:lang w:val="pt-BR" w:bidi="ar"/>
-        </w:rPr>
-      </w:pPr>
-      <w:r>
-        <w:rPr>
-          <w:rFonts w:ascii="Consolas" w:eastAsia="Consolas" w:hAnsi="Consolas" w:cs="Consolas"/>
-          <w:color w:val="D4D4D4"/>
-          <w:sz w:val="13"/>
-          <w:szCs w:val="13"/>
-          <w:shd w:val="clear" w:color="auto" w:fill="0B010B"/>
-          <w:lang w:val="pt-BR" w:bidi="ar"/>
-        </w:rPr>
-        <w:t>==================================================</w:t>
-      </w:r>
-    </w:p>
-    <w:p>
-      <w:pPr>
-        <w:shd w:val="clear" w:color="auto" w:fill="0B010B"/>
-        <w:rPr>
-          <w:rFonts w:ascii="Consolas" w:eastAsia="Consolas" w:hAnsi="Consolas" w:cs="Consolas"/>
-          <w:color w:val="D4D4D4"/>
-          <w:sz w:val="13"/>
-          <w:szCs w:val="13"/>
-          <w:shd w:val="clear" w:color="auto" w:fill="0B010B"/>
-          <w:lang w:val="pt-BR" w:bidi="ar"/>
-        </w:rPr>
-      </w:pPr>
-      <w:r>
-        <w:rPr>
-          <w:rFonts w:ascii="Consolas" w:eastAsia="Consolas" w:hAnsi="Consolas" w:cs="Consolas"/>
-          <w:color w:val="D4D4D4"/>
-          <w:sz w:val="13"/>
-          <w:szCs w:val="13"/>
-          <w:shd w:val="clear" w:color="auto" w:fill="0B010B"/>
-          <w:lang w:val="pt-BR" w:bidi="ar"/>
-        </w:rPr>
-        <w:t>VARIÁVEL: Age</w:t>
-      </w:r>
-    </w:p>
-    <w:p>
-      <w:pPr>
-        <w:shd w:val="clear" w:color="auto" w:fill="0B010B"/>
-        <w:rPr>
-          <w:rFonts w:ascii="Consolas" w:eastAsia="Consolas" w:hAnsi="Consolas" w:cs="Consolas"/>
-          <w:color w:val="D4D4D4"/>
-          <w:sz w:val="13"/>
-          <w:szCs w:val="13"/>
-          <w:shd w:val="clear" w:color="auto" w:fill="0B010B"/>
-          <w:lang w:val="pt-BR" w:bidi="ar"/>
-        </w:rPr>
-      </w:pPr>
-      <w:r>
-        <w:rPr>
-          <w:rFonts w:ascii="Consolas" w:eastAsia="Consolas" w:hAnsi="Consolas" w:cs="Consolas"/>
-          <w:color w:val="D4D4D4"/>
-          <w:sz w:val="13"/>
-          <w:szCs w:val="13"/>
-          <w:shd w:val="clear" w:color="auto" w:fill="0B010B"/>
-          <w:lang w:val="pt-BR" w:bidi="ar"/>
-        </w:rPr>
-        <w:t>==================================================</w:t>
-      </w:r>
-    </w:p>
-    <w:p>
-      <w:pPr>
-        <w:shd w:val="clear" w:color="auto" w:fill="0B010B"/>
-        <w:rPr>
-          <w:rFonts w:ascii="Consolas" w:eastAsia="Consolas" w:hAnsi="Consolas" w:cs="Consolas"/>
-          <w:color w:val="D4D4D4"/>
-          <w:sz w:val="13"/>
-          <w:szCs w:val="13"/>
-          <w:shd w:val="clear" w:color="auto" w:fill="0B010B"/>
-          <w:lang w:val="pt-BR" w:bidi="ar"/>
-        </w:rPr>
-      </w:pPr>
-      <w:r>
-        <w:rPr>
-          <w:rFonts w:ascii="Consolas" w:eastAsia="Consolas" w:hAnsi="Consolas" w:cs="Consolas"/>
-          <w:color w:val="D4D4D4"/>
-          <w:sz w:val="13"/>
-          <w:szCs w:val="13"/>
-          <w:shd w:val="clear" w:color="auto" w:fill="0B010B"/>
-          <w:lang w:val="pt-BR" w:bidi="ar"/>
-        </w:rPr>
-        <w:t>Média: 29.642</w:t>
-      </w:r>
-    </w:p>
-    <w:p>
-      <w:pPr>
-        <w:shd w:val="clear" w:color="auto" w:fill="0B010B"/>
-        <w:rPr>
-          <w:rFonts w:ascii="Consolas" w:eastAsia="Consolas" w:hAnsi="Consolas" w:cs="Consolas"/>
-          <w:color w:val="D4D4D4"/>
-          <w:sz w:val="13"/>
-          <w:szCs w:val="13"/>
-          <w:shd w:val="clear" w:color="auto" w:fill="0B010B"/>
-          <w:lang w:val="pt-BR" w:bidi="ar"/>
-        </w:rPr>
-      </w:pPr>
-      <w:r>
-        <w:rPr>
-          <w:rFonts w:ascii="Consolas" w:eastAsia="Consolas" w:hAnsi="Consolas" w:cs="Consolas"/>
-          <w:color w:val="D4D4D4"/>
-          <w:sz w:val="13"/>
-          <w:szCs w:val="13"/>
-          <w:shd w:val="clear" w:color="auto" w:fill="0B010B"/>
-          <w:lang w:val="pt-BR" w:bidi="ar"/>
-        </w:rPr>
-        <w:t>Mediana: 28.000</w:t>
-      </w:r>
-    </w:p>
-    <w:p>
-      <w:pPr>
-        <w:shd w:val="clear" w:color="auto" w:fill="0B010B"/>
-        <w:rPr>
-          <w:rFonts w:ascii="Consolas" w:eastAsia="Consolas" w:hAnsi="Consolas" w:cs="Consolas"/>
-          <w:color w:val="D4D4D4"/>
-          <w:sz w:val="13"/>
-          <w:szCs w:val="13"/>
-          <w:shd w:val="clear" w:color="auto" w:fill="0B010B"/>
-          <w:lang w:val="pt-BR" w:bidi="ar"/>
-        </w:rPr>
-      </w:pPr>
-      <w:r>
-        <w:rPr>
-          <w:rFonts w:ascii="Consolas" w:eastAsia="Consolas" w:hAnsi="Consolas" w:cs="Consolas"/>
-          <w:color w:val="D4D4D4"/>
-          <w:sz w:val="13"/>
-          <w:szCs w:val="13"/>
-          <w:shd w:val="clear" w:color="auto" w:fill="0B010B"/>
-          <w:lang w:val="pt-BR" w:bidi="ar"/>
-        </w:rPr>
-        <w:t>Moda: 24.000</w:t>
-      </w:r>
-    </w:p>
-    <w:p>
-      <w:pPr>
-        <w:shd w:val="clear" w:color="auto" w:fill="0B010B"/>
-        <w:rPr>
-          <w:rFonts w:ascii="Consolas" w:eastAsia="Consolas" w:hAnsi="Consolas" w:cs="Consolas"/>
-          <w:color w:val="D4D4D4"/>
-          <w:sz w:val="13"/>
-          <w:szCs w:val="13"/>
-          <w:shd w:val="clear" w:color="auto" w:fill="0B010B"/>
-          <w:lang w:val="pt-BR" w:bidi="ar"/>
-        </w:rPr>
-      </w:pPr>
-      <w:r>
-        <w:rPr>
-          <w:rFonts w:ascii="Consolas" w:eastAsia="Consolas" w:hAnsi="Consolas" w:cs="Consolas"/>
-          <w:color w:val="D4D4D4"/>
-          <w:sz w:val="13"/>
-          <w:szCs w:val="13"/>
-          <w:shd w:val="clear" w:color="auto" w:fill="0B010B"/>
-          <w:lang w:val="pt-BR" w:bidi="ar"/>
-        </w:rPr>
-        <w:t>Variância amostral: 210.045</w:t>
-      </w:r>
-    </w:p>
-    <w:p>
-      <w:pPr>
-        <w:shd w:val="clear" w:color="auto" w:fill="0B010B"/>
-        <w:rPr>
-          <w:rFonts w:ascii="Consolas" w:eastAsia="Consolas" w:hAnsi="Consolas" w:cs="Consolas"/>
-          <w:color w:val="D4D4D4"/>
-          <w:sz w:val="13"/>
-          <w:szCs w:val="13"/>
-          <w:shd w:val="clear" w:color="auto" w:fill="0B010B"/>
-          <w:lang w:val="pt-BR" w:bidi="ar"/>
-        </w:rPr>
-      </w:pPr>
-      <w:r>
-        <w:rPr>
-          <w:rFonts w:ascii="Consolas" w:eastAsia="Consolas" w:hAnsi="Consolas" w:cs="Consolas"/>
-          <w:color w:val="D4D4D4"/>
-          <w:sz w:val="13"/>
-          <w:szCs w:val="13"/>
-          <w:shd w:val="clear" w:color="auto" w:fill="0B010B"/>
-          <w:lang w:val="pt-BR" w:bidi="ar"/>
-        </w:rPr>
-        <w:t>Desvio-padrão amostral: 14.493</w:t>
-      </w:r>
-    </w:p>
-    <w:p>
-      <w:pPr>
-        <w:shd w:val="clear" w:color="auto" w:fill="0B010B"/>
-        <w:rPr>
-          <w:rFonts w:ascii="Consolas" w:eastAsia="Consolas" w:hAnsi="Consolas" w:cs="Consolas"/>
-          <w:color w:val="D4D4D4"/>
-          <w:sz w:val="13"/>
-          <w:szCs w:val="13"/>
-          <w:shd w:val="clear" w:color="auto" w:fill="0B010B"/>
-          <w:lang w:val="pt-BR" w:bidi="ar"/>
-        </w:rPr>
-      </w:pPr>
-    </w:p>
-    <w:p>
-      <w:pPr>
-        <w:shd w:val="clear" w:color="auto" w:fill="0B010B"/>
-        <w:rPr>
-          <w:rFonts w:ascii="Consolas" w:eastAsia="Consolas" w:hAnsi="Consolas" w:cs="Consolas"/>
-          <w:color w:val="D4D4D4"/>
-          <w:sz w:val="13"/>
-          <w:szCs w:val="13"/>
-          <w:shd w:val="clear" w:color="auto" w:fill="0B010B"/>
-          <w:lang w:val="pt-BR" w:bidi="ar"/>
-        </w:rPr>
-      </w:pPr>
-    </w:p>
-    <w:p>
-      <w:pPr>
-        <w:shd w:val="clear" w:color="auto" w:fill="0B010B"/>
-        <w:rPr>
-          <w:rFonts w:ascii="Consolas" w:eastAsia="Consolas" w:hAnsi="Consolas" w:cs="Consolas"/>
-          <w:color w:val="D4D4D4"/>
-          <w:sz w:val="13"/>
-          <w:szCs w:val="13"/>
-          <w:shd w:val="clear" w:color="auto" w:fill="0B010B"/>
-          <w:lang w:val="pt-BR" w:bidi="ar"/>
-        </w:rPr>
-      </w:pPr>
-      <w:r>
-        <w:rPr>
-          <w:rFonts w:ascii="Consolas" w:eastAsia="Consolas" w:hAnsi="Consolas" w:cs="Consolas"/>
-          <w:color w:val="D4D4D4"/>
-          <w:sz w:val="13"/>
-          <w:szCs w:val="13"/>
-          <w:shd w:val="clear" w:color="auto" w:fill="0B010B"/>
-          <w:lang w:val="pt-BR" w:bidi="ar"/>
-        </w:rPr>
-        <w:t>==================================================</w:t>
-      </w:r>
-    </w:p>
-    <w:p>
-      <w:pPr>
-        <w:shd w:val="clear" w:color="auto" w:fill="0B010B"/>
-        <w:rPr>
-          <w:rFonts w:ascii="Consolas" w:eastAsia="Consolas" w:hAnsi="Consolas" w:cs="Consolas"/>
-          <w:color w:val="D4D4D4"/>
-          <w:sz w:val="13"/>
-          <w:szCs w:val="13"/>
-          <w:shd w:val="clear" w:color="auto" w:fill="0B010B"/>
-          <w:lang w:val="pt-BR" w:bidi="ar"/>
-        </w:rPr>
-      </w:pPr>
-      <w:r>
-        <w:rPr>
-          <w:rFonts w:ascii="Consolas" w:eastAsia="Consolas" w:hAnsi="Consolas" w:cs="Consolas"/>
-          <w:color w:val="D4D4D4"/>
-          <w:sz w:val="13"/>
-          <w:szCs w:val="13"/>
-          <w:shd w:val="clear" w:color="auto" w:fill="0B010B"/>
-          <w:lang w:val="pt-BR" w:bidi="ar"/>
-        </w:rPr>
-        <w:t>VARIÁVEL: Fare</w:t>
-      </w:r>
-    </w:p>
-    <w:p>
-      <w:pPr>
-        <w:shd w:val="clear" w:color="auto" w:fill="0B010B"/>
-        <w:rPr>
-          <w:rFonts w:ascii="Consolas" w:eastAsia="Consolas" w:hAnsi="Consolas" w:cs="Consolas"/>
-          <w:color w:val="D4D4D4"/>
-          <w:sz w:val="13"/>
-          <w:szCs w:val="13"/>
-          <w:shd w:val="clear" w:color="auto" w:fill="0B010B"/>
-          <w:lang w:val="pt-BR" w:bidi="ar"/>
-        </w:rPr>
-      </w:pPr>
-      <w:r>
-        <w:rPr>
-          <w:rFonts w:ascii="Consolas" w:eastAsia="Consolas" w:hAnsi="Consolas" w:cs="Consolas"/>
-          <w:color w:val="D4D4D4"/>
-          <w:sz w:val="13"/>
-          <w:szCs w:val="13"/>
-          <w:shd w:val="clear" w:color="auto" w:fill="0B010B"/>
-          <w:lang w:val="pt-BR" w:bidi="ar"/>
-        </w:rPr>
-        <w:t>==================================================</w:t>
-      </w:r>
-    </w:p>
-    <w:p>
-      <w:pPr>
-        <w:shd w:val="clear" w:color="auto" w:fill="0B010B"/>
-        <w:rPr>
-          <w:rFonts w:ascii="Consolas" w:eastAsia="Consolas" w:hAnsi="Consolas" w:cs="Consolas"/>
-          <w:color w:val="D4D4D4"/>
-          <w:sz w:val="13"/>
-          <w:szCs w:val="13"/>
-          <w:shd w:val="clear" w:color="auto" w:fill="0B010B"/>
-          <w:lang w:val="pt-BR" w:bidi="ar"/>
-        </w:rPr>
-      </w:pPr>
-      <w:r>
-        <w:rPr>
-          <w:rFonts w:ascii="Consolas" w:eastAsia="Consolas" w:hAnsi="Consolas" w:cs="Consolas"/>
-          <w:color w:val="D4D4D4"/>
-          <w:sz w:val="13"/>
-          <w:szCs w:val="13"/>
-          <w:shd w:val="clear" w:color="auto" w:fill="0B010B"/>
-          <w:lang w:val="pt-BR" w:bidi="ar"/>
-        </w:rPr>
-        <w:t>Média: 34.567</w:t>
-      </w:r>
-    </w:p>
-    <w:p>
-      <w:pPr>
-        <w:shd w:val="clear" w:color="auto" w:fill="0B010B"/>
-        <w:rPr>
-          <w:rFonts w:ascii="Consolas" w:eastAsia="Consolas" w:hAnsi="Consolas" w:cs="Consolas"/>
-          <w:color w:val="D4D4D4"/>
-          <w:sz w:val="13"/>
-          <w:szCs w:val="13"/>
-          <w:shd w:val="clear" w:color="auto" w:fill="0B010B"/>
-          <w:lang w:val="pt-BR" w:bidi="ar"/>
-        </w:rPr>
-      </w:pPr>
-      <w:r>
-        <w:rPr>
-          <w:rFonts w:ascii="Consolas" w:eastAsia="Consolas" w:hAnsi="Consolas" w:cs="Consolas"/>
-          <w:color w:val="D4D4D4"/>
-          <w:sz w:val="13"/>
-          <w:szCs w:val="13"/>
-          <w:shd w:val="clear" w:color="auto" w:fill="0B010B"/>
-          <w:lang w:val="pt-BR" w:bidi="ar"/>
-        </w:rPr>
-        <w:lastRenderedPageBreak/>
-        <w:t>Mediana: 15.646</w:t>
-      </w:r>
-    </w:p>
-    <w:p>
-      <w:pPr>
-        <w:shd w:val="clear" w:color="auto" w:fill="0B010B"/>
-        <w:rPr>
-          <w:rFonts w:ascii="Consolas" w:eastAsia="Consolas" w:hAnsi="Consolas" w:cs="Consolas"/>
-          <w:color w:val="D4D4D4"/>
-          <w:sz w:val="13"/>
-          <w:szCs w:val="13"/>
-          <w:shd w:val="clear" w:color="auto" w:fill="0B010B"/>
-          <w:lang w:val="pt-BR" w:bidi="ar"/>
-        </w:rPr>
-      </w:pPr>
-      <w:r>
-        <w:rPr>
-          <w:rFonts w:ascii="Consolas" w:eastAsia="Consolas" w:hAnsi="Consolas" w:cs="Consolas"/>
-          <w:color w:val="D4D4D4"/>
-          <w:sz w:val="13"/>
-          <w:szCs w:val="13"/>
-          <w:shd w:val="clear" w:color="auto" w:fill="0B010B"/>
-          <w:lang w:val="pt-BR" w:bidi="ar"/>
-        </w:rPr>
-        <w:t>Moda: 13.000</w:t>
-      </w:r>
-    </w:p>
-    <w:p>
-      <w:pPr>
-        <w:shd w:val="clear" w:color="auto" w:fill="0B010B"/>
-        <w:rPr>
-          <w:rFonts w:ascii="Consolas" w:eastAsia="Consolas" w:hAnsi="Consolas" w:cs="Consolas"/>
-          <w:color w:val="D4D4D4"/>
-          <w:sz w:val="13"/>
-          <w:szCs w:val="13"/>
-          <w:shd w:val="clear" w:color="auto" w:fill="0B010B"/>
-          <w:lang w:val="pt-BR" w:bidi="ar"/>
-        </w:rPr>
-      </w:pPr>
-      <w:r>
-        <w:rPr>
-          <w:rFonts w:ascii="Consolas" w:eastAsia="Consolas" w:hAnsi="Consolas" w:cs="Consolas"/>
-          <w:color w:val="D4D4D4"/>
-          <w:sz w:val="13"/>
-          <w:szCs w:val="13"/>
-          <w:shd w:val="clear" w:color="auto" w:fill="0B010B"/>
-          <w:lang w:val="pt-BR" w:bidi="ar"/>
-        </w:rPr>
-        <w:t>Variância amostral: 2802.500</w:t>
-      </w:r>
-    </w:p>
-    <w:p>
-      <w:pPr>
-        <w:shd w:val="clear" w:color="auto" w:fill="0B010B"/>
-        <w:rPr>
-          <w:rFonts w:ascii="Consolas" w:eastAsia="Consolas" w:hAnsi="Consolas" w:cs="Consolas"/>
-          <w:color w:val="D4D4D4"/>
-          <w:sz w:val="13"/>
-          <w:szCs w:val="13"/>
-          <w:shd w:val="clear" w:color="auto" w:fill="0B010B"/>
-          <w:lang w:val="pt-BR" w:bidi="ar"/>
-        </w:rPr>
-      </w:pPr>
-      <w:r>
-        <w:rPr>
-          <w:rFonts w:ascii="Consolas" w:eastAsia="Consolas" w:hAnsi="Consolas" w:cs="Consolas"/>
-          <w:color w:val="D4D4D4"/>
-          <w:sz w:val="13"/>
-          <w:szCs w:val="13"/>
-          <w:shd w:val="clear" w:color="auto" w:fill="0B010B"/>
-          <w:lang w:val="pt-BR" w:bidi="ar"/>
-        </w:rPr>
-        <w:t>Desvio-padrão amostral: 52.939</w:t>
-      </w:r>
-    </w:p>
-    <w:p>
-      <w:pPr>
-        <w:rPr>
-          <w:rFonts w:eastAsia="SimSun" w:cs="Times New Roman"/>
-          <w:szCs w:val="24"/>
-          <w:lang w:val="pt-BR" w:bidi="ar"/>
-        </w:rPr>
-      </w:pPr>
-    </w:p>
-    <w:p>
-      <w:pPr>
-        <w:rPr>
-          <w:rFonts w:eastAsia="SimSun" w:cs="Times New Roman"/>
-          <w:szCs w:val="24"/>
-          <w:lang w:val="pt-BR" w:bidi="ar"/>
-        </w:rPr>
-      </w:pPr>
-    </w:p>
-    <w:p>
-      <w:pPr>
-        <w:rPr>
-          <w:rFonts w:eastAsia="SimSun" w:cs="Times New Roman"/>
-          <w:szCs w:val="24"/>
-          <w:lang w:val="pt-BR" w:bidi="ar"/>
-        </w:rPr>
-      </w:pPr>
-      <w:r>
-        <w:rPr>
-          <w:rFonts w:eastAsia="SimSun" w:cs="Times New Roman"/>
-          <w:szCs w:val="24"/>
-          <w:lang w:val="pt-BR" w:bidi="ar"/>
-        </w:rPr>
-        <w:t>A análise mostra que valor típico e valor previsível não são iguais. Em Age, média e mediana estão próximas, então a idade central representa melhor o grupo, embora a variabilidade mostre que nem todos seguem esse padrão. Já em Fare, a média fica bem acima da mediana, indicando que valores altos influenciaram o resultado. Assim, a média pode enganar, enquanto a mediana representa melhor o valor típico. Nesse caso, o valor médio parece adequado à primeira vista, mas a variabilidade indica instabilidade.</w:t>
-      </w:r>
-    </w:p>
-    <w:p>
-      <w:pPr>
-        <w:rPr>
-          <w:rFonts w:eastAsia="SimSun" w:cs="Times New Roman"/>
-          <w:szCs w:val="24"/>
-          <w:lang w:val="pt-BR" w:bidi="ar"/>
-        </w:rPr>
-      </w:pPr>
-    </w:p>
-    <w:p>
-      <w:pPr>
-        <w:numPr>
-          <w:ilvl w:val="0"/>
-          <w:numId w:val="1"/>
-        </w:numPr>
-        <w:rPr>
-          <w:rFonts w:ascii="Arial" w:hAnsi="Arial"/>
-          <w:b/>
-          <w:sz w:val="26"/>
-          <w:lang w:val="pt-BR"/>
-        </w:rPr>
-      </w:pPr>
-      <w:r>
-        <w:rPr>
-          <w:rFonts w:ascii="Arial" w:hAnsi="Arial"/>
-          <w:b/>
-          <w:sz w:val="26"/>
-          <w:lang w:val="pt-BR"/>
-        </w:rPr>
-        <w:t xml:space="preserve"> Histogramas</w:t>
-      </w:r>
-    </w:p>
-    <w:p>
-      <w:pPr>
-        <w:pStyle w:val="Heading6"/>
-        <w:rPr>
-          <w:lang w:val="pt-BR"/>
-        </w:rPr>
-      </w:pPr>
-      <w:r>
-        <w:rPr>
-          <w:lang w:val="pt-BR"/>
-        </w:rPr>
-        <w:t>Histograma de Age</w:t>
-      </w:r>
-    </w:p>
-    <w:p>
-      <w:pPr>
-        <w:pStyle w:val="NormalWeb"/>
-        <w:rPr>
-          <w:rFonts w:ascii="Calibri" w:hAnsi="Calibri" w:cs="Calibri"/>
-          <w:lang w:val="pt-BR"/>
-        </w:rPr>
-      </w:pPr>
-      <w:r>
-        <w:rPr>
-          <w:rFonts w:ascii="Calibri" w:eastAsia="Symbol" w:hAnsi="Calibri" w:cs="Calibri"/>
-          <w:sz w:val="24"/>
-          <w:lang w:val="pt-BR"/>
-        </w:rPr>
-        <w:t>·</w:t>
-      </w:r>
-      <w:r>
-        <w:rPr>
-          <w:rFonts w:ascii="Calibri" w:eastAsia="Symbol" w:hAnsi="Calibri" w:cs="Calibri"/>
-          <w:sz w:val="24"/>
-          <w:lang w:val="pt-BR"/>
+      <w:proofErr w:type="spellStart"/>
+      <w:r>
+        <w:rPr>
+          <w:rFonts w:ascii="Arial" w:hAnsi="Arial" w:cs="Arial"/>
+          <w:b/>
+          <w:bCs/>
+        </w:rPr>
+        <w:t>ou</w:t>
+      </w:r>
+      <w:proofErr w:type="spellEnd"/>
+      <w:r>
+        <w:rPr>
+          <w:rFonts w:ascii="Arial" w:hAnsi="Arial" w:cs="Arial"/>
+          <w:b/>
+          <w:bCs/>
         </w:rPr>
         <w:t xml:space="preserve"> </w:t>
       </w:r>
-      <w:r>
-        <w:rPr>
-          <w:rStyle w:val="Strong"/>
-          <w:rFonts w:ascii="Calibri" w:hAnsi="Calibri" w:cs="Calibri"/>
-          <w:lang w:val="pt-BR"/>
-        </w:rPr>
-        <w:t>Simétrico ou assimétrico?</w:t>
-      </w:r>
-      <w:r>
-        <w:rPr>
-          <w:rFonts w:ascii="Calibri" w:hAnsi="Calibri" w:cs="Calibri"/>
+      <w:proofErr w:type="spellStart"/>
+      <w:r>
+        <w:rPr>
+          <w:rFonts w:ascii="Arial" w:hAnsi="Arial" w:cs="Arial"/>
+          <w:b/>
+          <w:bCs/>
+        </w:rPr>
+        <w:t>assimétrico</w:t>
+      </w:r>
+      <w:proofErr w:type="spellEnd"/>
+      <w:r>
+        <w:rPr>
+          <w:rFonts w:ascii="Arial" w:hAnsi="Arial" w:cs="Arial"/>
+          <w:b/>
+          <w:bCs/>
+        </w:rPr>
+        <w:t>?</w:t>
+      </w:r>
+      <w:r>
+        <w:rPr>
+          <w:rFonts w:ascii="Arial" w:hAnsi="Arial" w:cs="Arial"/>
           <w:lang w:val="pt-BR"/>
         </w:rPr>
         <w:br/>
@@ -2992,168 +3770,293 @@
       </w:r>
       <w:r>
         <w:rPr>
-          <w:rStyle w:val="Strong"/>
+          <w:rFonts w:ascii="Arial" w:hAnsi="Arial" w:cs="Arial"/>
+        </w:rPr>
+        <w:t xml:space="preserve">cauda </w:t>
+      </w:r>
+      <w:r>
+        <w:rPr>
+          <w:rFonts w:ascii="Arial" w:hAnsi="Arial" w:cs="Arial"/>
+        </w:rPr>
+        <w:t>a</w:t>
+      </w:r>
+      <w:r>
+        <w:rPr>
+          <w:rFonts w:ascii="Arial" w:hAnsi="Arial" w:cs="Arial"/>
+        </w:rPr>
+        <w:t xml:space="preserve"> direita</w:t>
+      </w:r>
+      <w:r>
+        <w:rPr>
+          <w:rFonts w:ascii="Arial" w:hAnsi="Arial" w:cs="Arial"/>
+          <w:lang w:val="pt-BR"/>
+        </w:rPr>
+        <w:t>.</w:t>
+      </w:r>
+    </w:p>
+    <w:p>
+      <w:pPr>
+        <w:spacing w:line="276" w:lineRule="auto"/>
+        <w:jc w:val="both"/>
+        <w:rPr>
+          <w:rFonts w:ascii="Arial" w:hAnsi="Arial" w:cs="Arial"/>
+          <w:lang w:val="pt-BR"/>
+        </w:rPr>
+      </w:pPr>
+    </w:p>
+    <w:p>
+      <w:pPr>
+        <w:spacing w:line="276" w:lineRule="auto"/>
+        <w:jc w:val="both"/>
+        <w:rPr>
+          <w:rFonts w:ascii="Arial" w:hAnsi="Arial" w:cs="Arial"/>
+          <w:lang w:val="pt-BR"/>
+        </w:rPr>
+      </w:pPr>
+      <w:r>
+        <w:rPr>
+          <w:rFonts w:ascii="Arial" w:hAnsi="Arial" w:cs="Arial"/>
+          <w:b/>
+          <w:bCs/>
+          <w:lang w:val="pt-BR"/>
+        </w:rPr>
+        <w:t>Há outliers?</w:t>
+      </w:r>
+    </w:p>
+    <w:p>
+      <w:pPr>
+        <w:spacing w:line="276" w:lineRule="auto"/>
+        <w:jc w:val="both"/>
+        <w:rPr>
+          <w:rFonts w:ascii="Arial" w:hAnsi="Arial" w:cs="Arial"/>
+          <w:lang w:val="pt-BR"/>
+        </w:rPr>
+      </w:pPr>
+      <w:r>
+        <w:rPr>
+          <w:rFonts w:ascii="Arial" w:hAnsi="Arial" w:cs="Arial"/>
+          <w:lang w:val="pt-BR"/>
+        </w:rPr>
+        <w:t xml:space="preserve">Sim, </w:t>
+      </w:r>
+      <w:r>
+        <w:rPr>
+          <w:rFonts w:ascii="Arial" w:hAnsi="Arial" w:cs="Arial"/>
+          <w:lang w:val="pt-BR"/>
+        </w:rPr>
+        <w:t>existem</w:t>
+      </w:r>
+      <w:r>
+        <w:rPr>
+          <w:rFonts w:ascii="Arial" w:hAnsi="Arial" w:cs="Arial"/>
+          <w:lang w:val="pt-BR"/>
+        </w:rPr>
+        <w:t xml:space="preserve"> alguns valores mais altos em idades avançadas, mas nã</w:t>
+      </w:r>
+      <w:r>
+        <w:rPr>
+          <w:rFonts w:ascii="Arial" w:hAnsi="Arial" w:cs="Arial"/>
+          <w:lang w:val="pt-BR"/>
+        </w:rPr>
+        <w:t>o</w:t>
+      </w:r>
+      <w:r>
+        <w:rPr>
+          <w:rFonts w:ascii="Arial" w:hAnsi="Arial" w:cs="Arial"/>
+          <w:lang w:val="pt-BR"/>
+        </w:rPr>
+        <w:t xml:space="preserve"> em grande quantidade.</w:t>
+      </w:r>
+    </w:p>
+    <w:p>
+      <w:pPr>
+        <w:spacing w:line="276" w:lineRule="auto"/>
+        <w:jc w:val="both"/>
+        <w:rPr>
+          <w:rFonts w:ascii="Arial" w:hAnsi="Arial" w:cs="Arial"/>
+          <w:lang w:val="pt-BR"/>
+        </w:rPr>
+      </w:pPr>
+    </w:p>
+    <w:p>
+      <w:pPr>
+        <w:spacing w:line="276" w:lineRule="auto"/>
+        <w:jc w:val="both"/>
+        <w:rPr>
+          <w:rFonts w:ascii="Arial" w:hAnsi="Arial" w:cs="Arial"/>
+          <w:lang w:val="pt-BR"/>
+        </w:rPr>
+      </w:pPr>
+      <w:r>
+        <w:rPr>
+          <w:rFonts w:ascii="Arial" w:hAnsi="Arial" w:cs="Arial"/>
+          <w:b/>
+          <w:bCs/>
+          <w:lang w:val="pt-BR"/>
+        </w:rPr>
+        <w:t>Parece ter dois perfis (bimodalidade)?</w:t>
+      </w:r>
+      <w:r>
+        <w:rPr>
+          <w:rFonts w:ascii="Arial" w:hAnsi="Arial" w:cs="Arial"/>
+          <w:lang w:val="pt-BR"/>
+        </w:rPr>
+        <w:br/>
+        <w:t>Não de forma muito clara. O histograma mostra maior concentração entre de 20 e 35 anos.</w:t>
+      </w:r>
+    </w:p>
+    <w:p>
+      <w:pPr>
+        <w:spacing w:line="276" w:lineRule="auto"/>
+        <w:jc w:val="both"/>
+        <w:rPr>
+          <w:rFonts w:ascii="Arial" w:hAnsi="Arial" w:cs="Arial"/>
+          <w:lang w:val="pt-BR"/>
+        </w:rPr>
+      </w:pPr>
+    </w:p>
+    <w:p>
+      <w:pPr>
+        <w:spacing w:line="276" w:lineRule="auto"/>
+        <w:jc w:val="both"/>
+        <w:rPr>
+          <w:rFonts w:ascii="Arial" w:hAnsi="Arial" w:cs="Arial"/>
+          <w:lang w:val="pt-BR"/>
+        </w:rPr>
+      </w:pPr>
+      <w:proofErr w:type="spellStart"/>
+      <w:r>
+        <w:rPr>
+          <w:rFonts w:ascii="Arial" w:hAnsi="Arial" w:cs="Arial"/>
+          <w:b/>
+          <w:bCs/>
+        </w:rPr>
+        <w:t>Reportaria</w:t>
+      </w:r>
+      <w:proofErr w:type="spellEnd"/>
+      <w:r>
+        <w:rPr>
+          <w:rFonts w:ascii="Arial" w:hAnsi="Arial" w:cs="Arial"/>
+          <w:b/>
+          <w:bCs/>
+        </w:rPr>
+        <w:t xml:space="preserve"> </w:t>
+      </w:r>
+      <w:proofErr w:type="spellStart"/>
+      <w:r>
+        <w:rPr>
+          <w:rFonts w:ascii="Arial" w:hAnsi="Arial" w:cs="Arial"/>
+          <w:b/>
+          <w:bCs/>
+        </w:rPr>
+        <w:t>média</w:t>
+      </w:r>
+      <w:proofErr w:type="spellEnd"/>
+      <w:r>
+        <w:rPr>
+          <w:rFonts w:ascii="Arial" w:hAnsi="Arial" w:cs="Arial"/>
+          <w:b/>
+          <w:bCs/>
+        </w:rPr>
+        <w:t xml:space="preserve"> </w:t>
+      </w:r>
+      <w:proofErr w:type="spellStart"/>
+      <w:r>
+        <w:rPr>
+          <w:rFonts w:ascii="Arial" w:hAnsi="Arial" w:cs="Arial"/>
+          <w:b/>
+          <w:bCs/>
+        </w:rPr>
+        <w:t>ou</w:t>
+      </w:r>
+      <w:proofErr w:type="spellEnd"/>
+      <w:r>
+        <w:rPr>
+          <w:rFonts w:ascii="Arial" w:hAnsi="Arial" w:cs="Arial"/>
+          <w:b/>
+          <w:bCs/>
+        </w:rPr>
+        <w:t xml:space="preserve"> </w:t>
+      </w:r>
+      <w:proofErr w:type="spellStart"/>
+      <w:r>
+        <w:rPr>
+          <w:rFonts w:ascii="Arial" w:hAnsi="Arial" w:cs="Arial"/>
+          <w:b/>
+          <w:bCs/>
+        </w:rPr>
+        <w:t>mediana</w:t>
+      </w:r>
+      <w:proofErr w:type="spellEnd"/>
+      <w:r>
+        <w:rPr>
+          <w:rFonts w:ascii="Arial" w:hAnsi="Arial" w:cs="Arial"/>
+          <w:b/>
+          <w:bCs/>
+        </w:rPr>
+        <w:t>? Por quê?</w:t>
+      </w:r>
+      <w:r>
+        <w:rPr>
+          <w:rFonts w:ascii="Arial" w:hAnsi="Arial" w:cs="Arial"/>
+          <w:lang w:val="pt-BR"/>
+        </w:rPr>
+        <w:br/>
+      </w:r>
+      <w:r>
+        <w:rPr>
+          <w:rFonts w:ascii="Arial" w:hAnsi="Arial" w:cs="Arial"/>
+        </w:rPr>
+        <w:t>Mediana</w:t>
+      </w:r>
+      <w:r>
+        <w:rPr>
+          <w:rFonts w:ascii="Arial" w:hAnsi="Arial" w:cs="Arial"/>
+          <w:lang w:val="pt-BR"/>
+        </w:rPr>
+        <w:t xml:space="preserve">, porque a distribuição não é perfeitamente simétrica e há valores </w:t>
+      </w:r>
+      <w:r>
+        <w:rPr>
+          <w:rFonts w:ascii="Arial" w:hAnsi="Arial" w:cs="Arial"/>
+          <w:lang w:val="pt-BR"/>
+        </w:rPr>
+        <w:t>nas</w:t>
+      </w:r>
+      <w:r>
+        <w:rPr>
+          <w:rFonts w:ascii="Arial" w:hAnsi="Arial" w:cs="Arial"/>
+          <w:lang w:val="pt-BR"/>
+        </w:rPr>
+        <w:t xml:space="preserve"> extrem</w:t>
+      </w:r>
+      <w:r>
+        <w:rPr>
+          <w:rFonts w:ascii="Arial" w:hAnsi="Arial" w:cs="Arial"/>
+          <w:lang w:val="pt-BR"/>
+        </w:rPr>
+        <w:t>idades</w:t>
+      </w:r>
+      <w:r>
+        <w:rPr>
+          <w:rFonts w:ascii="Arial" w:hAnsi="Arial" w:cs="Arial"/>
+          <w:lang w:val="pt-BR"/>
+        </w:rPr>
+        <w:t xml:space="preserve"> que podem influenciar a média.</w:t>
+      </w:r>
+    </w:p>
+    <w:p>
+      <w:pPr>
+        <w:pStyle w:val="NormalWeb"/>
+        <w:rPr>
           <w:rFonts w:ascii="Calibri" w:hAnsi="Calibri" w:cs="Calibri"/>
-          <w:lang w:val="pt-BR"/>
-        </w:rPr>
-        <w:t>cauda à direita</w:t>
-      </w:r>
-      <w:r>
-        <w:rPr>
-          <w:rFonts w:ascii="Calibri" w:hAnsi="Calibri" w:cs="Calibri"/>
-          <w:lang w:val="pt-BR"/>
-        </w:rPr>
-        <w:t>.</w:t>
-      </w:r>
-    </w:p>
-    <w:p>
-      <w:pPr>
-        <w:pStyle w:val="NormalWeb"/>
-        <w:rPr>
-          <w:rFonts w:ascii="Calibri" w:hAnsi="Calibri" w:cs="Calibri"/>
-          <w:lang w:val="pt-BR"/>
-        </w:rPr>
-      </w:pPr>
-      <w:r>
-        <w:rPr>
-          <w:rFonts w:ascii="Calibri" w:eastAsia="Symbol" w:hAnsi="Calibri" w:cs="Calibri"/>
-          <w:sz w:val="24"/>
-          <w:lang w:val="pt-BR"/>
-        </w:rPr>
-        <w:t>·</w:t>
-      </w:r>
-      <w:r>
-        <w:rPr>
-          <w:rFonts w:ascii="Calibri" w:eastAsia="Symbol" w:hAnsi="Calibri" w:cs="Calibri"/>
-          <w:sz w:val="24"/>
-          <w:lang w:val="pt-BR"/>
-        </w:rPr>
-        <w:t xml:space="preserve"> </w:t>
-      </w:r>
-      <w:r>
-        <w:rPr>
-          <w:rStyle w:val="Strong"/>
-          <w:rFonts w:ascii="Calibri" w:hAnsi="Calibri" w:cs="Calibri"/>
-          <w:lang w:val="pt-BR"/>
-        </w:rPr>
-        <w:t>Há outliers?</w:t>
-      </w:r>
-      <w:r>
-        <w:rPr>
-          <w:rFonts w:ascii="Calibri" w:hAnsi="Calibri" w:cs="Calibri"/>
-          <w:lang w:val="pt-BR"/>
-        </w:rPr>
-        <w:br/>
-        <w:t>Sim, há alguns valores mais altos em idades avançadas, mas não aparecem em grande quantidade.</w:t>
-      </w:r>
-    </w:p>
-    <w:p>
-      <w:pPr>
-        <w:pStyle w:val="NormalWeb"/>
-        <w:rPr>
-          <w:rFonts w:ascii="Calibri" w:hAnsi="Calibri" w:cs="Calibri"/>
-          <w:lang w:val="pt-BR"/>
-        </w:rPr>
-      </w:pPr>
-      <w:r>
-        <w:rPr>
-          <w:rFonts w:ascii="Calibri" w:eastAsia="Symbol" w:hAnsi="Calibri" w:cs="Calibri"/>
-          <w:sz w:val="24"/>
-          <w:lang w:val="pt-BR"/>
-        </w:rPr>
-        <w:t>·</w:t>
-      </w:r>
-      <w:r>
-        <w:rPr>
-          <w:rFonts w:ascii="Calibri" w:eastAsia="Symbol" w:hAnsi="Calibri" w:cs="Calibri"/>
-          <w:sz w:val="24"/>
-          <w:lang w:val="pt-BR"/>
-        </w:rPr>
-        <w:t xml:space="preserve"> </w:t>
-      </w:r>
-      <w:r>
-        <w:rPr>
-          <w:rStyle w:val="Strong"/>
-          <w:rFonts w:ascii="Calibri" w:hAnsi="Calibri" w:cs="Calibri"/>
-          <w:lang w:val="pt-BR"/>
-        </w:rPr>
-        <w:t>Parece ter dois perfis (bimodalidade)?</w:t>
-      </w:r>
-      <w:r>
-        <w:rPr>
-          <w:rFonts w:ascii="Calibri" w:hAnsi="Calibri" w:cs="Calibri"/>
-          <w:lang w:val="pt-BR"/>
-        </w:rPr>
-        <w:br/>
-        <w:t>Não de forma muito clara. O histograma mostra maior concentração entre cerca de 20 e 35 anos.</w:t>
-      </w:r>
-    </w:p>
-    <w:p>
-      <w:pPr>
-        <w:pStyle w:val="NormalWeb"/>
-        <w:rPr>
-          <w:rFonts w:ascii="Calibri" w:hAnsi="Calibri" w:cs="Calibri"/>
-          <w:lang w:val="pt-BR"/>
-        </w:rPr>
-      </w:pPr>
-      <w:r>
-        <w:rPr>
-          <w:rFonts w:ascii="Calibri" w:eastAsia="Symbol" w:hAnsi="Calibri" w:cs="Calibri"/>
-          <w:sz w:val="24"/>
-          <w:lang w:val="pt-BR"/>
-        </w:rPr>
-        <w:t>·</w:t>
-      </w:r>
-      <w:r>
-        <w:rPr>
-          <w:rFonts w:ascii="Calibri" w:eastAsia="Symbol" w:hAnsi="Calibri" w:cs="Calibri"/>
-          <w:sz w:val="24"/>
-          <w:lang w:val="pt-BR"/>
-        </w:rPr>
-        <w:t xml:space="preserve"> </w:t>
-      </w:r>
-      <w:r>
-        <w:rPr>
-          <w:rStyle w:val="Strong"/>
-          <w:rFonts w:ascii="Calibri" w:hAnsi="Calibri" w:cs="Calibri"/>
-          <w:lang w:val="pt-BR"/>
-        </w:rPr>
-        <w:t>Reportaria média ou mediana? Por quê?</w:t>
-      </w:r>
-      <w:r>
-        <w:rPr>
-          <w:rFonts w:ascii="Calibri" w:hAnsi="Calibri" w:cs="Calibri"/>
-          <w:lang w:val="pt-BR"/>
-        </w:rPr>
-        <w:br/>
-      </w:r>
-      <w:r>
-        <w:rPr>
-          <w:rStyle w:val="Strong"/>
-          <w:rFonts w:ascii="Calibri" w:hAnsi="Calibri" w:cs="Calibri"/>
-          <w:lang w:val="pt-BR"/>
-        </w:rPr>
-        <w:t>Mediana</w:t>
-      </w:r>
-      <w:r>
-        <w:rPr>
-          <w:rFonts w:ascii="Calibri" w:hAnsi="Calibri" w:cs="Calibri"/>
-          <w:lang w:val="pt-BR"/>
-        </w:rPr>
-        <w:t>, porque a distribuição não é perfeitamente simétrica e há valores mais extremos que podem influenciar a média.</w:t>
-      </w:r>
-    </w:p>
-    <w:p>
-      <w:pPr>
-        <w:pStyle w:val="NormalWeb"/>
-        <w:rPr>
-          <w:rFonts w:ascii="Calibri" w:hAnsi="Calibri" w:cs="Calibri"/>
         </w:rPr>
       </w:pPr>
       <w:r>
         <w:rPr>
           <w:noProof/>
         </w:rPr>
+        <w:lastRenderedPageBreak/>
         <w:drawing>
           <wp:inline distT="0" distB="0" distL="114300" distR="114300" wp14:anchorId="0FE43FB2" wp14:editId="0FE43FB3">
             <wp:extent cx="3832225" cy="2727960"/>
@@ -3172,7 +4075,7 @@
                     </pic:cNvPicPr>
                   </pic:nvPicPr>
                   <pic:blipFill>
-                    <a:blip r:embed="rId7"/>
+                    <a:blip r:embed="rId8"/>
                     <a:stretch>
                       <a:fillRect/>
                     </a:stretch>
@@ -3196,22 +4099,6 @@
           </wp:inline>
         </w:drawing>
       </w:r>
-    </w:p>
-    <w:p>
-      <w:pPr>
-        <w:pStyle w:val="NormalWeb"/>
-        <w:rPr>
-          <w:rFonts w:ascii="Calibri" w:hAnsi="Calibri" w:cs="Calibri"/>
-        </w:rPr>
-      </w:pPr>
-    </w:p>
-    <w:p>
-      <w:pPr>
-        <w:pStyle w:val="NormalWeb"/>
-        <w:rPr>
-          <w:rFonts w:ascii="Calibri" w:hAnsi="Calibri" w:cs="Calibri"/>
-        </w:rPr>
-      </w:pPr>
     </w:p>
     <w:p>
       <w:pPr>
@@ -3281,7 +4168,7 @@
           </mc:Choice>
           <mc:Fallback>
             <w:pict>
-              <v:line w14:anchorId="28150CF7" id="Conector Reto 3" o:spid="_x0000_s1026" style="position:absolute;z-index:251659264;visibility:visible;mso-wrap-style:square;mso-wrap-distance-left:9pt;mso-wrap-distance-top:0;mso-wrap-distance-right:9pt;mso-wrap-distance-bottom:0;mso-position-horizontal:absolute;mso-position-horizontal-relative:text;mso-position-vertical:absolute;mso-position-vertical-relative:text" from="-.65pt,3.9pt" to="402.3pt,3.9pt" o:gfxdata="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" strokecolor="black [3213]" strokeweight="1pt">
+              <v:line w14:anchorId="73515151" id="Conector Reto 3" o:spid="_x0000_s1026" style="position:absolute;z-index:251659264;visibility:visible;mso-wrap-style:square;mso-wrap-distance-left:9pt;mso-wrap-distance-top:0;mso-wrap-distance-right:9pt;mso-wrap-distance-bottom:0;mso-position-horizontal:absolute;mso-position-horizontal-relative:text;mso-position-vertical:absolute;mso-position-vertical-relative:text" from="-.65pt,3.9pt" to="402.3pt,3.9pt" o:gfxdata="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" strokecolor="black [3213]" strokeweight="1pt">
                 <v:stroke joinstyle="miter"/>
               </v:line>
             </w:pict>
@@ -3291,18 +4178,20 @@
     </w:p>
     <w:p>
       <w:pPr>
-        <w:rPr>
-          <w:rStyle w:val="HTMLCode"/>
-          <w:rFonts w:ascii="SimSun" w:eastAsia="SimSun" w:hAnsi="SimSun" w:cs="SimSun"/>
-          <w:sz w:val="24"/>
-          <w:szCs w:val="24"/>
-          <w:lang w:val="pt-BR"/>
-        </w:rPr>
-      </w:pPr>
-      <w:r>
-        <w:rPr>
-          <w:b/>
-          <w:sz w:val="22"/>
+        <w:spacing w:line="276" w:lineRule="auto"/>
+        <w:jc w:val="both"/>
+        <w:rPr>
+          <w:rFonts w:ascii="Arial" w:hAnsi="Arial" w:cs="Arial"/>
+          <w:b/>
+          <w:bCs/>
+          <w:lang w:val="pt-BR"/>
+        </w:rPr>
+      </w:pPr>
+      <w:r>
+        <w:rPr>
+          <w:rFonts w:ascii="Arial" w:hAnsi="Arial" w:cs="Arial"/>
+          <w:b/>
+          <w:bCs/>
           <w:lang w:val="pt-BR"/>
         </w:rPr>
         <w:t>Histograma de Fare</w:t>
@@ -3310,216 +4199,308 @@
     </w:p>
     <w:p>
       <w:pPr>
-        <w:pStyle w:val="NormalWeb"/>
-        <w:rPr>
-          <w:rStyle w:val="Strong"/>
-          <w:rFonts w:ascii="Calibri" w:hAnsi="Calibri" w:cs="Calibri"/>
-          <w:lang w:val="pt-BR"/>
-        </w:rPr>
-      </w:pPr>
-      <w:r>
-        <w:rPr>
-          <w:rStyle w:val="Strong"/>
-          <w:rFonts w:ascii="Calibri" w:hAnsi="Calibri" w:cs="Calibri"/>
-          <w:lang w:val="pt-BR"/>
-        </w:rPr>
-        <w:lastRenderedPageBreak/>
-        <w:t>·</w:t>
-      </w:r>
-      <w:r>
-        <w:rPr>
-          <w:rStyle w:val="Strong"/>
-          <w:rFonts w:ascii="Calibri" w:hAnsi="Calibri" w:cs="Calibri"/>
-          <w:lang w:val="pt-BR"/>
+        <w:spacing w:line="276" w:lineRule="auto"/>
+        <w:jc w:val="both"/>
+        <w:rPr>
+          <w:rFonts w:ascii="Arial" w:hAnsi="Arial" w:cs="Arial"/>
+          <w:b/>
+          <w:bCs/>
+        </w:rPr>
+      </w:pPr>
+    </w:p>
+    <w:p>
+      <w:pPr>
+        <w:spacing w:line="276" w:lineRule="auto"/>
+        <w:jc w:val="both"/>
+        <w:rPr>
+          <w:rFonts w:ascii="Arial" w:hAnsi="Arial" w:cs="Arial"/>
+          <w:lang w:val="pt-BR"/>
+        </w:rPr>
+      </w:pPr>
+      <w:proofErr w:type="spellStart"/>
+      <w:r>
+        <w:rPr>
+          <w:rFonts w:ascii="Arial" w:hAnsi="Arial" w:cs="Arial"/>
+          <w:b/>
+          <w:bCs/>
+        </w:rPr>
+        <w:t>Simétrico</w:t>
+      </w:r>
+      <w:proofErr w:type="spellEnd"/>
+      <w:r>
+        <w:rPr>
+          <w:rFonts w:ascii="Arial" w:hAnsi="Arial" w:cs="Arial"/>
+          <w:b/>
+          <w:bCs/>
         </w:rPr>
         <w:t xml:space="preserve"> </w:t>
       </w:r>
-      <w:r>
-        <w:rPr>
-          <w:rStyle w:val="Strong"/>
-          <w:rFonts w:ascii="Calibri" w:hAnsi="Calibri" w:cs="Calibri"/>
-          <w:lang w:val="pt-BR"/>
-        </w:rPr>
-        <w:t>Simétrico ou assimétrico?</w:t>
-      </w:r>
-      <w:r>
-        <w:rPr>
-          <w:rStyle w:val="Strong"/>
-          <w:rFonts w:ascii="Calibri" w:hAnsi="Calibri" w:cs="Calibri"/>
-          <w:lang w:val="pt-BR"/>
+      <w:proofErr w:type="spellStart"/>
+      <w:r>
+        <w:rPr>
+          <w:rFonts w:ascii="Arial" w:hAnsi="Arial" w:cs="Arial"/>
+          <w:b/>
+          <w:bCs/>
+        </w:rPr>
+        <w:t>ou</w:t>
+      </w:r>
+      <w:proofErr w:type="spellEnd"/>
+      <w:r>
+        <w:rPr>
+          <w:rFonts w:ascii="Arial" w:hAnsi="Arial" w:cs="Arial"/>
+          <w:b/>
+          <w:bCs/>
+        </w:rPr>
+        <w:t xml:space="preserve"> </w:t>
+      </w:r>
+      <w:proofErr w:type="spellStart"/>
+      <w:r>
+        <w:rPr>
+          <w:rFonts w:ascii="Arial" w:hAnsi="Arial" w:cs="Arial"/>
+          <w:b/>
+          <w:bCs/>
+        </w:rPr>
+        <w:t>assimétrico</w:t>
+      </w:r>
+      <w:proofErr w:type="spellEnd"/>
+      <w:r>
+        <w:rPr>
+          <w:rFonts w:ascii="Arial" w:hAnsi="Arial" w:cs="Arial"/>
+          <w:b/>
+          <w:bCs/>
+        </w:rPr>
+        <w:t>?</w:t>
+      </w:r>
+      <w:r>
+        <w:rPr>
+          <w:rFonts w:ascii="Arial" w:hAnsi="Arial" w:cs="Arial"/>
+          <w:b/>
+          <w:bCs/>
         </w:rPr>
         <w:br/>
-        <w:t>Fortemente assimétrico, com cauda à direita.</w:t>
-      </w:r>
-    </w:p>
-    <w:p>
-      <w:pPr>
-        <w:pStyle w:val="NormalWeb"/>
-        <w:rPr>
-          <w:rStyle w:val="Strong"/>
-          <w:rFonts w:ascii="Calibri" w:hAnsi="Calibri" w:cs="Calibri"/>
-          <w:b w:val="0"/>
-          <w:bCs w:val="0"/>
-          <w:lang w:val="pt-BR"/>
-        </w:rPr>
-      </w:pPr>
-      <w:r>
-        <w:rPr>
-          <w:rStyle w:val="Strong"/>
-          <w:rFonts w:ascii="Calibri" w:hAnsi="Calibri" w:cs="Calibri"/>
-          <w:lang w:val="pt-BR"/>
-        </w:rPr>
-        <w:t>·</w:t>
-      </w:r>
-      <w:r>
-        <w:rPr>
-          <w:rStyle w:val="Strong"/>
-          <w:rFonts w:ascii="Calibri" w:hAnsi="Calibri" w:cs="Calibri"/>
-          <w:lang w:val="pt-BR"/>
-        </w:rPr>
-        <w:t xml:space="preserve">  </w:t>
-      </w:r>
-      <w:r>
-        <w:rPr>
-          <w:rStyle w:val="Strong"/>
-          <w:rFonts w:ascii="Calibri" w:hAnsi="Calibri" w:cs="Calibri"/>
-          <w:lang w:val="pt-BR"/>
-        </w:rPr>
-        <w:t>Há outliers?</w:t>
-      </w:r>
-      <w:r>
-        <w:rPr>
-          <w:rStyle w:val="Strong"/>
-          <w:rFonts w:ascii="Calibri" w:hAnsi="Calibri" w:cs="Calibri"/>
-          <w:lang w:val="pt-BR"/>
+      </w:r>
+      <w:r>
+        <w:rPr>
+          <w:rFonts w:ascii="Arial" w:hAnsi="Arial" w:cs="Arial"/>
+          <w:lang w:val="pt-BR"/>
+        </w:rPr>
+        <w:t>É bem assimétrico, com a cauda maior para a direita.</w:t>
+      </w:r>
+    </w:p>
+    <w:p>
+      <w:pPr>
+        <w:spacing w:line="276" w:lineRule="auto"/>
+        <w:jc w:val="both"/>
+        <w:rPr>
+          <w:rFonts w:ascii="Arial" w:hAnsi="Arial" w:cs="Arial"/>
+          <w:b/>
+          <w:bCs/>
+          <w:lang w:val="pt-BR"/>
+        </w:rPr>
+      </w:pPr>
+    </w:p>
+    <w:p>
+      <w:pPr>
+        <w:spacing w:line="276" w:lineRule="auto"/>
+        <w:jc w:val="both"/>
+        <w:rPr>
+          <w:rFonts w:ascii="Arial" w:hAnsi="Arial" w:cs="Arial"/>
+          <w:lang w:val="pt-BR"/>
+        </w:rPr>
+      </w:pPr>
+      <w:proofErr w:type="spellStart"/>
+      <w:r>
+        <w:rPr>
+          <w:rFonts w:ascii="Arial" w:hAnsi="Arial" w:cs="Arial"/>
+          <w:b/>
+          <w:bCs/>
+        </w:rPr>
+        <w:t>Há</w:t>
+      </w:r>
+      <w:proofErr w:type="spellEnd"/>
+      <w:r>
+        <w:rPr>
+          <w:rFonts w:ascii="Arial" w:hAnsi="Arial" w:cs="Arial"/>
+          <w:b/>
+          <w:bCs/>
+        </w:rPr>
+        <w:t xml:space="preserve"> outliers?</w:t>
+      </w:r>
+      <w:r>
+        <w:rPr>
+          <w:rFonts w:ascii="Arial" w:hAnsi="Arial" w:cs="Arial"/>
+          <w:b/>
+          <w:bCs/>
         </w:rPr>
         <w:br/>
       </w:r>
       <w:r>
         <w:rPr>
-          <w:rStyle w:val="Strong"/>
-          <w:rFonts w:ascii="Calibri" w:hAnsi="Calibri" w:cs="Calibri"/>
-          <w:b w:val="0"/>
-          <w:bCs w:val="0"/>
-          <w:lang w:val="pt-BR"/>
-        </w:rPr>
-        <w:t xml:space="preserve">Sim, claramente. </w:t>
-      </w:r>
-      <w:r>
-        <w:rPr>
-          <w:rStyle w:val="Strong"/>
-          <w:rFonts w:ascii="Calibri" w:hAnsi="Calibri" w:cs="Calibri"/>
-          <w:b w:val="0"/>
-          <w:bCs w:val="0"/>
-          <w:lang w:val="pt-BR"/>
-        </w:rPr>
-        <w:t>Existem tarifas muito altas afastadas da maior concentração dos dados.</w:t>
-      </w:r>
-    </w:p>
-    <w:p>
-      <w:pPr>
-        <w:pStyle w:val="NormalWeb"/>
-        <w:rPr>
-          <w:rStyle w:val="Strong"/>
-          <w:rFonts w:ascii="Calibri" w:hAnsi="Calibri" w:cs="Calibri"/>
-          <w:lang w:val="pt-BR"/>
-        </w:rPr>
-      </w:pPr>
-      <w:r>
-        <w:rPr>
-          <w:rStyle w:val="Strong"/>
-          <w:rFonts w:ascii="Calibri" w:hAnsi="Calibri" w:cs="Calibri"/>
-          <w:lang w:val="pt-BR"/>
-        </w:rPr>
-        <w:t>·</w:t>
-      </w:r>
-      <w:r>
-        <w:rPr>
-          <w:rStyle w:val="Strong"/>
-          <w:rFonts w:ascii="Calibri" w:hAnsi="Calibri" w:cs="Calibri"/>
-          <w:lang w:val="pt-BR"/>
+          <w:rFonts w:ascii="Arial" w:hAnsi="Arial" w:cs="Arial"/>
+          <w:lang w:val="pt-BR"/>
+        </w:rPr>
+        <w:t>Sim. Existem algumas tarifas muito altas que ficam bem afastadas da maioria dos valores.</w:t>
+      </w:r>
+    </w:p>
+    <w:p>
+      <w:pPr>
+        <w:spacing w:line="276" w:lineRule="auto"/>
+        <w:jc w:val="both"/>
+        <w:rPr>
+          <w:rFonts w:ascii="Arial" w:hAnsi="Arial" w:cs="Arial"/>
+          <w:lang w:val="pt-BR"/>
+        </w:rPr>
+      </w:pPr>
+    </w:p>
+    <w:p>
+      <w:pPr>
+        <w:spacing w:line="276" w:lineRule="auto"/>
+        <w:jc w:val="both"/>
+        <w:rPr>
+          <w:rFonts w:ascii="Arial" w:hAnsi="Arial" w:cs="Arial"/>
+          <w:lang w:val="pt-BR"/>
+        </w:rPr>
+      </w:pPr>
+      <w:r>
+        <w:rPr>
+          <w:rFonts w:ascii="Arial" w:hAnsi="Arial" w:cs="Arial"/>
+          <w:b/>
+          <w:bCs/>
+          <w:lang w:val="pt-BR"/>
+        </w:rPr>
+        <w:t>Parece ter dois perfis (bimodalidade)?</w:t>
+      </w:r>
+      <w:r>
+        <w:rPr>
+          <w:rFonts w:ascii="Arial" w:hAnsi="Arial" w:cs="Arial"/>
+          <w:b/>
+          <w:bCs/>
+          <w:lang w:val="pt-BR"/>
+        </w:rPr>
+        <w:br/>
+      </w:r>
+      <w:r>
+        <w:rPr>
+          <w:rFonts w:ascii="Arial" w:hAnsi="Arial" w:cs="Arial"/>
+          <w:lang w:val="pt-BR"/>
+        </w:rPr>
+        <w:t>Não exatamente dois picos, mas dá para ver que a maioria das tarifas está em valores baixos e alguns poucos valores são bem mais altos.</w:t>
+      </w:r>
+    </w:p>
+    <w:p>
+      <w:pPr>
+        <w:spacing w:line="276" w:lineRule="auto"/>
+        <w:jc w:val="both"/>
+        <w:rPr>
+          <w:rFonts w:ascii="Arial" w:hAnsi="Arial" w:cs="Arial"/>
+          <w:b/>
+          <w:bCs/>
+          <w:lang w:val="pt-BR"/>
+        </w:rPr>
+      </w:pPr>
+    </w:p>
+    <w:p>
+      <w:pPr>
+        <w:spacing w:line="276" w:lineRule="auto"/>
+        <w:jc w:val="both"/>
+        <w:rPr>
+          <w:rFonts w:ascii="Arial" w:hAnsi="Arial" w:cs="Arial"/>
+          <w:lang w:val="pt-BR"/>
+        </w:rPr>
+      </w:pPr>
+      <w:proofErr w:type="spellStart"/>
+      <w:r>
+        <w:rPr>
+          <w:rFonts w:ascii="Arial" w:hAnsi="Arial" w:cs="Arial"/>
+          <w:b/>
+          <w:bCs/>
+        </w:rPr>
+        <w:t>Reportaria</w:t>
+      </w:r>
+      <w:proofErr w:type="spellEnd"/>
+      <w:r>
+        <w:rPr>
+          <w:rFonts w:ascii="Arial" w:hAnsi="Arial" w:cs="Arial"/>
+          <w:b/>
+          <w:bCs/>
         </w:rPr>
         <w:t xml:space="preserve"> </w:t>
       </w:r>
-      <w:r>
-        <w:rPr>
-          <w:rStyle w:val="Strong"/>
-          <w:rFonts w:ascii="Calibri" w:hAnsi="Calibri" w:cs="Calibri"/>
-          <w:lang w:val="pt-BR"/>
-        </w:rPr>
-        <w:t>Parece ter dois perfis (bimodalidade)?</w:t>
-      </w:r>
-      <w:r>
-        <w:rPr>
-          <w:rStyle w:val="Strong"/>
-          <w:rFonts w:ascii="Calibri" w:hAnsi="Calibri" w:cs="Calibri"/>
-          <w:lang w:val="pt-BR"/>
+      <w:proofErr w:type="spellStart"/>
+      <w:r>
+        <w:rPr>
+          <w:rFonts w:ascii="Arial" w:hAnsi="Arial" w:cs="Arial"/>
+          <w:b/>
+          <w:bCs/>
+        </w:rPr>
+        <w:t>média</w:t>
+      </w:r>
+      <w:proofErr w:type="spellEnd"/>
+      <w:r>
+        <w:rPr>
+          <w:rFonts w:ascii="Arial" w:hAnsi="Arial" w:cs="Arial"/>
+          <w:b/>
+          <w:bCs/>
+        </w:rPr>
+        <w:t xml:space="preserve"> </w:t>
+      </w:r>
+      <w:proofErr w:type="spellStart"/>
+      <w:r>
+        <w:rPr>
+          <w:rFonts w:ascii="Arial" w:hAnsi="Arial" w:cs="Arial"/>
+          <w:b/>
+          <w:bCs/>
+        </w:rPr>
+        <w:t>ou</w:t>
+      </w:r>
+      <w:proofErr w:type="spellEnd"/>
+      <w:r>
+        <w:rPr>
+          <w:rFonts w:ascii="Arial" w:hAnsi="Arial" w:cs="Arial"/>
+          <w:b/>
+          <w:bCs/>
+        </w:rPr>
+        <w:t xml:space="preserve"> </w:t>
+      </w:r>
+      <w:proofErr w:type="spellStart"/>
+      <w:r>
+        <w:rPr>
+          <w:rFonts w:ascii="Arial" w:hAnsi="Arial" w:cs="Arial"/>
+          <w:b/>
+          <w:bCs/>
+        </w:rPr>
+        <w:t>mediana</w:t>
+      </w:r>
+      <w:proofErr w:type="spellEnd"/>
+      <w:r>
+        <w:rPr>
+          <w:rFonts w:ascii="Arial" w:hAnsi="Arial" w:cs="Arial"/>
+          <w:b/>
+          <w:bCs/>
+        </w:rPr>
+        <w:t>? Por quê?</w:t>
+      </w:r>
+      <w:r>
+        <w:rPr>
+          <w:rFonts w:ascii="Arial" w:hAnsi="Arial" w:cs="Arial"/>
+          <w:b/>
+          <w:bCs/>
         </w:rPr>
         <w:br/>
       </w:r>
       <w:r>
         <w:rPr>
-          <w:rStyle w:val="Strong"/>
-          <w:rFonts w:ascii="Calibri" w:hAnsi="Calibri" w:cs="Calibri"/>
-          <w:b w:val="0"/>
-          <w:bCs w:val="0"/>
-          <w:lang w:val="pt-BR"/>
-        </w:rPr>
-        <w:t>Não exatamente bimodal, mas há forte concentração em valores baixos e dispersão grande em valores altos.</w:t>
-      </w:r>
-    </w:p>
-    <w:p>
-      <w:pPr>
-        <w:pStyle w:val="NormalWeb"/>
-        <w:rPr>
-          <w:rStyle w:val="Strong"/>
-          <w:rFonts w:ascii="Calibri" w:hAnsi="Calibri" w:cs="Calibri"/>
-          <w:b w:val="0"/>
-          <w:bCs w:val="0"/>
-          <w:lang w:val="pt-BR"/>
-        </w:rPr>
-      </w:pPr>
-      <w:r>
-        <w:rPr>
-          <w:rStyle w:val="Strong"/>
-          <w:rFonts w:ascii="Calibri" w:hAnsi="Calibri" w:cs="Calibri"/>
-          <w:lang w:val="pt-BR"/>
-        </w:rPr>
-        <w:t>·</w:t>
-      </w:r>
-      <w:r>
-        <w:rPr>
-          <w:rStyle w:val="Strong"/>
-          <w:rFonts w:ascii="Calibri" w:hAnsi="Calibri" w:cs="Calibri"/>
-          <w:lang w:val="pt-BR"/>
-        </w:rPr>
-        <w:t xml:space="preserve"> </w:t>
-      </w:r>
-      <w:r>
-        <w:rPr>
-          <w:rStyle w:val="Strong"/>
-          <w:rFonts w:ascii="Calibri" w:hAnsi="Calibri" w:cs="Calibri"/>
-          <w:lang w:val="pt-BR"/>
-        </w:rPr>
-        <w:t>Reportaria média ou mediana? Por quê?</w:t>
-      </w:r>
-      <w:r>
-        <w:rPr>
-          <w:rStyle w:val="Strong"/>
-          <w:rFonts w:ascii="Calibri" w:hAnsi="Calibri" w:cs="Calibri"/>
-          <w:lang w:val="pt-BR"/>
-        </w:rPr>
-        <w:br/>
-      </w:r>
-      <w:r>
-        <w:rPr>
-          <w:rStyle w:val="Strong"/>
-          <w:rFonts w:ascii="Calibri" w:hAnsi="Calibri" w:cs="Calibri"/>
-          <w:b w:val="0"/>
-          <w:bCs w:val="0"/>
-          <w:lang w:val="pt-BR"/>
-        </w:rPr>
-        <w:t>Mediana, porque a média é muito influenciada pelas tarifas altas e não representa tão bem o valor típico pago pela maioria.</w:t>
+          <w:rFonts w:ascii="Arial" w:hAnsi="Arial" w:cs="Arial"/>
+          <w:lang w:val="pt-BR"/>
+        </w:rPr>
+        <w:t>R</w:t>
+      </w:r>
+      <w:r>
+        <w:rPr>
+          <w:rFonts w:ascii="Arial" w:hAnsi="Arial" w:cs="Arial"/>
+          <w:lang w:val="pt-BR"/>
+        </w:rPr>
+        <w:t>eportaria a mediana, porque a média acaba sendo puxada para cima pelas tarifas muito altas e não representa tão bem o valor que a maioria das pessoas pagou.</w:t>
       </w:r>
     </w:p>
     <w:p>
@@ -3548,7 +4529,7 @@
                     </pic:cNvPicPr>
                   </pic:nvPicPr>
                   <pic:blipFill>
-                    <a:blip r:embed="rId8"/>
+                    <a:blip r:embed="rId9"/>
                     <a:stretch>
                       <a:fillRect/>
                     </a:stretch>
@@ -3575,33 +4556,50 @@
     </w:p>
     <w:p>
       <w:pPr>
+        <w:spacing w:line="276" w:lineRule="auto"/>
+        <w:jc w:val="both"/>
+        <w:rPr>
+          <w:rFonts w:ascii="Arial" w:eastAsia="SimSun" w:hAnsi="Arial" w:cs="Arial"/>
+          <w:b/>
+          <w:bCs/>
+          <w:sz w:val="24"/>
+          <w:szCs w:val="24"/>
+          <w:lang w:val="pt-BR"/>
+        </w:rPr>
+      </w:pPr>
+      <w:r>
+        <w:rPr>
+          <w:rFonts w:ascii="Arial" w:eastAsia="SimSun" w:hAnsi="Arial" w:cs="Arial"/>
+          <w:b/>
+          <w:bCs/>
+          <w:sz w:val="24"/>
+          <w:szCs w:val="24"/>
+          <w:lang w:val="pt-BR"/>
+        </w:rPr>
+        <w:lastRenderedPageBreak/>
+        <w:t xml:space="preserve">5. </w:t>
+      </w:r>
+      <w:r>
+        <w:rPr>
+          <w:rFonts w:ascii="Arial" w:eastAsia="SimSun" w:hAnsi="Arial" w:cs="Arial"/>
+          <w:b/>
+          <w:bCs/>
+          <w:sz w:val="24"/>
+          <w:szCs w:val="24"/>
+          <w:lang w:val="pt-BR"/>
+        </w:rPr>
+        <w:t>Correlação e scatter</w:t>
+      </w:r>
+    </w:p>
+    <w:p>
+      <w:pPr>
         <w:pStyle w:val="NormalWeb"/>
-        <w:numPr>
-          <w:ilvl w:val="0"/>
-          <w:numId w:val="1"/>
-        </w:numPr>
-        <w:rPr>
-          <w:rFonts w:ascii="Arial" w:eastAsiaTheme="minorEastAsia" w:hAnsi="Arial" w:cstheme="minorBidi"/>
-          <w:b/>
-          <w:sz w:val="26"/>
-          <w:szCs w:val="20"/>
-          <w:lang w:val="pt-BR"/>
-        </w:rPr>
-      </w:pPr>
-      <w:r>
-        <w:rPr>
-          <w:rFonts w:ascii="Arial" w:eastAsiaTheme="minorEastAsia" w:hAnsi="Arial" w:cstheme="minorBidi"/>
-          <w:b/>
-          <w:sz w:val="26"/>
-          <w:szCs w:val="20"/>
-          <w:lang w:val="pt-BR"/>
-        </w:rPr>
-        <w:t>Correlação e scatter</w:t>
-      </w:r>
-    </w:p>
-    <w:p>
-      <w:pPr>
-        <w:pStyle w:val="NormalWeb"/>
+        <w:rPr>
+          <w:rFonts w:ascii="Arial" w:hAnsi="Arial" w:cs="Arial"/>
+          <w:i/>
+          <w:iCs/>
+          <w:lang w:val="pt-BR"/>
+        </w:rPr>
       </w:pPr>
       <w:r>
         <w:rPr>
@@ -3625,7 +4623,7 @@
                     </pic:cNvPicPr>
                   </pic:nvPicPr>
                   <pic:blipFill>
-                    <a:blip r:embed="rId9"/>
+                    <a:blip r:embed="rId10"/>
                     <a:stretch>
                       <a:fillRect/>
                     </a:stretch>
@@ -3652,50 +4650,61 @@
     </w:p>
     <w:p>
       <w:pPr>
-        <w:pStyle w:val="NormalWeb"/>
-        <w:rPr>
-          <w:rStyle w:val="Strong"/>
-          <w:rFonts w:ascii="Calibri" w:hAnsi="Calibri" w:cs="Calibri"/>
-          <w:b w:val="0"/>
-          <w:bCs w:val="0"/>
-          <w:lang w:val="pt-BR"/>
-        </w:rPr>
-      </w:pPr>
-      <w:r>
-        <w:rPr>
-          <w:rStyle w:val="Strong"/>
-          <w:rFonts w:ascii="Calibri" w:hAnsi="Calibri" w:cs="Calibri"/>
-          <w:b w:val="0"/>
-          <w:bCs w:val="0"/>
-          <w:lang w:val="pt-BR"/>
-        </w:rPr>
-        <w:t>O gráfico sugere uma correlação positiva fraca a moderada entre SibSp e Parch (0,383). A maior concentração em (0,0) mostra que muitos passageiros viajavam sozinhos. Os demais pontos aparecem mais dispersos, indicando que existe associação, mas sem um padrão forte.</w:t>
-      </w:r>
-    </w:p>
-    <w:p>
-      <w:pPr>
-        <w:pStyle w:val="NormalWeb"/>
-        <w:numPr>
-          <w:ilvl w:val="0"/>
-          <w:numId w:val="1"/>
-        </w:numPr>
-        <w:rPr>
-          <w:rFonts w:ascii="Arial" w:eastAsiaTheme="minorEastAsia" w:hAnsi="Arial" w:cstheme="minorBidi"/>
-          <w:b/>
-          <w:sz w:val="26"/>
-          <w:szCs w:val="20"/>
-          <w:lang w:val="pt-BR"/>
-        </w:rPr>
-      </w:pPr>
-      <w:r>
-        <w:rPr>
-          <w:rFonts w:ascii="Arial" w:eastAsiaTheme="minorEastAsia" w:hAnsi="Arial" w:cstheme="minorBidi"/>
-          <w:b/>
-          <w:sz w:val="26"/>
-          <w:szCs w:val="20"/>
-          <w:lang w:val="pt-BR"/>
-        </w:rPr>
-        <w:lastRenderedPageBreak/>
+        <w:spacing w:line="276" w:lineRule="auto"/>
+        <w:jc w:val="both"/>
+        <w:rPr>
+          <w:rFonts w:ascii="Arial" w:hAnsi="Arial" w:cs="Arial"/>
+          <w:lang w:val="pt-BR"/>
+        </w:rPr>
+      </w:pPr>
+      <w:r>
+        <w:rPr>
+          <w:rFonts w:ascii="Arial" w:hAnsi="Arial" w:cs="Arial"/>
+          <w:lang w:val="pt-BR"/>
+        </w:rPr>
+        <w:t>O gráfico mostra uma correlação positiva fraca a moderada entre SibSp e Parch (0,383). A maior parte dos pontos está em (0,0), o que indica que muitos passageiros estavam viajando sozinhos. Os outros pontos aparecem mais espalhados, mostrando que existe alguma relação entre as variáveis, mas não é uma relação muito forte.</w:t>
+      </w:r>
+    </w:p>
+    <w:p>
+      <w:pPr>
+        <w:rPr>
+          <w:lang w:val="pt-BR"/>
+        </w:rPr>
+      </w:pPr>
+    </w:p>
+    <w:p>
+      <w:pPr>
+        <w:spacing w:line="276" w:lineRule="auto"/>
+        <w:jc w:val="both"/>
+        <w:rPr>
+          <w:rFonts w:ascii="Arial" w:eastAsia="SimSun" w:hAnsi="Arial" w:cs="Arial"/>
+          <w:b/>
+          <w:bCs/>
+          <w:sz w:val="24"/>
+          <w:szCs w:val="24"/>
+          <w:lang w:val="pt-BR"/>
+        </w:rPr>
+      </w:pPr>
+      <w:r>
+        <w:rPr>
+          <w:rFonts w:ascii="Arial" w:eastAsia="SimSun" w:hAnsi="Arial" w:cs="Arial"/>
+          <w:b/>
+          <w:bCs/>
+          <w:sz w:val="24"/>
+          <w:szCs w:val="24"/>
+          <w:lang w:val="pt-BR"/>
+        </w:rPr>
+        <w:t xml:space="preserve">6. </w:t>
+      </w:r>
+      <w:r>
+        <w:rPr>
+          <w:rFonts w:ascii="Arial" w:eastAsia="SimSun" w:hAnsi="Arial" w:cs="Arial"/>
+          <w:b/>
+          <w:bCs/>
+          <w:sz w:val="24"/>
+          <w:szCs w:val="24"/>
+          <w:lang w:val="pt-BR"/>
+        </w:rPr>
         <w:t>Outliers com IQR e boxplot antes/depois</w:t>
       </w:r>
     </w:p>
@@ -3725,7 +4734,7 @@
                     </pic:cNvPicPr>
                   </pic:nvPicPr>
                   <pic:blipFill>
-                    <a:blip r:embed="rId10"/>
+                    <a:blip r:embed="rId11"/>
                     <a:stretch>
                       <a:fillRect/>
                     </a:stretch>
@@ -3776,7 +4785,7 @@
                     </pic:cNvPicPr>
                   </pic:nvPicPr>
                   <pic:blipFill>
-                    <a:blip r:embed="rId11"/>
+                    <a:blip r:embed="rId12"/>
                     <a:stretch>
                       <a:fillRect/>
                     </a:stretch>
@@ -3803,141 +4812,172 @@
     </w:p>
     <w:p>
       <w:pPr>
-        <w:pStyle w:val="NormalWeb"/>
-        <w:rPr>
-          <w:rStyle w:val="Strong"/>
-          <w:rFonts w:ascii="Calibri" w:hAnsi="Calibri" w:cs="Calibri"/>
-          <w:b w:val="0"/>
-          <w:bCs w:val="0"/>
-          <w:lang w:val="pt-BR"/>
-        </w:rPr>
-      </w:pPr>
-      <w:r>
-        <w:rPr>
-          <w:noProof/>
-        </w:rPr>
-        <mc:AlternateContent>
-          <mc:Choice Requires="wps">
-            <w:drawing>
-              <wp:anchor distT="0" distB="0" distL="114300" distR="114300" simplePos="0" relativeHeight="251660288" behindDoc="0" locked="0" layoutInCell="1" allowOverlap="1" wp14:anchorId="0FE43FBE" wp14:editId="0FE43FBF">
-                <wp:simplePos x="0" y="0"/>
-                <wp:positionH relativeFrom="column">
-                  <wp:posOffset>23495</wp:posOffset>
-                </wp:positionH>
-                <wp:positionV relativeFrom="paragraph">
-                  <wp:posOffset>1145540</wp:posOffset>
-                </wp:positionV>
-                <wp:extent cx="5117465" cy="0"/>
-                <wp:effectExtent l="0" t="6350" r="0" b="6350"/>
-                <wp:wrapNone/>
-                <wp:docPr id="9" name="Conector Reto 9"/>
-                <wp:cNvGraphicFramePr/>
-                <a:graphic xmlns:a="http://schemas.openxmlformats.org/drawingml/2006/main">
-                  <a:graphicData uri="http://schemas.microsoft.com/office/word/2010/wordprocessingShape">
-                    <wps:wsp>
-                      <wps:cNvCnPr/>
-                      <wps:spPr>
-                        <a:xfrm>
-                          <a:off x="0" y="0"/>
-                          <a:ext cx="5117465" cy="0"/>
-                        </a:xfrm>
-                        <a:prstGeom prst="line">
-                          <a:avLst/>
-                        </a:prstGeom>
-                        <a:ln>
-                          <a:solidFill>
-                            <a:schemeClr val="tx1"/>
-                          </a:solidFill>
-                        </a:ln>
-                      </wps:spPr>
-                      <wps:style>
-                        <a:lnRef idx="2">
-                          <a:schemeClr val="accent1"/>
-                        </a:lnRef>
-                        <a:fillRef idx="0">
-                          <a:srgbClr val="FFFFFF"/>
-                        </a:fillRef>
-                        <a:effectRef idx="0">
-                          <a:srgbClr val="FFFFFF"/>
-                        </a:effectRef>
-                        <a:fontRef idx="minor">
-                          <a:schemeClr val="tx1"/>
-                        </a:fontRef>
-                      </wps:style>
-                      <wps:bodyPr/>
-                    </wps:wsp>
-                  </a:graphicData>
-                </a:graphic>
-              </wp:anchor>
-            </w:drawing>
-          </mc:Choice>
-          <mc:Fallback>
-            <w:pict>
-              <v:line w14:anchorId="0EB073A6" id="Conector Reto 9" o:spid="_x0000_s1026" style="position:absolute;z-index:251660288;visibility:visible;mso-wrap-style:square;mso-wrap-distance-left:9pt;mso-wrap-distance-top:0;mso-wrap-distance-right:9pt;mso-wrap-distance-bottom:0;mso-position-horizontal:absolute;mso-position-horizontal-relative:text;mso-position-vertical:absolute;mso-position-vertical-relative:text" from="1.85pt,90.2pt" to="404.8pt,90.2pt" o:gfxdata="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" strokecolor="black [3213]" strokeweight="1pt">
-                <v:stroke joinstyle="miter"/>
-              </v:line>
-            </w:pict>
-          </mc:Fallback>
-        </mc:AlternateContent>
-      </w:r>
-      <w:r>
-        <w:rPr>
-          <w:rStyle w:val="Strong"/>
-          <w:rFonts w:ascii="Calibri" w:hAnsi="Calibri" w:cs="Calibri"/>
-          <w:b w:val="0"/>
-          <w:bCs w:val="0"/>
-          <w:lang w:val="pt-BR"/>
-        </w:rPr>
-        <w:t>Nesse caso, os outliers em Fare não parecem erro, mas sim casos raros reais. O boxplot antes da remoção mostra várias tarifas muito acima do padrão, e depois da remoção a distribuição fica mais concentrada, o que indica que esses valores extremos realmente distorciam a visualização. Como o Titanic tinha passageiros de classes diferentes e passagens com preços muito variados, esses valores altos fazem sentido no contexto da base. Portanto, a melhor conclusão é que se trata principalmente de casos raros reais, com possível influência da mistura de perfis entre passageiros de diferentes classes.</w:t>
-      </w:r>
-    </w:p>
-    <w:p>
-      <w:pPr>
-        <w:pStyle w:val="Heading6"/>
-        <w:rPr>
-          <w:lang w:val="pt-BR"/>
-        </w:rPr>
-      </w:pPr>
-    </w:p>
-    <w:p>
-      <w:pPr>
-        <w:pStyle w:val="Heading6"/>
-        <w:rPr>
-          <w:lang w:val="pt-BR"/>
-        </w:rPr>
-      </w:pPr>
-      <w:r>
-        <w:rPr>
-          <w:lang w:val="pt-BR"/>
-        </w:rPr>
-        <w:t>Uso de Ia para explicação:</w:t>
-      </w:r>
-    </w:p>
-    <w:p>
-      <w:pPr>
-        <w:pStyle w:val="NormalWeb"/>
-        <w:rPr>
-          <w:rStyle w:val="Strong"/>
-          <w:rFonts w:ascii="Calibri" w:hAnsi="Calibri" w:cs="Calibri"/>
-          <w:lang w:val="pt-BR"/>
-        </w:rPr>
-      </w:pPr>
-      <w:r>
-        <w:rPr>
-          <w:rStyle w:val="Strong"/>
-          <w:rFonts w:ascii="Calibri" w:hAnsi="Calibri" w:cs="Calibri"/>
-          <w:lang w:val="pt-BR"/>
+        <w:spacing w:line="276" w:lineRule="auto"/>
+        <w:jc w:val="both"/>
+        <w:rPr>
+          <w:rFonts w:ascii="Arial" w:hAnsi="Arial" w:cs="Arial"/>
+          <w:lang w:val="pt-BR"/>
+        </w:rPr>
+      </w:pPr>
+      <w:r>
+        <w:rPr>
+          <w:rFonts w:ascii="Arial" w:hAnsi="Arial" w:cs="Arial"/>
+          <w:lang w:val="pt-BR"/>
+        </w:rPr>
+        <w:t xml:space="preserve">Nesse caso, os outliers em Fare não parecem ser erro, mas sim casos raros que realmente aconteceram. O boxplot antes da remoção mostra várias tarifas bem acima da maioria, e </w:t>
+      </w:r>
+      <w:r>
+        <w:rPr>
+          <w:rFonts w:ascii="Arial" w:hAnsi="Arial" w:cs="Arial"/>
+          <w:lang w:val="pt-BR"/>
+        </w:rPr>
+        <w:lastRenderedPageBreak/>
+        <w:t>depois da remoção os valores ficam mais concentrados. Isso mostra que esses valores muito altos acabavam distorcendo a visualização.</w:t>
+      </w:r>
+    </w:p>
+    <w:p>
+      <w:pPr>
+        <w:spacing w:line="276" w:lineRule="auto"/>
+        <w:jc w:val="both"/>
+        <w:rPr>
+          <w:rFonts w:ascii="Arial" w:hAnsi="Arial" w:cs="Arial"/>
+          <w:lang w:val="pt-BR"/>
+        </w:rPr>
+      </w:pPr>
+    </w:p>
+    <w:p>
+      <w:pPr>
+        <w:spacing w:line="276" w:lineRule="auto"/>
+        <w:jc w:val="both"/>
+        <w:rPr>
+          <w:rFonts w:ascii="Arial" w:hAnsi="Arial" w:cs="Arial"/>
+          <w:lang w:val="pt-BR"/>
+        </w:rPr>
+      </w:pPr>
+      <w:r>
+        <w:rPr>
+          <w:rFonts w:ascii="Arial" w:hAnsi="Arial" w:cs="Arial"/>
+          <w:lang w:val="pt-BR"/>
+        </w:rPr>
+        <w:t>Como no Titanic havia passageiros de classes diferentes e passagens com preços bem variados, esses valores altos fazem sentido dentro do contexto da base. Por isso, a melhor conclusão é que são principalmente casos raros reais, possivelmente por causa da mistura de perfis de passageiros de diferentes classes.</w:t>
+      </w:r>
+    </w:p>
+    <w:p>
+      <w:pPr>
+        <w:spacing w:line="276" w:lineRule="auto"/>
+        <w:jc w:val="both"/>
+        <w:rPr>
+          <w:rFonts w:ascii="Arial" w:hAnsi="Arial" w:cs="Arial"/>
+          <w:lang w:val="pt-BR"/>
+        </w:rPr>
+      </w:pPr>
+    </w:p>
+    <w:p>
+      <w:pPr>
+        <w:rPr>
+          <w:rFonts w:ascii="Arial" w:hAnsi="Arial" w:cs="Arial"/>
+          <w:b/>
+          <w:bCs/>
+          <w:sz w:val="24"/>
+          <w:szCs w:val="24"/>
+          <w:lang w:val="pt-BR"/>
+        </w:rPr>
+      </w:pPr>
+      <w:r>
+        <w:rPr>
+          <w:rFonts w:ascii="Arial" w:hAnsi="Arial" w:cs="Arial"/>
+          <w:b/>
+          <w:bCs/>
+          <w:sz w:val="24"/>
+          <w:szCs w:val="24"/>
+          <w:lang w:val="pt-BR"/>
+        </w:rPr>
+        <w:t>7. R</w:t>
+      </w:r>
+      <w:r>
+        <w:rPr>
+          <w:rFonts w:ascii="Arial" w:hAnsi="Arial" w:cs="Arial"/>
+          <w:b/>
+          <w:bCs/>
+          <w:sz w:val="24"/>
+          <w:szCs w:val="24"/>
+          <w:lang w:val="pt-BR"/>
+        </w:rPr>
+        <w:t>egras de IA(uso restrito e auditável)</w:t>
+      </w:r>
+    </w:p>
+    <w:p>
+      <w:pPr>
+        <w:spacing w:line="276" w:lineRule="auto"/>
+        <w:jc w:val="both"/>
+        <w:rPr>
+          <w:rFonts w:ascii="Arial" w:hAnsi="Arial" w:cs="Arial"/>
+          <w:lang w:val="pt-BR"/>
+        </w:rPr>
+      </w:pPr>
+    </w:p>
+    <w:p>
+      <w:pPr>
+        <w:spacing w:line="276" w:lineRule="auto"/>
+        <w:jc w:val="both"/>
+        <w:rPr>
+          <w:rFonts w:ascii="Arial" w:hAnsi="Arial" w:cs="Arial"/>
+          <w:lang w:val="pt-BR"/>
+        </w:rPr>
+      </w:pPr>
+      <w:r>
+        <w:rPr>
+          <w:rFonts w:ascii="Arial" w:hAnsi="Arial" w:cs="Arial"/>
+          <w:lang w:val="pt-BR"/>
+        </w:rPr>
+        <w:t xml:space="preserve">Uso de Ia para </w:t>
+      </w:r>
+      <w:r>
+        <w:rPr>
+          <w:rFonts w:ascii="Arial" w:hAnsi="Arial" w:cs="Arial"/>
+          <w:lang w:val="pt-BR"/>
+        </w:rPr>
+        <w:t xml:space="preserve">tirar dúvidas de código </w:t>
+      </w:r>
+    </w:p>
+    <w:p>
+      <w:pPr>
+        <w:spacing w:line="276" w:lineRule="auto"/>
+        <w:jc w:val="both"/>
+        <w:rPr>
+          <w:rFonts w:ascii="Arial" w:hAnsi="Arial" w:cs="Arial"/>
+          <w:lang w:val="pt-BR"/>
+        </w:rPr>
+      </w:pPr>
+    </w:p>
+    <w:p>
+      <w:pPr>
+        <w:spacing w:line="276" w:lineRule="auto"/>
+      </w:pPr>
+      <w:r>
+        <w:rPr>
+          <w:rFonts w:ascii="Arial" w:hAnsi="Arial" w:cs="Arial"/>
+          <w:b/>
+          <w:bCs/>
         </w:rPr>
         <w:t xml:space="preserve">Link do Github caso queira ver o código completo: </w:t>
       </w:r>
-      <w:r>
-        <w:rPr>
-          <w:rStyle w:val="Strong"/>
-          <w:rFonts w:ascii="Calibri" w:hAnsi="Calibri"/>
-          <w:lang w:val="pt-BR"/>
-        </w:rPr>
-        <w:t>https://github.com/Naluaqui/cp1_dados.git</w:t>
-      </w:r>
+      <w:hyperlink r:id="rId13" w:history="1">
+        <w:r>
+          <w:rPr>
+            <w:rFonts w:ascii="Arial" w:hAnsi="Arial" w:cs="Arial"/>
+            <w:lang w:val="pt-BR"/>
+          </w:rPr>
+          <w:t>https://github.com/Naluaqui/cp1_dados.git</w:t>
+        </w:r>
+      </w:hyperlink>
+    </w:p>
+    <w:p>
+      <w:pPr>
+        <w:rPr>
+          <w:lang w:val="pt-BR"/>
+        </w:rPr>
+      </w:pPr>
     </w:p>
     <w:sectPr>
       <w:pgSz w:w="11906" w:h="16838"/>
@@ -3963,8 +5003,492 @@
       <w:lvlJc w:val="left"/>
     </w:lvl>
   </w:abstractNum>
+  <w:abstractNum w:abstractNumId="1" w15:restartNumberingAfterBreak="0">
+    <w:nsid w:val="1FF11C9E"/>
+    <w:multiLevelType w:val="hybridMultilevel"/>
+    <w:tmpl w:val="22F8C546"/>
+    <w:lvl w:ilvl="0" w:tplc="FFFFFFFF">
+      <w:start w:val="2"/>
+      <w:numFmt w:val="decimal"/>
+      <w:lvlText w:val="%1."/>
+      <w:lvlJc w:val="left"/>
+      <w:pPr>
+        <w:ind w:left="720" w:hanging="360"/>
+      </w:pPr>
+      <w:rPr>
+        <w:rFonts w:hint="default"/>
+      </w:rPr>
+    </w:lvl>
+    <w:lvl w:ilvl="1" w:tplc="FFFFFFFF" w:tentative="1">
+      <w:start w:val="1"/>
+      <w:numFmt w:val="lowerLetter"/>
+      <w:lvlText w:val="%2."/>
+      <w:lvlJc w:val="left"/>
+      <w:pPr>
+        <w:ind w:left="1440" w:hanging="360"/>
+      </w:pPr>
+    </w:lvl>
+    <w:lvl w:ilvl="2" w:tplc="FFFFFFFF" w:tentative="1">
+      <w:start w:val="1"/>
+      <w:numFmt w:val="lowerRoman"/>
+      <w:lvlText w:val="%3."/>
+      <w:lvlJc w:val="right"/>
+      <w:pPr>
+        <w:ind w:left="2160" w:hanging="180"/>
+      </w:pPr>
+    </w:lvl>
+    <w:lvl w:ilvl="3" w:tplc="FFFFFFFF" w:tentative="1">
+      <w:start w:val="1"/>
+      <w:numFmt w:val="decimal"/>
+      <w:lvlText w:val="%4."/>
+      <w:lvlJc w:val="left"/>
+      <w:pPr>
+        <w:ind w:left="2880" w:hanging="360"/>
+      </w:pPr>
+    </w:lvl>
+    <w:lvl w:ilvl="4" w:tplc="FFFFFFFF" w:tentative="1">
+      <w:start w:val="1"/>
+      <w:numFmt w:val="lowerLetter"/>
+      <w:lvlText w:val="%5."/>
+      <w:lvlJc w:val="left"/>
+      <w:pPr>
+        <w:ind w:left="3600" w:hanging="360"/>
+      </w:pPr>
+    </w:lvl>
+    <w:lvl w:ilvl="5" w:tplc="FFFFFFFF" w:tentative="1">
+      <w:start w:val="1"/>
+      <w:numFmt w:val="lowerRoman"/>
+      <w:lvlText w:val="%6."/>
+      <w:lvlJc w:val="right"/>
+      <w:pPr>
+        <w:ind w:left="4320" w:hanging="180"/>
+      </w:pPr>
+    </w:lvl>
+    <w:lvl w:ilvl="6" w:tplc="FFFFFFFF" w:tentative="1">
+      <w:start w:val="1"/>
+      <w:numFmt w:val="decimal"/>
+      <w:lvlText w:val="%7."/>
+      <w:lvlJc w:val="left"/>
+      <w:pPr>
+        <w:ind w:left="5040" w:hanging="360"/>
+      </w:pPr>
+    </w:lvl>
+    <w:lvl w:ilvl="7" w:tplc="FFFFFFFF" w:tentative="1">
+      <w:start w:val="1"/>
+      <w:numFmt w:val="lowerLetter"/>
+      <w:lvlText w:val="%8."/>
+      <w:lvlJc w:val="left"/>
+      <w:pPr>
+        <w:ind w:left="5760" w:hanging="360"/>
+      </w:pPr>
+    </w:lvl>
+    <w:lvl w:ilvl="8" w:tplc="FFFFFFFF" w:tentative="1">
+      <w:start w:val="1"/>
+      <w:numFmt w:val="lowerRoman"/>
+      <w:lvlText w:val="%9."/>
+      <w:lvlJc w:val="right"/>
+      <w:pPr>
+        <w:ind w:left="6480" w:hanging="180"/>
+      </w:pPr>
+    </w:lvl>
+  </w:abstractNum>
+  <w:abstractNum w:abstractNumId="2" w15:restartNumberingAfterBreak="0">
+    <w:nsid w:val="33767D79"/>
+    <w:multiLevelType w:val="hybridMultilevel"/>
+    <w:tmpl w:val="22F8C546"/>
+    <w:lvl w:ilvl="0" w:tplc="0409000F">
+      <w:start w:val="2"/>
+      <w:numFmt w:val="decimal"/>
+      <w:lvlText w:val="%1."/>
+      <w:lvlJc w:val="left"/>
+      <w:pPr>
+        <w:ind w:left="720" w:hanging="360"/>
+      </w:pPr>
+      <w:rPr>
+        <w:rFonts w:hint="default"/>
+      </w:rPr>
+    </w:lvl>
+    <w:lvl w:ilvl="1" w:tplc="04090019" w:tentative="1">
+      <w:start w:val="1"/>
+      <w:numFmt w:val="lowerLetter"/>
+      <w:lvlText w:val="%2."/>
+      <w:lvlJc w:val="left"/>
+      <w:pPr>
+        <w:ind w:left="1440" w:hanging="360"/>
+      </w:pPr>
+    </w:lvl>
+    <w:lvl w:ilvl="2" w:tplc="0409001B" w:tentative="1">
+      <w:start w:val="1"/>
+      <w:numFmt w:val="lowerRoman"/>
+      <w:lvlText w:val="%3."/>
+      <w:lvlJc w:val="right"/>
+      <w:pPr>
+        <w:ind w:left="2160" w:hanging="180"/>
+      </w:pPr>
+    </w:lvl>
+    <w:lvl w:ilvl="3" w:tplc="0409000F" w:tentative="1">
+      <w:start w:val="1"/>
+      <w:numFmt w:val="decimal"/>
+      <w:lvlText w:val="%4."/>
+      <w:lvlJc w:val="left"/>
+      <w:pPr>
+        <w:ind w:left="2880" w:hanging="360"/>
+      </w:pPr>
+    </w:lvl>
+    <w:lvl w:ilvl="4" w:tplc="04090019" w:tentative="1">
+      <w:start w:val="1"/>
+      <w:numFmt w:val="lowerLetter"/>
+      <w:lvlText w:val="%5."/>
+      <w:lvlJc w:val="left"/>
+      <w:pPr>
+        <w:ind w:left="3600" w:hanging="360"/>
+      </w:pPr>
+    </w:lvl>
+    <w:lvl w:ilvl="5" w:tplc="0409001B" w:tentative="1">
+      <w:start w:val="1"/>
+      <w:numFmt w:val="lowerRoman"/>
+      <w:lvlText w:val="%6."/>
+      <w:lvlJc w:val="right"/>
+      <w:pPr>
+        <w:ind w:left="4320" w:hanging="180"/>
+      </w:pPr>
+    </w:lvl>
+    <w:lvl w:ilvl="6" w:tplc="0409000F" w:tentative="1">
+      <w:start w:val="1"/>
+      <w:numFmt w:val="decimal"/>
+      <w:lvlText w:val="%7."/>
+      <w:lvlJc w:val="left"/>
+      <w:pPr>
+        <w:ind w:left="5040" w:hanging="360"/>
+      </w:pPr>
+    </w:lvl>
+    <w:lvl w:ilvl="7" w:tplc="04090019" w:tentative="1">
+      <w:start w:val="1"/>
+      <w:numFmt w:val="lowerLetter"/>
+      <w:lvlText w:val="%8."/>
+      <w:lvlJc w:val="left"/>
+      <w:pPr>
+        <w:ind w:left="5760" w:hanging="360"/>
+      </w:pPr>
+    </w:lvl>
+    <w:lvl w:ilvl="8" w:tplc="0409001B" w:tentative="1">
+      <w:start w:val="1"/>
+      <w:numFmt w:val="lowerRoman"/>
+      <w:lvlText w:val="%9."/>
+      <w:lvlJc w:val="right"/>
+      <w:pPr>
+        <w:ind w:left="6480" w:hanging="180"/>
+      </w:pPr>
+    </w:lvl>
+  </w:abstractNum>
+  <w:abstractNum w:abstractNumId="3" w15:restartNumberingAfterBreak="0">
+    <w:nsid w:val="36563E03"/>
+    <w:multiLevelType w:val="hybridMultilevel"/>
+    <w:tmpl w:val="A20C2F24"/>
+    <w:lvl w:ilvl="0" w:tplc="0409000F">
+      <w:start w:val="7"/>
+      <w:numFmt w:val="decimal"/>
+      <w:lvlText w:val="%1."/>
+      <w:lvlJc w:val="left"/>
+      <w:pPr>
+        <w:ind w:left="720" w:hanging="360"/>
+      </w:pPr>
+      <w:rPr>
+        <w:rFonts w:hint="default"/>
+      </w:rPr>
+    </w:lvl>
+    <w:lvl w:ilvl="1" w:tplc="04090019" w:tentative="1">
+      <w:start w:val="1"/>
+      <w:numFmt w:val="lowerLetter"/>
+      <w:lvlText w:val="%2."/>
+      <w:lvlJc w:val="left"/>
+      <w:pPr>
+        <w:ind w:left="1440" w:hanging="360"/>
+      </w:pPr>
+    </w:lvl>
+    <w:lvl w:ilvl="2" w:tplc="0409001B" w:tentative="1">
+      <w:start w:val="1"/>
+      <w:numFmt w:val="lowerRoman"/>
+      <w:lvlText w:val="%3."/>
+      <w:lvlJc w:val="right"/>
+      <w:pPr>
+        <w:ind w:left="2160" w:hanging="180"/>
+      </w:pPr>
+    </w:lvl>
+    <w:lvl w:ilvl="3" w:tplc="0409000F" w:tentative="1">
+      <w:start w:val="1"/>
+      <w:numFmt w:val="decimal"/>
+      <w:lvlText w:val="%4."/>
+      <w:lvlJc w:val="left"/>
+      <w:pPr>
+        <w:ind w:left="2880" w:hanging="360"/>
+      </w:pPr>
+    </w:lvl>
+    <w:lvl w:ilvl="4" w:tplc="04090019" w:tentative="1">
+      <w:start w:val="1"/>
+      <w:numFmt w:val="lowerLetter"/>
+      <w:lvlText w:val="%5."/>
+      <w:lvlJc w:val="left"/>
+      <w:pPr>
+        <w:ind w:left="3600" w:hanging="360"/>
+      </w:pPr>
+    </w:lvl>
+    <w:lvl w:ilvl="5" w:tplc="0409001B" w:tentative="1">
+      <w:start w:val="1"/>
+      <w:numFmt w:val="lowerRoman"/>
+      <w:lvlText w:val="%6."/>
+      <w:lvlJc w:val="right"/>
+      <w:pPr>
+        <w:ind w:left="4320" w:hanging="180"/>
+      </w:pPr>
+    </w:lvl>
+    <w:lvl w:ilvl="6" w:tplc="0409000F" w:tentative="1">
+      <w:start w:val="1"/>
+      <w:numFmt w:val="decimal"/>
+      <w:lvlText w:val="%7."/>
+      <w:lvlJc w:val="left"/>
+      <w:pPr>
+        <w:ind w:left="5040" w:hanging="360"/>
+      </w:pPr>
+    </w:lvl>
+    <w:lvl w:ilvl="7" w:tplc="04090019" w:tentative="1">
+      <w:start w:val="1"/>
+      <w:numFmt w:val="lowerLetter"/>
+      <w:lvlText w:val="%8."/>
+      <w:lvlJc w:val="left"/>
+      <w:pPr>
+        <w:ind w:left="5760" w:hanging="360"/>
+      </w:pPr>
+    </w:lvl>
+    <w:lvl w:ilvl="8" w:tplc="0409001B" w:tentative="1">
+      <w:start w:val="1"/>
+      <w:numFmt w:val="lowerRoman"/>
+      <w:lvlText w:val="%9."/>
+      <w:lvlJc w:val="right"/>
+      <w:pPr>
+        <w:ind w:left="6480" w:hanging="180"/>
+      </w:pPr>
+    </w:lvl>
+  </w:abstractNum>
+  <w:abstractNum w:abstractNumId="4" w15:restartNumberingAfterBreak="0">
+    <w:nsid w:val="6B991A92"/>
+    <w:multiLevelType w:val="hybridMultilevel"/>
+    <w:tmpl w:val="1E449B3A"/>
+    <w:lvl w:ilvl="0" w:tplc="04090001">
+      <w:start w:val="1"/>
+      <w:numFmt w:val="bullet"/>
+      <w:lvlText w:val=""/>
+      <w:lvlJc w:val="left"/>
+      <w:pPr>
+        <w:ind w:left="720" w:hanging="360"/>
+      </w:pPr>
+      <w:rPr>
+        <w:rFonts w:ascii="Symbol" w:hAnsi="Symbol" w:hint="default"/>
+      </w:rPr>
+    </w:lvl>
+    <w:lvl w:ilvl="1" w:tplc="04090003" w:tentative="1">
+      <w:start w:val="1"/>
+      <w:numFmt w:val="bullet"/>
+      <w:lvlText w:val="o"/>
+      <w:lvlJc w:val="left"/>
+      <w:pPr>
+        <w:ind w:left="1440" w:hanging="360"/>
+      </w:pPr>
+      <w:rPr>
+        <w:rFonts w:ascii="Courier New" w:hAnsi="Courier New" w:cs="Courier New" w:hint="default"/>
+      </w:rPr>
+    </w:lvl>
+    <w:lvl w:ilvl="2" w:tplc="04090005" w:tentative="1">
+      <w:start w:val="1"/>
+      <w:numFmt w:val="bullet"/>
+      <w:lvlText w:val=""/>
+      <w:lvlJc w:val="left"/>
+      <w:pPr>
+        <w:ind w:left="2160" w:hanging="360"/>
+      </w:pPr>
+      <w:rPr>
+        <w:rFonts w:ascii="Wingdings" w:hAnsi="Wingdings" w:hint="default"/>
+      </w:rPr>
+    </w:lvl>
+    <w:lvl w:ilvl="3" w:tplc="04090001" w:tentative="1">
+      <w:start w:val="1"/>
+      <w:numFmt w:val="bullet"/>
+      <w:lvlText w:val=""/>
+      <w:lvlJc w:val="left"/>
+      <w:pPr>
+        <w:ind w:left="2880" w:hanging="360"/>
+      </w:pPr>
+      <w:rPr>
+        <w:rFonts w:ascii="Symbol" w:hAnsi="Symbol" w:hint="default"/>
+      </w:rPr>
+    </w:lvl>
+    <w:lvl w:ilvl="4" w:tplc="04090003" w:tentative="1">
+      <w:start w:val="1"/>
+      <w:numFmt w:val="bullet"/>
+      <w:lvlText w:val="o"/>
+      <w:lvlJc w:val="left"/>
+      <w:pPr>
+        <w:ind w:left="3600" w:hanging="360"/>
+      </w:pPr>
+      <w:rPr>
+        <w:rFonts w:ascii="Courier New" w:hAnsi="Courier New" w:cs="Courier New" w:hint="default"/>
+      </w:rPr>
+    </w:lvl>
+    <w:lvl w:ilvl="5" w:tplc="04090005" w:tentative="1">
+      <w:start w:val="1"/>
+      <w:numFmt w:val="bullet"/>
+      <w:lvlText w:val=""/>
+      <w:lvlJc w:val="left"/>
+      <w:pPr>
+        <w:ind w:left="4320" w:hanging="360"/>
+      </w:pPr>
+      <w:rPr>
+        <w:rFonts w:ascii="Wingdings" w:hAnsi="Wingdings" w:hint="default"/>
+      </w:rPr>
+    </w:lvl>
+    <w:lvl w:ilvl="6" w:tplc="04090001" w:tentative="1">
+      <w:start w:val="1"/>
+      <w:numFmt w:val="bullet"/>
+      <w:lvlText w:val=""/>
+      <w:lvlJc w:val="left"/>
+      <w:pPr>
+        <w:ind w:left="5040" w:hanging="360"/>
+      </w:pPr>
+      <w:rPr>
+        <w:rFonts w:ascii="Symbol" w:hAnsi="Symbol" w:hint="default"/>
+      </w:rPr>
+    </w:lvl>
+    <w:lvl w:ilvl="7" w:tplc="04090003" w:tentative="1">
+      <w:start w:val="1"/>
+      <w:numFmt w:val="bullet"/>
+      <w:lvlText w:val="o"/>
+      <w:lvlJc w:val="left"/>
+      <w:pPr>
+        <w:ind w:left="5760" w:hanging="360"/>
+      </w:pPr>
+      <w:rPr>
+        <w:rFonts w:ascii="Courier New" w:hAnsi="Courier New" w:cs="Courier New" w:hint="default"/>
+      </w:rPr>
+    </w:lvl>
+    <w:lvl w:ilvl="8" w:tplc="04090005" w:tentative="1">
+      <w:start w:val="1"/>
+      <w:numFmt w:val="bullet"/>
+      <w:lvlText w:val=""/>
+      <w:lvlJc w:val="left"/>
+      <w:pPr>
+        <w:ind w:left="6480" w:hanging="360"/>
+      </w:pPr>
+      <w:rPr>
+        <w:rFonts w:ascii="Wingdings" w:hAnsi="Wingdings" w:hint="default"/>
+      </w:rPr>
+    </w:lvl>
+  </w:abstractNum>
+  <w:abstractNum w:abstractNumId="5" w15:restartNumberingAfterBreak="0">
+    <w:nsid w:val="76E8669B"/>
+    <w:multiLevelType w:val="hybridMultilevel"/>
+    <w:tmpl w:val="22F8C546"/>
+    <w:lvl w:ilvl="0" w:tplc="FFFFFFFF">
+      <w:start w:val="2"/>
+      <w:numFmt w:val="decimal"/>
+      <w:lvlText w:val="%1."/>
+      <w:lvlJc w:val="left"/>
+      <w:pPr>
+        <w:ind w:left="720" w:hanging="360"/>
+      </w:pPr>
+      <w:rPr>
+        <w:rFonts w:hint="default"/>
+      </w:rPr>
+    </w:lvl>
+    <w:lvl w:ilvl="1" w:tplc="FFFFFFFF" w:tentative="1">
+      <w:start w:val="1"/>
+      <w:numFmt w:val="lowerLetter"/>
+      <w:lvlText w:val="%2."/>
+      <w:lvlJc w:val="left"/>
+      <w:pPr>
+        <w:ind w:left="1440" w:hanging="360"/>
+      </w:pPr>
+    </w:lvl>
+    <w:lvl w:ilvl="2" w:tplc="FFFFFFFF" w:tentative="1">
+      <w:start w:val="1"/>
+      <w:numFmt w:val="lowerRoman"/>
+      <w:lvlText w:val="%3."/>
+      <w:lvlJc w:val="right"/>
+      <w:pPr>
+        <w:ind w:left="2160" w:hanging="180"/>
+      </w:pPr>
+    </w:lvl>
+    <w:lvl w:ilvl="3" w:tplc="FFFFFFFF" w:tentative="1">
+      <w:start w:val="1"/>
+      <w:numFmt w:val="decimal"/>
+      <w:lvlText w:val="%4."/>
+      <w:lvlJc w:val="left"/>
+      <w:pPr>
+        <w:ind w:left="2880" w:hanging="360"/>
+      </w:pPr>
+    </w:lvl>
+    <w:lvl w:ilvl="4" w:tplc="FFFFFFFF" w:tentative="1">
+      <w:start w:val="1"/>
+      <w:numFmt w:val="lowerLetter"/>
+      <w:lvlText w:val="%5."/>
+      <w:lvlJc w:val="left"/>
+      <w:pPr>
+        <w:ind w:left="3600" w:hanging="360"/>
+      </w:pPr>
+    </w:lvl>
+    <w:lvl w:ilvl="5" w:tplc="FFFFFFFF" w:tentative="1">
+      <w:start w:val="1"/>
+      <w:numFmt w:val="lowerRoman"/>
+      <w:lvlText w:val="%6."/>
+      <w:lvlJc w:val="right"/>
+      <w:pPr>
+        <w:ind w:left="4320" w:hanging="180"/>
+      </w:pPr>
+    </w:lvl>
+    <w:lvl w:ilvl="6" w:tplc="FFFFFFFF" w:tentative="1">
+      <w:start w:val="1"/>
+      <w:numFmt w:val="decimal"/>
+      <w:lvlText w:val="%7."/>
+      <w:lvlJc w:val="left"/>
+      <w:pPr>
+        <w:ind w:left="5040" w:hanging="360"/>
+      </w:pPr>
+    </w:lvl>
+    <w:lvl w:ilvl="7" w:tplc="FFFFFFFF" w:tentative="1">
+      <w:start w:val="1"/>
+      <w:numFmt w:val="lowerLetter"/>
+      <w:lvlText w:val="%8."/>
+      <w:lvlJc w:val="left"/>
+      <w:pPr>
+        <w:ind w:left="5760" w:hanging="360"/>
+      </w:pPr>
+    </w:lvl>
+    <w:lvl w:ilvl="8" w:tplc="FFFFFFFF" w:tentative="1">
+      <w:start w:val="1"/>
+      <w:numFmt w:val="lowerRoman"/>
+      <w:lvlText w:val="%9."/>
+      <w:lvlJc w:val="right"/>
+      <w:pPr>
+        <w:ind w:left="6480" w:hanging="180"/>
+      </w:pPr>
+    </w:lvl>
+  </w:abstractNum>
   <w:num w:numId="1" w16cid:durableId="1345741447">
     <w:abstractNumId w:val="0"/>
+  </w:num>
+  <w:num w:numId="2" w16cid:durableId="389307308">
+    <w:abstractNumId w:val="2"/>
+  </w:num>
+  <w:num w:numId="3" w16cid:durableId="251014278">
+    <w:abstractNumId w:val="5"/>
+  </w:num>
+  <w:num w:numId="4" w16cid:durableId="30494641">
+    <w:abstractNumId w:val="1"/>
+  </w:num>
+  <w:num w:numId="5" w16cid:durableId="1752970415">
+    <w:abstractNumId w:val="3"/>
+  </w:num>
+  <w:num w:numId="6" w16cid:durableId="1879127169">
+    <w:abstractNumId w:val="4"/>
   </w:num>
 </w:numbering>
 </file>
@@ -4444,6 +5968,29 @@
       <w:lang w:eastAsia="zh-CN"/>
     </w:rPr>
   </w:style>
+  <w:style w:type="paragraph" w:styleId="ListParagraph">
+    <w:name w:val="List Paragraph"/>
+    <w:basedOn w:val="Normal"/>
+    <w:uiPriority w:val="99"/>
+    <w:unhideWhenUsed/>
+    <w:rsid w:val="00916DE7"/>
+    <w:pPr>
+      <w:ind w:left="720"/>
+      <w:contextualSpacing/>
+    </w:pPr>
+  </w:style>
+  <w:style w:type="character" w:styleId="UnresolvedMention">
+    <w:name w:val="Unresolved Mention"/>
+    <w:basedOn w:val="DefaultParagraphFont"/>
+    <w:uiPriority w:val="99"/>
+    <w:semiHidden/>
+    <w:unhideWhenUsed/>
+    <w:rsid w:val="00DE7256"/>
+    <w:rPr>
+      <w:color w:val="605E5C"/>
+      <w:shd w:val="clear" w:color="auto" w:fill="E1DFDD"/>
+    </w:rPr>
+  </w:style>
 </w:styles>
 </file>
 

--- a/Checkpoint1.docx
+++ b/Checkpoint1.docx
@@ -55,6 +55,7 @@
           <w:b/>
           <w:kern w:val="32"/>
           <w:sz w:val="32"/>
+          <w:lang w:val="pt-BR"/>
         </w:rPr>
       </w:pPr>
       <w:r>
@@ -64,6 +65,7 @@
           <w:bCs/>
           <w:kern w:val="32"/>
           <w:sz w:val="32"/>
+          <w:lang w:val="pt-BR"/>
         </w:rPr>
         <w:t>FIAP - 2026</w:t>
       </w:r>
@@ -72,8 +74,73 @@
       <w:pPr>
         <w:rPr>
           <w:rFonts w:ascii="Arial" w:hAnsi="Arial" w:cs="Arial"/>
-        </w:rPr>
-      </w:pPr>
+          <w:lang w:val="pt-BR"/>
+        </w:rPr>
+      </w:pPr>
+    </w:p>
+    <w:p>
+      <w:pPr>
+        <w:rPr>
+          <w:rFonts w:ascii="Arial" w:hAnsi="Arial" w:cs="Arial"/>
+          <w:b/>
+          <w:bCs/>
+          <w:lang w:val="pt-BR"/>
+        </w:rPr>
+      </w:pPr>
+      <w:r>
+        <w:rPr>
+          <w:rFonts w:ascii="Arial" w:hAnsi="Arial" w:cs="Arial"/>
+          <w:b/>
+          <w:bCs/>
+          <w:lang w:val="pt-BR"/>
+        </w:rPr>
+        <w:t>Nome: Ana Luiza Tibiriçá da Paixão</w:t>
+      </w:r>
+      <w:r>
+        <w:rPr>
+          <w:rFonts w:ascii="Arial" w:hAnsi="Arial" w:cs="Arial"/>
+          <w:b/>
+          <w:bCs/>
+          <w:lang w:val="pt-BR"/>
+        </w:rPr>
+        <w:t xml:space="preserve"> </w:t>
+      </w:r>
+      <w:r>
+        <w:rPr>
+          <w:rFonts w:ascii="Arial" w:hAnsi="Arial" w:cs="Arial"/>
+          <w:b/>
+          <w:bCs/>
+          <w:lang w:val="pt-BR"/>
+        </w:rPr>
+        <w:t>RM</w:t>
+      </w:r>
+      <w:r>
+        <w:rPr>
+          <w:rFonts w:ascii="Arial" w:hAnsi="Arial" w:cs="Arial"/>
+          <w:b/>
+          <w:bCs/>
+          <w:lang w:val="pt-BR"/>
+        </w:rPr>
+        <w:t xml:space="preserve"> </w:t>
+      </w:r>
+      <w:r>
+        <w:rPr>
+          <w:rFonts w:ascii="Arial" w:hAnsi="Arial" w:cs="Arial"/>
+          <w:b/>
+          <w:bCs/>
+          <w:lang w:val="pt-BR"/>
+        </w:rPr>
+        <w:t>562098</w:t>
+      </w:r>
+      <w:r>
+        <w:rPr>
+          <w:rFonts w:ascii="Arial" w:hAnsi="Arial" w:cs="Arial"/>
+          <w:b/>
+          <w:bCs/>
+          <w:lang w:val="pt-BR"/>
+        </w:rPr>
+        <w:t xml:space="preserve"> </w:t>
+      </w:r>
     </w:p>
     <w:p>
       <w:pPr>
@@ -100,76 +167,6 @@
           <w:bCs/>
           <w:lang w:val="pt-BR"/>
         </w:rPr>
-        <w:t>Ana Luiza Tibiriçá da Paixão</w:t>
-      </w:r>
-      <w:r>
-        <w:rPr>
-          <w:rFonts w:ascii="Arial" w:hAnsi="Arial" w:cs="Arial"/>
-          <w:b/>
-          <w:bCs/>
-          <w:lang w:val="pt-BR"/>
-        </w:rPr>
-        <w:t xml:space="preserve"> </w:t>
-      </w:r>
-      <w:r>
-        <w:rPr>
-          <w:rFonts w:ascii="Arial" w:hAnsi="Arial" w:cs="Arial"/>
-          <w:b/>
-          <w:bCs/>
-          <w:lang w:val="pt-BR"/>
-        </w:rPr>
-        <w:t>RM</w:t>
-      </w:r>
-      <w:r>
-        <w:rPr>
-          <w:rFonts w:ascii="Arial" w:hAnsi="Arial" w:cs="Arial"/>
-          <w:b/>
-          <w:bCs/>
-          <w:lang w:val="pt-BR"/>
-        </w:rPr>
-        <w:t xml:space="preserve"> </w:t>
-      </w:r>
-      <w:r>
-        <w:rPr>
-          <w:rFonts w:ascii="Arial" w:hAnsi="Arial" w:cs="Arial"/>
-          <w:b/>
-          <w:bCs/>
-          <w:lang w:val="pt-BR"/>
-        </w:rPr>
-        <w:t>562098</w:t>
-      </w:r>
-      <w:r>
-        <w:rPr>
-          <w:rFonts w:ascii="Arial" w:hAnsi="Arial" w:cs="Arial"/>
-          <w:b/>
-          <w:bCs/>
-          <w:lang w:val="pt-BR"/>
-        </w:rPr>
-        <w:t xml:space="preserve"> </w:t>
-      </w:r>
-    </w:p>
-    <w:p>
-      <w:pPr>
-        <w:rPr>
-          <w:rFonts w:ascii="Arial" w:hAnsi="Arial" w:cs="Arial"/>
-          <w:b/>
-          <w:bCs/>
-        </w:rPr>
-      </w:pPr>
-      <w:r>
-        <w:rPr>
-          <w:rFonts w:ascii="Arial" w:hAnsi="Arial" w:cs="Arial"/>
-          <w:b/>
-          <w:bCs/>
-        </w:rPr>
-        <w:t xml:space="preserve">Nome: </w:t>
-      </w:r>
-      <w:r>
-        <w:rPr>
-          <w:rFonts w:ascii="Arial" w:hAnsi="Arial" w:cs="Arial"/>
-          <w:b/>
-          <w:bCs/>
-        </w:rPr>
         <w:t xml:space="preserve">Luara Martins de Oliveira Ramos </w:t>
       </w:r>
       <w:r>
@@ -177,6 +174,7 @@
           <w:rFonts w:ascii="Arial" w:hAnsi="Arial" w:cs="Arial"/>
           <w:b/>
           <w:bCs/>
+          <w:lang w:val="pt-BR"/>
         </w:rPr>
         <w:t xml:space="preserve">RM </w:t>
       </w:r>
@@ -185,6 +183,7 @@
           <w:rFonts w:ascii="Arial" w:hAnsi="Arial" w:cs="Arial"/>
           <w:b/>
           <w:bCs/>
+          <w:lang w:val="pt-BR"/>
         </w:rPr>
         <w:t>565573</w:t>
       </w:r>
@@ -239,6 +238,7 @@
         <w:jc w:val="both"/>
         <w:rPr>
           <w:rFonts w:ascii="Arial" w:hAnsi="Arial" w:cs="Arial"/>
+          <w:lang w:val="pt-BR"/>
         </w:rPr>
       </w:pPr>
       <w:r>
@@ -251,442 +251,9 @@
       <w:r>
         <w:rPr>
           <w:rFonts w:ascii="Arial" w:hAnsi="Arial" w:cs="Arial"/>
-        </w:rPr>
-        <w:t xml:space="preserve">O </w:t>
-      </w:r>
-      <w:proofErr w:type="spellStart"/>
-      <w:r>
-        <w:rPr>
-          <w:rFonts w:ascii="Arial" w:hAnsi="Arial" w:cs="Arial"/>
-        </w:rPr>
-        <w:t>grupo</w:t>
-      </w:r>
-      <w:proofErr w:type="spellEnd"/>
-      <w:r>
-        <w:rPr>
-          <w:rFonts w:ascii="Arial" w:hAnsi="Arial" w:cs="Arial"/>
-        </w:rPr>
-        <w:t xml:space="preserve"> </w:t>
-      </w:r>
-      <w:proofErr w:type="spellStart"/>
-      <w:r>
-        <w:rPr>
-          <w:rFonts w:ascii="Arial" w:hAnsi="Arial" w:cs="Arial"/>
-        </w:rPr>
-        <w:t>escolheu</w:t>
-      </w:r>
-      <w:proofErr w:type="spellEnd"/>
-      <w:r>
-        <w:rPr>
-          <w:rFonts w:ascii="Arial" w:hAnsi="Arial" w:cs="Arial"/>
-        </w:rPr>
-        <w:t xml:space="preserve"> o Titanic Dataset </w:t>
-      </w:r>
-      <w:proofErr w:type="spellStart"/>
-      <w:r>
-        <w:rPr>
-          <w:rFonts w:ascii="Arial" w:hAnsi="Arial" w:cs="Arial"/>
-        </w:rPr>
-        <w:t>por</w:t>
-      </w:r>
-      <w:proofErr w:type="spellEnd"/>
-      <w:r>
-        <w:rPr>
-          <w:rFonts w:ascii="Arial" w:hAnsi="Arial" w:cs="Arial"/>
-        </w:rPr>
-        <w:t xml:space="preserve"> ser um </w:t>
-      </w:r>
-      <w:proofErr w:type="spellStart"/>
-      <w:r>
-        <w:rPr>
-          <w:rFonts w:ascii="Arial" w:hAnsi="Arial" w:cs="Arial"/>
-        </w:rPr>
-        <w:t>tema</w:t>
-      </w:r>
-      <w:proofErr w:type="spellEnd"/>
-      <w:r>
-        <w:rPr>
-          <w:rFonts w:ascii="Arial" w:hAnsi="Arial" w:cs="Arial"/>
-        </w:rPr>
-        <w:t xml:space="preserve"> </w:t>
-      </w:r>
-      <w:proofErr w:type="spellStart"/>
-      <w:r>
-        <w:rPr>
-          <w:rFonts w:ascii="Arial" w:hAnsi="Arial" w:cs="Arial"/>
-        </w:rPr>
-        <w:t>interessante</w:t>
-      </w:r>
-      <w:proofErr w:type="spellEnd"/>
-      <w:r>
-        <w:rPr>
-          <w:rFonts w:ascii="Arial" w:hAnsi="Arial" w:cs="Arial"/>
-        </w:rPr>
-        <w:t xml:space="preserve"> e </w:t>
-      </w:r>
-      <w:proofErr w:type="spellStart"/>
-      <w:r>
-        <w:rPr>
-          <w:rFonts w:ascii="Arial" w:hAnsi="Arial" w:cs="Arial"/>
-        </w:rPr>
-        <w:t>conhecido</w:t>
-      </w:r>
-      <w:proofErr w:type="spellEnd"/>
-      <w:r>
-        <w:rPr>
-          <w:rFonts w:ascii="Arial" w:hAnsi="Arial" w:cs="Arial"/>
-        </w:rPr>
-        <w:t xml:space="preserve">. O dataset </w:t>
-      </w:r>
-      <w:proofErr w:type="spellStart"/>
-      <w:r>
-        <w:rPr>
-          <w:rFonts w:ascii="Arial" w:hAnsi="Arial" w:cs="Arial"/>
-        </w:rPr>
-        <w:t>apresenta</w:t>
-      </w:r>
-      <w:proofErr w:type="spellEnd"/>
-      <w:r>
-        <w:rPr>
-          <w:rFonts w:ascii="Arial" w:hAnsi="Arial" w:cs="Arial"/>
-        </w:rPr>
-        <w:t xml:space="preserve"> </w:t>
-      </w:r>
-      <w:proofErr w:type="spellStart"/>
-      <w:r>
-        <w:rPr>
-          <w:rFonts w:ascii="Arial" w:hAnsi="Arial" w:cs="Arial"/>
-        </w:rPr>
-        <w:t>informações</w:t>
-      </w:r>
-      <w:proofErr w:type="spellEnd"/>
-      <w:r>
-        <w:rPr>
-          <w:rFonts w:ascii="Arial" w:hAnsi="Arial" w:cs="Arial"/>
-        </w:rPr>
-        <w:t xml:space="preserve"> </w:t>
-      </w:r>
-      <w:proofErr w:type="spellStart"/>
-      <w:r>
-        <w:rPr>
-          <w:rFonts w:ascii="Arial" w:hAnsi="Arial" w:cs="Arial"/>
-        </w:rPr>
-        <w:t>sobre</w:t>
-      </w:r>
-      <w:proofErr w:type="spellEnd"/>
-      <w:r>
-        <w:rPr>
-          <w:rFonts w:ascii="Arial" w:hAnsi="Arial" w:cs="Arial"/>
-        </w:rPr>
-        <w:t xml:space="preserve"> </w:t>
-      </w:r>
-      <w:proofErr w:type="spellStart"/>
-      <w:r>
-        <w:rPr>
-          <w:rFonts w:ascii="Arial" w:hAnsi="Arial" w:cs="Arial"/>
-        </w:rPr>
-        <w:t>passageiros</w:t>
-      </w:r>
-      <w:proofErr w:type="spellEnd"/>
-      <w:r>
-        <w:rPr>
-          <w:rFonts w:ascii="Arial" w:hAnsi="Arial" w:cs="Arial"/>
-        </w:rPr>
-        <w:t xml:space="preserve"> do </w:t>
-      </w:r>
-      <w:proofErr w:type="spellStart"/>
-      <w:r>
-        <w:rPr>
-          <w:rFonts w:ascii="Arial" w:hAnsi="Arial" w:cs="Arial"/>
-        </w:rPr>
-        <w:t>navio</w:t>
-      </w:r>
-      <w:proofErr w:type="spellEnd"/>
-      <w:r>
-        <w:rPr>
-          <w:rFonts w:ascii="Arial" w:hAnsi="Arial" w:cs="Arial"/>
-        </w:rPr>
-        <w:t xml:space="preserve"> Titanic com o </w:t>
-      </w:r>
-      <w:proofErr w:type="spellStart"/>
-      <w:r>
-        <w:rPr>
-          <w:rFonts w:ascii="Arial" w:hAnsi="Arial" w:cs="Arial"/>
-        </w:rPr>
-        <w:t>objetivo</w:t>
-      </w:r>
-      <w:proofErr w:type="spellEnd"/>
-      <w:r>
-        <w:rPr>
-          <w:rFonts w:ascii="Arial" w:hAnsi="Arial" w:cs="Arial"/>
-        </w:rPr>
-        <w:t xml:space="preserve"> de </w:t>
-      </w:r>
-      <w:proofErr w:type="spellStart"/>
-      <w:r>
-        <w:rPr>
-          <w:rFonts w:ascii="Arial" w:hAnsi="Arial" w:cs="Arial"/>
-        </w:rPr>
-        <w:t>prever</w:t>
-      </w:r>
-      <w:proofErr w:type="spellEnd"/>
-      <w:r>
-        <w:rPr>
-          <w:rFonts w:ascii="Arial" w:hAnsi="Arial" w:cs="Arial"/>
-        </w:rPr>
-        <w:t xml:space="preserve"> quais </w:t>
-      </w:r>
-      <w:proofErr w:type="spellStart"/>
-      <w:r>
-        <w:rPr>
-          <w:rFonts w:ascii="Arial" w:hAnsi="Arial" w:cs="Arial"/>
-        </w:rPr>
-        <w:t>sobreviveram</w:t>
-      </w:r>
-      <w:proofErr w:type="spellEnd"/>
-      <w:r>
-        <w:rPr>
-          <w:rFonts w:ascii="Arial" w:hAnsi="Arial" w:cs="Arial"/>
-        </w:rPr>
-        <w:t xml:space="preserve"> </w:t>
-      </w:r>
-      <w:proofErr w:type="spellStart"/>
-      <w:r>
-        <w:rPr>
-          <w:rFonts w:ascii="Arial" w:hAnsi="Arial" w:cs="Arial"/>
-        </w:rPr>
-        <w:t>ao</w:t>
-      </w:r>
-      <w:proofErr w:type="spellEnd"/>
-      <w:r>
-        <w:rPr>
-          <w:rFonts w:ascii="Arial" w:hAnsi="Arial" w:cs="Arial"/>
-        </w:rPr>
-        <w:t xml:space="preserve"> </w:t>
-      </w:r>
-      <w:proofErr w:type="spellStart"/>
-      <w:r>
-        <w:rPr>
-          <w:rFonts w:ascii="Arial" w:hAnsi="Arial" w:cs="Arial"/>
-        </w:rPr>
-        <w:t>naufrágio</w:t>
-      </w:r>
-      <w:proofErr w:type="spellEnd"/>
-      <w:r>
-        <w:rPr>
-          <w:rFonts w:ascii="Arial" w:hAnsi="Arial" w:cs="Arial"/>
-        </w:rPr>
-        <w:t xml:space="preserve">. O conjunto de </w:t>
-      </w:r>
-      <w:proofErr w:type="spellStart"/>
-      <w:r>
-        <w:rPr>
-          <w:rFonts w:ascii="Arial" w:hAnsi="Arial" w:cs="Arial"/>
-        </w:rPr>
-        <w:t>treinamento</w:t>
-      </w:r>
-      <w:proofErr w:type="spellEnd"/>
-      <w:r>
-        <w:rPr>
-          <w:rFonts w:ascii="Arial" w:hAnsi="Arial" w:cs="Arial"/>
-        </w:rPr>
-        <w:t xml:space="preserve"> </w:t>
-      </w:r>
-      <w:proofErr w:type="spellStart"/>
-      <w:r>
-        <w:rPr>
-          <w:rFonts w:ascii="Arial" w:hAnsi="Arial" w:cs="Arial"/>
-        </w:rPr>
-        <w:t>possui</w:t>
-      </w:r>
-      <w:proofErr w:type="spellEnd"/>
-      <w:r>
-        <w:rPr>
-          <w:rFonts w:ascii="Arial" w:hAnsi="Arial" w:cs="Arial"/>
-        </w:rPr>
-        <w:t xml:space="preserve"> 891 </w:t>
-      </w:r>
-      <w:proofErr w:type="spellStart"/>
-      <w:r>
-        <w:rPr>
-          <w:rFonts w:ascii="Arial" w:hAnsi="Arial" w:cs="Arial"/>
-        </w:rPr>
-        <w:t>registros</w:t>
-      </w:r>
-      <w:proofErr w:type="spellEnd"/>
-      <w:r>
-        <w:rPr>
-          <w:rFonts w:ascii="Arial" w:hAnsi="Arial" w:cs="Arial"/>
-        </w:rPr>
-        <w:t xml:space="preserve"> e 12 </w:t>
-      </w:r>
-      <w:proofErr w:type="spellStart"/>
-      <w:r>
-        <w:rPr>
-          <w:rFonts w:ascii="Arial" w:hAnsi="Arial" w:cs="Arial"/>
-        </w:rPr>
-        <w:t>colunas</w:t>
-      </w:r>
-      <w:proofErr w:type="spellEnd"/>
-      <w:r>
-        <w:rPr>
-          <w:rFonts w:ascii="Arial" w:hAnsi="Arial" w:cs="Arial"/>
-        </w:rPr>
-        <w:t xml:space="preserve"> com </w:t>
-      </w:r>
-      <w:proofErr w:type="spellStart"/>
-      <w:r>
-        <w:rPr>
-          <w:rFonts w:ascii="Arial" w:hAnsi="Arial" w:cs="Arial"/>
-        </w:rPr>
-        <w:t>características</w:t>
-      </w:r>
-      <w:proofErr w:type="spellEnd"/>
-      <w:r>
-        <w:rPr>
-          <w:rFonts w:ascii="Arial" w:hAnsi="Arial" w:cs="Arial"/>
-        </w:rPr>
-        <w:t xml:space="preserve"> </w:t>
-      </w:r>
-      <w:proofErr w:type="spellStart"/>
-      <w:r>
-        <w:rPr>
-          <w:rFonts w:ascii="Arial" w:hAnsi="Arial" w:cs="Arial"/>
-        </w:rPr>
-        <w:t>como</w:t>
-      </w:r>
-      <w:proofErr w:type="spellEnd"/>
-      <w:r>
-        <w:rPr>
-          <w:rFonts w:ascii="Arial" w:hAnsi="Arial" w:cs="Arial"/>
-        </w:rPr>
-        <w:t xml:space="preserve"> </w:t>
-      </w:r>
-      <w:proofErr w:type="spellStart"/>
-      <w:r>
-        <w:rPr>
-          <w:rFonts w:ascii="Arial" w:hAnsi="Arial" w:cs="Arial"/>
-        </w:rPr>
-        <w:t>idade</w:t>
-      </w:r>
-      <w:proofErr w:type="spellEnd"/>
-      <w:r>
-        <w:rPr>
-          <w:rFonts w:ascii="Arial" w:hAnsi="Arial" w:cs="Arial"/>
-        </w:rPr>
-        <w:t xml:space="preserve">, </w:t>
-      </w:r>
-      <w:proofErr w:type="spellStart"/>
-      <w:r>
-        <w:rPr>
-          <w:rFonts w:ascii="Arial" w:hAnsi="Arial" w:cs="Arial"/>
-        </w:rPr>
-        <w:t>sexo</w:t>
-      </w:r>
-      <w:proofErr w:type="spellEnd"/>
-      <w:r>
-        <w:rPr>
-          <w:rFonts w:ascii="Arial" w:hAnsi="Arial" w:cs="Arial"/>
-        </w:rPr>
-        <w:t xml:space="preserve">, </w:t>
-      </w:r>
-      <w:proofErr w:type="spellStart"/>
-      <w:r>
-        <w:rPr>
-          <w:rFonts w:ascii="Arial" w:hAnsi="Arial" w:cs="Arial"/>
-        </w:rPr>
-        <w:t>classe</w:t>
-      </w:r>
-      <w:proofErr w:type="spellEnd"/>
-      <w:r>
-        <w:rPr>
-          <w:rFonts w:ascii="Arial" w:hAnsi="Arial" w:cs="Arial"/>
-        </w:rPr>
-        <w:t xml:space="preserve"> da </w:t>
-      </w:r>
-      <w:proofErr w:type="spellStart"/>
-      <w:r>
-        <w:rPr>
-          <w:rFonts w:ascii="Arial" w:hAnsi="Arial" w:cs="Arial"/>
-        </w:rPr>
-        <w:t>passagem</w:t>
-      </w:r>
-      <w:proofErr w:type="spellEnd"/>
-      <w:r>
-        <w:rPr>
-          <w:rFonts w:ascii="Arial" w:hAnsi="Arial" w:cs="Arial"/>
-        </w:rPr>
-        <w:t xml:space="preserve">, </w:t>
-      </w:r>
-      <w:proofErr w:type="spellStart"/>
-      <w:r>
-        <w:rPr>
-          <w:rFonts w:ascii="Arial" w:hAnsi="Arial" w:cs="Arial"/>
-        </w:rPr>
-        <w:t>tarifa</w:t>
-      </w:r>
-      <w:proofErr w:type="spellEnd"/>
-      <w:r>
-        <w:rPr>
-          <w:rFonts w:ascii="Arial" w:hAnsi="Arial" w:cs="Arial"/>
-        </w:rPr>
-        <w:t xml:space="preserve"> </w:t>
-      </w:r>
-      <w:proofErr w:type="spellStart"/>
-      <w:r>
-        <w:rPr>
-          <w:rFonts w:ascii="Arial" w:hAnsi="Arial" w:cs="Arial"/>
-        </w:rPr>
-        <w:t>paga</w:t>
-      </w:r>
-      <w:proofErr w:type="spellEnd"/>
-      <w:r>
-        <w:rPr>
-          <w:rFonts w:ascii="Arial" w:hAnsi="Arial" w:cs="Arial"/>
-        </w:rPr>
-        <w:t xml:space="preserve"> e </w:t>
-      </w:r>
-      <w:proofErr w:type="spellStart"/>
-      <w:r>
-        <w:rPr>
-          <w:rFonts w:ascii="Arial" w:hAnsi="Arial" w:cs="Arial"/>
-        </w:rPr>
-        <w:t>número</w:t>
-      </w:r>
-      <w:proofErr w:type="spellEnd"/>
-      <w:r>
-        <w:rPr>
-          <w:rFonts w:ascii="Arial" w:hAnsi="Arial" w:cs="Arial"/>
-        </w:rPr>
-        <w:t xml:space="preserve"> de </w:t>
-      </w:r>
-      <w:proofErr w:type="spellStart"/>
-      <w:r>
-        <w:rPr>
-          <w:rFonts w:ascii="Arial" w:hAnsi="Arial" w:cs="Arial"/>
-        </w:rPr>
-        <w:t>parentes</w:t>
-      </w:r>
-      <w:proofErr w:type="spellEnd"/>
-      <w:r>
-        <w:rPr>
-          <w:rFonts w:ascii="Arial" w:hAnsi="Arial" w:cs="Arial"/>
-        </w:rPr>
-        <w:t xml:space="preserve"> a </w:t>
-      </w:r>
-      <w:proofErr w:type="spellStart"/>
-      <w:r>
-        <w:rPr>
-          <w:rFonts w:ascii="Arial" w:hAnsi="Arial" w:cs="Arial"/>
-        </w:rPr>
-        <w:t>bordo</w:t>
-      </w:r>
-      <w:proofErr w:type="spellEnd"/>
-      <w:r>
-        <w:rPr>
-          <w:rFonts w:ascii="Arial" w:hAnsi="Arial" w:cs="Arial"/>
-        </w:rPr>
-        <w:t xml:space="preserve">. </w:t>
+          <w:lang w:val="pt-BR"/>
+        </w:rPr>
+        <w:t xml:space="preserve">O grupo escolheu o Titanic Dataset por ser um tema interessante e conhecido. O dataset apresenta informações sobre passageiros do navio Titanic com o objetivo de prever quais sobreviveram ao naufrágio. O conjunto de treinamento possui 891 registros e 12 colunas com características como idade, sexo, classe da passagem, tarifa paga e número de parentes a bordo. </w:t>
       </w:r>
     </w:p>
     <w:p>
@@ -851,18 +418,7 @@
           <w:szCs w:val="24"/>
           <w:lang w:val="pt-BR"/>
         </w:rPr>
-        <w:t xml:space="preserve">2. </w:t>
-      </w:r>
-      <w:r>
-        <w:rPr>
-          <w:rFonts w:ascii="Arial" w:hAnsi="Arial" w:cs="Arial"/>
-          <w:b/>
-          <w:bCs/>
-          <w:sz w:val="24"/>
-          <w:szCs w:val="24"/>
-          <w:lang w:val="pt-BR"/>
-        </w:rPr>
-        <w:t>Preparação de Qualidade dos Dados</w:t>
+        <w:t>2. Preparação de Qualidade dos Dados</w:t>
       </w:r>
     </w:p>
     <w:p>
@@ -1001,7 +557,6 @@
         <w:t xml:space="preserve"> </w:t>
       </w:r>
       <w:proofErr w:type="spellStart"/>
-      <w:proofErr w:type="gramStart"/>
       <w:r>
         <w:rPr>
           <w:rFonts w:ascii="Consolas" w:eastAsia="Consolas" w:hAnsi="Consolas" w:cs="Consolas"/>
@@ -1033,9 +588,172 @@
           <w:shd w:val="clear" w:color="auto" w:fill="0B010B"/>
           <w:lang w:bidi="ar"/>
         </w:rPr>
-        <w:t>read</w:t>
-      </w:r>
-      <w:proofErr w:type="gramEnd"/>
+        <w:t>read_csv</w:t>
+      </w:r>
+      <w:proofErr w:type="spellEnd"/>
+      <w:r>
+        <w:rPr>
+          <w:rFonts w:ascii="Consolas" w:eastAsia="Consolas" w:hAnsi="Consolas" w:cs="Consolas"/>
+          <w:color w:val="D4D4D4"/>
+          <w:sz w:val="15"/>
+          <w:szCs w:val="15"/>
+          <w:shd w:val="clear" w:color="auto" w:fill="0B010B"/>
+          <w:lang w:bidi="ar"/>
+        </w:rPr>
+        <w:t>(</w:t>
+      </w:r>
+      <w:r>
+        <w:rPr>
+          <w:rFonts w:ascii="Consolas" w:eastAsia="Consolas" w:hAnsi="Consolas" w:cs="Consolas"/>
+          <w:color w:val="DAD16F"/>
+          <w:sz w:val="15"/>
+          <w:szCs w:val="15"/>
+          <w:shd w:val="clear" w:color="auto" w:fill="0B010B"/>
+          <w:lang w:bidi="ar"/>
+        </w:rPr>
+        <w:t>"Titanic-Dataset.csv"</w:t>
+      </w:r>
+      <w:r>
+        <w:rPr>
+          <w:rFonts w:ascii="Consolas" w:eastAsia="Consolas" w:hAnsi="Consolas" w:cs="Consolas"/>
+          <w:color w:val="D4D4D4"/>
+          <w:sz w:val="15"/>
+          <w:szCs w:val="15"/>
+          <w:shd w:val="clear" w:color="auto" w:fill="0B010B"/>
+          <w:lang w:bidi="ar"/>
+        </w:rPr>
+        <w:t>)</w:t>
+      </w:r>
+    </w:p>
+    <w:p>
+      <w:pPr>
+        <w:shd w:val="clear" w:color="auto" w:fill="0B010B"/>
+        <w:rPr>
+          <w:rFonts w:ascii="Consolas" w:eastAsia="Consolas" w:hAnsi="Consolas" w:cs="Consolas"/>
+          <w:color w:val="D4D4D4"/>
+          <w:sz w:val="15"/>
+          <w:szCs w:val="15"/>
+          <w:shd w:val="clear" w:color="auto" w:fill="0B010B"/>
+          <w:lang w:bidi="ar"/>
+        </w:rPr>
+      </w:pPr>
+    </w:p>
+    <w:p>
+      <w:pPr>
+        <w:shd w:val="clear" w:color="auto" w:fill="0B010B"/>
+        <w:rPr>
+          <w:rFonts w:ascii="Consolas" w:eastAsia="Consolas" w:hAnsi="Consolas" w:cs="Consolas"/>
+          <w:color w:val="D4D4D4"/>
+          <w:sz w:val="15"/>
+          <w:szCs w:val="15"/>
+        </w:rPr>
+      </w:pPr>
+      <w:r>
+        <w:rPr>
+          <w:rFonts w:ascii="Consolas" w:eastAsia="Consolas" w:hAnsi="Consolas" w:cs="Consolas"/>
+          <w:b/>
+          <w:bCs/>
+          <w:color w:val="988BC7"/>
+          <w:sz w:val="15"/>
+          <w:szCs w:val="15"/>
+          <w:shd w:val="clear" w:color="auto" w:fill="0B010B"/>
+          <w:lang w:bidi="ar"/>
+        </w:rPr>
+        <w:t>print</w:t>
+      </w:r>
+      <w:r>
+        <w:rPr>
+          <w:rFonts w:ascii="Consolas" w:eastAsia="Consolas" w:hAnsi="Consolas" w:cs="Consolas"/>
+          <w:color w:val="D4D4D4"/>
+          <w:sz w:val="15"/>
+          <w:szCs w:val="15"/>
+          <w:shd w:val="clear" w:color="auto" w:fill="0B010B"/>
+          <w:lang w:bidi="ar"/>
+        </w:rPr>
+        <w:t>(</w:t>
+      </w:r>
+      <w:r>
+        <w:rPr>
+          <w:rFonts w:ascii="Consolas" w:eastAsia="Consolas" w:hAnsi="Consolas" w:cs="Consolas"/>
+          <w:color w:val="DAD16F"/>
+          <w:sz w:val="15"/>
+          <w:szCs w:val="15"/>
+          <w:shd w:val="clear" w:color="auto" w:fill="0B010B"/>
+          <w:lang w:bidi="ar"/>
+        </w:rPr>
+        <w:t>"=== HEAD() ==="</w:t>
+      </w:r>
+      <w:r>
+        <w:rPr>
+          <w:rFonts w:ascii="Consolas" w:eastAsia="Consolas" w:hAnsi="Consolas" w:cs="Consolas"/>
+          <w:color w:val="D4D4D4"/>
+          <w:sz w:val="15"/>
+          <w:szCs w:val="15"/>
+          <w:shd w:val="clear" w:color="auto" w:fill="0B010B"/>
+          <w:lang w:bidi="ar"/>
+        </w:rPr>
+        <w:t>)</w:t>
+      </w:r>
+    </w:p>
+    <w:p>
+      <w:pPr>
+        <w:shd w:val="clear" w:color="auto" w:fill="0B010B"/>
+        <w:rPr>
+          <w:rFonts w:ascii="Consolas" w:eastAsia="Consolas" w:hAnsi="Consolas" w:cs="Consolas"/>
+          <w:color w:val="D4D4D4"/>
+          <w:sz w:val="15"/>
+          <w:szCs w:val="15"/>
+          <w:shd w:val="clear" w:color="auto" w:fill="0B010B"/>
+          <w:lang w:bidi="ar"/>
+        </w:rPr>
+      </w:pPr>
+      <w:r>
+        <w:rPr>
+          <w:rFonts w:ascii="Consolas" w:eastAsia="Consolas" w:hAnsi="Consolas" w:cs="Consolas"/>
+          <w:b/>
+          <w:bCs/>
+          <w:color w:val="988BC7"/>
+          <w:sz w:val="15"/>
+          <w:szCs w:val="15"/>
+          <w:shd w:val="clear" w:color="auto" w:fill="0B010B"/>
+          <w:lang w:bidi="ar"/>
+        </w:rPr>
+        <w:t>print</w:t>
+      </w:r>
+      <w:r>
+        <w:rPr>
+          <w:rFonts w:ascii="Consolas" w:eastAsia="Consolas" w:hAnsi="Consolas" w:cs="Consolas"/>
+          <w:color w:val="D4D4D4"/>
+          <w:sz w:val="15"/>
+          <w:szCs w:val="15"/>
+          <w:shd w:val="clear" w:color="auto" w:fill="0B010B"/>
+          <w:lang w:bidi="ar"/>
+        </w:rPr>
+        <w:t>(</w:t>
+      </w:r>
+      <w:proofErr w:type="spellStart"/>
+      <w:r>
+        <w:rPr>
+          <w:rFonts w:ascii="Consolas" w:eastAsia="Consolas" w:hAnsi="Consolas" w:cs="Consolas"/>
+          <w:color w:val="D4D4D4"/>
+          <w:sz w:val="15"/>
+          <w:szCs w:val="15"/>
+          <w:shd w:val="clear" w:color="auto" w:fill="0B010B"/>
+          <w:lang w:bidi="ar"/>
+        </w:rPr>
+        <w:t>df</w:t>
+      </w:r>
+      <w:r>
+        <w:rPr>
+          <w:rFonts w:ascii="Consolas" w:eastAsia="Consolas" w:hAnsi="Consolas" w:cs="Consolas"/>
+          <w:color w:val="988BC7"/>
+          <w:sz w:val="15"/>
+          <w:szCs w:val="15"/>
+          <w:shd w:val="clear" w:color="auto" w:fill="0B010B"/>
+          <w:lang w:bidi="ar"/>
+        </w:rPr>
+        <w:t>.</w:t>
+      </w:r>
       <w:r>
         <w:rPr>
           <w:rFonts w:ascii="Consolas" w:eastAsia="Consolas" w:hAnsi="Consolas" w:cs="Consolas"/>
@@ -1045,7 +763,7 @@
           <w:shd w:val="clear" w:color="auto" w:fill="0B010B"/>
           <w:lang w:bidi="ar"/>
         </w:rPr>
-        <w:t>_csv</w:t>
+        <w:t>head</w:t>
       </w:r>
       <w:proofErr w:type="spellEnd"/>
       <w:r>
@@ -1057,6 +775,55 @@
           <w:shd w:val="clear" w:color="auto" w:fill="0B010B"/>
           <w:lang w:bidi="ar"/>
         </w:rPr>
+        <w:t>())</w:t>
+      </w:r>
+    </w:p>
+    <w:p>
+      <w:pPr>
+        <w:shd w:val="clear" w:color="auto" w:fill="0B010B"/>
+        <w:rPr>
+          <w:rFonts w:ascii="Consolas" w:eastAsia="Consolas" w:hAnsi="Consolas" w:cs="Consolas"/>
+          <w:color w:val="D4D4D4"/>
+          <w:sz w:val="15"/>
+          <w:szCs w:val="15"/>
+          <w:shd w:val="clear" w:color="auto" w:fill="0B010B"/>
+          <w:lang w:bidi="ar"/>
+        </w:rPr>
+      </w:pPr>
+    </w:p>
+    <w:p>
+      <w:pPr>
+        <w:shd w:val="clear" w:color="auto" w:fill="0B010B"/>
+        <w:rPr>
+          <w:rFonts w:ascii="Consolas" w:eastAsia="Consolas" w:hAnsi="Consolas" w:cs="Consolas"/>
+          <w:color w:val="D4D4D4"/>
+          <w:sz w:val="15"/>
+          <w:szCs w:val="15"/>
+          <w:lang w:val="pt-BR"/>
+        </w:rPr>
+      </w:pPr>
+      <w:r>
+        <w:rPr>
+          <w:rFonts w:ascii="Consolas" w:eastAsia="Consolas" w:hAnsi="Consolas" w:cs="Consolas"/>
+          <w:b/>
+          <w:bCs/>
+          <w:color w:val="988BC7"/>
+          <w:sz w:val="15"/>
+          <w:szCs w:val="15"/>
+          <w:shd w:val="clear" w:color="auto" w:fill="0B010B"/>
+          <w:lang w:val="pt-BR" w:bidi="ar"/>
+        </w:rPr>
+        <w:t>print</w:t>
+      </w:r>
+      <w:r>
+        <w:rPr>
+          <w:rFonts w:ascii="Consolas" w:eastAsia="Consolas" w:hAnsi="Consolas" w:cs="Consolas"/>
+          <w:color w:val="D4D4D4"/>
+          <w:sz w:val="15"/>
+          <w:szCs w:val="15"/>
+          <w:shd w:val="clear" w:color="auto" w:fill="0B010B"/>
+          <w:lang w:val="pt-BR" w:bidi="ar"/>
+        </w:rPr>
         <w:t>(</w:t>
       </w:r>
       <w:r>
@@ -1066,18 +833,40 @@
           <w:sz w:val="15"/>
           <w:szCs w:val="15"/>
           <w:shd w:val="clear" w:color="auto" w:fill="0B010B"/>
-          <w:lang w:bidi="ar"/>
-        </w:rPr>
-        <w:t>"Titanic-Dataset.csv"</w:t>
-      </w:r>
-      <w:r>
-        <w:rPr>
-          <w:rFonts w:ascii="Consolas" w:eastAsia="Consolas" w:hAnsi="Consolas" w:cs="Consolas"/>
-          <w:color w:val="D4D4D4"/>
-          <w:sz w:val="15"/>
-          <w:szCs w:val="15"/>
-          <w:shd w:val="clear" w:color="auto" w:fill="0B010B"/>
-          <w:lang w:bidi="ar"/>
+          <w:lang w:val="pt-BR" w:bidi="ar"/>
+        </w:rPr>
+        <w:t>"</w:t>
+      </w:r>
+      <w:r>
+        <w:rPr>
+          <w:rFonts w:ascii="Consolas" w:eastAsia="Consolas" w:hAnsi="Consolas" w:cs="Consolas"/>
+          <w:color w:val="FF79AC"/>
+          <w:sz w:val="15"/>
+          <w:szCs w:val="15"/>
+          <w:shd w:val="clear" w:color="auto" w:fill="0B010B"/>
+          <w:lang w:val="pt-BR" w:bidi="ar"/>
+        </w:rPr>
+        <w:t>\n</w:t>
+      </w:r>
+      <w:r>
+        <w:rPr>
+          <w:rFonts w:ascii="Consolas" w:eastAsia="Consolas" w:hAnsi="Consolas" w:cs="Consolas"/>
+          <w:color w:val="DAD16F"/>
+          <w:sz w:val="15"/>
+          <w:szCs w:val="15"/>
+          <w:shd w:val="clear" w:color="auto" w:fill="0B010B"/>
+          <w:lang w:val="pt-BR" w:bidi="ar"/>
+        </w:rPr>
+        <w:t>=== INFO() ==="</w:t>
+      </w:r>
+      <w:r>
+        <w:rPr>
+          <w:rFonts w:ascii="Consolas" w:eastAsia="Consolas" w:hAnsi="Consolas" w:cs="Consolas"/>
+          <w:color w:val="D4D4D4"/>
+          <w:sz w:val="15"/>
+          <w:szCs w:val="15"/>
+          <w:shd w:val="clear" w:color="auto" w:fill="0B010B"/>
+          <w:lang w:val="pt-BR" w:bidi="ar"/>
         </w:rPr>
         <w:t>)</w:t>
       </w:r>
@@ -1091,9 +880,53 @@
           <w:sz w:val="15"/>
           <w:szCs w:val="15"/>
           <w:shd w:val="clear" w:color="auto" w:fill="0B010B"/>
-          <w:lang w:bidi="ar"/>
-        </w:rPr>
-      </w:pPr>
+          <w:lang w:val="pt-BR" w:bidi="ar"/>
+        </w:rPr>
+      </w:pPr>
+      <w:r>
+        <w:rPr>
+          <w:rFonts w:ascii="Consolas" w:eastAsia="Consolas" w:hAnsi="Consolas" w:cs="Consolas"/>
+          <w:color w:val="D4D4D4"/>
+          <w:sz w:val="15"/>
+          <w:szCs w:val="15"/>
+          <w:shd w:val="clear" w:color="auto" w:fill="0B010B"/>
+          <w:lang w:val="pt-BR" w:bidi="ar"/>
+        </w:rPr>
+        <w:t>df</w:t>
+      </w:r>
+      <w:r>
+        <w:rPr>
+          <w:rFonts w:ascii="Consolas" w:eastAsia="Consolas" w:hAnsi="Consolas" w:cs="Consolas"/>
+          <w:color w:val="988BC7"/>
+          <w:sz w:val="15"/>
+          <w:szCs w:val="15"/>
+          <w:shd w:val="clear" w:color="auto" w:fill="0B010B"/>
+          <w:lang w:val="pt-BR" w:bidi="ar"/>
+        </w:rPr>
+        <w:t>.</w:t>
+      </w:r>
+      <w:r>
+        <w:rPr>
+          <w:rFonts w:ascii="Consolas" w:eastAsia="Consolas" w:hAnsi="Consolas" w:cs="Consolas"/>
+          <w:color w:val="5DD465"/>
+          <w:sz w:val="15"/>
+          <w:szCs w:val="15"/>
+          <w:shd w:val="clear" w:color="auto" w:fill="0B010B"/>
+          <w:lang w:val="pt-BR" w:bidi="ar"/>
+        </w:rPr>
+        <w:t>info</w:t>
+      </w:r>
+      <w:r>
+        <w:rPr>
+          <w:rFonts w:ascii="Consolas" w:eastAsia="Consolas" w:hAnsi="Consolas" w:cs="Consolas"/>
+          <w:color w:val="D4D4D4"/>
+          <w:sz w:val="15"/>
+          <w:szCs w:val="15"/>
+          <w:shd w:val="clear" w:color="auto" w:fill="0B010B"/>
+          <w:lang w:val="pt-BR" w:bidi="ar"/>
+        </w:rPr>
+        <w:t>()</w:t>
+      </w:r>
     </w:p>
     <w:p>
       <w:pPr>
@@ -1103,9 +936,22 @@
           <w:color w:val="D4D4D4"/>
           <w:sz w:val="15"/>
           <w:szCs w:val="15"/>
-        </w:rPr>
-      </w:pPr>
-      <w:proofErr w:type="gramStart"/>
+          <w:shd w:val="clear" w:color="auto" w:fill="0B010B"/>
+          <w:lang w:val="pt-BR" w:bidi="ar"/>
+        </w:rPr>
+      </w:pPr>
+    </w:p>
+    <w:p>
+      <w:pPr>
+        <w:shd w:val="clear" w:color="auto" w:fill="0B010B"/>
+        <w:rPr>
+          <w:rFonts w:ascii="Consolas" w:eastAsia="Consolas" w:hAnsi="Consolas" w:cs="Consolas"/>
+          <w:color w:val="D4D4D4"/>
+          <w:sz w:val="15"/>
+          <w:szCs w:val="15"/>
+          <w:lang w:val="pt-BR"/>
+        </w:rPr>
+      </w:pPr>
       <w:r>
         <w:rPr>
           <w:rFonts w:ascii="Consolas" w:eastAsia="Consolas" w:hAnsi="Consolas" w:cs="Consolas"/>
@@ -1115,7 +961,7 @@
           <w:sz w:val="15"/>
           <w:szCs w:val="15"/>
           <w:shd w:val="clear" w:color="auto" w:fill="0B010B"/>
-          <w:lang w:bidi="ar"/>
+          <w:lang w:val="pt-BR" w:bidi="ar"/>
         </w:rPr>
         <w:t>print</w:t>
       </w:r>
@@ -1126,11 +972,10 @@
           <w:sz w:val="15"/>
           <w:szCs w:val="15"/>
           <w:shd w:val="clear" w:color="auto" w:fill="0B010B"/>
-          <w:lang w:bidi="ar"/>
+          <w:lang w:val="pt-BR" w:bidi="ar"/>
         </w:rPr>
         <w:t>(</w:t>
       </w:r>
-      <w:proofErr w:type="gramEnd"/>
       <w:r>
         <w:rPr>
           <w:rFonts w:ascii="Consolas" w:eastAsia="Consolas" w:hAnsi="Consolas" w:cs="Consolas"/>
@@ -1138,11 +983,21 @@
           <w:sz w:val="15"/>
           <w:szCs w:val="15"/>
           <w:shd w:val="clear" w:color="auto" w:fill="0B010B"/>
-          <w:lang w:bidi="ar"/>
-        </w:rPr>
-        <w:t xml:space="preserve">"=== </w:t>
-      </w:r>
-      <w:proofErr w:type="gramStart"/>
+          <w:lang w:val="pt-BR" w:bidi="ar"/>
+        </w:rPr>
+        <w:t>"</w:t>
+      </w:r>
+      <w:r>
+        <w:rPr>
+          <w:rFonts w:ascii="Consolas" w:eastAsia="Consolas" w:hAnsi="Consolas" w:cs="Consolas"/>
+          <w:color w:val="FF79AC"/>
+          <w:sz w:val="15"/>
+          <w:szCs w:val="15"/>
+          <w:shd w:val="clear" w:color="auto" w:fill="0B010B"/>
+          <w:lang w:val="pt-BR" w:bidi="ar"/>
+        </w:rPr>
+        <w:t>\n</w:t>
+      </w:r>
       <w:r>
         <w:rPr>
           <w:rFonts w:ascii="Consolas" w:eastAsia="Consolas" w:hAnsi="Consolas" w:cs="Consolas"/>
@@ -1150,11 +1005,569 @@
           <w:sz w:val="15"/>
           <w:szCs w:val="15"/>
           <w:shd w:val="clear" w:color="auto" w:fill="0B010B"/>
-          <w:lang w:bidi="ar"/>
-        </w:rPr>
-        <w:t>HEAD(</w:t>
-      </w:r>
-      <w:proofErr w:type="gramEnd"/>
+          <w:lang w:val="pt-BR" w:bidi="ar"/>
+        </w:rPr>
+        <w:t>=== % DE NULOS POR COLUNA ==="</w:t>
+      </w:r>
+      <w:r>
+        <w:rPr>
+          <w:rFonts w:ascii="Consolas" w:eastAsia="Consolas" w:hAnsi="Consolas" w:cs="Consolas"/>
+          <w:color w:val="D4D4D4"/>
+          <w:sz w:val="15"/>
+          <w:szCs w:val="15"/>
+          <w:shd w:val="clear" w:color="auto" w:fill="0B010B"/>
+          <w:lang w:val="pt-BR" w:bidi="ar"/>
+        </w:rPr>
+        <w:t>)</w:t>
+      </w:r>
+    </w:p>
+    <w:p>
+      <w:pPr>
+        <w:shd w:val="clear" w:color="auto" w:fill="0B010B"/>
+        <w:rPr>
+          <w:rFonts w:ascii="Consolas" w:eastAsia="Consolas" w:hAnsi="Consolas" w:cs="Consolas"/>
+          <w:color w:val="D4D4D4"/>
+          <w:sz w:val="15"/>
+          <w:szCs w:val="15"/>
+        </w:rPr>
+      </w:pPr>
+      <w:proofErr w:type="spellStart"/>
+      <w:r>
+        <w:rPr>
+          <w:rFonts w:ascii="Consolas" w:eastAsia="Consolas" w:hAnsi="Consolas" w:cs="Consolas"/>
+          <w:color w:val="D4D4D4"/>
+          <w:sz w:val="15"/>
+          <w:szCs w:val="15"/>
+          <w:shd w:val="clear" w:color="auto" w:fill="0B010B"/>
+          <w:lang w:bidi="ar"/>
+        </w:rPr>
+        <w:t>percentual_nulos</w:t>
+      </w:r>
+      <w:proofErr w:type="spellEnd"/>
+      <w:r>
+        <w:rPr>
+          <w:rFonts w:ascii="Consolas" w:eastAsia="Consolas" w:hAnsi="Consolas" w:cs="Consolas"/>
+          <w:color w:val="D4D4D4"/>
+          <w:sz w:val="15"/>
+          <w:szCs w:val="15"/>
+          <w:shd w:val="clear" w:color="auto" w:fill="0B010B"/>
+          <w:lang w:bidi="ar"/>
+        </w:rPr>
+        <w:t xml:space="preserve"> </w:t>
+      </w:r>
+      <w:r>
+        <w:rPr>
+          <w:rFonts w:ascii="Consolas" w:eastAsia="Consolas" w:hAnsi="Consolas" w:cs="Consolas"/>
+          <w:color w:val="FF79AC"/>
+          <w:sz w:val="15"/>
+          <w:szCs w:val="15"/>
+          <w:shd w:val="clear" w:color="auto" w:fill="0B010B"/>
+          <w:lang w:bidi="ar"/>
+        </w:rPr>
+        <w:t>=</w:t>
+      </w:r>
+      <w:r>
+        <w:rPr>
+          <w:rFonts w:ascii="Consolas" w:eastAsia="Consolas" w:hAnsi="Consolas" w:cs="Consolas"/>
+          <w:color w:val="D4D4D4"/>
+          <w:sz w:val="15"/>
+          <w:szCs w:val="15"/>
+          <w:shd w:val="clear" w:color="auto" w:fill="0B010B"/>
+          <w:lang w:bidi="ar"/>
+        </w:rPr>
+        <w:t xml:space="preserve"> </w:t>
+      </w:r>
+      <w:proofErr w:type="spellStart"/>
+      <w:r>
+        <w:rPr>
+          <w:rFonts w:ascii="Consolas" w:eastAsia="Consolas" w:hAnsi="Consolas" w:cs="Consolas"/>
+          <w:color w:val="D4D4D4"/>
+          <w:sz w:val="15"/>
+          <w:szCs w:val="15"/>
+          <w:shd w:val="clear" w:color="auto" w:fill="0B010B"/>
+          <w:lang w:bidi="ar"/>
+        </w:rPr>
+        <w:t>df</w:t>
+      </w:r>
+      <w:r>
+        <w:rPr>
+          <w:rFonts w:ascii="Consolas" w:eastAsia="Consolas" w:hAnsi="Consolas" w:cs="Consolas"/>
+          <w:color w:val="988BC7"/>
+          <w:sz w:val="15"/>
+          <w:szCs w:val="15"/>
+          <w:shd w:val="clear" w:color="auto" w:fill="0B010B"/>
+          <w:lang w:bidi="ar"/>
+        </w:rPr>
+        <w:t>.</w:t>
+      </w:r>
+      <w:r>
+        <w:rPr>
+          <w:rFonts w:ascii="Consolas" w:eastAsia="Consolas" w:hAnsi="Consolas" w:cs="Consolas"/>
+          <w:color w:val="5DD465"/>
+          <w:sz w:val="15"/>
+          <w:szCs w:val="15"/>
+          <w:shd w:val="clear" w:color="auto" w:fill="0B010B"/>
+          <w:lang w:bidi="ar"/>
+        </w:rPr>
+        <w:t>isnull</w:t>
+      </w:r>
+      <w:proofErr w:type="spellEnd"/>
+      <w:r>
+        <w:rPr>
+          <w:rFonts w:ascii="Consolas" w:eastAsia="Consolas" w:hAnsi="Consolas" w:cs="Consolas"/>
+          <w:color w:val="D4D4D4"/>
+          <w:sz w:val="15"/>
+          <w:szCs w:val="15"/>
+          <w:shd w:val="clear" w:color="auto" w:fill="0B010B"/>
+          <w:lang w:bidi="ar"/>
+        </w:rPr>
+        <w:t>()</w:t>
+      </w:r>
+      <w:r>
+        <w:rPr>
+          <w:rFonts w:ascii="Consolas" w:eastAsia="Consolas" w:hAnsi="Consolas" w:cs="Consolas"/>
+          <w:color w:val="988BC7"/>
+          <w:sz w:val="15"/>
+          <w:szCs w:val="15"/>
+          <w:shd w:val="clear" w:color="auto" w:fill="0B010B"/>
+          <w:lang w:bidi="ar"/>
+        </w:rPr>
+        <w:t>.</w:t>
+      </w:r>
+      <w:r>
+        <w:rPr>
+          <w:rFonts w:ascii="Consolas" w:eastAsia="Consolas" w:hAnsi="Consolas" w:cs="Consolas"/>
+          <w:color w:val="5DD465"/>
+          <w:sz w:val="15"/>
+          <w:szCs w:val="15"/>
+          <w:shd w:val="clear" w:color="auto" w:fill="0B010B"/>
+          <w:lang w:bidi="ar"/>
+        </w:rPr>
+        <w:t>mean</w:t>
+      </w:r>
+      <w:r>
+        <w:rPr>
+          <w:rFonts w:ascii="Consolas" w:eastAsia="Consolas" w:hAnsi="Consolas" w:cs="Consolas"/>
+          <w:color w:val="D4D4D4"/>
+          <w:sz w:val="15"/>
+          <w:szCs w:val="15"/>
+          <w:shd w:val="clear" w:color="auto" w:fill="0B010B"/>
+          <w:lang w:bidi="ar"/>
+        </w:rPr>
+        <w:t xml:space="preserve">() </w:t>
+      </w:r>
+      <w:r>
+        <w:rPr>
+          <w:rFonts w:ascii="Consolas" w:eastAsia="Consolas" w:hAnsi="Consolas" w:cs="Consolas"/>
+          <w:color w:val="FF79AC"/>
+          <w:sz w:val="15"/>
+          <w:szCs w:val="15"/>
+          <w:shd w:val="clear" w:color="auto" w:fill="0B010B"/>
+          <w:lang w:bidi="ar"/>
+        </w:rPr>
+        <w:t>*</w:t>
+      </w:r>
+      <w:r>
+        <w:rPr>
+          <w:rFonts w:ascii="Consolas" w:eastAsia="Consolas" w:hAnsi="Consolas" w:cs="Consolas"/>
+          <w:color w:val="D4D4D4"/>
+          <w:sz w:val="15"/>
+          <w:szCs w:val="15"/>
+          <w:shd w:val="clear" w:color="auto" w:fill="0B010B"/>
+          <w:lang w:bidi="ar"/>
+        </w:rPr>
+        <w:t xml:space="preserve"> </w:t>
+      </w:r>
+      <w:r>
+        <w:rPr>
+          <w:rFonts w:ascii="Consolas" w:eastAsia="Consolas" w:hAnsi="Consolas" w:cs="Consolas"/>
+          <w:color w:val="78D1E1"/>
+          <w:sz w:val="15"/>
+          <w:szCs w:val="15"/>
+          <w:shd w:val="clear" w:color="auto" w:fill="0B010B"/>
+          <w:lang w:bidi="ar"/>
+        </w:rPr>
+        <w:t>100</w:t>
+      </w:r>
+    </w:p>
+    <w:p>
+      <w:pPr>
+        <w:shd w:val="clear" w:color="auto" w:fill="0B010B"/>
+        <w:rPr>
+          <w:rFonts w:ascii="Consolas" w:eastAsia="Consolas" w:hAnsi="Consolas" w:cs="Consolas"/>
+          <w:color w:val="D4D4D4"/>
+          <w:sz w:val="15"/>
+          <w:szCs w:val="15"/>
+          <w:shd w:val="clear" w:color="auto" w:fill="0B010B"/>
+          <w:lang w:bidi="ar"/>
+        </w:rPr>
+      </w:pPr>
+      <w:r>
+        <w:rPr>
+          <w:rFonts w:ascii="Consolas" w:eastAsia="Consolas" w:hAnsi="Consolas" w:cs="Consolas"/>
+          <w:b/>
+          <w:bCs/>
+          <w:color w:val="988BC7"/>
+          <w:sz w:val="15"/>
+          <w:szCs w:val="15"/>
+          <w:shd w:val="clear" w:color="auto" w:fill="0B010B"/>
+          <w:lang w:bidi="ar"/>
+        </w:rPr>
+        <w:t>print</w:t>
+      </w:r>
+      <w:r>
+        <w:rPr>
+          <w:rFonts w:ascii="Consolas" w:eastAsia="Consolas" w:hAnsi="Consolas" w:cs="Consolas"/>
+          <w:color w:val="D4D4D4"/>
+          <w:sz w:val="15"/>
+          <w:szCs w:val="15"/>
+          <w:shd w:val="clear" w:color="auto" w:fill="0B010B"/>
+          <w:lang w:bidi="ar"/>
+        </w:rPr>
+        <w:t>(</w:t>
+      </w:r>
+      <w:proofErr w:type="spellStart"/>
+      <w:r>
+        <w:rPr>
+          <w:rFonts w:ascii="Consolas" w:eastAsia="Consolas" w:hAnsi="Consolas" w:cs="Consolas"/>
+          <w:color w:val="D4D4D4"/>
+          <w:sz w:val="15"/>
+          <w:szCs w:val="15"/>
+          <w:shd w:val="clear" w:color="auto" w:fill="0B010B"/>
+          <w:lang w:bidi="ar"/>
+        </w:rPr>
+        <w:t>percentual_nulos</w:t>
+      </w:r>
+      <w:r>
+        <w:rPr>
+          <w:rFonts w:ascii="Consolas" w:eastAsia="Consolas" w:hAnsi="Consolas" w:cs="Consolas"/>
+          <w:color w:val="988BC7"/>
+          <w:sz w:val="15"/>
+          <w:szCs w:val="15"/>
+          <w:shd w:val="clear" w:color="auto" w:fill="0B010B"/>
+          <w:lang w:bidi="ar"/>
+        </w:rPr>
+        <w:t>.</w:t>
+      </w:r>
+      <w:r>
+        <w:rPr>
+          <w:rFonts w:ascii="Consolas" w:eastAsia="Consolas" w:hAnsi="Consolas" w:cs="Consolas"/>
+          <w:color w:val="5DD465"/>
+          <w:sz w:val="15"/>
+          <w:szCs w:val="15"/>
+          <w:shd w:val="clear" w:color="auto" w:fill="0B010B"/>
+          <w:lang w:bidi="ar"/>
+        </w:rPr>
+        <w:t>sort_values</w:t>
+      </w:r>
+      <w:proofErr w:type="spellEnd"/>
+      <w:r>
+        <w:rPr>
+          <w:rFonts w:ascii="Consolas" w:eastAsia="Consolas" w:hAnsi="Consolas" w:cs="Consolas"/>
+          <w:color w:val="D4D4D4"/>
+          <w:sz w:val="15"/>
+          <w:szCs w:val="15"/>
+          <w:shd w:val="clear" w:color="auto" w:fill="0B010B"/>
+          <w:lang w:bidi="ar"/>
+        </w:rPr>
+        <w:t>(</w:t>
+      </w:r>
+      <w:r>
+        <w:rPr>
+          <w:rFonts w:ascii="Consolas" w:eastAsia="Consolas" w:hAnsi="Consolas" w:cs="Consolas"/>
+          <w:color w:val="E89E64"/>
+          <w:sz w:val="15"/>
+          <w:szCs w:val="15"/>
+          <w:shd w:val="clear" w:color="auto" w:fill="0B010B"/>
+          <w:lang w:bidi="ar"/>
+        </w:rPr>
+        <w:t>ascending</w:t>
+      </w:r>
+      <w:r>
+        <w:rPr>
+          <w:rFonts w:ascii="Consolas" w:eastAsia="Consolas" w:hAnsi="Consolas" w:cs="Consolas"/>
+          <w:color w:val="FF79AC"/>
+          <w:sz w:val="15"/>
+          <w:szCs w:val="15"/>
+          <w:shd w:val="clear" w:color="auto" w:fill="0B010B"/>
+          <w:lang w:bidi="ar"/>
+        </w:rPr>
+        <w:t>=</w:t>
+      </w:r>
+      <w:r>
+        <w:rPr>
+          <w:rFonts w:ascii="Consolas" w:eastAsia="Consolas" w:hAnsi="Consolas" w:cs="Consolas"/>
+          <w:color w:val="78D1E1"/>
+          <w:sz w:val="15"/>
+          <w:szCs w:val="15"/>
+          <w:shd w:val="clear" w:color="auto" w:fill="0B010B"/>
+          <w:lang w:bidi="ar"/>
+        </w:rPr>
+        <w:t>False</w:t>
+      </w:r>
+      <w:r>
+        <w:rPr>
+          <w:rFonts w:ascii="Consolas" w:eastAsia="Consolas" w:hAnsi="Consolas" w:cs="Consolas"/>
+          <w:color w:val="D4D4D4"/>
+          <w:sz w:val="15"/>
+          <w:szCs w:val="15"/>
+          <w:shd w:val="clear" w:color="auto" w:fill="0B010B"/>
+          <w:lang w:bidi="ar"/>
+        </w:rPr>
+        <w:t>))</w:t>
+      </w:r>
+    </w:p>
+    <w:p>
+      <w:pPr>
+        <w:shd w:val="clear" w:color="auto" w:fill="0B010B"/>
+        <w:rPr>
+          <w:rFonts w:ascii="Consolas" w:eastAsia="Consolas" w:hAnsi="Consolas" w:cs="Consolas"/>
+          <w:color w:val="D4D4D4"/>
+          <w:sz w:val="15"/>
+          <w:szCs w:val="15"/>
+          <w:shd w:val="clear" w:color="auto" w:fill="0B010B"/>
+          <w:lang w:bidi="ar"/>
+        </w:rPr>
+      </w:pPr>
+    </w:p>
+    <w:p>
+      <w:pPr>
+        <w:shd w:val="clear" w:color="auto" w:fill="0B010B"/>
+        <w:rPr>
+          <w:rFonts w:ascii="Consolas" w:eastAsia="Consolas" w:hAnsi="Consolas" w:cs="Consolas"/>
+          <w:color w:val="D4D4D4"/>
+          <w:sz w:val="15"/>
+          <w:szCs w:val="15"/>
+        </w:rPr>
+      </w:pPr>
+      <w:proofErr w:type="spellStart"/>
+      <w:r>
+        <w:rPr>
+          <w:rFonts w:ascii="Consolas" w:eastAsia="Consolas" w:hAnsi="Consolas" w:cs="Consolas"/>
+          <w:color w:val="D4D4D4"/>
+          <w:sz w:val="15"/>
+          <w:szCs w:val="15"/>
+          <w:shd w:val="clear" w:color="auto" w:fill="0B010B"/>
+          <w:lang w:bidi="ar"/>
+        </w:rPr>
+        <w:t>df</w:t>
+      </w:r>
+      <w:proofErr w:type="spellEnd"/>
+      <w:r>
+        <w:rPr>
+          <w:rFonts w:ascii="Consolas" w:eastAsia="Consolas" w:hAnsi="Consolas" w:cs="Consolas"/>
+          <w:color w:val="D4D4D4"/>
+          <w:sz w:val="15"/>
+          <w:szCs w:val="15"/>
+          <w:shd w:val="clear" w:color="auto" w:fill="0B010B"/>
+          <w:lang w:bidi="ar"/>
+        </w:rPr>
+        <w:t xml:space="preserve"> </w:t>
+      </w:r>
+      <w:r>
+        <w:rPr>
+          <w:rFonts w:ascii="Consolas" w:eastAsia="Consolas" w:hAnsi="Consolas" w:cs="Consolas"/>
+          <w:color w:val="FF79AC"/>
+          <w:sz w:val="15"/>
+          <w:szCs w:val="15"/>
+          <w:shd w:val="clear" w:color="auto" w:fill="0B010B"/>
+          <w:lang w:bidi="ar"/>
+        </w:rPr>
+        <w:t>=</w:t>
+      </w:r>
+      <w:r>
+        <w:rPr>
+          <w:rFonts w:ascii="Consolas" w:eastAsia="Consolas" w:hAnsi="Consolas" w:cs="Consolas"/>
+          <w:color w:val="D4D4D4"/>
+          <w:sz w:val="15"/>
+          <w:szCs w:val="15"/>
+          <w:shd w:val="clear" w:color="auto" w:fill="0B010B"/>
+          <w:lang w:bidi="ar"/>
+        </w:rPr>
+        <w:t xml:space="preserve"> </w:t>
+      </w:r>
+      <w:proofErr w:type="spellStart"/>
+      <w:r>
+        <w:rPr>
+          <w:rFonts w:ascii="Consolas" w:eastAsia="Consolas" w:hAnsi="Consolas" w:cs="Consolas"/>
+          <w:color w:val="D4D4D4"/>
+          <w:sz w:val="15"/>
+          <w:szCs w:val="15"/>
+          <w:shd w:val="clear" w:color="auto" w:fill="0B010B"/>
+          <w:lang w:bidi="ar"/>
+        </w:rPr>
+        <w:t>df</w:t>
+      </w:r>
+      <w:r>
+        <w:rPr>
+          <w:rFonts w:ascii="Consolas" w:eastAsia="Consolas" w:hAnsi="Consolas" w:cs="Consolas"/>
+          <w:color w:val="988BC7"/>
+          <w:sz w:val="15"/>
+          <w:szCs w:val="15"/>
+          <w:shd w:val="clear" w:color="auto" w:fill="0B010B"/>
+          <w:lang w:bidi="ar"/>
+        </w:rPr>
+        <w:t>.</w:t>
+      </w:r>
+      <w:r>
+        <w:rPr>
+          <w:rFonts w:ascii="Consolas" w:eastAsia="Consolas" w:hAnsi="Consolas" w:cs="Consolas"/>
+          <w:color w:val="5DD465"/>
+          <w:sz w:val="15"/>
+          <w:szCs w:val="15"/>
+          <w:shd w:val="clear" w:color="auto" w:fill="0B010B"/>
+          <w:lang w:bidi="ar"/>
+        </w:rPr>
+        <w:t>drop_duplicates</w:t>
+      </w:r>
+      <w:proofErr w:type="spellEnd"/>
+      <w:r>
+        <w:rPr>
+          <w:rFonts w:ascii="Consolas" w:eastAsia="Consolas" w:hAnsi="Consolas" w:cs="Consolas"/>
+          <w:color w:val="D4D4D4"/>
+          <w:sz w:val="15"/>
+          <w:szCs w:val="15"/>
+          <w:shd w:val="clear" w:color="auto" w:fill="0B010B"/>
+          <w:lang w:bidi="ar"/>
+        </w:rPr>
+        <w:t>()</w:t>
+      </w:r>
+    </w:p>
+    <w:p>
+      <w:pPr>
+        <w:shd w:val="clear" w:color="auto" w:fill="0B010B"/>
+        <w:rPr>
+          <w:rFonts w:ascii="Consolas" w:eastAsia="Consolas" w:hAnsi="Consolas" w:cs="Consolas"/>
+          <w:color w:val="D4D4D4"/>
+          <w:sz w:val="15"/>
+          <w:szCs w:val="15"/>
+        </w:rPr>
+      </w:pPr>
+      <w:proofErr w:type="spellStart"/>
+      <w:r>
+        <w:rPr>
+          <w:rFonts w:ascii="Consolas" w:eastAsia="Consolas" w:hAnsi="Consolas" w:cs="Consolas"/>
+          <w:color w:val="D4D4D4"/>
+          <w:sz w:val="15"/>
+          <w:szCs w:val="15"/>
+          <w:shd w:val="clear" w:color="auto" w:fill="0B010B"/>
+          <w:lang w:bidi="ar"/>
+        </w:rPr>
+        <w:t>df</w:t>
+      </w:r>
+      <w:proofErr w:type="spellEnd"/>
+      <w:r>
+        <w:rPr>
+          <w:rFonts w:ascii="Consolas" w:eastAsia="Consolas" w:hAnsi="Consolas" w:cs="Consolas"/>
+          <w:color w:val="D4D4D4"/>
+          <w:sz w:val="15"/>
+          <w:szCs w:val="15"/>
+          <w:shd w:val="clear" w:color="auto" w:fill="0B010B"/>
+          <w:lang w:bidi="ar"/>
+        </w:rPr>
+        <w:t xml:space="preserve"> </w:t>
+      </w:r>
+      <w:r>
+        <w:rPr>
+          <w:rFonts w:ascii="Consolas" w:eastAsia="Consolas" w:hAnsi="Consolas" w:cs="Consolas"/>
+          <w:color w:val="FF79AC"/>
+          <w:sz w:val="15"/>
+          <w:szCs w:val="15"/>
+          <w:shd w:val="clear" w:color="auto" w:fill="0B010B"/>
+          <w:lang w:bidi="ar"/>
+        </w:rPr>
+        <w:t>=</w:t>
+      </w:r>
+      <w:r>
+        <w:rPr>
+          <w:rFonts w:ascii="Consolas" w:eastAsia="Consolas" w:hAnsi="Consolas" w:cs="Consolas"/>
+          <w:color w:val="D4D4D4"/>
+          <w:sz w:val="15"/>
+          <w:szCs w:val="15"/>
+          <w:shd w:val="clear" w:color="auto" w:fill="0B010B"/>
+          <w:lang w:bidi="ar"/>
+        </w:rPr>
+        <w:t xml:space="preserve"> </w:t>
+      </w:r>
+      <w:proofErr w:type="spellStart"/>
+      <w:r>
+        <w:rPr>
+          <w:rFonts w:ascii="Consolas" w:eastAsia="Consolas" w:hAnsi="Consolas" w:cs="Consolas"/>
+          <w:color w:val="D4D4D4"/>
+          <w:sz w:val="15"/>
+          <w:szCs w:val="15"/>
+          <w:shd w:val="clear" w:color="auto" w:fill="0B010B"/>
+          <w:lang w:bidi="ar"/>
+        </w:rPr>
+        <w:t>df</w:t>
+      </w:r>
+      <w:r>
+        <w:rPr>
+          <w:rFonts w:ascii="Consolas" w:eastAsia="Consolas" w:hAnsi="Consolas" w:cs="Consolas"/>
+          <w:color w:val="988BC7"/>
+          <w:sz w:val="15"/>
+          <w:szCs w:val="15"/>
+          <w:shd w:val="clear" w:color="auto" w:fill="0B010B"/>
+          <w:lang w:bidi="ar"/>
+        </w:rPr>
+        <w:t>.</w:t>
+      </w:r>
+      <w:r>
+        <w:rPr>
+          <w:rFonts w:ascii="Consolas" w:eastAsia="Consolas" w:hAnsi="Consolas" w:cs="Consolas"/>
+          <w:color w:val="5DD465"/>
+          <w:sz w:val="15"/>
+          <w:szCs w:val="15"/>
+          <w:shd w:val="clear" w:color="auto" w:fill="0B010B"/>
+          <w:lang w:bidi="ar"/>
+        </w:rPr>
+        <w:t>drop</w:t>
+      </w:r>
+      <w:proofErr w:type="spellEnd"/>
+      <w:r>
+        <w:rPr>
+          <w:rFonts w:ascii="Consolas" w:eastAsia="Consolas" w:hAnsi="Consolas" w:cs="Consolas"/>
+          <w:color w:val="D4D4D4"/>
+          <w:sz w:val="15"/>
+          <w:szCs w:val="15"/>
+          <w:shd w:val="clear" w:color="auto" w:fill="0B010B"/>
+          <w:lang w:bidi="ar"/>
+        </w:rPr>
+        <w:t>(</w:t>
+      </w:r>
+      <w:r>
+        <w:rPr>
+          <w:rFonts w:ascii="Consolas" w:eastAsia="Consolas" w:hAnsi="Consolas" w:cs="Consolas"/>
+          <w:color w:val="E89E64"/>
+          <w:sz w:val="15"/>
+          <w:szCs w:val="15"/>
+          <w:shd w:val="clear" w:color="auto" w:fill="0B010B"/>
+          <w:lang w:bidi="ar"/>
+        </w:rPr>
+        <w:t>columns</w:t>
+      </w:r>
+      <w:r>
+        <w:rPr>
+          <w:rFonts w:ascii="Consolas" w:eastAsia="Consolas" w:hAnsi="Consolas" w:cs="Consolas"/>
+          <w:color w:val="FF79AC"/>
+          <w:sz w:val="15"/>
+          <w:szCs w:val="15"/>
+          <w:shd w:val="clear" w:color="auto" w:fill="0B010B"/>
+          <w:lang w:bidi="ar"/>
+        </w:rPr>
+        <w:t>=</w:t>
+      </w:r>
+      <w:r>
+        <w:rPr>
+          <w:rFonts w:ascii="Consolas" w:eastAsia="Consolas" w:hAnsi="Consolas" w:cs="Consolas"/>
+          <w:color w:val="D4D4D4"/>
+          <w:sz w:val="15"/>
+          <w:szCs w:val="15"/>
+          <w:shd w:val="clear" w:color="auto" w:fill="0B010B"/>
+          <w:lang w:bidi="ar"/>
+        </w:rPr>
+        <w:t>[</w:t>
+      </w:r>
       <w:r>
         <w:rPr>
           <w:rFonts w:ascii="Consolas" w:eastAsia="Consolas" w:hAnsi="Consolas" w:cs="Consolas"/>
@@ -1164,7 +1577,73 @@
           <w:shd w:val="clear" w:color="auto" w:fill="0B010B"/>
           <w:lang w:bidi="ar"/>
         </w:rPr>
-        <w:t>) ==="</w:t>
+        <w:t>"Cabin"</w:t>
+      </w:r>
+      <w:r>
+        <w:rPr>
+          <w:rFonts w:ascii="Consolas" w:eastAsia="Consolas" w:hAnsi="Consolas" w:cs="Consolas"/>
+          <w:color w:val="D4D4D4"/>
+          <w:sz w:val="15"/>
+          <w:szCs w:val="15"/>
+          <w:shd w:val="clear" w:color="auto" w:fill="0B010B"/>
+          <w:lang w:bidi="ar"/>
+        </w:rPr>
+        <w:t>]</w:t>
+      </w:r>
+      <w:r>
+        <w:rPr>
+          <w:rFonts w:ascii="Consolas" w:eastAsia="Consolas" w:hAnsi="Consolas" w:cs="Consolas"/>
+          <w:color w:val="988BC7"/>
+          <w:sz w:val="15"/>
+          <w:szCs w:val="15"/>
+          <w:shd w:val="clear" w:color="auto" w:fill="0B010B"/>
+          <w:lang w:bidi="ar"/>
+        </w:rPr>
+        <w:t>,</w:t>
+      </w:r>
+      <w:r>
+        <w:rPr>
+          <w:rFonts w:ascii="Consolas" w:eastAsia="Consolas" w:hAnsi="Consolas" w:cs="Consolas"/>
+          <w:color w:val="D4D4D4"/>
+          <w:sz w:val="15"/>
+          <w:szCs w:val="15"/>
+          <w:shd w:val="clear" w:color="auto" w:fill="0B010B"/>
+          <w:lang w:bidi="ar"/>
+        </w:rPr>
+        <w:t xml:space="preserve"> </w:t>
+      </w:r>
+      <w:r>
+        <w:rPr>
+          <w:rFonts w:ascii="Consolas" w:eastAsia="Consolas" w:hAnsi="Consolas" w:cs="Consolas"/>
+          <w:color w:val="E89E64"/>
+          <w:sz w:val="15"/>
+          <w:szCs w:val="15"/>
+          <w:shd w:val="clear" w:color="auto" w:fill="0B010B"/>
+          <w:lang w:bidi="ar"/>
+        </w:rPr>
+        <w:t>errors</w:t>
+      </w:r>
+      <w:r>
+        <w:rPr>
+          <w:rFonts w:ascii="Consolas" w:eastAsia="Consolas" w:hAnsi="Consolas" w:cs="Consolas"/>
+          <w:color w:val="FF79AC"/>
+          <w:sz w:val="15"/>
+          <w:szCs w:val="15"/>
+          <w:shd w:val="clear" w:color="auto" w:fill="0B010B"/>
+          <w:lang w:bidi="ar"/>
+        </w:rPr>
+        <w:t>=</w:t>
+      </w:r>
+      <w:r>
+        <w:rPr>
+          <w:rFonts w:ascii="Consolas" w:eastAsia="Consolas" w:hAnsi="Consolas" w:cs="Consolas"/>
+          <w:color w:val="DAD16F"/>
+          <w:sz w:val="15"/>
+          <w:szCs w:val="15"/>
+          <w:shd w:val="clear" w:color="auto" w:fill="0B010B"/>
+          <w:lang w:bidi="ar"/>
+        </w:rPr>
+        <w:t>"ignore"</w:t>
       </w:r>
       <w:r>
         <w:rPr>
@@ -1190,19 +1669,87 @@
           <w:lang w:bidi="ar"/>
         </w:rPr>
       </w:pPr>
-      <w:r>
-        <w:rPr>
-          <w:rFonts w:ascii="Consolas" w:eastAsia="Consolas" w:hAnsi="Consolas" w:cs="Consolas"/>
-          <w:b/>
-          <w:bCs/>
+      <w:proofErr w:type="spellStart"/>
+      <w:r>
+        <w:rPr>
+          <w:rFonts w:ascii="Consolas" w:eastAsia="Consolas" w:hAnsi="Consolas" w:cs="Consolas"/>
+          <w:color w:val="D4D4D4"/>
+          <w:sz w:val="15"/>
+          <w:szCs w:val="15"/>
+          <w:shd w:val="clear" w:color="auto" w:fill="0B010B"/>
+          <w:lang w:bidi="ar"/>
+        </w:rPr>
+        <w:t>df</w:t>
+      </w:r>
+      <w:proofErr w:type="spellEnd"/>
+      <w:r>
+        <w:rPr>
+          <w:rFonts w:ascii="Consolas" w:eastAsia="Consolas" w:hAnsi="Consolas" w:cs="Consolas"/>
+          <w:color w:val="D4D4D4"/>
+          <w:sz w:val="15"/>
+          <w:szCs w:val="15"/>
+          <w:shd w:val="clear" w:color="auto" w:fill="0B010B"/>
+          <w:lang w:bidi="ar"/>
+        </w:rPr>
+        <w:t xml:space="preserve"> </w:t>
+      </w:r>
+      <w:r>
+        <w:rPr>
+          <w:rFonts w:ascii="Consolas" w:eastAsia="Consolas" w:hAnsi="Consolas" w:cs="Consolas"/>
+          <w:color w:val="FF79AC"/>
+          <w:sz w:val="15"/>
+          <w:szCs w:val="15"/>
+          <w:shd w:val="clear" w:color="auto" w:fill="0B010B"/>
+          <w:lang w:bidi="ar"/>
+        </w:rPr>
+        <w:t>=</w:t>
+      </w:r>
+      <w:r>
+        <w:rPr>
+          <w:rFonts w:ascii="Consolas" w:eastAsia="Consolas" w:hAnsi="Consolas" w:cs="Consolas"/>
+          <w:color w:val="D4D4D4"/>
+          <w:sz w:val="15"/>
+          <w:szCs w:val="15"/>
+          <w:shd w:val="clear" w:color="auto" w:fill="0B010B"/>
+          <w:lang w:bidi="ar"/>
+        </w:rPr>
+        <w:t xml:space="preserve"> </w:t>
+      </w:r>
+      <w:proofErr w:type="spellStart"/>
+      <w:r>
+        <w:rPr>
+          <w:rFonts w:ascii="Consolas" w:eastAsia="Consolas" w:hAnsi="Consolas" w:cs="Consolas"/>
+          <w:color w:val="D4D4D4"/>
+          <w:sz w:val="15"/>
+          <w:szCs w:val="15"/>
+          <w:shd w:val="clear" w:color="auto" w:fill="0B010B"/>
+          <w:lang w:bidi="ar"/>
+        </w:rPr>
+        <w:t>df</w:t>
+      </w:r>
+      <w:r>
+        <w:rPr>
+          <w:rFonts w:ascii="Consolas" w:eastAsia="Consolas" w:hAnsi="Consolas" w:cs="Consolas"/>
           <w:color w:val="988BC7"/>
           <w:sz w:val="15"/>
           <w:szCs w:val="15"/>
           <w:shd w:val="clear" w:color="auto" w:fill="0B010B"/>
           <w:lang w:bidi="ar"/>
         </w:rPr>
-        <w:t>print</w:t>
-      </w:r>
+        <w:t>.</w:t>
+      </w:r>
+      <w:r>
+        <w:rPr>
+          <w:rFonts w:ascii="Consolas" w:eastAsia="Consolas" w:hAnsi="Consolas" w:cs="Consolas"/>
+          <w:color w:val="5DD465"/>
+          <w:sz w:val="15"/>
+          <w:szCs w:val="15"/>
+          <w:shd w:val="clear" w:color="auto" w:fill="0B010B"/>
+          <w:lang w:bidi="ar"/>
+        </w:rPr>
+        <w:t>dropna</w:t>
+      </w:r>
+      <w:proofErr w:type="spellEnd"/>
       <w:r>
         <w:rPr>
           <w:rFonts w:ascii="Consolas" w:eastAsia="Consolas" w:hAnsi="Consolas" w:cs="Consolas"/>
@@ -1214,113 +1761,16 @@
         </w:rPr>
         <w:t>(</w:t>
       </w:r>
-      <w:proofErr w:type="spellStart"/>
-      <w:proofErr w:type="gramStart"/>
-      <w:r>
-        <w:rPr>
-          <w:rFonts w:ascii="Consolas" w:eastAsia="Consolas" w:hAnsi="Consolas" w:cs="Consolas"/>
-          <w:color w:val="D4D4D4"/>
-          <w:sz w:val="15"/>
-          <w:szCs w:val="15"/>
-          <w:shd w:val="clear" w:color="auto" w:fill="0B010B"/>
-          <w:lang w:bidi="ar"/>
-        </w:rPr>
-        <w:t>df</w:t>
-      </w:r>
-      <w:r>
-        <w:rPr>
-          <w:rFonts w:ascii="Consolas" w:eastAsia="Consolas" w:hAnsi="Consolas" w:cs="Consolas"/>
-          <w:color w:val="988BC7"/>
-          <w:sz w:val="15"/>
-          <w:szCs w:val="15"/>
-          <w:shd w:val="clear" w:color="auto" w:fill="0B010B"/>
-          <w:lang w:bidi="ar"/>
-        </w:rPr>
-        <w:t>.</w:t>
-      </w:r>
-      <w:r>
-        <w:rPr>
-          <w:rFonts w:ascii="Consolas" w:eastAsia="Consolas" w:hAnsi="Consolas" w:cs="Consolas"/>
-          <w:color w:val="5DD465"/>
-          <w:sz w:val="15"/>
-          <w:szCs w:val="15"/>
-          <w:shd w:val="clear" w:color="auto" w:fill="0B010B"/>
-          <w:lang w:bidi="ar"/>
-        </w:rPr>
-        <w:t>head</w:t>
-      </w:r>
-      <w:proofErr w:type="spellEnd"/>
-      <w:proofErr w:type="gramEnd"/>
-      <w:r>
-        <w:rPr>
-          <w:rFonts w:ascii="Consolas" w:eastAsia="Consolas" w:hAnsi="Consolas" w:cs="Consolas"/>
-          <w:color w:val="D4D4D4"/>
-          <w:sz w:val="15"/>
-          <w:szCs w:val="15"/>
-          <w:shd w:val="clear" w:color="auto" w:fill="0B010B"/>
-          <w:lang w:bidi="ar"/>
-        </w:rPr>
-        <w:t>())</w:t>
-      </w:r>
-    </w:p>
-    <w:p>
-      <w:pPr>
-        <w:shd w:val="clear" w:color="auto" w:fill="0B010B"/>
-        <w:rPr>
-          <w:rFonts w:ascii="Consolas" w:eastAsia="Consolas" w:hAnsi="Consolas" w:cs="Consolas"/>
-          <w:color w:val="D4D4D4"/>
-          <w:sz w:val="15"/>
-          <w:szCs w:val="15"/>
-          <w:shd w:val="clear" w:color="auto" w:fill="0B010B"/>
-          <w:lang w:bidi="ar"/>
-        </w:rPr>
-      </w:pPr>
-    </w:p>
-    <w:p>
-      <w:pPr>
-        <w:shd w:val="clear" w:color="auto" w:fill="0B010B"/>
-        <w:rPr>
-          <w:rFonts w:ascii="Consolas" w:eastAsia="Consolas" w:hAnsi="Consolas" w:cs="Consolas"/>
-          <w:color w:val="D4D4D4"/>
-          <w:sz w:val="15"/>
-          <w:szCs w:val="15"/>
-          <w:lang w:val="pt-BR"/>
-        </w:rPr>
-      </w:pPr>
-      <w:r>
-        <w:rPr>
-          <w:rFonts w:ascii="Consolas" w:eastAsia="Consolas" w:hAnsi="Consolas" w:cs="Consolas"/>
-          <w:b/>
-          <w:bCs/>
-          <w:color w:val="988BC7"/>
-          <w:sz w:val="15"/>
-          <w:szCs w:val="15"/>
-          <w:shd w:val="clear" w:color="auto" w:fill="0B010B"/>
-          <w:lang w:val="pt-BR" w:bidi="ar"/>
-        </w:rPr>
-        <w:t>print</w:t>
-      </w:r>
-      <w:r>
-        <w:rPr>
-          <w:rFonts w:ascii="Consolas" w:eastAsia="Consolas" w:hAnsi="Consolas" w:cs="Consolas"/>
-          <w:color w:val="D4D4D4"/>
-          <w:sz w:val="15"/>
-          <w:szCs w:val="15"/>
-          <w:shd w:val="clear" w:color="auto" w:fill="0B010B"/>
-          <w:lang w:val="pt-BR" w:bidi="ar"/>
-        </w:rPr>
-        <w:t>(</w:t>
-      </w:r>
-      <w:r>
-        <w:rPr>
-          <w:rFonts w:ascii="Consolas" w:eastAsia="Consolas" w:hAnsi="Consolas" w:cs="Consolas"/>
-          <w:color w:val="DAD16F"/>
-          <w:sz w:val="15"/>
-          <w:szCs w:val="15"/>
-          <w:shd w:val="clear" w:color="auto" w:fill="0B010B"/>
-          <w:lang w:val="pt-BR" w:bidi="ar"/>
-        </w:rPr>
-        <w:t>"</w:t>
+      <w:r>
+        <w:rPr>
+          <w:rFonts w:ascii="Consolas" w:eastAsia="Consolas" w:hAnsi="Consolas" w:cs="Consolas"/>
+          <w:color w:val="E89E64"/>
+          <w:sz w:val="15"/>
+          <w:szCs w:val="15"/>
+          <w:shd w:val="clear" w:color="auto" w:fill="0B010B"/>
+          <w:lang w:bidi="ar"/>
+        </w:rPr>
+        <w:t>subset</w:t>
       </w:r>
       <w:r>
         <w:rPr>
@@ -1329,224 +1779,6 @@
           <w:sz w:val="15"/>
           <w:szCs w:val="15"/>
           <w:shd w:val="clear" w:color="auto" w:fill="0B010B"/>
-          <w:lang w:val="pt-BR" w:bidi="ar"/>
-        </w:rPr>
-        <w:t>\n</w:t>
-      </w:r>
-      <w:r>
-        <w:rPr>
-          <w:rFonts w:ascii="Consolas" w:eastAsia="Consolas" w:hAnsi="Consolas" w:cs="Consolas"/>
-          <w:color w:val="DAD16F"/>
-          <w:sz w:val="15"/>
-          <w:szCs w:val="15"/>
-          <w:shd w:val="clear" w:color="auto" w:fill="0B010B"/>
-          <w:lang w:val="pt-BR" w:bidi="ar"/>
-        </w:rPr>
-        <w:t>=== INFO() ==="</w:t>
-      </w:r>
-      <w:r>
-        <w:rPr>
-          <w:rFonts w:ascii="Consolas" w:eastAsia="Consolas" w:hAnsi="Consolas" w:cs="Consolas"/>
-          <w:color w:val="D4D4D4"/>
-          <w:sz w:val="15"/>
-          <w:szCs w:val="15"/>
-          <w:shd w:val="clear" w:color="auto" w:fill="0B010B"/>
-          <w:lang w:val="pt-BR" w:bidi="ar"/>
-        </w:rPr>
-        <w:t>)</w:t>
-      </w:r>
-    </w:p>
-    <w:p>
-      <w:pPr>
-        <w:shd w:val="clear" w:color="auto" w:fill="0B010B"/>
-        <w:rPr>
-          <w:rFonts w:ascii="Consolas" w:eastAsia="Consolas" w:hAnsi="Consolas" w:cs="Consolas"/>
-          <w:color w:val="D4D4D4"/>
-          <w:sz w:val="15"/>
-          <w:szCs w:val="15"/>
-          <w:shd w:val="clear" w:color="auto" w:fill="0B010B"/>
-          <w:lang w:val="pt-BR" w:bidi="ar"/>
-        </w:rPr>
-      </w:pPr>
-      <w:r>
-        <w:rPr>
-          <w:rFonts w:ascii="Consolas" w:eastAsia="Consolas" w:hAnsi="Consolas" w:cs="Consolas"/>
-          <w:color w:val="D4D4D4"/>
-          <w:sz w:val="15"/>
-          <w:szCs w:val="15"/>
-          <w:shd w:val="clear" w:color="auto" w:fill="0B010B"/>
-          <w:lang w:val="pt-BR" w:bidi="ar"/>
-        </w:rPr>
-        <w:t>df</w:t>
-      </w:r>
-      <w:r>
-        <w:rPr>
-          <w:rFonts w:ascii="Consolas" w:eastAsia="Consolas" w:hAnsi="Consolas" w:cs="Consolas"/>
-          <w:color w:val="988BC7"/>
-          <w:sz w:val="15"/>
-          <w:szCs w:val="15"/>
-          <w:shd w:val="clear" w:color="auto" w:fill="0B010B"/>
-          <w:lang w:val="pt-BR" w:bidi="ar"/>
-        </w:rPr>
-        <w:t>.</w:t>
-      </w:r>
-      <w:r>
-        <w:rPr>
-          <w:rFonts w:ascii="Consolas" w:eastAsia="Consolas" w:hAnsi="Consolas" w:cs="Consolas"/>
-          <w:color w:val="5DD465"/>
-          <w:sz w:val="15"/>
-          <w:szCs w:val="15"/>
-          <w:shd w:val="clear" w:color="auto" w:fill="0B010B"/>
-          <w:lang w:val="pt-BR" w:bidi="ar"/>
-        </w:rPr>
-        <w:t>info</w:t>
-      </w:r>
-      <w:r>
-        <w:rPr>
-          <w:rFonts w:ascii="Consolas" w:eastAsia="Consolas" w:hAnsi="Consolas" w:cs="Consolas"/>
-          <w:color w:val="D4D4D4"/>
-          <w:sz w:val="15"/>
-          <w:szCs w:val="15"/>
-          <w:shd w:val="clear" w:color="auto" w:fill="0B010B"/>
-          <w:lang w:val="pt-BR" w:bidi="ar"/>
-        </w:rPr>
-        <w:t>()</w:t>
-      </w:r>
-    </w:p>
-    <w:p>
-      <w:pPr>
-        <w:shd w:val="clear" w:color="auto" w:fill="0B010B"/>
-        <w:rPr>
-          <w:rFonts w:ascii="Consolas" w:eastAsia="Consolas" w:hAnsi="Consolas" w:cs="Consolas"/>
-          <w:color w:val="D4D4D4"/>
-          <w:sz w:val="15"/>
-          <w:szCs w:val="15"/>
-          <w:shd w:val="clear" w:color="auto" w:fill="0B010B"/>
-          <w:lang w:val="pt-BR" w:bidi="ar"/>
-        </w:rPr>
-      </w:pPr>
-    </w:p>
-    <w:p>
-      <w:pPr>
-        <w:shd w:val="clear" w:color="auto" w:fill="0B010B"/>
-        <w:rPr>
-          <w:rFonts w:ascii="Consolas" w:eastAsia="Consolas" w:hAnsi="Consolas" w:cs="Consolas"/>
-          <w:color w:val="D4D4D4"/>
-          <w:sz w:val="15"/>
-          <w:szCs w:val="15"/>
-          <w:lang w:val="pt-BR"/>
-        </w:rPr>
-      </w:pPr>
-      <w:r>
-        <w:rPr>
-          <w:rFonts w:ascii="Consolas" w:eastAsia="Consolas" w:hAnsi="Consolas" w:cs="Consolas"/>
-          <w:b/>
-          <w:bCs/>
-          <w:color w:val="988BC7"/>
-          <w:sz w:val="15"/>
-          <w:szCs w:val="15"/>
-          <w:shd w:val="clear" w:color="auto" w:fill="0B010B"/>
-          <w:lang w:val="pt-BR" w:bidi="ar"/>
-        </w:rPr>
-        <w:t>print</w:t>
-      </w:r>
-      <w:r>
-        <w:rPr>
-          <w:rFonts w:ascii="Consolas" w:eastAsia="Consolas" w:hAnsi="Consolas" w:cs="Consolas"/>
-          <w:color w:val="D4D4D4"/>
-          <w:sz w:val="15"/>
-          <w:szCs w:val="15"/>
-          <w:shd w:val="clear" w:color="auto" w:fill="0B010B"/>
-          <w:lang w:val="pt-BR" w:bidi="ar"/>
-        </w:rPr>
-        <w:t>(</w:t>
-      </w:r>
-      <w:r>
-        <w:rPr>
-          <w:rFonts w:ascii="Consolas" w:eastAsia="Consolas" w:hAnsi="Consolas" w:cs="Consolas"/>
-          <w:color w:val="DAD16F"/>
-          <w:sz w:val="15"/>
-          <w:szCs w:val="15"/>
-          <w:shd w:val="clear" w:color="auto" w:fill="0B010B"/>
-          <w:lang w:val="pt-BR" w:bidi="ar"/>
-        </w:rPr>
-        <w:t>"</w:t>
-      </w:r>
-      <w:r>
-        <w:rPr>
-          <w:rFonts w:ascii="Consolas" w:eastAsia="Consolas" w:hAnsi="Consolas" w:cs="Consolas"/>
-          <w:color w:val="FF79AC"/>
-          <w:sz w:val="15"/>
-          <w:szCs w:val="15"/>
-          <w:shd w:val="clear" w:color="auto" w:fill="0B010B"/>
-          <w:lang w:val="pt-BR" w:bidi="ar"/>
-        </w:rPr>
-        <w:t>\n</w:t>
-      </w:r>
-      <w:r>
-        <w:rPr>
-          <w:rFonts w:ascii="Consolas" w:eastAsia="Consolas" w:hAnsi="Consolas" w:cs="Consolas"/>
-          <w:color w:val="DAD16F"/>
-          <w:sz w:val="15"/>
-          <w:szCs w:val="15"/>
-          <w:shd w:val="clear" w:color="auto" w:fill="0B010B"/>
-          <w:lang w:val="pt-BR" w:bidi="ar"/>
-        </w:rPr>
-        <w:t>=== % DE NULOS POR COLUNA ==="</w:t>
-      </w:r>
-      <w:r>
-        <w:rPr>
-          <w:rFonts w:ascii="Consolas" w:eastAsia="Consolas" w:hAnsi="Consolas" w:cs="Consolas"/>
-          <w:color w:val="D4D4D4"/>
-          <w:sz w:val="15"/>
-          <w:szCs w:val="15"/>
-          <w:shd w:val="clear" w:color="auto" w:fill="0B010B"/>
-          <w:lang w:val="pt-BR" w:bidi="ar"/>
-        </w:rPr>
-        <w:t>)</w:t>
-      </w:r>
-    </w:p>
-    <w:p>
-      <w:pPr>
-        <w:shd w:val="clear" w:color="auto" w:fill="0B010B"/>
-        <w:rPr>
-          <w:rFonts w:ascii="Consolas" w:eastAsia="Consolas" w:hAnsi="Consolas" w:cs="Consolas"/>
-          <w:color w:val="D4D4D4"/>
-          <w:sz w:val="15"/>
-          <w:szCs w:val="15"/>
-        </w:rPr>
-      </w:pPr>
-      <w:proofErr w:type="spellStart"/>
-      <w:r>
-        <w:rPr>
-          <w:rFonts w:ascii="Consolas" w:eastAsia="Consolas" w:hAnsi="Consolas" w:cs="Consolas"/>
-          <w:color w:val="D4D4D4"/>
-          <w:sz w:val="15"/>
-          <w:szCs w:val="15"/>
-          <w:shd w:val="clear" w:color="auto" w:fill="0B010B"/>
-          <w:lang w:bidi="ar"/>
-        </w:rPr>
-        <w:t>percentual_nulos</w:t>
-      </w:r>
-      <w:proofErr w:type="spellEnd"/>
-      <w:r>
-        <w:rPr>
-          <w:rFonts w:ascii="Consolas" w:eastAsia="Consolas" w:hAnsi="Consolas" w:cs="Consolas"/>
-          <w:color w:val="D4D4D4"/>
-          <w:sz w:val="15"/>
-          <w:szCs w:val="15"/>
-          <w:shd w:val="clear" w:color="auto" w:fill="0B010B"/>
-          <w:lang w:bidi="ar"/>
-        </w:rPr>
-        <w:t xml:space="preserve"> </w:t>
-      </w:r>
-      <w:r>
-        <w:rPr>
-          <w:rFonts w:ascii="Consolas" w:eastAsia="Consolas" w:hAnsi="Consolas" w:cs="Consolas"/>
-          <w:color w:val="FF79AC"/>
-          <w:sz w:val="15"/>
-          <w:szCs w:val="15"/>
-          <w:shd w:val="clear" w:color="auto" w:fill="0B010B"/>
           <w:lang w:bidi="ar"/>
         </w:rPr>
         <w:t>=</w:t>
@@ -1560,807 +1792,8 @@
           <w:shd w:val="clear" w:color="auto" w:fill="0B010B"/>
           <w:lang w:bidi="ar"/>
         </w:rPr>
-        <w:t xml:space="preserve"> </w:t>
-      </w:r>
-      <w:proofErr w:type="spellStart"/>
-      <w:proofErr w:type="gramStart"/>
-      <w:r>
-        <w:rPr>
-          <w:rFonts w:ascii="Consolas" w:eastAsia="Consolas" w:hAnsi="Consolas" w:cs="Consolas"/>
-          <w:color w:val="D4D4D4"/>
-          <w:sz w:val="15"/>
-          <w:szCs w:val="15"/>
-          <w:shd w:val="clear" w:color="auto" w:fill="0B010B"/>
-          <w:lang w:bidi="ar"/>
-        </w:rPr>
-        <w:t>df</w:t>
-      </w:r>
-      <w:r>
-        <w:rPr>
-          <w:rFonts w:ascii="Consolas" w:eastAsia="Consolas" w:hAnsi="Consolas" w:cs="Consolas"/>
-          <w:color w:val="988BC7"/>
-          <w:sz w:val="15"/>
-          <w:szCs w:val="15"/>
-          <w:shd w:val="clear" w:color="auto" w:fill="0B010B"/>
-          <w:lang w:bidi="ar"/>
-        </w:rPr>
-        <w:t>.</w:t>
-      </w:r>
-      <w:r>
-        <w:rPr>
-          <w:rFonts w:ascii="Consolas" w:eastAsia="Consolas" w:hAnsi="Consolas" w:cs="Consolas"/>
-          <w:color w:val="5DD465"/>
-          <w:sz w:val="15"/>
-          <w:szCs w:val="15"/>
-          <w:shd w:val="clear" w:color="auto" w:fill="0B010B"/>
-          <w:lang w:bidi="ar"/>
-        </w:rPr>
-        <w:t>isnull</w:t>
-      </w:r>
-      <w:proofErr w:type="spellEnd"/>
-      <w:proofErr w:type="gramEnd"/>
-      <w:r>
-        <w:rPr>
-          <w:rFonts w:ascii="Consolas" w:eastAsia="Consolas" w:hAnsi="Consolas" w:cs="Consolas"/>
-          <w:color w:val="D4D4D4"/>
-          <w:sz w:val="15"/>
-          <w:szCs w:val="15"/>
-          <w:shd w:val="clear" w:color="auto" w:fill="0B010B"/>
-          <w:lang w:bidi="ar"/>
-        </w:rPr>
-        <w:t>(</w:t>
-      </w:r>
-      <w:proofErr w:type="gramStart"/>
-      <w:r>
-        <w:rPr>
-          <w:rFonts w:ascii="Consolas" w:eastAsia="Consolas" w:hAnsi="Consolas" w:cs="Consolas"/>
-          <w:color w:val="D4D4D4"/>
-          <w:sz w:val="15"/>
-          <w:szCs w:val="15"/>
-          <w:shd w:val="clear" w:color="auto" w:fill="0B010B"/>
-          <w:lang w:bidi="ar"/>
-        </w:rPr>
-        <w:t>)</w:t>
-      </w:r>
-      <w:r>
-        <w:rPr>
-          <w:rFonts w:ascii="Consolas" w:eastAsia="Consolas" w:hAnsi="Consolas" w:cs="Consolas"/>
-          <w:color w:val="988BC7"/>
-          <w:sz w:val="15"/>
-          <w:szCs w:val="15"/>
-          <w:shd w:val="clear" w:color="auto" w:fill="0B010B"/>
-          <w:lang w:bidi="ar"/>
-        </w:rPr>
-        <w:t>.</w:t>
-      </w:r>
-      <w:r>
-        <w:rPr>
-          <w:rFonts w:ascii="Consolas" w:eastAsia="Consolas" w:hAnsi="Consolas" w:cs="Consolas"/>
-          <w:color w:val="5DD465"/>
-          <w:sz w:val="15"/>
-          <w:szCs w:val="15"/>
-          <w:shd w:val="clear" w:color="auto" w:fill="0B010B"/>
-          <w:lang w:bidi="ar"/>
-        </w:rPr>
-        <w:t>mean</w:t>
-      </w:r>
-      <w:proofErr w:type="gramEnd"/>
-      <w:r>
-        <w:rPr>
-          <w:rFonts w:ascii="Consolas" w:eastAsia="Consolas" w:hAnsi="Consolas" w:cs="Consolas"/>
-          <w:color w:val="D4D4D4"/>
-          <w:sz w:val="15"/>
-          <w:szCs w:val="15"/>
-          <w:shd w:val="clear" w:color="auto" w:fill="0B010B"/>
-          <w:lang w:bidi="ar"/>
-        </w:rPr>
-        <w:t xml:space="preserve">() </w:t>
-      </w:r>
-      <w:r>
-        <w:rPr>
-          <w:rFonts w:ascii="Consolas" w:eastAsia="Consolas" w:hAnsi="Consolas" w:cs="Consolas"/>
-          <w:color w:val="FF79AC"/>
-          <w:sz w:val="15"/>
-          <w:szCs w:val="15"/>
-          <w:shd w:val="clear" w:color="auto" w:fill="0B010B"/>
-          <w:lang w:bidi="ar"/>
-        </w:rPr>
-        <w:t>*</w:t>
-      </w:r>
-      <w:r>
-        <w:rPr>
-          <w:rFonts w:ascii="Consolas" w:eastAsia="Consolas" w:hAnsi="Consolas" w:cs="Consolas"/>
-          <w:color w:val="D4D4D4"/>
-          <w:sz w:val="15"/>
-          <w:szCs w:val="15"/>
-          <w:shd w:val="clear" w:color="auto" w:fill="0B010B"/>
-          <w:lang w:bidi="ar"/>
-        </w:rPr>
-        <w:t xml:space="preserve"> </w:t>
-      </w:r>
-      <w:r>
-        <w:rPr>
-          <w:rFonts w:ascii="Consolas" w:eastAsia="Consolas" w:hAnsi="Consolas" w:cs="Consolas"/>
-          <w:color w:val="78D1E1"/>
-          <w:sz w:val="15"/>
-          <w:szCs w:val="15"/>
-          <w:shd w:val="clear" w:color="auto" w:fill="0B010B"/>
-          <w:lang w:bidi="ar"/>
-        </w:rPr>
-        <w:t>100</w:t>
-      </w:r>
-    </w:p>
-    <w:p>
-      <w:pPr>
-        <w:shd w:val="clear" w:color="auto" w:fill="0B010B"/>
-        <w:rPr>
-          <w:rFonts w:ascii="Consolas" w:eastAsia="Consolas" w:hAnsi="Consolas" w:cs="Consolas"/>
-          <w:color w:val="D4D4D4"/>
-          <w:sz w:val="15"/>
-          <w:szCs w:val="15"/>
-          <w:shd w:val="clear" w:color="auto" w:fill="0B010B"/>
-          <w:lang w:bidi="ar"/>
-        </w:rPr>
-      </w:pPr>
-      <w:r>
-        <w:rPr>
-          <w:rFonts w:ascii="Consolas" w:eastAsia="Consolas" w:hAnsi="Consolas" w:cs="Consolas"/>
-          <w:b/>
-          <w:bCs/>
-          <w:color w:val="988BC7"/>
-          <w:sz w:val="15"/>
-          <w:szCs w:val="15"/>
-          <w:shd w:val="clear" w:color="auto" w:fill="0B010B"/>
-          <w:lang w:bidi="ar"/>
-        </w:rPr>
-        <w:t>print</w:t>
-      </w:r>
-      <w:r>
-        <w:rPr>
-          <w:rFonts w:ascii="Consolas" w:eastAsia="Consolas" w:hAnsi="Consolas" w:cs="Consolas"/>
-          <w:color w:val="D4D4D4"/>
-          <w:sz w:val="15"/>
-          <w:szCs w:val="15"/>
-          <w:shd w:val="clear" w:color="auto" w:fill="0B010B"/>
-          <w:lang w:bidi="ar"/>
-        </w:rPr>
-        <w:t>(</w:t>
-      </w:r>
-      <w:proofErr w:type="spellStart"/>
-      <w:r>
-        <w:rPr>
-          <w:rFonts w:ascii="Consolas" w:eastAsia="Consolas" w:hAnsi="Consolas" w:cs="Consolas"/>
-          <w:color w:val="D4D4D4"/>
-          <w:sz w:val="15"/>
-          <w:szCs w:val="15"/>
-          <w:shd w:val="clear" w:color="auto" w:fill="0B010B"/>
-          <w:lang w:bidi="ar"/>
-        </w:rPr>
-        <w:t>percentual_</w:t>
-      </w:r>
-      <w:proofErr w:type="gramStart"/>
-      <w:r>
-        <w:rPr>
-          <w:rFonts w:ascii="Consolas" w:eastAsia="Consolas" w:hAnsi="Consolas" w:cs="Consolas"/>
-          <w:color w:val="D4D4D4"/>
-          <w:sz w:val="15"/>
-          <w:szCs w:val="15"/>
-          <w:shd w:val="clear" w:color="auto" w:fill="0B010B"/>
-          <w:lang w:bidi="ar"/>
-        </w:rPr>
-        <w:t>nulos</w:t>
-      </w:r>
-      <w:r>
-        <w:rPr>
-          <w:rFonts w:ascii="Consolas" w:eastAsia="Consolas" w:hAnsi="Consolas" w:cs="Consolas"/>
-          <w:color w:val="988BC7"/>
-          <w:sz w:val="15"/>
-          <w:szCs w:val="15"/>
-          <w:shd w:val="clear" w:color="auto" w:fill="0B010B"/>
-          <w:lang w:bidi="ar"/>
-        </w:rPr>
-        <w:t>.</w:t>
-      </w:r>
-      <w:r>
-        <w:rPr>
-          <w:rFonts w:ascii="Consolas" w:eastAsia="Consolas" w:hAnsi="Consolas" w:cs="Consolas"/>
-          <w:color w:val="5DD465"/>
-          <w:sz w:val="15"/>
-          <w:szCs w:val="15"/>
-          <w:shd w:val="clear" w:color="auto" w:fill="0B010B"/>
-          <w:lang w:bidi="ar"/>
-        </w:rPr>
-        <w:t>sort</w:t>
-      </w:r>
-      <w:proofErr w:type="gramEnd"/>
-      <w:r>
-        <w:rPr>
-          <w:rFonts w:ascii="Consolas" w:eastAsia="Consolas" w:hAnsi="Consolas" w:cs="Consolas"/>
-          <w:color w:val="5DD465"/>
-          <w:sz w:val="15"/>
-          <w:szCs w:val="15"/>
-          <w:shd w:val="clear" w:color="auto" w:fill="0B010B"/>
-          <w:lang w:bidi="ar"/>
-        </w:rPr>
-        <w:t>_values</w:t>
-      </w:r>
-      <w:proofErr w:type="spellEnd"/>
-      <w:r>
-        <w:rPr>
-          <w:rFonts w:ascii="Consolas" w:eastAsia="Consolas" w:hAnsi="Consolas" w:cs="Consolas"/>
-          <w:color w:val="D4D4D4"/>
-          <w:sz w:val="15"/>
-          <w:szCs w:val="15"/>
-          <w:shd w:val="clear" w:color="auto" w:fill="0B010B"/>
-          <w:lang w:bidi="ar"/>
-        </w:rPr>
-        <w:t>(</w:t>
-      </w:r>
-      <w:r>
-        <w:rPr>
-          <w:rFonts w:ascii="Consolas" w:eastAsia="Consolas" w:hAnsi="Consolas" w:cs="Consolas"/>
-          <w:color w:val="E89E64"/>
-          <w:sz w:val="15"/>
-          <w:szCs w:val="15"/>
-          <w:shd w:val="clear" w:color="auto" w:fill="0B010B"/>
-          <w:lang w:bidi="ar"/>
-        </w:rPr>
-        <w:t>ascending</w:t>
-      </w:r>
-      <w:r>
-        <w:rPr>
-          <w:rFonts w:ascii="Consolas" w:eastAsia="Consolas" w:hAnsi="Consolas" w:cs="Consolas"/>
-          <w:color w:val="FF79AC"/>
-          <w:sz w:val="15"/>
-          <w:szCs w:val="15"/>
-          <w:shd w:val="clear" w:color="auto" w:fill="0B010B"/>
-          <w:lang w:bidi="ar"/>
-        </w:rPr>
-        <w:t>=</w:t>
-      </w:r>
-      <w:r>
-        <w:rPr>
-          <w:rFonts w:ascii="Consolas" w:eastAsia="Consolas" w:hAnsi="Consolas" w:cs="Consolas"/>
-          <w:color w:val="78D1E1"/>
-          <w:sz w:val="15"/>
-          <w:szCs w:val="15"/>
-          <w:shd w:val="clear" w:color="auto" w:fill="0B010B"/>
-          <w:lang w:bidi="ar"/>
-        </w:rPr>
-        <w:t>False</w:t>
-      </w:r>
-      <w:r>
-        <w:rPr>
-          <w:rFonts w:ascii="Consolas" w:eastAsia="Consolas" w:hAnsi="Consolas" w:cs="Consolas"/>
-          <w:color w:val="D4D4D4"/>
-          <w:sz w:val="15"/>
-          <w:szCs w:val="15"/>
-          <w:shd w:val="clear" w:color="auto" w:fill="0B010B"/>
-          <w:lang w:bidi="ar"/>
-        </w:rPr>
-        <w:t>))</w:t>
-      </w:r>
-    </w:p>
-    <w:p>
-      <w:pPr>
-        <w:shd w:val="clear" w:color="auto" w:fill="0B010B"/>
-        <w:rPr>
-          <w:rFonts w:ascii="Consolas" w:eastAsia="Consolas" w:hAnsi="Consolas" w:cs="Consolas"/>
-          <w:color w:val="D4D4D4"/>
-          <w:sz w:val="15"/>
-          <w:szCs w:val="15"/>
-          <w:shd w:val="clear" w:color="auto" w:fill="0B010B"/>
-          <w:lang w:bidi="ar"/>
-        </w:rPr>
-      </w:pPr>
-    </w:p>
-    <w:p>
-      <w:pPr>
-        <w:shd w:val="clear" w:color="auto" w:fill="0B010B"/>
-        <w:rPr>
-          <w:rFonts w:ascii="Consolas" w:eastAsia="Consolas" w:hAnsi="Consolas" w:cs="Consolas"/>
-          <w:color w:val="D4D4D4"/>
-          <w:sz w:val="15"/>
-          <w:szCs w:val="15"/>
-        </w:rPr>
-      </w:pPr>
-      <w:proofErr w:type="spellStart"/>
-      <w:r>
-        <w:rPr>
-          <w:rFonts w:ascii="Consolas" w:eastAsia="Consolas" w:hAnsi="Consolas" w:cs="Consolas"/>
-          <w:color w:val="D4D4D4"/>
-          <w:sz w:val="15"/>
-          <w:szCs w:val="15"/>
-          <w:shd w:val="clear" w:color="auto" w:fill="0B010B"/>
-          <w:lang w:bidi="ar"/>
-        </w:rPr>
-        <w:t>df</w:t>
-      </w:r>
-      <w:proofErr w:type="spellEnd"/>
-      <w:r>
-        <w:rPr>
-          <w:rFonts w:ascii="Consolas" w:eastAsia="Consolas" w:hAnsi="Consolas" w:cs="Consolas"/>
-          <w:color w:val="D4D4D4"/>
-          <w:sz w:val="15"/>
-          <w:szCs w:val="15"/>
-          <w:shd w:val="clear" w:color="auto" w:fill="0B010B"/>
-          <w:lang w:bidi="ar"/>
-        </w:rPr>
-        <w:t xml:space="preserve"> </w:t>
-      </w:r>
-      <w:r>
-        <w:rPr>
-          <w:rFonts w:ascii="Consolas" w:eastAsia="Consolas" w:hAnsi="Consolas" w:cs="Consolas"/>
-          <w:color w:val="FF79AC"/>
-          <w:sz w:val="15"/>
-          <w:szCs w:val="15"/>
-          <w:shd w:val="clear" w:color="auto" w:fill="0B010B"/>
-          <w:lang w:bidi="ar"/>
-        </w:rPr>
-        <w:t>=</w:t>
-      </w:r>
-      <w:r>
-        <w:rPr>
-          <w:rFonts w:ascii="Consolas" w:eastAsia="Consolas" w:hAnsi="Consolas" w:cs="Consolas"/>
-          <w:color w:val="D4D4D4"/>
-          <w:sz w:val="15"/>
-          <w:szCs w:val="15"/>
-          <w:shd w:val="clear" w:color="auto" w:fill="0B010B"/>
-          <w:lang w:bidi="ar"/>
-        </w:rPr>
-        <w:t xml:space="preserve"> </w:t>
-      </w:r>
-      <w:proofErr w:type="spellStart"/>
-      <w:proofErr w:type="gramStart"/>
-      <w:r>
-        <w:rPr>
-          <w:rFonts w:ascii="Consolas" w:eastAsia="Consolas" w:hAnsi="Consolas" w:cs="Consolas"/>
-          <w:color w:val="D4D4D4"/>
-          <w:sz w:val="15"/>
-          <w:szCs w:val="15"/>
-          <w:shd w:val="clear" w:color="auto" w:fill="0B010B"/>
-          <w:lang w:bidi="ar"/>
-        </w:rPr>
-        <w:t>df</w:t>
-      </w:r>
-      <w:r>
-        <w:rPr>
-          <w:rFonts w:ascii="Consolas" w:eastAsia="Consolas" w:hAnsi="Consolas" w:cs="Consolas"/>
-          <w:color w:val="988BC7"/>
-          <w:sz w:val="15"/>
-          <w:szCs w:val="15"/>
-          <w:shd w:val="clear" w:color="auto" w:fill="0B010B"/>
-          <w:lang w:bidi="ar"/>
-        </w:rPr>
-        <w:t>.</w:t>
-      </w:r>
-      <w:r>
-        <w:rPr>
-          <w:rFonts w:ascii="Consolas" w:eastAsia="Consolas" w:hAnsi="Consolas" w:cs="Consolas"/>
-          <w:color w:val="5DD465"/>
-          <w:sz w:val="15"/>
-          <w:szCs w:val="15"/>
-          <w:shd w:val="clear" w:color="auto" w:fill="0B010B"/>
-          <w:lang w:bidi="ar"/>
-        </w:rPr>
-        <w:t>drop</w:t>
-      </w:r>
-      <w:proofErr w:type="gramEnd"/>
-      <w:r>
-        <w:rPr>
-          <w:rFonts w:ascii="Consolas" w:eastAsia="Consolas" w:hAnsi="Consolas" w:cs="Consolas"/>
-          <w:color w:val="5DD465"/>
-          <w:sz w:val="15"/>
-          <w:szCs w:val="15"/>
-          <w:shd w:val="clear" w:color="auto" w:fill="0B010B"/>
-          <w:lang w:bidi="ar"/>
-        </w:rPr>
-        <w:t>_</w:t>
-      </w:r>
-      <w:proofErr w:type="gramStart"/>
-      <w:r>
-        <w:rPr>
-          <w:rFonts w:ascii="Consolas" w:eastAsia="Consolas" w:hAnsi="Consolas" w:cs="Consolas"/>
-          <w:color w:val="5DD465"/>
-          <w:sz w:val="15"/>
-          <w:szCs w:val="15"/>
-          <w:shd w:val="clear" w:color="auto" w:fill="0B010B"/>
-          <w:lang w:bidi="ar"/>
-        </w:rPr>
-        <w:t>duplicates</w:t>
-      </w:r>
-      <w:proofErr w:type="spellEnd"/>
-      <w:r>
-        <w:rPr>
-          <w:rFonts w:ascii="Consolas" w:eastAsia="Consolas" w:hAnsi="Consolas" w:cs="Consolas"/>
-          <w:color w:val="D4D4D4"/>
-          <w:sz w:val="15"/>
-          <w:szCs w:val="15"/>
-          <w:shd w:val="clear" w:color="auto" w:fill="0B010B"/>
-          <w:lang w:bidi="ar"/>
-        </w:rPr>
-        <w:t>(</w:t>
-      </w:r>
-      <w:proofErr w:type="gramEnd"/>
-      <w:r>
-        <w:rPr>
-          <w:rFonts w:ascii="Consolas" w:eastAsia="Consolas" w:hAnsi="Consolas" w:cs="Consolas"/>
-          <w:color w:val="D4D4D4"/>
-          <w:sz w:val="15"/>
-          <w:szCs w:val="15"/>
-          <w:shd w:val="clear" w:color="auto" w:fill="0B010B"/>
-          <w:lang w:bidi="ar"/>
-        </w:rPr>
-        <w:t>)</w:t>
-      </w:r>
-    </w:p>
-    <w:p>
-      <w:pPr>
-        <w:shd w:val="clear" w:color="auto" w:fill="0B010B"/>
-        <w:rPr>
-          <w:rFonts w:ascii="Consolas" w:eastAsia="Consolas" w:hAnsi="Consolas" w:cs="Consolas"/>
-          <w:color w:val="D4D4D4"/>
-          <w:sz w:val="15"/>
-          <w:szCs w:val="15"/>
-        </w:rPr>
-      </w:pPr>
-      <w:proofErr w:type="spellStart"/>
-      <w:r>
-        <w:rPr>
-          <w:rFonts w:ascii="Consolas" w:eastAsia="Consolas" w:hAnsi="Consolas" w:cs="Consolas"/>
-          <w:color w:val="D4D4D4"/>
-          <w:sz w:val="15"/>
-          <w:szCs w:val="15"/>
-          <w:shd w:val="clear" w:color="auto" w:fill="0B010B"/>
-          <w:lang w:bidi="ar"/>
-        </w:rPr>
-        <w:t>df</w:t>
-      </w:r>
-      <w:proofErr w:type="spellEnd"/>
-      <w:r>
-        <w:rPr>
-          <w:rFonts w:ascii="Consolas" w:eastAsia="Consolas" w:hAnsi="Consolas" w:cs="Consolas"/>
-          <w:color w:val="D4D4D4"/>
-          <w:sz w:val="15"/>
-          <w:szCs w:val="15"/>
-          <w:shd w:val="clear" w:color="auto" w:fill="0B010B"/>
-          <w:lang w:bidi="ar"/>
-        </w:rPr>
-        <w:t xml:space="preserve"> </w:t>
-      </w:r>
-      <w:r>
-        <w:rPr>
-          <w:rFonts w:ascii="Consolas" w:eastAsia="Consolas" w:hAnsi="Consolas" w:cs="Consolas"/>
-          <w:color w:val="FF79AC"/>
-          <w:sz w:val="15"/>
-          <w:szCs w:val="15"/>
-          <w:shd w:val="clear" w:color="auto" w:fill="0B010B"/>
-          <w:lang w:bidi="ar"/>
-        </w:rPr>
-        <w:t>=</w:t>
-      </w:r>
-      <w:r>
-        <w:rPr>
-          <w:rFonts w:ascii="Consolas" w:eastAsia="Consolas" w:hAnsi="Consolas" w:cs="Consolas"/>
-          <w:color w:val="D4D4D4"/>
-          <w:sz w:val="15"/>
-          <w:szCs w:val="15"/>
-          <w:shd w:val="clear" w:color="auto" w:fill="0B010B"/>
-          <w:lang w:bidi="ar"/>
-        </w:rPr>
-        <w:t xml:space="preserve"> </w:t>
-      </w:r>
-      <w:proofErr w:type="spellStart"/>
-      <w:proofErr w:type="gramStart"/>
-      <w:r>
-        <w:rPr>
-          <w:rFonts w:ascii="Consolas" w:eastAsia="Consolas" w:hAnsi="Consolas" w:cs="Consolas"/>
-          <w:color w:val="D4D4D4"/>
-          <w:sz w:val="15"/>
-          <w:szCs w:val="15"/>
-          <w:shd w:val="clear" w:color="auto" w:fill="0B010B"/>
-          <w:lang w:bidi="ar"/>
-        </w:rPr>
-        <w:t>df</w:t>
-      </w:r>
-      <w:r>
-        <w:rPr>
-          <w:rFonts w:ascii="Consolas" w:eastAsia="Consolas" w:hAnsi="Consolas" w:cs="Consolas"/>
-          <w:color w:val="988BC7"/>
-          <w:sz w:val="15"/>
-          <w:szCs w:val="15"/>
-          <w:shd w:val="clear" w:color="auto" w:fill="0B010B"/>
-          <w:lang w:bidi="ar"/>
-        </w:rPr>
-        <w:t>.</w:t>
-      </w:r>
-      <w:r>
-        <w:rPr>
-          <w:rFonts w:ascii="Consolas" w:eastAsia="Consolas" w:hAnsi="Consolas" w:cs="Consolas"/>
-          <w:color w:val="5DD465"/>
-          <w:sz w:val="15"/>
-          <w:szCs w:val="15"/>
-          <w:shd w:val="clear" w:color="auto" w:fill="0B010B"/>
-          <w:lang w:bidi="ar"/>
-        </w:rPr>
-        <w:t>drop</w:t>
-      </w:r>
-      <w:proofErr w:type="spellEnd"/>
-      <w:proofErr w:type="gramEnd"/>
-      <w:r>
-        <w:rPr>
-          <w:rFonts w:ascii="Consolas" w:eastAsia="Consolas" w:hAnsi="Consolas" w:cs="Consolas"/>
-          <w:color w:val="D4D4D4"/>
-          <w:sz w:val="15"/>
-          <w:szCs w:val="15"/>
-          <w:shd w:val="clear" w:color="auto" w:fill="0B010B"/>
-          <w:lang w:bidi="ar"/>
-        </w:rPr>
-        <w:t>(</w:t>
-      </w:r>
-      <w:r>
-        <w:rPr>
-          <w:rFonts w:ascii="Consolas" w:eastAsia="Consolas" w:hAnsi="Consolas" w:cs="Consolas"/>
-          <w:color w:val="E89E64"/>
-          <w:sz w:val="15"/>
-          <w:szCs w:val="15"/>
-          <w:shd w:val="clear" w:color="auto" w:fill="0B010B"/>
-          <w:lang w:bidi="ar"/>
-        </w:rPr>
-        <w:t>columns</w:t>
-      </w:r>
-      <w:r>
-        <w:rPr>
-          <w:rFonts w:ascii="Consolas" w:eastAsia="Consolas" w:hAnsi="Consolas" w:cs="Consolas"/>
-          <w:color w:val="FF79AC"/>
-          <w:sz w:val="15"/>
-          <w:szCs w:val="15"/>
-          <w:shd w:val="clear" w:color="auto" w:fill="0B010B"/>
-          <w:lang w:bidi="ar"/>
-        </w:rPr>
-        <w:t>=</w:t>
-      </w:r>
-      <w:r>
-        <w:rPr>
-          <w:rFonts w:ascii="Consolas" w:eastAsia="Consolas" w:hAnsi="Consolas" w:cs="Consolas"/>
-          <w:color w:val="D4D4D4"/>
-          <w:sz w:val="15"/>
-          <w:szCs w:val="15"/>
-          <w:shd w:val="clear" w:color="auto" w:fill="0B010B"/>
-          <w:lang w:bidi="ar"/>
-        </w:rPr>
         <w:t>[</w:t>
       </w:r>
-      <w:r>
-        <w:rPr>
-          <w:rFonts w:ascii="Consolas" w:eastAsia="Consolas" w:hAnsi="Consolas" w:cs="Consolas"/>
-          <w:color w:val="DAD16F"/>
-          <w:sz w:val="15"/>
-          <w:szCs w:val="15"/>
-          <w:shd w:val="clear" w:color="auto" w:fill="0B010B"/>
-          <w:lang w:bidi="ar"/>
-        </w:rPr>
-        <w:t>"Cabin"</w:t>
-      </w:r>
-      <w:r>
-        <w:rPr>
-          <w:rFonts w:ascii="Consolas" w:eastAsia="Consolas" w:hAnsi="Consolas" w:cs="Consolas"/>
-          <w:color w:val="D4D4D4"/>
-          <w:sz w:val="15"/>
-          <w:szCs w:val="15"/>
-          <w:shd w:val="clear" w:color="auto" w:fill="0B010B"/>
-          <w:lang w:bidi="ar"/>
-        </w:rPr>
-        <w:t>]</w:t>
-      </w:r>
-      <w:r>
-        <w:rPr>
-          <w:rFonts w:ascii="Consolas" w:eastAsia="Consolas" w:hAnsi="Consolas" w:cs="Consolas"/>
-          <w:color w:val="988BC7"/>
-          <w:sz w:val="15"/>
-          <w:szCs w:val="15"/>
-          <w:shd w:val="clear" w:color="auto" w:fill="0B010B"/>
-          <w:lang w:bidi="ar"/>
-        </w:rPr>
-        <w:t>,</w:t>
-      </w:r>
-      <w:r>
-        <w:rPr>
-          <w:rFonts w:ascii="Consolas" w:eastAsia="Consolas" w:hAnsi="Consolas" w:cs="Consolas"/>
-          <w:color w:val="D4D4D4"/>
-          <w:sz w:val="15"/>
-          <w:szCs w:val="15"/>
-          <w:shd w:val="clear" w:color="auto" w:fill="0B010B"/>
-          <w:lang w:bidi="ar"/>
-        </w:rPr>
-        <w:t xml:space="preserve"> </w:t>
-      </w:r>
-      <w:r>
-        <w:rPr>
-          <w:rFonts w:ascii="Consolas" w:eastAsia="Consolas" w:hAnsi="Consolas" w:cs="Consolas"/>
-          <w:color w:val="E89E64"/>
-          <w:sz w:val="15"/>
-          <w:szCs w:val="15"/>
-          <w:shd w:val="clear" w:color="auto" w:fill="0B010B"/>
-          <w:lang w:bidi="ar"/>
-        </w:rPr>
-        <w:t>errors</w:t>
-      </w:r>
-      <w:r>
-        <w:rPr>
-          <w:rFonts w:ascii="Consolas" w:eastAsia="Consolas" w:hAnsi="Consolas" w:cs="Consolas"/>
-          <w:color w:val="FF79AC"/>
-          <w:sz w:val="15"/>
-          <w:szCs w:val="15"/>
-          <w:shd w:val="clear" w:color="auto" w:fill="0B010B"/>
-          <w:lang w:bidi="ar"/>
-        </w:rPr>
-        <w:t>=</w:t>
-      </w:r>
-      <w:r>
-        <w:rPr>
-          <w:rFonts w:ascii="Consolas" w:eastAsia="Consolas" w:hAnsi="Consolas" w:cs="Consolas"/>
-          <w:color w:val="DAD16F"/>
-          <w:sz w:val="15"/>
-          <w:szCs w:val="15"/>
-          <w:shd w:val="clear" w:color="auto" w:fill="0B010B"/>
-          <w:lang w:bidi="ar"/>
-        </w:rPr>
-        <w:t>"ignore"</w:t>
-      </w:r>
-      <w:r>
-        <w:rPr>
-          <w:rFonts w:ascii="Consolas" w:eastAsia="Consolas" w:hAnsi="Consolas" w:cs="Consolas"/>
-          <w:color w:val="D4D4D4"/>
-          <w:sz w:val="15"/>
-          <w:szCs w:val="15"/>
-          <w:shd w:val="clear" w:color="auto" w:fill="0B010B"/>
-          <w:lang w:bidi="ar"/>
-        </w:rPr>
-        <w:t>)</w:t>
-      </w:r>
-    </w:p>
-    <w:p>
-      <w:pPr>
-        <w:shd w:val="clear" w:color="auto" w:fill="0B010B"/>
-        <w:rPr>
-          <w:rFonts w:ascii="Consolas" w:eastAsia="Consolas" w:hAnsi="Consolas" w:cs="Consolas"/>
-          <w:color w:val="D4D4D4"/>
-          <w:sz w:val="15"/>
-          <w:szCs w:val="15"/>
-          <w:shd w:val="clear" w:color="auto" w:fill="0B010B"/>
-          <w:lang w:bidi="ar"/>
-        </w:rPr>
-      </w:pPr>
-      <w:proofErr w:type="spellStart"/>
-      <w:r>
-        <w:rPr>
-          <w:rFonts w:ascii="Consolas" w:eastAsia="Consolas" w:hAnsi="Consolas" w:cs="Consolas"/>
-          <w:color w:val="D4D4D4"/>
-          <w:sz w:val="15"/>
-          <w:szCs w:val="15"/>
-          <w:shd w:val="clear" w:color="auto" w:fill="0B010B"/>
-          <w:lang w:bidi="ar"/>
-        </w:rPr>
-        <w:t>df</w:t>
-      </w:r>
-      <w:proofErr w:type="spellEnd"/>
-      <w:r>
-        <w:rPr>
-          <w:rFonts w:ascii="Consolas" w:eastAsia="Consolas" w:hAnsi="Consolas" w:cs="Consolas"/>
-          <w:color w:val="D4D4D4"/>
-          <w:sz w:val="15"/>
-          <w:szCs w:val="15"/>
-          <w:shd w:val="clear" w:color="auto" w:fill="0B010B"/>
-          <w:lang w:bidi="ar"/>
-        </w:rPr>
-        <w:t xml:space="preserve"> </w:t>
-      </w:r>
-      <w:r>
-        <w:rPr>
-          <w:rFonts w:ascii="Consolas" w:eastAsia="Consolas" w:hAnsi="Consolas" w:cs="Consolas"/>
-          <w:color w:val="FF79AC"/>
-          <w:sz w:val="15"/>
-          <w:szCs w:val="15"/>
-          <w:shd w:val="clear" w:color="auto" w:fill="0B010B"/>
-          <w:lang w:bidi="ar"/>
-        </w:rPr>
-        <w:t>=</w:t>
-      </w:r>
-      <w:r>
-        <w:rPr>
-          <w:rFonts w:ascii="Consolas" w:eastAsia="Consolas" w:hAnsi="Consolas" w:cs="Consolas"/>
-          <w:color w:val="D4D4D4"/>
-          <w:sz w:val="15"/>
-          <w:szCs w:val="15"/>
-          <w:shd w:val="clear" w:color="auto" w:fill="0B010B"/>
-          <w:lang w:bidi="ar"/>
-        </w:rPr>
-        <w:t xml:space="preserve"> </w:t>
-      </w:r>
-      <w:proofErr w:type="spellStart"/>
-      <w:proofErr w:type="gramStart"/>
-      <w:r>
-        <w:rPr>
-          <w:rFonts w:ascii="Consolas" w:eastAsia="Consolas" w:hAnsi="Consolas" w:cs="Consolas"/>
-          <w:color w:val="D4D4D4"/>
-          <w:sz w:val="15"/>
-          <w:szCs w:val="15"/>
-          <w:shd w:val="clear" w:color="auto" w:fill="0B010B"/>
-          <w:lang w:bidi="ar"/>
-        </w:rPr>
-        <w:t>df</w:t>
-      </w:r>
-      <w:r>
-        <w:rPr>
-          <w:rFonts w:ascii="Consolas" w:eastAsia="Consolas" w:hAnsi="Consolas" w:cs="Consolas"/>
-          <w:color w:val="988BC7"/>
-          <w:sz w:val="15"/>
-          <w:szCs w:val="15"/>
-          <w:shd w:val="clear" w:color="auto" w:fill="0B010B"/>
-          <w:lang w:bidi="ar"/>
-        </w:rPr>
-        <w:t>.</w:t>
-      </w:r>
-      <w:r>
-        <w:rPr>
-          <w:rFonts w:ascii="Consolas" w:eastAsia="Consolas" w:hAnsi="Consolas" w:cs="Consolas"/>
-          <w:color w:val="5DD465"/>
-          <w:sz w:val="15"/>
-          <w:szCs w:val="15"/>
-          <w:shd w:val="clear" w:color="auto" w:fill="0B010B"/>
-          <w:lang w:bidi="ar"/>
-        </w:rPr>
-        <w:t>dropna</w:t>
-      </w:r>
-      <w:proofErr w:type="spellEnd"/>
-      <w:proofErr w:type="gramEnd"/>
-      <w:r>
-        <w:rPr>
-          <w:rFonts w:ascii="Consolas" w:eastAsia="Consolas" w:hAnsi="Consolas" w:cs="Consolas"/>
-          <w:color w:val="D4D4D4"/>
-          <w:sz w:val="15"/>
-          <w:szCs w:val="15"/>
-          <w:shd w:val="clear" w:color="auto" w:fill="0B010B"/>
-          <w:lang w:bidi="ar"/>
-        </w:rPr>
-        <w:t>(</w:t>
-      </w:r>
-      <w:r>
-        <w:rPr>
-          <w:rFonts w:ascii="Consolas" w:eastAsia="Consolas" w:hAnsi="Consolas" w:cs="Consolas"/>
-          <w:color w:val="E89E64"/>
-          <w:sz w:val="15"/>
-          <w:szCs w:val="15"/>
-          <w:shd w:val="clear" w:color="auto" w:fill="0B010B"/>
-          <w:lang w:bidi="ar"/>
-        </w:rPr>
-        <w:t>subset</w:t>
-      </w:r>
-      <w:proofErr w:type="gramStart"/>
-      <w:r>
-        <w:rPr>
-          <w:rFonts w:ascii="Consolas" w:eastAsia="Consolas" w:hAnsi="Consolas" w:cs="Consolas"/>
-          <w:color w:val="FF79AC"/>
-          <w:sz w:val="15"/>
-          <w:szCs w:val="15"/>
-          <w:shd w:val="clear" w:color="auto" w:fill="0B010B"/>
-          <w:lang w:bidi="ar"/>
-        </w:rPr>
-        <w:t>=</w:t>
-      </w:r>
-      <w:r>
-        <w:rPr>
-          <w:rFonts w:ascii="Consolas" w:eastAsia="Consolas" w:hAnsi="Consolas" w:cs="Consolas"/>
-          <w:color w:val="D4D4D4"/>
-          <w:sz w:val="15"/>
-          <w:szCs w:val="15"/>
-          <w:shd w:val="clear" w:color="auto" w:fill="0B010B"/>
-          <w:lang w:bidi="ar"/>
-        </w:rPr>
-        <w:t>[</w:t>
-      </w:r>
-      <w:proofErr w:type="gramEnd"/>
       <w:r>
         <w:rPr>
           <w:rFonts w:ascii="Consolas" w:eastAsia="Consolas" w:hAnsi="Consolas" w:cs="Consolas"/>
@@ -3149,7 +2582,7 @@
           <w:szCs w:val="24"/>
           <w:lang w:val="pt-BR"/>
         </w:rPr>
-        <w:t xml:space="preserve">3. </w:t>
+        <w:t>3. Estatística descritiva “com interpretação</w:t>
       </w:r>
       <w:r>
         <w:rPr>
@@ -3160,7 +2593,7 @@
           <w:szCs w:val="24"/>
           <w:lang w:val="pt-BR"/>
         </w:rPr>
-        <w:t>Estatística descritiva “com interpretação</w:t>
+        <w:t>”</w:t>
       </w:r>
     </w:p>
     <w:p>
@@ -3592,35 +3025,94 @@
           <w:lang w:val="pt-BR"/>
         </w:rPr>
       </w:pPr>
-      <w:r>
-        <w:rPr>
-          <w:rFonts w:ascii="Arial" w:hAnsi="Arial" w:cs="Arial"/>
-          <w:lang w:val="pt-BR"/>
-        </w:rPr>
-        <w:t>A análise abaixo mostrou que a coluna Cabin possuía 77,10% de dados ausentes, enquanto Age apresentava 19,87% e Embarked 0,22%. Por esse motivo, a coluna Cabin foi removida por conter muitos valores faltantes. Também foram excluídas as linhas que possuíam valores nulos em Age e Embarked. Após a limpeza, a base passou a ter 712 linhas e 11 colunas, sem valores ausentes nas variáveis restantes</w:t>
-      </w:r>
-      <w:r>
-        <w:rPr>
-          <w:rFonts w:ascii="Arial" w:hAnsi="Arial" w:cs="Arial"/>
-          <w:lang w:val="pt-BR"/>
-        </w:rPr>
-        <w:t>.</w:t>
-      </w:r>
-    </w:p>
-    <w:p>
-      <w:pPr>
-        <w:rPr>
-          <w:rFonts w:eastAsia="SimSun" w:cs="Times New Roman"/>
-          <w:szCs w:val="24"/>
-          <w:lang w:val="pt-BR" w:bidi="ar"/>
-        </w:rPr>
-      </w:pPr>
     </w:p>
     <w:p>
       <w:pPr>
         <w:spacing w:line="276" w:lineRule="auto"/>
         <w:jc w:val="both"/>
         <w:rPr>
+          <w:rFonts w:ascii="Arial" w:hAnsi="Arial" w:cs="Arial"/>
+          <w:lang w:val="pt-BR"/>
+        </w:rPr>
+      </w:pPr>
+      <w:r>
+        <w:rPr>
+          <w:rFonts w:ascii="Arial" w:hAnsi="Arial" w:cs="Arial"/>
+          <w:lang w:val="pt-BR"/>
+        </w:rPr>
+        <w:t>Os resultados mostram que a variável Age (idade) tem média de 29,64 anos, mediana de 28 anos e moda de 24 anos. Isso indica que muitos passageiros eram jovens</w:t>
+      </w:r>
+      <w:r>
+        <w:rPr>
+          <w:rFonts w:ascii="Arial" w:hAnsi="Arial" w:cs="Arial"/>
+          <w:lang w:val="pt-BR"/>
+        </w:rPr>
+        <w:t>.</w:t>
+      </w:r>
+      <w:r>
+        <w:rPr>
+          <w:rFonts w:ascii="Arial" w:hAnsi="Arial" w:cs="Arial"/>
+          <w:lang w:val="pt-BR"/>
+        </w:rPr>
+        <w:t xml:space="preserve"> O desvio-padrão de 14,49 mostra que existe uma variação nas idades em volta da média, mas não é algo tão grande. </w:t>
+      </w:r>
+    </w:p>
+    <w:p>
+      <w:pPr>
+        <w:spacing w:line="276" w:lineRule="auto"/>
+        <w:jc w:val="both"/>
+        <w:rPr>
+          <w:rFonts w:ascii="Arial" w:hAnsi="Arial" w:cs="Arial"/>
+          <w:lang w:val="pt-BR"/>
+        </w:rPr>
+      </w:pPr>
+    </w:p>
+    <w:p>
+      <w:pPr>
+        <w:spacing w:line="276" w:lineRule="auto"/>
+        <w:jc w:val="both"/>
+        <w:rPr>
+          <w:rFonts w:ascii="Arial" w:hAnsi="Arial" w:cs="Arial"/>
+          <w:lang w:val="pt-BR"/>
+        </w:rPr>
+      </w:pPr>
+      <w:r>
+        <w:rPr>
+          <w:rFonts w:ascii="Arial" w:hAnsi="Arial" w:cs="Arial"/>
+          <w:lang w:val="pt-BR"/>
+        </w:rPr>
+        <w:t xml:space="preserve">Já a variável Fare (tarifa) tem média de 34,57, mediana de 15,65 e moda de 13. Isso mostra que a maioria das pessoas pagou valores mais baixos nas passagens, mas existem alguns valores bem altos que acabam puxando a média para cima. O desvio-padrão maior 52,94 e a variância alta também mostram que os preços das passagens são bem variados, provavelmente por </w:t>
+      </w:r>
+      <w:r>
+        <w:rPr>
+          <w:rFonts w:ascii="Arial" w:hAnsi="Arial" w:cs="Arial"/>
+          <w:lang w:val="pt-BR"/>
+        </w:rPr>
+        <w:t xml:space="preserve">existir diferentes </w:t>
+      </w:r>
+      <w:r>
+        <w:rPr>
+          <w:rFonts w:ascii="Arial" w:hAnsi="Arial" w:cs="Arial"/>
+          <w:lang w:val="pt-BR"/>
+        </w:rPr>
+        <w:t>classes do navio.</w:t>
+      </w:r>
+    </w:p>
+    <w:p>
+      <w:pPr>
+        <w:spacing w:line="276" w:lineRule="auto"/>
+        <w:jc w:val="both"/>
+        <w:rPr>
+          <w:rFonts w:ascii="Arial" w:hAnsi="Arial" w:cs="Arial"/>
+          <w:lang w:val="pt-BR"/>
+        </w:rPr>
+      </w:pPr>
+    </w:p>
+    <w:p>
+      <w:pPr>
+        <w:spacing w:line="276" w:lineRule="auto"/>
+        <w:jc w:val="both"/>
+        <w:rPr>
           <w:rFonts w:ascii="Arial" w:eastAsia="SimSun" w:hAnsi="Arial" w:cs="Arial"/>
           <w:b/>
           <w:bCs/>
@@ -3706,59 +3198,14 @@
           <w:lang w:val="pt-BR"/>
         </w:rPr>
       </w:pPr>
-      <w:proofErr w:type="spellStart"/>
-      <w:r>
-        <w:rPr>
-          <w:rFonts w:ascii="Arial" w:hAnsi="Arial" w:cs="Arial"/>
-          <w:b/>
-          <w:bCs/>
-        </w:rPr>
-        <w:t>Simétrico</w:t>
-      </w:r>
-      <w:proofErr w:type="spellEnd"/>
-      <w:r>
-        <w:rPr>
-          <w:rFonts w:ascii="Arial" w:hAnsi="Arial" w:cs="Arial"/>
-          <w:b/>
-          <w:bCs/>
-        </w:rPr>
-        <w:t xml:space="preserve"> </w:t>
-      </w:r>
-      <w:proofErr w:type="spellStart"/>
-      <w:r>
-        <w:rPr>
-          <w:rFonts w:ascii="Arial" w:hAnsi="Arial" w:cs="Arial"/>
-          <w:b/>
-          <w:bCs/>
-        </w:rPr>
-        <w:t>ou</w:t>
-      </w:r>
-      <w:proofErr w:type="spellEnd"/>
-      <w:r>
-        <w:rPr>
-          <w:rFonts w:ascii="Arial" w:hAnsi="Arial" w:cs="Arial"/>
-          <w:b/>
-          <w:bCs/>
-        </w:rPr>
-        <w:t xml:space="preserve"> </w:t>
-      </w:r>
-      <w:proofErr w:type="spellStart"/>
-      <w:r>
-        <w:rPr>
-          <w:rFonts w:ascii="Arial" w:hAnsi="Arial" w:cs="Arial"/>
-          <w:b/>
-          <w:bCs/>
-        </w:rPr>
-        <w:t>assimétrico</w:t>
-      </w:r>
-      <w:proofErr w:type="spellEnd"/>
-      <w:r>
-        <w:rPr>
-          <w:rFonts w:ascii="Arial" w:hAnsi="Arial" w:cs="Arial"/>
-          <w:b/>
-          <w:bCs/>
-        </w:rPr>
-        <w:t>?</w:t>
+      <w:r>
+        <w:rPr>
+          <w:rFonts w:ascii="Arial" w:hAnsi="Arial" w:cs="Arial"/>
+          <w:b/>
+          <w:bCs/>
+          <w:lang w:val="pt-BR"/>
+        </w:rPr>
+        <w:t>Simétrico ou assimétrico?</w:t>
       </w:r>
       <w:r>
         <w:rPr>
@@ -3766,23 +3213,32 @@
           <w:lang w:val="pt-BR"/>
         </w:rPr>
         <w:br/>
+      </w:r>
+      <w:r>
+        <w:rPr>
+          <w:rFonts w:ascii="Arial" w:hAnsi="Arial" w:cs="Arial"/>
+          <w:lang w:val="pt-BR"/>
+        </w:rPr>
         <w:t xml:space="preserve">Assimétrico, com </w:t>
       </w:r>
       <w:r>
         <w:rPr>
           <w:rFonts w:ascii="Arial" w:hAnsi="Arial" w:cs="Arial"/>
+          <w:lang w:val="pt-BR"/>
         </w:rPr>
         <w:t xml:space="preserve">cauda </w:t>
       </w:r>
       <w:r>
         <w:rPr>
           <w:rFonts w:ascii="Arial" w:hAnsi="Arial" w:cs="Arial"/>
+          <w:lang w:val="pt-BR"/>
         </w:rPr>
         <w:t>a</w:t>
       </w:r>
       <w:r>
         <w:rPr>
           <w:rFonts w:ascii="Arial" w:hAnsi="Arial" w:cs="Arial"/>
+          <w:lang w:val="pt-BR"/>
         </w:rPr>
         <w:t xml:space="preserve"> direita</w:t>
       </w:r>
@@ -3902,6 +3358,12 @@
           <w:lang w:val="pt-BR"/>
         </w:rPr>
         <w:br/>
+      </w:r>
+      <w:r>
+        <w:rPr>
+          <w:rFonts w:ascii="Arial" w:hAnsi="Arial" w:cs="Arial"/>
+          <w:lang w:val="pt-BR"/>
+        </w:rPr>
         <w:t>Não de forma muito clara. O histograma mostra maior concentração entre de 20 e 35 anos.</w:t>
       </w:r>
     </w:p>
@@ -3924,77 +3386,14 @@
           <w:lang w:val="pt-BR"/>
         </w:rPr>
       </w:pPr>
-      <w:proofErr w:type="spellStart"/>
-      <w:r>
-        <w:rPr>
-          <w:rFonts w:ascii="Arial" w:hAnsi="Arial" w:cs="Arial"/>
-          <w:b/>
-          <w:bCs/>
-        </w:rPr>
-        <w:t>Reportaria</w:t>
-      </w:r>
-      <w:proofErr w:type="spellEnd"/>
-      <w:r>
-        <w:rPr>
-          <w:rFonts w:ascii="Arial" w:hAnsi="Arial" w:cs="Arial"/>
-          <w:b/>
-          <w:bCs/>
-        </w:rPr>
-        <w:t xml:space="preserve"> </w:t>
-      </w:r>
-      <w:proofErr w:type="spellStart"/>
-      <w:r>
-        <w:rPr>
-          <w:rFonts w:ascii="Arial" w:hAnsi="Arial" w:cs="Arial"/>
-          <w:b/>
-          <w:bCs/>
-        </w:rPr>
-        <w:t>média</w:t>
-      </w:r>
-      <w:proofErr w:type="spellEnd"/>
-      <w:r>
-        <w:rPr>
-          <w:rFonts w:ascii="Arial" w:hAnsi="Arial" w:cs="Arial"/>
-          <w:b/>
-          <w:bCs/>
-        </w:rPr>
-        <w:t xml:space="preserve"> </w:t>
-      </w:r>
-      <w:proofErr w:type="spellStart"/>
-      <w:r>
-        <w:rPr>
-          <w:rFonts w:ascii="Arial" w:hAnsi="Arial" w:cs="Arial"/>
-          <w:b/>
-          <w:bCs/>
-        </w:rPr>
-        <w:t>ou</w:t>
-      </w:r>
-      <w:proofErr w:type="spellEnd"/>
-      <w:r>
-        <w:rPr>
-          <w:rFonts w:ascii="Arial" w:hAnsi="Arial" w:cs="Arial"/>
-          <w:b/>
-          <w:bCs/>
-        </w:rPr>
-        <w:t xml:space="preserve"> </w:t>
-      </w:r>
-      <w:proofErr w:type="spellStart"/>
-      <w:r>
-        <w:rPr>
-          <w:rFonts w:ascii="Arial" w:hAnsi="Arial" w:cs="Arial"/>
-          <w:b/>
-          <w:bCs/>
-        </w:rPr>
-        <w:t>mediana</w:t>
-      </w:r>
-      <w:proofErr w:type="spellEnd"/>
-      <w:r>
-        <w:rPr>
-          <w:rFonts w:ascii="Arial" w:hAnsi="Arial" w:cs="Arial"/>
-          <w:b/>
-          <w:bCs/>
-        </w:rPr>
-        <w:t>? Por quê?</w:t>
+      <w:r>
+        <w:rPr>
+          <w:rFonts w:ascii="Arial" w:hAnsi="Arial" w:cs="Arial"/>
+          <w:b/>
+          <w:bCs/>
+          <w:lang w:val="pt-BR"/>
+        </w:rPr>
+        <w:t>Reportaria média ou mediana? Por quê?</w:t>
       </w:r>
       <w:r>
         <w:rPr>
@@ -4006,6 +3405,7 @@
       <w:r>
         <w:rPr>
           <w:rFonts w:ascii="Arial" w:hAnsi="Arial" w:cs="Arial"/>
+          <w:lang w:val="pt-BR"/>
         </w:rPr>
         <w:t>Mediana</w:t>
       </w:r>
@@ -4168,7 +3568,7 @@
           </mc:Choice>
           <mc:Fallback>
             <w:pict>
-              <v:line w14:anchorId="73515151" id="Conector Reto 3" o:spid="_x0000_s1026" style="position:absolute;z-index:251659264;visibility:visible;mso-wrap-style:square;mso-wrap-distance-left:9pt;mso-wrap-distance-top:0;mso-wrap-distance-right:9pt;mso-wrap-distance-bottom:0;mso-position-horizontal:absolute;mso-position-horizontal-relative:text;mso-position-vertical:absolute;mso-position-vertical-relative:text" from="-.65pt,3.9pt" to="402.3pt,3.9pt" o:gfxdata="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" strokecolor="black [3213]" strokeweight="1pt">
+              <v:line w14:anchorId="4550AC42" id="Conector Reto 3" o:spid="_x0000_s1026" style="position:absolute;z-index:251659264;visibility:visible;mso-wrap-style:square;mso-wrap-distance-left:9pt;mso-wrap-distance-top:0;mso-wrap-distance-right:9pt;mso-wrap-distance-bottom:0;mso-position-horizontal:absolute;mso-position-horizontal-relative:text;mso-position-vertical:absolute;mso-position-vertical-relative:text" from="-.65pt,3.9pt" to="402.3pt,3.9pt" o:gfxdata="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" strokecolor="black [3213]" strokeweight="1pt">
                 <v:stroke joinstyle="miter"/>
               </v:line>
             </w:pict>
@@ -4205,6 +3605,7 @@
           <w:rFonts w:ascii="Arial" w:hAnsi="Arial" w:cs="Arial"/>
           <w:b/>
           <w:bCs/>
+          <w:lang w:val="pt-BR"/>
         </w:rPr>
       </w:pPr>
     </w:p>
@@ -4217,65 +3618,21 @@
           <w:lang w:val="pt-BR"/>
         </w:rPr>
       </w:pPr>
-      <w:proofErr w:type="spellStart"/>
-      <w:r>
-        <w:rPr>
-          <w:rFonts w:ascii="Arial" w:hAnsi="Arial" w:cs="Arial"/>
-          <w:b/>
-          <w:bCs/>
-        </w:rPr>
-        <w:t>Simétrico</w:t>
-      </w:r>
-      <w:proofErr w:type="spellEnd"/>
-      <w:r>
-        <w:rPr>
-          <w:rFonts w:ascii="Arial" w:hAnsi="Arial" w:cs="Arial"/>
-          <w:b/>
-          <w:bCs/>
-        </w:rPr>
-        <w:t xml:space="preserve"> </w:t>
-      </w:r>
-      <w:proofErr w:type="spellStart"/>
-      <w:r>
-        <w:rPr>
-          <w:rFonts w:ascii="Arial" w:hAnsi="Arial" w:cs="Arial"/>
-          <w:b/>
-          <w:bCs/>
-        </w:rPr>
-        <w:t>ou</w:t>
-      </w:r>
-      <w:proofErr w:type="spellEnd"/>
-      <w:r>
-        <w:rPr>
-          <w:rFonts w:ascii="Arial" w:hAnsi="Arial" w:cs="Arial"/>
-          <w:b/>
-          <w:bCs/>
-        </w:rPr>
-        <w:t xml:space="preserve"> </w:t>
-      </w:r>
-      <w:proofErr w:type="spellStart"/>
-      <w:r>
-        <w:rPr>
-          <w:rFonts w:ascii="Arial" w:hAnsi="Arial" w:cs="Arial"/>
-          <w:b/>
-          <w:bCs/>
-        </w:rPr>
-        <w:t>assimétrico</w:t>
-      </w:r>
-      <w:proofErr w:type="spellEnd"/>
-      <w:r>
-        <w:rPr>
-          <w:rFonts w:ascii="Arial" w:hAnsi="Arial" w:cs="Arial"/>
-          <w:b/>
-          <w:bCs/>
-        </w:rPr>
-        <w:t>?</w:t>
-      </w:r>
-      <w:r>
-        <w:rPr>
-          <w:rFonts w:ascii="Arial" w:hAnsi="Arial" w:cs="Arial"/>
-          <w:b/>
-          <w:bCs/>
+      <w:r>
+        <w:rPr>
+          <w:rFonts w:ascii="Arial" w:hAnsi="Arial" w:cs="Arial"/>
+          <w:b/>
+          <w:bCs/>
+          <w:lang w:val="pt-BR"/>
+        </w:rPr>
+        <w:t>Simétrico ou assimétrico?</w:t>
+      </w:r>
+      <w:r>
+        <w:rPr>
+          <w:rFonts w:ascii="Arial" w:hAnsi="Arial" w:cs="Arial"/>
+          <w:b/>
+          <w:bCs/>
+          <w:lang w:val="pt-BR"/>
         </w:rPr>
         <w:br/>
       </w:r>
@@ -4308,29 +3665,21 @@
           <w:lang w:val="pt-BR"/>
         </w:rPr>
       </w:pPr>
-      <w:proofErr w:type="spellStart"/>
-      <w:r>
-        <w:rPr>
-          <w:rFonts w:ascii="Arial" w:hAnsi="Arial" w:cs="Arial"/>
-          <w:b/>
-          <w:bCs/>
-        </w:rPr>
-        <w:t>Há</w:t>
-      </w:r>
-      <w:proofErr w:type="spellEnd"/>
-      <w:r>
-        <w:rPr>
-          <w:rFonts w:ascii="Arial" w:hAnsi="Arial" w:cs="Arial"/>
-          <w:b/>
-          <w:bCs/>
-        </w:rPr>
-        <w:t xml:space="preserve"> outliers?</w:t>
-      </w:r>
-      <w:r>
-        <w:rPr>
-          <w:rFonts w:ascii="Arial" w:hAnsi="Arial" w:cs="Arial"/>
-          <w:b/>
-          <w:bCs/>
+      <w:r>
+        <w:rPr>
+          <w:rFonts w:ascii="Arial" w:hAnsi="Arial" w:cs="Arial"/>
+          <w:b/>
+          <w:bCs/>
+          <w:lang w:val="pt-BR"/>
+        </w:rPr>
+        <w:t>Há outliers?</w:t>
+      </w:r>
+      <w:r>
+        <w:rPr>
+          <w:rFonts w:ascii="Arial" w:hAnsi="Arial" w:cs="Arial"/>
+          <w:b/>
+          <w:bCs/>
+          <w:lang w:val="pt-BR"/>
         </w:rPr>
         <w:br/>
       </w:r>
@@ -4408,83 +3757,21 @@
           <w:lang w:val="pt-BR"/>
         </w:rPr>
       </w:pPr>
-      <w:proofErr w:type="spellStart"/>
-      <w:r>
-        <w:rPr>
-          <w:rFonts w:ascii="Arial" w:hAnsi="Arial" w:cs="Arial"/>
-          <w:b/>
-          <w:bCs/>
-        </w:rPr>
-        <w:t>Reportaria</w:t>
-      </w:r>
-      <w:proofErr w:type="spellEnd"/>
-      <w:r>
-        <w:rPr>
-          <w:rFonts w:ascii="Arial" w:hAnsi="Arial" w:cs="Arial"/>
-          <w:b/>
-          <w:bCs/>
-        </w:rPr>
-        <w:t xml:space="preserve"> </w:t>
-      </w:r>
-      <w:proofErr w:type="spellStart"/>
-      <w:r>
-        <w:rPr>
-          <w:rFonts w:ascii="Arial" w:hAnsi="Arial" w:cs="Arial"/>
-          <w:b/>
-          <w:bCs/>
-        </w:rPr>
-        <w:t>média</w:t>
-      </w:r>
-      <w:proofErr w:type="spellEnd"/>
-      <w:r>
-        <w:rPr>
-          <w:rFonts w:ascii="Arial" w:hAnsi="Arial" w:cs="Arial"/>
-          <w:b/>
-          <w:bCs/>
-        </w:rPr>
-        <w:t xml:space="preserve"> </w:t>
-      </w:r>
-      <w:proofErr w:type="spellStart"/>
-      <w:r>
-        <w:rPr>
-          <w:rFonts w:ascii="Arial" w:hAnsi="Arial" w:cs="Arial"/>
-          <w:b/>
-          <w:bCs/>
-        </w:rPr>
-        <w:t>ou</w:t>
-      </w:r>
-      <w:proofErr w:type="spellEnd"/>
-      <w:r>
-        <w:rPr>
-          <w:rFonts w:ascii="Arial" w:hAnsi="Arial" w:cs="Arial"/>
-          <w:b/>
-          <w:bCs/>
-        </w:rPr>
-        <w:t xml:space="preserve"> </w:t>
-      </w:r>
-      <w:proofErr w:type="spellStart"/>
-      <w:r>
-        <w:rPr>
-          <w:rFonts w:ascii="Arial" w:hAnsi="Arial" w:cs="Arial"/>
-          <w:b/>
-          <w:bCs/>
-        </w:rPr>
-        <w:t>mediana</w:t>
-      </w:r>
-      <w:proofErr w:type="spellEnd"/>
-      <w:r>
-        <w:rPr>
-          <w:rFonts w:ascii="Arial" w:hAnsi="Arial" w:cs="Arial"/>
-          <w:b/>
-          <w:bCs/>
-        </w:rPr>
-        <w:t>? Por quê?</w:t>
-      </w:r>
-      <w:r>
-        <w:rPr>
-          <w:rFonts w:ascii="Arial" w:hAnsi="Arial" w:cs="Arial"/>
-          <w:b/>
-          <w:bCs/>
+      <w:r>
+        <w:rPr>
+          <w:rFonts w:ascii="Arial" w:hAnsi="Arial" w:cs="Arial"/>
+          <w:b/>
+          <w:bCs/>
+          <w:lang w:val="pt-BR"/>
+        </w:rPr>
+        <w:t>Reportaria média ou mediana? Por quê?</w:t>
+      </w:r>
+      <w:r>
+        <w:rPr>
+          <w:rFonts w:ascii="Arial" w:hAnsi="Arial" w:cs="Arial"/>
+          <w:b/>
+          <w:bCs/>
+          <w:lang w:val="pt-BR"/>
         </w:rPr>
         <w:br/>
       </w:r>
@@ -4493,14 +3780,7 @@
           <w:rFonts w:ascii="Arial" w:hAnsi="Arial" w:cs="Arial"/>
           <w:lang w:val="pt-BR"/>
         </w:rPr>
-        <w:t>R</w:t>
-      </w:r>
-      <w:r>
-        <w:rPr>
-          <w:rFonts w:ascii="Arial" w:hAnsi="Arial" w:cs="Arial"/>
-          <w:lang w:val="pt-BR"/>
-        </w:rPr>
-        <w:t>eportaria a mediana, porque a média acaba sendo puxada para cima pelas tarifas muito altas e não representa tão bem o valor que a maioria das pessoas pagou.</w:t>
+        <w:t>Reportaria a mediana, porque a média acaba sendo puxada para cima pelas tarifas muito altas e não representa tão bem o valor que a maioria das pessoas pagou.</w:t>
       </w:r>
     </w:p>
     <w:p>
@@ -4559,6 +3839,55 @@
         <w:spacing w:line="276" w:lineRule="auto"/>
         <w:jc w:val="both"/>
         <w:rPr>
+          <w:rFonts w:ascii="Arial" w:hAnsi="Arial" w:cs="Arial"/>
+          <w:lang w:val="pt-BR"/>
+        </w:rPr>
+      </w:pPr>
+      <w:r>
+        <w:rPr>
+          <w:rFonts w:ascii="Arial" w:hAnsi="Arial" w:cs="Arial"/>
+          <w:lang w:val="pt-BR"/>
+        </w:rPr>
+        <w:lastRenderedPageBreak/>
+        <w:t xml:space="preserve">A análise </w:t>
+      </w:r>
+      <w:r>
+        <w:rPr>
+          <w:rFonts w:ascii="Arial" w:hAnsi="Arial" w:cs="Arial"/>
+          <w:lang w:val="pt-BR"/>
+        </w:rPr>
+        <w:t>acima</w:t>
+      </w:r>
+      <w:r>
+        <w:rPr>
+          <w:rFonts w:ascii="Arial" w:hAnsi="Arial" w:cs="Arial"/>
+          <w:lang w:val="pt-BR"/>
+        </w:rPr>
+        <w:t xml:space="preserve"> mostrou que a coluna Cabin possuía 77,10% de dados ausentes, enquanto Age apresentava 19,87% e Embarked 0,22%. Por esse motivo, a coluna Cabin foi removida por conter muitos valores faltantes. Também foram excluídas as linhas que possuíam valores nulos em Age e Embarked. Após a limpeza, a base passou a ter 712 linhas e 11 colunas, sem valores ausentes nas variáveis restantes</w:t>
+      </w:r>
+      <w:r>
+        <w:rPr>
+          <w:rFonts w:ascii="Arial" w:hAnsi="Arial" w:cs="Arial"/>
+          <w:lang w:val="pt-BR"/>
+        </w:rPr>
+        <w:t>.</w:t>
+      </w:r>
+    </w:p>
+    <w:p>
+      <w:pPr>
+        <w:spacing w:line="276" w:lineRule="auto"/>
+        <w:jc w:val="both"/>
+        <w:rPr>
+          <w:rFonts w:ascii="Arial" w:hAnsi="Arial" w:cs="Arial"/>
+          <w:lang w:val="pt-BR"/>
+        </w:rPr>
+      </w:pPr>
+    </w:p>
+    <w:p>
+      <w:pPr>
+        <w:spacing w:line="276" w:lineRule="auto"/>
+        <w:jc w:val="both"/>
+        <w:rPr>
           <w:rFonts w:ascii="Arial" w:eastAsia="SimSun" w:hAnsi="Arial" w:cs="Arial"/>
           <w:b/>
           <w:bCs/>
@@ -4576,7 +3905,6 @@
           <w:szCs w:val="24"/>
           <w:lang w:val="pt-BR"/>
         </w:rPr>
-        <w:lastRenderedPageBreak/>
         <w:t xml:space="preserve">5. </w:t>
       </w:r>
       <w:r>
@@ -4767,6 +4095,7 @@
         <w:rPr>
           <w:noProof/>
         </w:rPr>
+        <w:lastRenderedPageBreak/>
         <w:drawing>
           <wp:inline distT="0" distB="0" distL="114300" distR="114300" wp14:anchorId="0FE43FBC" wp14:editId="0FE43FBD">
             <wp:extent cx="4498340" cy="2030095"/>
@@ -4824,15 +4153,7 @@
           <w:rFonts w:ascii="Arial" w:hAnsi="Arial" w:cs="Arial"/>
           <w:lang w:val="pt-BR"/>
         </w:rPr>
-        <w:t xml:space="preserve">Nesse caso, os outliers em Fare não parecem ser erro, mas sim casos raros que realmente aconteceram. O boxplot antes da remoção mostra várias tarifas bem acima da maioria, e </w:t>
-      </w:r>
-      <w:r>
-        <w:rPr>
-          <w:rFonts w:ascii="Arial" w:hAnsi="Arial" w:cs="Arial"/>
-          <w:lang w:val="pt-BR"/>
-        </w:rPr>
-        <w:lastRenderedPageBreak/>
-        <w:t>depois da remoção os valores ficam mais concentrados. Isso mostra que esses valores muito altos acabavam distorcendo a visualização.</w:t>
+        <w:t>Nesse caso, os outliers em Fare não parecem ser erro, mas sim casos raros que realmente aconteceram. O boxplot antes da remoção mostra várias tarifas bem acima da maioria, e depois da remoção os valores ficam mais concentrados. Isso mostra que esses valores muito altos acabavam distorcendo a visualização.</w:t>
       </w:r>
     </w:p>
     <w:p>
@@ -4939,6 +4260,13 @@
         </w:rPr>
         <w:t xml:space="preserve">tirar dúvidas de código </w:t>
       </w:r>
+      <w:r>
+        <w:rPr>
+          <w:rFonts w:ascii="Arial" w:hAnsi="Arial" w:cs="Arial"/>
+          <w:lang w:val="pt-BR"/>
+        </w:rPr>
+        <w:t>e ajudar na interpretação.</w:t>
+      </w:r>
     </w:p>
     <w:p>
       <w:pPr>
@@ -4953,12 +4281,16 @@
     <w:p>
       <w:pPr>
         <w:spacing w:line="276" w:lineRule="auto"/>
-      </w:pPr>
-      <w:r>
-        <w:rPr>
-          <w:rFonts w:ascii="Arial" w:hAnsi="Arial" w:cs="Arial"/>
-          <w:b/>
-          <w:bCs/>
+        <w:rPr>
+          <w:lang w:val="pt-BR"/>
+        </w:rPr>
+      </w:pPr>
+      <w:r>
+        <w:rPr>
+          <w:rFonts w:ascii="Arial" w:hAnsi="Arial" w:cs="Arial"/>
+          <w:b/>
+          <w:bCs/>
+          <w:lang w:val="pt-BR"/>
         </w:rPr>
         <w:t xml:space="preserve">Link do Github caso queira ver o código completo: </w:t>
       </w:r>

--- a/Checkpoint1.docx
+++ b/Checkpoint1.docx
@@ -344,15 +344,28 @@
         </w:rPr>
         <w:t xml:space="preserve">Link: </w:t>
       </w:r>
-      <w:hyperlink r:id="rId7" w:history="1">
-        <w:r>
-          <w:rPr>
-            <w:rStyle w:val="Hyperlink"/>
-            <w:lang w:val="pt-BR"/>
-          </w:rPr>
-          <w:t>https://www.kaggle.com/datasets/yasserh/titanic-dataset</w:t>
-        </w:r>
-      </w:hyperlink>
+      <w:r>
+        <w:fldChar w:fldCharType="begin"/>
+      </w:r>
+      <w:r>
+        <w:rPr>
+          <w:lang w:val="pt-BR"/>
+        </w:rPr>
+        <w:instrText>HYPERLINK "https://www.kaggle.com/datasets/yasserh/titanic-dataset"</w:instrText>
+      </w:r>
+      <w:r>
+        <w:fldChar w:fldCharType="separate"/>
+      </w:r>
+      <w:r>
+        <w:rPr>
+          <w:rStyle w:val="Hyperlink"/>
+          <w:lang w:val="pt-BR"/>
+        </w:rPr>
+        <w:t>https://www.kaggle.com/datasets/yasserh/titanic-dataset</w:t>
+      </w:r>
+      <w:r>
+        <w:fldChar w:fldCharType="end"/>
+      </w:r>
     </w:p>
     <w:p>
       <w:pPr>
@@ -557,6 +570,7 @@
         <w:t xml:space="preserve"> </w:t>
       </w:r>
       <w:proofErr w:type="spellStart"/>
+      <w:proofErr w:type="gramStart"/>
       <w:r>
         <w:rPr>
           <w:rFonts w:ascii="Consolas" w:eastAsia="Consolas" w:hAnsi="Consolas" w:cs="Consolas"/>
@@ -588,7 +602,19 @@
           <w:shd w:val="clear" w:color="auto" w:fill="0B010B"/>
           <w:lang w:bidi="ar"/>
         </w:rPr>
-        <w:t>read_csv</w:t>
+        <w:t>read</w:t>
+      </w:r>
+      <w:proofErr w:type="gramEnd"/>
+      <w:r>
+        <w:rPr>
+          <w:rFonts w:ascii="Consolas" w:eastAsia="Consolas" w:hAnsi="Consolas" w:cs="Consolas"/>
+          <w:color w:val="5DD465"/>
+          <w:sz w:val="15"/>
+          <w:szCs w:val="15"/>
+          <w:shd w:val="clear" w:color="auto" w:fill="0B010B"/>
+          <w:lang w:bidi="ar"/>
+        </w:rPr>
+        <w:t>_csv</w:t>
       </w:r>
       <w:proofErr w:type="spellEnd"/>
       <w:r>
@@ -648,6 +674,7 @@
           <w:szCs w:val="15"/>
         </w:rPr>
       </w:pPr>
+      <w:proofErr w:type="gramStart"/>
       <w:r>
         <w:rPr>
           <w:rFonts w:ascii="Consolas" w:eastAsia="Consolas" w:hAnsi="Consolas" w:cs="Consolas"/>
@@ -672,6 +699,7 @@
         </w:rPr>
         <w:t>(</w:t>
       </w:r>
+      <w:proofErr w:type="gramEnd"/>
       <w:r>
         <w:rPr>
           <w:rFonts w:ascii="Consolas" w:eastAsia="Consolas" w:hAnsi="Consolas" w:cs="Consolas"/>
@@ -681,7 +709,31 @@
           <w:shd w:val="clear" w:color="auto" w:fill="0B010B"/>
           <w:lang w:bidi="ar"/>
         </w:rPr>
-        <w:t>"=== HEAD() ==="</w:t>
+        <w:t xml:space="preserve">"=== </w:t>
+      </w:r>
+      <w:proofErr w:type="gramStart"/>
+      <w:r>
+        <w:rPr>
+          <w:rFonts w:ascii="Consolas" w:eastAsia="Consolas" w:hAnsi="Consolas" w:cs="Consolas"/>
+          <w:color w:val="DAD16F"/>
+          <w:sz w:val="15"/>
+          <w:szCs w:val="15"/>
+          <w:shd w:val="clear" w:color="auto" w:fill="0B010B"/>
+          <w:lang w:bidi="ar"/>
+        </w:rPr>
+        <w:t>HEAD(</w:t>
+      </w:r>
+      <w:proofErr w:type="gramEnd"/>
+      <w:r>
+        <w:rPr>
+          <w:rFonts w:ascii="Consolas" w:eastAsia="Consolas" w:hAnsi="Consolas" w:cs="Consolas"/>
+          <w:color w:val="DAD16F"/>
+          <w:sz w:val="15"/>
+          <w:szCs w:val="15"/>
+          <w:shd w:val="clear" w:color="auto" w:fill="0B010B"/>
+          <w:lang w:bidi="ar"/>
+        </w:rPr>
+        <w:t>) ==="</w:t>
       </w:r>
       <w:r>
         <w:rPr>
@@ -732,6 +784,7 @@
         <w:t>(</w:t>
       </w:r>
       <w:proofErr w:type="spellStart"/>
+      <w:proofErr w:type="gramStart"/>
       <w:r>
         <w:rPr>
           <w:rFonts w:ascii="Consolas" w:eastAsia="Consolas" w:hAnsi="Consolas" w:cs="Consolas"/>
@@ -766,6 +819,7 @@
         <w:t>head</w:t>
       </w:r>
       <w:proofErr w:type="spellEnd"/>
+      <w:proofErr w:type="gramEnd"/>
       <w:r>
         <w:rPr>
           <w:rFonts w:ascii="Consolas" w:eastAsia="Consolas" w:hAnsi="Consolas" w:cs="Consolas"/>
@@ -1078,6 +1132,7 @@
         <w:t xml:space="preserve"> </w:t>
       </w:r>
       <w:proofErr w:type="spellStart"/>
+      <w:proofErr w:type="gramStart"/>
       <w:r>
         <w:rPr>
           <w:rFonts w:ascii="Consolas" w:eastAsia="Consolas" w:hAnsi="Consolas" w:cs="Consolas"/>
@@ -1112,16 +1167,29 @@
         <w:t>isnull</w:t>
       </w:r>
       <w:proofErr w:type="spellEnd"/>
-      <w:r>
-        <w:rPr>
-          <w:rFonts w:ascii="Consolas" w:eastAsia="Consolas" w:hAnsi="Consolas" w:cs="Consolas"/>
-          <w:color w:val="D4D4D4"/>
-          <w:sz w:val="15"/>
-          <w:szCs w:val="15"/>
-          <w:shd w:val="clear" w:color="auto" w:fill="0B010B"/>
-          <w:lang w:bidi="ar"/>
-        </w:rPr>
-        <w:t>()</w:t>
+      <w:proofErr w:type="gramEnd"/>
+      <w:r>
+        <w:rPr>
+          <w:rFonts w:ascii="Consolas" w:eastAsia="Consolas" w:hAnsi="Consolas" w:cs="Consolas"/>
+          <w:color w:val="D4D4D4"/>
+          <w:sz w:val="15"/>
+          <w:szCs w:val="15"/>
+          <w:shd w:val="clear" w:color="auto" w:fill="0B010B"/>
+          <w:lang w:bidi="ar"/>
+        </w:rPr>
+        <w:t>(</w:t>
+      </w:r>
+      <w:proofErr w:type="gramStart"/>
+      <w:r>
+        <w:rPr>
+          <w:rFonts w:ascii="Consolas" w:eastAsia="Consolas" w:hAnsi="Consolas" w:cs="Consolas"/>
+          <w:color w:val="D4D4D4"/>
+          <w:sz w:val="15"/>
+          <w:szCs w:val="15"/>
+          <w:shd w:val="clear" w:color="auto" w:fill="0B010B"/>
+          <w:lang w:bidi="ar"/>
+        </w:rPr>
+        <w:t>)</w:t>
       </w:r>
       <w:r>
         <w:rPr>
@@ -1145,6 +1213,7 @@
         </w:rPr>
         <w:t>mean</w:t>
       </w:r>
+      <w:proofErr w:type="gramEnd"/>
       <w:r>
         <w:rPr>
           <w:rFonts w:ascii="Consolas" w:eastAsia="Consolas" w:hAnsi="Consolas" w:cs="Consolas"/>
@@ -1236,7 +1305,19 @@
           <w:shd w:val="clear" w:color="auto" w:fill="0B010B"/>
           <w:lang w:bidi="ar"/>
         </w:rPr>
-        <w:t>percentual_nulos</w:t>
+        <w:t>percentual_</w:t>
+      </w:r>
+      <w:proofErr w:type="gramStart"/>
+      <w:r>
+        <w:rPr>
+          <w:rFonts w:ascii="Consolas" w:eastAsia="Consolas" w:hAnsi="Consolas" w:cs="Consolas"/>
+          <w:color w:val="D4D4D4"/>
+          <w:sz w:val="15"/>
+          <w:szCs w:val="15"/>
+          <w:shd w:val="clear" w:color="auto" w:fill="0B010B"/>
+          <w:lang w:bidi="ar"/>
+        </w:rPr>
+        <w:t>nulos</w:t>
       </w:r>
       <w:r>
         <w:rPr>
@@ -1258,7 +1339,19 @@
           <w:shd w:val="clear" w:color="auto" w:fill="0B010B"/>
           <w:lang w:bidi="ar"/>
         </w:rPr>
-        <w:t>sort_values</w:t>
+        <w:t>sort</w:t>
+      </w:r>
+      <w:proofErr w:type="gramEnd"/>
+      <w:r>
+        <w:rPr>
+          <w:rFonts w:ascii="Consolas" w:eastAsia="Consolas" w:hAnsi="Consolas" w:cs="Consolas"/>
+          <w:color w:val="5DD465"/>
+          <w:sz w:val="15"/>
+          <w:szCs w:val="15"/>
+          <w:shd w:val="clear" w:color="auto" w:fill="0B010B"/>
+          <w:lang w:bidi="ar"/>
+        </w:rPr>
+        <w:t>_values</w:t>
       </w:r>
       <w:proofErr w:type="spellEnd"/>
       <w:r>
@@ -1387,6 +1480,7 @@
         <w:t xml:space="preserve"> </w:t>
       </w:r>
       <w:proofErr w:type="spellStart"/>
+      <w:proofErr w:type="gramStart"/>
       <w:r>
         <w:rPr>
           <w:rFonts w:ascii="Consolas" w:eastAsia="Consolas" w:hAnsi="Consolas" w:cs="Consolas"/>
@@ -1418,7 +1512,31 @@
           <w:shd w:val="clear" w:color="auto" w:fill="0B010B"/>
           <w:lang w:bidi="ar"/>
         </w:rPr>
-        <w:t>drop_duplicates</w:t>
+        <w:t>drop</w:t>
+      </w:r>
+      <w:proofErr w:type="gramEnd"/>
+      <w:r>
+        <w:rPr>
+          <w:rFonts w:ascii="Consolas" w:eastAsia="Consolas" w:hAnsi="Consolas" w:cs="Consolas"/>
+          <w:color w:val="5DD465"/>
+          <w:sz w:val="15"/>
+          <w:szCs w:val="15"/>
+          <w:shd w:val="clear" w:color="auto" w:fill="0B010B"/>
+          <w:lang w:bidi="ar"/>
+        </w:rPr>
+        <w:t>_</w:t>
+      </w:r>
+      <w:proofErr w:type="gramStart"/>
+      <w:r>
+        <w:rPr>
+          <w:rFonts w:ascii="Consolas" w:eastAsia="Consolas" w:hAnsi="Consolas" w:cs="Consolas"/>
+          <w:color w:val="5DD465"/>
+          <w:sz w:val="15"/>
+          <w:szCs w:val="15"/>
+          <w:shd w:val="clear" w:color="auto" w:fill="0B010B"/>
+          <w:lang w:bidi="ar"/>
+        </w:rPr>
+        <w:t>duplicates</w:t>
       </w:r>
       <w:proofErr w:type="spellEnd"/>
       <w:r>
@@ -1430,7 +1548,19 @@
           <w:shd w:val="clear" w:color="auto" w:fill="0B010B"/>
           <w:lang w:bidi="ar"/>
         </w:rPr>
-        <w:t>()</w:t>
+        <w:t>(</w:t>
+      </w:r>
+      <w:proofErr w:type="gramEnd"/>
+      <w:r>
+        <w:rPr>
+          <w:rFonts w:ascii="Consolas" w:eastAsia="Consolas" w:hAnsi="Consolas" w:cs="Consolas"/>
+          <w:color w:val="D4D4D4"/>
+          <w:sz w:val="15"/>
+          <w:szCs w:val="15"/>
+          <w:shd w:val="clear" w:color="auto" w:fill="0B010B"/>
+          <w:lang w:bidi="ar"/>
+        </w:rPr>
+        <w:t>)</w:t>
       </w:r>
     </w:p>
     <w:p>
@@ -1490,6 +1620,7 @@
         <w:t xml:space="preserve"> </w:t>
       </w:r>
       <w:proofErr w:type="spellStart"/>
+      <w:proofErr w:type="gramStart"/>
       <w:r>
         <w:rPr>
           <w:rFonts w:ascii="Consolas" w:eastAsia="Consolas" w:hAnsi="Consolas" w:cs="Consolas"/>
@@ -1524,6 +1655,7 @@
         <w:t>drop</w:t>
       </w:r>
       <w:proofErr w:type="spellEnd"/>
+      <w:proofErr w:type="gramEnd"/>
       <w:r>
         <w:rPr>
           <w:rFonts w:ascii="Consolas" w:eastAsia="Consolas" w:hAnsi="Consolas" w:cs="Consolas"/>
@@ -1716,6 +1848,7 @@
         <w:t xml:space="preserve"> </w:t>
       </w:r>
       <w:proofErr w:type="spellStart"/>
+      <w:proofErr w:type="gramStart"/>
       <w:r>
         <w:rPr>
           <w:rFonts w:ascii="Consolas" w:eastAsia="Consolas" w:hAnsi="Consolas" w:cs="Consolas"/>
@@ -1750,6 +1883,7 @@
         <w:t>dropna</w:t>
       </w:r>
       <w:proofErr w:type="spellEnd"/>
+      <w:proofErr w:type="gramEnd"/>
       <w:r>
         <w:rPr>
           <w:rFonts w:ascii="Consolas" w:eastAsia="Consolas" w:hAnsi="Consolas" w:cs="Consolas"/>
@@ -1772,6 +1906,7 @@
         </w:rPr>
         <w:t>subset</w:t>
       </w:r>
+      <w:proofErr w:type="gramStart"/>
       <w:r>
         <w:rPr>
           <w:rFonts w:ascii="Consolas" w:eastAsia="Consolas" w:hAnsi="Consolas" w:cs="Consolas"/>
@@ -1794,6 +1929,7 @@
         </w:rPr>
         <w:t>[</w:t>
       </w:r>
+      <w:proofErr w:type="gramEnd"/>
       <w:r>
         <w:rPr>
           <w:rFonts w:ascii="Consolas" w:eastAsia="Consolas" w:hAnsi="Consolas" w:cs="Consolas"/>
@@ -2549,6 +2685,16 @@
         </w:rPr>
         <w:t>A análise mostrou que Cabin tinha 77,10% de dados ausentes, Age 19,87% e Embarked 0,22%. Por isso, a coluna Cabin foi removida e as linhas com nulos em Age e Embarked foram excluídas. Após a limpeza, a base ficou com 712 linhas e 11 colunas, sem valores ausentes nas variáveis restantes.</w:t>
       </w:r>
+    </w:p>
+    <w:p>
+      <w:pPr>
+        <w:spacing w:line="276" w:lineRule="auto"/>
+        <w:jc w:val="both"/>
+        <w:rPr>
+          <w:rFonts w:ascii="Arial" w:hAnsi="Arial" w:cs="Arial"/>
+          <w:lang w:val="pt-BR"/>
+        </w:rPr>
+      </w:pPr>
     </w:p>
     <w:p>
       <w:pPr>
@@ -3213,12 +3359,6 @@
           <w:lang w:val="pt-BR"/>
         </w:rPr>
         <w:br/>
-      </w:r>
-      <w:r>
-        <w:rPr>
-          <w:rFonts w:ascii="Arial" w:hAnsi="Arial" w:cs="Arial"/>
-          <w:lang w:val="pt-BR"/>
-        </w:rPr>
         <w:t xml:space="preserve">Assimétrico, com </w:t>
       </w:r>
       <w:r>
@@ -3358,12 +3498,6 @@
           <w:lang w:val="pt-BR"/>
         </w:rPr>
         <w:br/>
-      </w:r>
-      <w:r>
-        <w:rPr>
-          <w:rFonts w:ascii="Arial" w:hAnsi="Arial" w:cs="Arial"/>
-          <w:lang w:val="pt-BR"/>
-        </w:rPr>
         <w:t>Não de forma muito clara. O histograma mostra maior concentração entre de 20 e 35 anos.</w:t>
       </w:r>
     </w:p>
@@ -3475,7 +3609,7 @@
                     </pic:cNvPicPr>
                   </pic:nvPicPr>
                   <pic:blipFill>
-                    <a:blip r:embed="rId8"/>
+                    <a:blip r:embed="rId7"/>
                     <a:stretch>
                       <a:fillRect/>
                     </a:stretch>
@@ -3568,7 +3702,7 @@
           </mc:Choice>
           <mc:Fallback>
             <w:pict>
-              <v:line w14:anchorId="4550AC42" id="Conector Reto 3" o:spid="_x0000_s1026" style="position:absolute;z-index:251659264;visibility:visible;mso-wrap-style:square;mso-wrap-distance-left:9pt;mso-wrap-distance-top:0;mso-wrap-distance-right:9pt;mso-wrap-distance-bottom:0;mso-position-horizontal:absolute;mso-position-horizontal-relative:text;mso-position-vertical:absolute;mso-position-vertical-relative:text" from="-.65pt,3.9pt" to="402.3pt,3.9pt" o:gfxdata="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" strokecolor="black [3213]" strokeweight="1pt">
+              <v:line w14:anchorId="3F42E3A9" id="Conector Reto 3" o:spid="_x0000_s1026" style="position:absolute;z-index:251659264;visibility:visible;mso-wrap-style:square;mso-wrap-distance-left:9pt;mso-wrap-distance-top:0;mso-wrap-distance-right:9pt;mso-wrap-distance-bottom:0;mso-position-horizontal:absolute;mso-position-horizontal-relative:text;mso-position-vertical:absolute;mso-position-vertical-relative:text" from="-.65pt,3.9pt" to="402.3pt,3.9pt" o:gfxdata="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" strokecolor="black [3213]" strokeweight="1pt">
                 <v:stroke joinstyle="miter"/>
               </v:line>
             </w:pict>
@@ -3809,7 +3943,7 @@
                     </pic:cNvPicPr>
                   </pic:nvPicPr>
                   <pic:blipFill>
-                    <a:blip r:embed="rId9"/>
+                    <a:blip r:embed="rId8"/>
                     <a:stretch>
                       <a:fillRect/>
                     </a:stretch>
@@ -3843,45 +3977,6 @@
           <w:lang w:val="pt-BR"/>
         </w:rPr>
       </w:pPr>
-      <w:r>
-        <w:rPr>
-          <w:rFonts w:ascii="Arial" w:hAnsi="Arial" w:cs="Arial"/>
-          <w:lang w:val="pt-BR"/>
-        </w:rPr>
-        <w:lastRenderedPageBreak/>
-        <w:t xml:space="preserve">A análise </w:t>
-      </w:r>
-      <w:r>
-        <w:rPr>
-          <w:rFonts w:ascii="Arial" w:hAnsi="Arial" w:cs="Arial"/>
-          <w:lang w:val="pt-BR"/>
-        </w:rPr>
-        <w:t>acima</w:t>
-      </w:r>
-      <w:r>
-        <w:rPr>
-          <w:rFonts w:ascii="Arial" w:hAnsi="Arial" w:cs="Arial"/>
-          <w:lang w:val="pt-BR"/>
-        </w:rPr>
-        <w:t xml:space="preserve"> mostrou que a coluna Cabin possuía 77,10% de dados ausentes, enquanto Age apresentava 19,87% e Embarked 0,22%. Por esse motivo, a coluna Cabin foi removida por conter muitos valores faltantes. Também foram excluídas as linhas que possuíam valores nulos em Age e Embarked. Após a limpeza, a base passou a ter 712 linhas e 11 colunas, sem valores ausentes nas variáveis restantes</w:t>
-      </w:r>
-      <w:r>
-        <w:rPr>
-          <w:rFonts w:ascii="Arial" w:hAnsi="Arial" w:cs="Arial"/>
-          <w:lang w:val="pt-BR"/>
-        </w:rPr>
-        <w:t>.</w:t>
-      </w:r>
-    </w:p>
-    <w:p>
-      <w:pPr>
-        <w:spacing w:line="276" w:lineRule="auto"/>
-        <w:jc w:val="both"/>
-        <w:rPr>
-          <w:rFonts w:ascii="Arial" w:hAnsi="Arial" w:cs="Arial"/>
-          <w:lang w:val="pt-BR"/>
-        </w:rPr>
-      </w:pPr>
     </w:p>
     <w:p>
       <w:pPr>
@@ -3951,7 +4046,7 @@
                     </pic:cNvPicPr>
                   </pic:nvPicPr>
                   <pic:blipFill>
-                    <a:blip r:embed="rId10"/>
+                    <a:blip r:embed="rId9"/>
                     <a:stretch>
                       <a:fillRect/>
                     </a:stretch>
@@ -4062,7 +4157,7 @@
                     </pic:cNvPicPr>
                   </pic:nvPicPr>
                   <pic:blipFill>
-                    <a:blip r:embed="rId11"/>
+                    <a:blip r:embed="rId10"/>
                     <a:stretch>
                       <a:fillRect/>
                     </a:stretch>
@@ -4095,7 +4190,6 @@
         <w:rPr>
           <w:noProof/>
         </w:rPr>
-        <w:lastRenderedPageBreak/>
         <w:drawing>
           <wp:inline distT="0" distB="0" distL="114300" distR="114300" wp14:anchorId="0FE43FBC" wp14:editId="0FE43FBD">
             <wp:extent cx="4498340" cy="2030095"/>
@@ -4114,7 +4208,7 @@
                     </pic:cNvPicPr>
                   </pic:nvPicPr>
                   <pic:blipFill>
-                    <a:blip r:embed="rId12"/>
+                    <a:blip r:embed="rId11"/>
                     <a:stretch>
                       <a:fillRect/>
                     </a:stretch>
@@ -4153,6 +4247,7 @@
           <w:rFonts w:ascii="Arial" w:hAnsi="Arial" w:cs="Arial"/>
           <w:lang w:val="pt-BR"/>
         </w:rPr>
+        <w:lastRenderedPageBreak/>
         <w:t>Nesse caso, os outliers em Fare não parecem ser erro, mas sim casos raros que realmente aconteceram. O boxplot antes da remoção mostra várias tarifas bem acima da maioria, e depois da remoção os valores ficam mais concentrados. Isso mostra que esses valores muito altos acabavam distorcendo a visualização.</w:t>
       </w:r>
     </w:p>
@@ -4294,7 +4389,7 @@
         </w:rPr>
         <w:t xml:space="preserve">Link do Github caso queira ver o código completo: </w:t>
       </w:r>
-      <w:hyperlink r:id="rId13" w:history="1">
+      <w:hyperlink r:id="rId12" w:history="1">
         <w:r>
           <w:rPr>
             <w:rFonts w:ascii="Arial" w:hAnsi="Arial" w:cs="Arial"/>
@@ -5241,6 +5336,7 @@
   <w:style w:type="character" w:default="1" w:styleId="DefaultParagraphFont">
     <w:name w:val="Default Paragraph Font"/>
     <w:uiPriority w:val="1"/>
+    <w:semiHidden/>
     <w:unhideWhenUsed/>
   </w:style>
   <w:style w:type="table" w:default="1" w:styleId="TableNormal">

--- a/Checkpoint1.docx
+++ b/Checkpoint1.docx
@@ -1,6 +1,6 @@
 
 <file path=word/document.xml><?xml version="1.0" encoding="utf-8"?>
-<w:document xmlns:wpc="http://schemas.microsoft.com/office/word/2010/wordprocessingCanvas" xmlns:cx="http://schemas.microsoft.com/office/drawing/2014/chartex" xmlns:cx1="http://schemas.microsoft.com/office/drawing/2015/9/8/chartex" xmlns:cx2="http://schemas.microsoft.com/office/drawing/2015/10/21/chartex" xmlns:cx3="http://schemas.microsoft.com/office/drawing/2016/5/9/chartex" xmlns:cx4="http://schemas.microsoft.com/office/drawing/2016/5/10/chartex" xmlns:cx5="http://schemas.microsoft.com/office/drawing/2016/5/11/chartex" xmlns:cx6="http://schemas.microsoft.com/office/drawing/2016/5/12/chartex" xmlns:cx7="http://schemas.microsoft.com/office/drawing/2016/5/13/chartex" xmlns:cx8="http://schemas.microsoft.com/office/drawing/2016/5/14/chartex" xmlns:mc="http://schemas.openxmlformats.org/markup-compatibility/2006" xmlns:aink="http://schemas.microsoft.com/office/drawing/2016/ink" xmlns:am3d="http://schemas.microsoft.com/office/drawing/2017/model3d" xmlns:o="urn:schemas-microsoft-com:office:office" xmlns:oel="http://schemas.microsoft.com/office/2019/extlst" xmlns:r="http://schemas.openxmlformats.org/officeDocument/2006/relationships" xmlns:m="http://schemas.openxmlformats.org/officeDocument/2006/math" xmlns:v="urn:schemas-microsoft-com:vml" xmlns:wp14="http://schemas.microsoft.com/office/word/2010/wordprocessingDrawing" xmlns:wp="http://schemas.openxmlformats.org/drawingml/2006/wordprocessingDrawing" xmlns:w10="urn:schemas-microsoft-com:office:word" xmlns:w="http://schemas.openxmlformats.org/wordprocessingml/2006/main" xmlns:w14="http://schemas.microsoft.com/office/word/2010/wordml" xmlns:w15="http://schemas.microsoft.com/office/word/2012/wordml" xmlns:w16cex="http://schemas.microsoft.com/office/word/2018/wordml/cex" xmlns:w16cid="http://schemas.microsoft.com/office/word/2016/wordml/cid" xmlns:w16="http://schemas.microsoft.com/office/word/2018/wordml" xmlns:w16du="http://schemas.microsoft.com/office/word/2023/wordml/word16du" xmlns:w16sdtdh="http://schemas.microsoft.com/office/word/2020/wordml/sdtdatahash" xmlns:w16sdtfl="http://schemas.microsoft.com/office/word/2024/wordml/sdtformatlock" xmlns:w16se="http://schemas.microsoft.com/office/word/2015/wordml/symex" xmlns:wpg="http://schemas.microsoft.com/office/word/2010/wordprocessingGroup" xmlns:wpi="http://schemas.microsoft.com/office/word/2010/wordprocessingInk" xmlns:wne="http://schemas.microsoft.com/office/word/2006/wordml" xmlns:wps="http://schemas.microsoft.com/office/word/2010/wordprocessingShape" mc:Ignorable="w14 w15 w16se w16cid w16 w16cex w16sdtdh w16sdtfl w16du wp14">
+<w:document xmlns:wpc="http://schemas.microsoft.com/office/word/2010/wordprocessingCanvas" xmlns:cx="http://schemas.microsoft.com/office/drawing/2014/chartex" xmlns:cx1="http://schemas.microsoft.com/office/drawing/2015/9/8/chartex" xmlns:cx2="http://schemas.microsoft.com/office/drawing/2015/10/21/chartex" xmlns:cx3="http://schemas.microsoft.com/office/drawing/2016/5/9/chartex" xmlns:cx4="http://schemas.microsoft.com/office/drawing/2016/5/10/chartex" xmlns:cx5="http://schemas.microsoft.com/office/drawing/2016/5/11/chartex" xmlns:cx6="http://schemas.microsoft.com/office/drawing/2016/5/12/chartex" xmlns:cx7="http://schemas.microsoft.com/office/drawing/2016/5/13/chartex" xmlns:cx8="http://schemas.microsoft.com/office/drawing/2016/5/14/chartex" xmlns:mc="http://schemas.openxmlformats.org/markup-compatibility/2006" xmlns:aink="http://schemas.microsoft.com/office/drawing/2016/ink" xmlns:am3d="http://schemas.microsoft.com/office/drawing/2017/model3d" xmlns:o="urn:schemas-microsoft-com:office:office" xmlns:r="http://schemas.openxmlformats.org/officeDocument/2006/relationships" xmlns:m="http://schemas.openxmlformats.org/officeDocument/2006/math" xmlns:v="urn:schemas-microsoft-com:vml" xmlns:wp14="http://schemas.microsoft.com/office/word/2010/wordprocessingDrawing" xmlns:wp="http://schemas.openxmlformats.org/drawingml/2006/wordprocessingDrawing" xmlns:w10="urn:schemas-microsoft-com:office:word" xmlns:w="http://schemas.openxmlformats.org/wordprocessingml/2006/main" xmlns:w14="http://schemas.microsoft.com/office/word/2010/wordml" xmlns:w15="http://schemas.microsoft.com/office/word/2012/wordml" xmlns:w16cex="http://schemas.microsoft.com/office/word/2018/wordml/cex" xmlns:w16cid="http://schemas.microsoft.com/office/word/2016/wordml/cid" xmlns:w16="http://schemas.microsoft.com/office/word/2018/wordml" xmlns:w16sdtdh="http://schemas.microsoft.com/office/word/2020/wordml/sdtdatahash" xmlns:w16se="http://schemas.microsoft.com/office/word/2015/wordml/symex" xmlns:wpg="http://schemas.microsoft.com/office/word/2010/wordprocessingGroup" xmlns:wpi="http://schemas.microsoft.com/office/word/2010/wordprocessingInk" xmlns:wne="http://schemas.microsoft.com/office/word/2006/wordml" xmlns:wps="http://schemas.microsoft.com/office/word/2010/wordprocessingShape" mc:Ignorable="w14 w15 w16se w16cid w16 w16cex w16sdtdh wp14">
   <w:body>
     <w:p>
       <w:pPr>
@@ -344,28 +344,15 @@
         </w:rPr>
         <w:t xml:space="preserve">Link: </w:t>
       </w:r>
-      <w:r>
-        <w:fldChar w:fldCharType="begin"/>
-      </w:r>
-      <w:r>
-        <w:rPr>
-          <w:lang w:val="pt-BR"/>
-        </w:rPr>
-        <w:instrText>HYPERLINK "https://www.kaggle.com/datasets/yasserh/titanic-dataset"</w:instrText>
-      </w:r>
-      <w:r>
-        <w:fldChar w:fldCharType="separate"/>
-      </w:r>
-      <w:r>
-        <w:rPr>
-          <w:rStyle w:val="Hyperlink"/>
-          <w:lang w:val="pt-BR"/>
-        </w:rPr>
-        <w:t>https://www.kaggle.com/datasets/yasserh/titanic-dataset</w:t>
-      </w:r>
-      <w:r>
-        <w:fldChar w:fldCharType="end"/>
-      </w:r>
+      <w:hyperlink r:id="rId7" w:history="1">
+        <w:r>
+          <w:rPr>
+            <w:rStyle w:val="Hyperlink"/>
+            <w:lang w:val="pt-BR"/>
+          </w:rPr>
+          <w:t>https://www.kaggle.com/datasets/yasserh/titanic-dataset</w:t>
+        </w:r>
+      </w:hyperlink>
     </w:p>
     <w:p>
       <w:pPr>
@@ -523,29 +510,16 @@
           <w:lang w:bidi="ar"/>
         </w:rPr>
       </w:pPr>
-      <w:proofErr w:type="spellStart"/>
-      <w:r>
-        <w:rPr>
-          <w:rFonts w:ascii="Consolas" w:eastAsia="Consolas" w:hAnsi="Consolas" w:cs="Consolas"/>
-          <w:color w:val="D4D4D4"/>
-          <w:sz w:val="15"/>
-          <w:szCs w:val="15"/>
-          <w:shd w:val="clear" w:color="auto" w:fill="0B010B"/>
-          <w:lang w:bidi="ar"/>
-        </w:rPr>
-        <w:t>df</w:t>
-      </w:r>
-      <w:proofErr w:type="spellEnd"/>
-      <w:r>
-        <w:rPr>
-          <w:rFonts w:ascii="Consolas" w:eastAsia="Consolas" w:hAnsi="Consolas" w:cs="Consolas"/>
-          <w:color w:val="D4D4D4"/>
-          <w:sz w:val="15"/>
-          <w:szCs w:val="15"/>
-          <w:shd w:val="clear" w:color="auto" w:fill="0B010B"/>
-          <w:lang w:bidi="ar"/>
-        </w:rPr>
-        <w:t xml:space="preserve"> </w:t>
+      <w:r>
+        <w:rPr>
+          <w:rFonts w:ascii="Consolas" w:eastAsia="Consolas" w:hAnsi="Consolas" w:cs="Consolas"/>
+          <w:color w:val="D4D4D4"/>
+          <w:sz w:val="15"/>
+          <w:szCs w:val="15"/>
+          <w:shd w:val="clear" w:color="auto" w:fill="0B010B"/>
+          <w:lang w:bidi="ar"/>
+        </w:rPr>
+        <w:t xml:space="preserve">df </w:t>
       </w:r>
       <w:r>
         <w:rPr>
@@ -709,31 +683,7 @@
           <w:shd w:val="clear" w:color="auto" w:fill="0B010B"/>
           <w:lang w:bidi="ar"/>
         </w:rPr>
-        <w:t xml:space="preserve">"=== </w:t>
-      </w:r>
-      <w:proofErr w:type="gramStart"/>
-      <w:r>
-        <w:rPr>
-          <w:rFonts w:ascii="Consolas" w:eastAsia="Consolas" w:hAnsi="Consolas" w:cs="Consolas"/>
-          <w:color w:val="DAD16F"/>
-          <w:sz w:val="15"/>
-          <w:szCs w:val="15"/>
-          <w:shd w:val="clear" w:color="auto" w:fill="0B010B"/>
-          <w:lang w:bidi="ar"/>
-        </w:rPr>
-        <w:t>HEAD(</w:t>
-      </w:r>
-      <w:proofErr w:type="gramEnd"/>
-      <w:r>
-        <w:rPr>
-          <w:rFonts w:ascii="Consolas" w:eastAsia="Consolas" w:hAnsi="Consolas" w:cs="Consolas"/>
-          <w:color w:val="DAD16F"/>
-          <w:sz w:val="15"/>
-          <w:szCs w:val="15"/>
-          <w:shd w:val="clear" w:color="auto" w:fill="0B010B"/>
-          <w:lang w:bidi="ar"/>
-        </w:rPr>
-        <w:t>) ==="</w:t>
+        <w:t>"=== HEAD() ==="</w:t>
       </w:r>
       <w:r>
         <w:rPr>
@@ -1177,8 +1127,123 @@
           <w:shd w:val="clear" w:color="auto" w:fill="0B010B"/>
           <w:lang w:bidi="ar"/>
         </w:rPr>
+        <w:t>()</w:t>
+      </w:r>
+      <w:r>
+        <w:rPr>
+          <w:rFonts w:ascii="Consolas" w:eastAsia="Consolas" w:hAnsi="Consolas" w:cs="Consolas"/>
+          <w:color w:val="988BC7"/>
+          <w:sz w:val="15"/>
+          <w:szCs w:val="15"/>
+          <w:shd w:val="clear" w:color="auto" w:fill="0B010B"/>
+          <w:lang w:bidi="ar"/>
+        </w:rPr>
+        <w:t>.</w:t>
+      </w:r>
+      <w:r>
+        <w:rPr>
+          <w:rFonts w:ascii="Consolas" w:eastAsia="Consolas" w:hAnsi="Consolas" w:cs="Consolas"/>
+          <w:color w:val="5DD465"/>
+          <w:sz w:val="15"/>
+          <w:szCs w:val="15"/>
+          <w:shd w:val="clear" w:color="auto" w:fill="0B010B"/>
+          <w:lang w:bidi="ar"/>
+        </w:rPr>
+        <w:t>mean</w:t>
+      </w:r>
+      <w:r>
+        <w:rPr>
+          <w:rFonts w:ascii="Consolas" w:eastAsia="Consolas" w:hAnsi="Consolas" w:cs="Consolas"/>
+          <w:color w:val="D4D4D4"/>
+          <w:sz w:val="15"/>
+          <w:szCs w:val="15"/>
+          <w:shd w:val="clear" w:color="auto" w:fill="0B010B"/>
+          <w:lang w:bidi="ar"/>
+        </w:rPr>
+        <w:t xml:space="preserve">() </w:t>
+      </w:r>
+      <w:r>
+        <w:rPr>
+          <w:rFonts w:ascii="Consolas" w:eastAsia="Consolas" w:hAnsi="Consolas" w:cs="Consolas"/>
+          <w:color w:val="FF79AC"/>
+          <w:sz w:val="15"/>
+          <w:szCs w:val="15"/>
+          <w:shd w:val="clear" w:color="auto" w:fill="0B010B"/>
+          <w:lang w:bidi="ar"/>
+        </w:rPr>
+        <w:t>*</w:t>
+      </w:r>
+      <w:r>
+        <w:rPr>
+          <w:rFonts w:ascii="Consolas" w:eastAsia="Consolas" w:hAnsi="Consolas" w:cs="Consolas"/>
+          <w:color w:val="D4D4D4"/>
+          <w:sz w:val="15"/>
+          <w:szCs w:val="15"/>
+          <w:shd w:val="clear" w:color="auto" w:fill="0B010B"/>
+          <w:lang w:bidi="ar"/>
+        </w:rPr>
+        <w:t xml:space="preserve"> </w:t>
+      </w:r>
+      <w:r>
+        <w:rPr>
+          <w:rFonts w:ascii="Consolas" w:eastAsia="Consolas" w:hAnsi="Consolas" w:cs="Consolas"/>
+          <w:color w:val="78D1E1"/>
+          <w:sz w:val="15"/>
+          <w:szCs w:val="15"/>
+          <w:shd w:val="clear" w:color="auto" w:fill="0B010B"/>
+          <w:lang w:bidi="ar"/>
+        </w:rPr>
+        <w:t>100</w:t>
+      </w:r>
+    </w:p>
+    <w:p>
+      <w:pPr>
+        <w:shd w:val="clear" w:color="auto" w:fill="0B010B"/>
+        <w:rPr>
+          <w:rFonts w:ascii="Consolas" w:eastAsia="Consolas" w:hAnsi="Consolas" w:cs="Consolas"/>
+          <w:color w:val="D4D4D4"/>
+          <w:sz w:val="15"/>
+          <w:szCs w:val="15"/>
+          <w:shd w:val="clear" w:color="auto" w:fill="0B010B"/>
+          <w:lang w:bidi="ar"/>
+        </w:rPr>
+      </w:pPr>
+      <w:r>
+        <w:rPr>
+          <w:rFonts w:ascii="Consolas" w:eastAsia="Consolas" w:hAnsi="Consolas" w:cs="Consolas"/>
+          <w:b/>
+          <w:bCs/>
+          <w:color w:val="988BC7"/>
+          <w:sz w:val="15"/>
+          <w:szCs w:val="15"/>
+          <w:shd w:val="clear" w:color="auto" w:fill="0B010B"/>
+          <w:lang w:bidi="ar"/>
+        </w:rPr>
+        <w:t>print</w:t>
+      </w:r>
+      <w:r>
+        <w:rPr>
+          <w:rFonts w:ascii="Consolas" w:eastAsia="Consolas" w:hAnsi="Consolas" w:cs="Consolas"/>
+          <w:color w:val="D4D4D4"/>
+          <w:sz w:val="15"/>
+          <w:szCs w:val="15"/>
+          <w:shd w:val="clear" w:color="auto" w:fill="0B010B"/>
+          <w:lang w:bidi="ar"/>
+        </w:rPr>
         <w:t>(</w:t>
       </w:r>
+      <w:proofErr w:type="spellStart"/>
+      <w:r>
+        <w:rPr>
+          <w:rFonts w:ascii="Consolas" w:eastAsia="Consolas" w:hAnsi="Consolas" w:cs="Consolas"/>
+          <w:color w:val="D4D4D4"/>
+          <w:sz w:val="15"/>
+          <w:szCs w:val="15"/>
+          <w:shd w:val="clear" w:color="auto" w:fill="0B010B"/>
+          <w:lang w:bidi="ar"/>
+        </w:rPr>
+        <w:t>percentual_</w:t>
+      </w:r>
       <w:proofErr w:type="gramStart"/>
       <w:r>
         <w:rPr>
@@ -1189,7 +1254,7 @@
           <w:shd w:val="clear" w:color="auto" w:fill="0B010B"/>
           <w:lang w:bidi="ar"/>
         </w:rPr>
-        <w:t>)</w:t>
+        <w:t>nulos</w:t>
       </w:r>
       <w:r>
         <w:rPr>
@@ -1211,19 +1276,42 @@
           <w:shd w:val="clear" w:color="auto" w:fill="0B010B"/>
           <w:lang w:bidi="ar"/>
         </w:rPr>
-        <w:t>mean</w:t>
+        <w:t>sort</w:t>
       </w:r>
       <w:proofErr w:type="gramEnd"/>
       <w:r>
         <w:rPr>
           <w:rFonts w:ascii="Consolas" w:eastAsia="Consolas" w:hAnsi="Consolas" w:cs="Consolas"/>
-          <w:color w:val="D4D4D4"/>
-          <w:sz w:val="15"/>
-          <w:szCs w:val="15"/>
-          <w:shd w:val="clear" w:color="auto" w:fill="0B010B"/>
-          <w:lang w:bidi="ar"/>
-        </w:rPr>
-        <w:t xml:space="preserve">() </w:t>
+          <w:color w:val="5DD465"/>
+          <w:sz w:val="15"/>
+          <w:szCs w:val="15"/>
+          <w:shd w:val="clear" w:color="auto" w:fill="0B010B"/>
+          <w:lang w:bidi="ar"/>
+        </w:rPr>
+        <w:t>_values</w:t>
+      </w:r>
+      <w:proofErr w:type="spellEnd"/>
+      <w:r>
+        <w:rPr>
+          <w:rFonts w:ascii="Consolas" w:eastAsia="Consolas" w:hAnsi="Consolas" w:cs="Consolas"/>
+          <w:color w:val="D4D4D4"/>
+          <w:sz w:val="15"/>
+          <w:szCs w:val="15"/>
+          <w:shd w:val="clear" w:color="auto" w:fill="0B010B"/>
+          <w:lang w:bidi="ar"/>
+        </w:rPr>
+        <w:t>(</w:t>
+      </w:r>
+      <w:r>
+        <w:rPr>
+          <w:rFonts w:ascii="Consolas" w:eastAsia="Consolas" w:hAnsi="Consolas" w:cs="Consolas"/>
+          <w:color w:val="E89E64"/>
+          <w:sz w:val="15"/>
+          <w:szCs w:val="15"/>
+          <w:shd w:val="clear" w:color="auto" w:fill="0B010B"/>
+          <w:lang w:bidi="ar"/>
+        </w:rPr>
+        <w:t>ascending</w:t>
       </w:r>
       <w:r>
         <w:rPr>
@@ -1234,18 +1322,7 @@
           <w:shd w:val="clear" w:color="auto" w:fill="0B010B"/>
           <w:lang w:bidi="ar"/>
         </w:rPr>
-        <w:t>*</w:t>
-      </w:r>
-      <w:r>
-        <w:rPr>
-          <w:rFonts w:ascii="Consolas" w:eastAsia="Consolas" w:hAnsi="Consolas" w:cs="Consolas"/>
-          <w:color w:val="D4D4D4"/>
-          <w:sz w:val="15"/>
-          <w:szCs w:val="15"/>
-          <w:shd w:val="clear" w:color="auto" w:fill="0B010B"/>
-          <w:lang w:bidi="ar"/>
-        </w:rPr>
-        <w:t xml:space="preserve"> </w:t>
+        <w:t>=</w:t>
       </w:r>
       <w:r>
         <w:rPr>
@@ -1256,7 +1333,18 @@
           <w:shd w:val="clear" w:color="auto" w:fill="0B010B"/>
           <w:lang w:bidi="ar"/>
         </w:rPr>
-        <w:t>100</w:t>
+        <w:t>False</w:t>
+      </w:r>
+      <w:r>
+        <w:rPr>
+          <w:rFonts w:ascii="Consolas" w:eastAsia="Consolas" w:hAnsi="Consolas" w:cs="Consolas"/>
+          <w:color w:val="D4D4D4"/>
+          <w:sz w:val="15"/>
+          <w:szCs w:val="15"/>
+          <w:shd w:val="clear" w:color="auto" w:fill="0B010B"/>
+          <w:lang w:bidi="ar"/>
+        </w:rPr>
+        <w:t>))</w:t>
       </w:r>
     </w:p>
     <w:p>
@@ -1271,144 +1359,6 @@
           <w:lang w:bidi="ar"/>
         </w:rPr>
       </w:pPr>
-      <w:r>
-        <w:rPr>
-          <w:rFonts w:ascii="Consolas" w:eastAsia="Consolas" w:hAnsi="Consolas" w:cs="Consolas"/>
-          <w:b/>
-          <w:bCs/>
-          <w:color w:val="988BC7"/>
-          <w:sz w:val="15"/>
-          <w:szCs w:val="15"/>
-          <w:shd w:val="clear" w:color="auto" w:fill="0B010B"/>
-          <w:lang w:bidi="ar"/>
-        </w:rPr>
-        <w:t>print</w:t>
-      </w:r>
-      <w:r>
-        <w:rPr>
-          <w:rFonts w:ascii="Consolas" w:eastAsia="Consolas" w:hAnsi="Consolas" w:cs="Consolas"/>
-          <w:color w:val="D4D4D4"/>
-          <w:sz w:val="15"/>
-          <w:szCs w:val="15"/>
-          <w:shd w:val="clear" w:color="auto" w:fill="0B010B"/>
-          <w:lang w:bidi="ar"/>
-        </w:rPr>
-        <w:t>(</w:t>
-      </w:r>
-      <w:proofErr w:type="spellStart"/>
-      <w:r>
-        <w:rPr>
-          <w:rFonts w:ascii="Consolas" w:eastAsia="Consolas" w:hAnsi="Consolas" w:cs="Consolas"/>
-          <w:color w:val="D4D4D4"/>
-          <w:sz w:val="15"/>
-          <w:szCs w:val="15"/>
-          <w:shd w:val="clear" w:color="auto" w:fill="0B010B"/>
-          <w:lang w:bidi="ar"/>
-        </w:rPr>
-        <w:t>percentual_</w:t>
-      </w:r>
-      <w:proofErr w:type="gramStart"/>
-      <w:r>
-        <w:rPr>
-          <w:rFonts w:ascii="Consolas" w:eastAsia="Consolas" w:hAnsi="Consolas" w:cs="Consolas"/>
-          <w:color w:val="D4D4D4"/>
-          <w:sz w:val="15"/>
-          <w:szCs w:val="15"/>
-          <w:shd w:val="clear" w:color="auto" w:fill="0B010B"/>
-          <w:lang w:bidi="ar"/>
-        </w:rPr>
-        <w:t>nulos</w:t>
-      </w:r>
-      <w:r>
-        <w:rPr>
-          <w:rFonts w:ascii="Consolas" w:eastAsia="Consolas" w:hAnsi="Consolas" w:cs="Consolas"/>
-          <w:color w:val="988BC7"/>
-          <w:sz w:val="15"/>
-          <w:szCs w:val="15"/>
-          <w:shd w:val="clear" w:color="auto" w:fill="0B010B"/>
-          <w:lang w:bidi="ar"/>
-        </w:rPr>
-        <w:t>.</w:t>
-      </w:r>
-      <w:r>
-        <w:rPr>
-          <w:rFonts w:ascii="Consolas" w:eastAsia="Consolas" w:hAnsi="Consolas" w:cs="Consolas"/>
-          <w:color w:val="5DD465"/>
-          <w:sz w:val="15"/>
-          <w:szCs w:val="15"/>
-          <w:shd w:val="clear" w:color="auto" w:fill="0B010B"/>
-          <w:lang w:bidi="ar"/>
-        </w:rPr>
-        <w:t>sort</w:t>
-      </w:r>
-      <w:proofErr w:type="gramEnd"/>
-      <w:r>
-        <w:rPr>
-          <w:rFonts w:ascii="Consolas" w:eastAsia="Consolas" w:hAnsi="Consolas" w:cs="Consolas"/>
-          <w:color w:val="5DD465"/>
-          <w:sz w:val="15"/>
-          <w:szCs w:val="15"/>
-          <w:shd w:val="clear" w:color="auto" w:fill="0B010B"/>
-          <w:lang w:bidi="ar"/>
-        </w:rPr>
-        <w:t>_values</w:t>
-      </w:r>
-      <w:proofErr w:type="spellEnd"/>
-      <w:r>
-        <w:rPr>
-          <w:rFonts w:ascii="Consolas" w:eastAsia="Consolas" w:hAnsi="Consolas" w:cs="Consolas"/>
-          <w:color w:val="D4D4D4"/>
-          <w:sz w:val="15"/>
-          <w:szCs w:val="15"/>
-          <w:shd w:val="clear" w:color="auto" w:fill="0B010B"/>
-          <w:lang w:bidi="ar"/>
-        </w:rPr>
-        <w:t>(</w:t>
-      </w:r>
-      <w:r>
-        <w:rPr>
-          <w:rFonts w:ascii="Consolas" w:eastAsia="Consolas" w:hAnsi="Consolas" w:cs="Consolas"/>
-          <w:color w:val="E89E64"/>
-          <w:sz w:val="15"/>
-          <w:szCs w:val="15"/>
-          <w:shd w:val="clear" w:color="auto" w:fill="0B010B"/>
-          <w:lang w:bidi="ar"/>
-        </w:rPr>
-        <w:t>ascending</w:t>
-      </w:r>
-      <w:r>
-        <w:rPr>
-          <w:rFonts w:ascii="Consolas" w:eastAsia="Consolas" w:hAnsi="Consolas" w:cs="Consolas"/>
-          <w:color w:val="FF79AC"/>
-          <w:sz w:val="15"/>
-          <w:szCs w:val="15"/>
-          <w:shd w:val="clear" w:color="auto" w:fill="0B010B"/>
-          <w:lang w:bidi="ar"/>
-        </w:rPr>
-        <w:t>=</w:t>
-      </w:r>
-      <w:r>
-        <w:rPr>
-          <w:rFonts w:ascii="Consolas" w:eastAsia="Consolas" w:hAnsi="Consolas" w:cs="Consolas"/>
-          <w:color w:val="78D1E1"/>
-          <w:sz w:val="15"/>
-          <w:szCs w:val="15"/>
-          <w:shd w:val="clear" w:color="auto" w:fill="0B010B"/>
-          <w:lang w:bidi="ar"/>
-        </w:rPr>
-        <w:t>False</w:t>
-      </w:r>
-      <w:r>
-        <w:rPr>
-          <w:rFonts w:ascii="Consolas" w:eastAsia="Consolas" w:hAnsi="Consolas" w:cs="Consolas"/>
-          <w:color w:val="D4D4D4"/>
-          <w:sz w:val="15"/>
-          <w:szCs w:val="15"/>
-          <w:shd w:val="clear" w:color="auto" w:fill="0B010B"/>
-          <w:lang w:bidi="ar"/>
-        </w:rPr>
-        <w:t>))</w:t>
-      </w:r>
     </w:p>
     <w:p>
       <w:pPr>
@@ -1418,44 +1368,18 @@
           <w:color w:val="D4D4D4"/>
           <w:sz w:val="15"/>
           <w:szCs w:val="15"/>
-          <w:shd w:val="clear" w:color="auto" w:fill="0B010B"/>
-          <w:lang w:bidi="ar"/>
-        </w:rPr>
-      </w:pPr>
-    </w:p>
-    <w:p>
-      <w:pPr>
-        <w:shd w:val="clear" w:color="auto" w:fill="0B010B"/>
-        <w:rPr>
-          <w:rFonts w:ascii="Consolas" w:eastAsia="Consolas" w:hAnsi="Consolas" w:cs="Consolas"/>
-          <w:color w:val="D4D4D4"/>
-          <w:sz w:val="15"/>
-          <w:szCs w:val="15"/>
-        </w:rPr>
-      </w:pPr>
-      <w:proofErr w:type="spellStart"/>
-      <w:r>
-        <w:rPr>
-          <w:rFonts w:ascii="Consolas" w:eastAsia="Consolas" w:hAnsi="Consolas" w:cs="Consolas"/>
-          <w:color w:val="D4D4D4"/>
-          <w:sz w:val="15"/>
-          <w:szCs w:val="15"/>
-          <w:shd w:val="clear" w:color="auto" w:fill="0B010B"/>
-          <w:lang w:bidi="ar"/>
-        </w:rPr>
-        <w:t>df</w:t>
-      </w:r>
-      <w:proofErr w:type="spellEnd"/>
-      <w:r>
-        <w:rPr>
-          <w:rFonts w:ascii="Consolas" w:eastAsia="Consolas" w:hAnsi="Consolas" w:cs="Consolas"/>
-          <w:color w:val="D4D4D4"/>
-          <w:sz w:val="15"/>
-          <w:szCs w:val="15"/>
-          <w:shd w:val="clear" w:color="auto" w:fill="0B010B"/>
-          <w:lang w:bidi="ar"/>
-        </w:rPr>
-        <w:t xml:space="preserve"> </w:t>
+        </w:rPr>
+      </w:pPr>
+      <w:r>
+        <w:rPr>
+          <w:rFonts w:ascii="Consolas" w:eastAsia="Consolas" w:hAnsi="Consolas" w:cs="Consolas"/>
+          <w:color w:val="D4D4D4"/>
+          <w:sz w:val="15"/>
+          <w:szCs w:val="15"/>
+          <w:shd w:val="clear" w:color="auto" w:fill="0B010B"/>
+          <w:lang w:bidi="ar"/>
+        </w:rPr>
+        <w:t xml:space="preserve">df </w:t>
       </w:r>
       <w:r>
         <w:rPr>
@@ -1524,19 +1448,7 @@
           <w:shd w:val="clear" w:color="auto" w:fill="0B010B"/>
           <w:lang w:bidi="ar"/>
         </w:rPr>
-        <w:t>_</w:t>
-      </w:r>
-      <w:proofErr w:type="gramStart"/>
-      <w:r>
-        <w:rPr>
-          <w:rFonts w:ascii="Consolas" w:eastAsia="Consolas" w:hAnsi="Consolas" w:cs="Consolas"/>
-          <w:color w:val="5DD465"/>
-          <w:sz w:val="15"/>
-          <w:szCs w:val="15"/>
-          <w:shd w:val="clear" w:color="auto" w:fill="0B010B"/>
-          <w:lang w:bidi="ar"/>
-        </w:rPr>
-        <w:t>duplicates</w:t>
+        <w:t>_duplicates</w:t>
       </w:r>
       <w:proofErr w:type="spellEnd"/>
       <w:r>
@@ -1548,19 +1460,7 @@
           <w:shd w:val="clear" w:color="auto" w:fill="0B010B"/>
           <w:lang w:bidi="ar"/>
         </w:rPr>
-        <w:t>(</w:t>
-      </w:r>
-      <w:proofErr w:type="gramEnd"/>
-      <w:r>
-        <w:rPr>
-          <w:rFonts w:ascii="Consolas" w:eastAsia="Consolas" w:hAnsi="Consolas" w:cs="Consolas"/>
-          <w:color w:val="D4D4D4"/>
-          <w:sz w:val="15"/>
-          <w:szCs w:val="15"/>
-          <w:shd w:val="clear" w:color="auto" w:fill="0B010B"/>
-          <w:lang w:bidi="ar"/>
-        </w:rPr>
-        <w:t>)</w:t>
+        <w:t>()</w:t>
       </w:r>
     </w:p>
     <w:p>
@@ -1573,29 +1473,16 @@
           <w:szCs w:val="15"/>
         </w:rPr>
       </w:pPr>
-      <w:proofErr w:type="spellStart"/>
-      <w:r>
-        <w:rPr>
-          <w:rFonts w:ascii="Consolas" w:eastAsia="Consolas" w:hAnsi="Consolas" w:cs="Consolas"/>
-          <w:color w:val="D4D4D4"/>
-          <w:sz w:val="15"/>
-          <w:szCs w:val="15"/>
-          <w:shd w:val="clear" w:color="auto" w:fill="0B010B"/>
-          <w:lang w:bidi="ar"/>
-        </w:rPr>
-        <w:t>df</w:t>
-      </w:r>
-      <w:proofErr w:type="spellEnd"/>
-      <w:r>
-        <w:rPr>
-          <w:rFonts w:ascii="Consolas" w:eastAsia="Consolas" w:hAnsi="Consolas" w:cs="Consolas"/>
-          <w:color w:val="D4D4D4"/>
-          <w:sz w:val="15"/>
-          <w:szCs w:val="15"/>
-          <w:shd w:val="clear" w:color="auto" w:fill="0B010B"/>
-          <w:lang w:bidi="ar"/>
-        </w:rPr>
-        <w:t xml:space="preserve"> </w:t>
+      <w:r>
+        <w:rPr>
+          <w:rFonts w:ascii="Consolas" w:eastAsia="Consolas" w:hAnsi="Consolas" w:cs="Consolas"/>
+          <w:color w:val="D4D4D4"/>
+          <w:sz w:val="15"/>
+          <w:szCs w:val="15"/>
+          <w:shd w:val="clear" w:color="auto" w:fill="0B010B"/>
+          <w:lang w:bidi="ar"/>
+        </w:rPr>
+        <w:t xml:space="preserve">df </w:t>
       </w:r>
       <w:r>
         <w:rPr>
@@ -1801,29 +1688,16 @@
           <w:lang w:bidi="ar"/>
         </w:rPr>
       </w:pPr>
-      <w:proofErr w:type="spellStart"/>
-      <w:r>
-        <w:rPr>
-          <w:rFonts w:ascii="Consolas" w:eastAsia="Consolas" w:hAnsi="Consolas" w:cs="Consolas"/>
-          <w:color w:val="D4D4D4"/>
-          <w:sz w:val="15"/>
-          <w:szCs w:val="15"/>
-          <w:shd w:val="clear" w:color="auto" w:fill="0B010B"/>
-          <w:lang w:bidi="ar"/>
-        </w:rPr>
-        <w:t>df</w:t>
-      </w:r>
-      <w:proofErr w:type="spellEnd"/>
-      <w:r>
-        <w:rPr>
-          <w:rFonts w:ascii="Consolas" w:eastAsia="Consolas" w:hAnsi="Consolas" w:cs="Consolas"/>
-          <w:color w:val="D4D4D4"/>
-          <w:sz w:val="15"/>
-          <w:szCs w:val="15"/>
-          <w:shd w:val="clear" w:color="auto" w:fill="0B010B"/>
-          <w:lang w:bidi="ar"/>
-        </w:rPr>
-        <w:t xml:space="preserve"> </w:t>
+      <w:r>
+        <w:rPr>
+          <w:rFonts w:ascii="Consolas" w:eastAsia="Consolas" w:hAnsi="Consolas" w:cs="Consolas"/>
+          <w:color w:val="D4D4D4"/>
+          <w:sz w:val="15"/>
+          <w:szCs w:val="15"/>
+          <w:shd w:val="clear" w:color="auto" w:fill="0B010B"/>
+          <w:lang w:bidi="ar"/>
+        </w:rPr>
+        <w:t xml:space="preserve">df </w:t>
       </w:r>
       <w:r>
         <w:rPr>
@@ -1906,7 +1780,6 @@
         </w:rPr>
         <w:t>subset</w:t>
       </w:r>
-      <w:proofErr w:type="gramStart"/>
       <w:r>
         <w:rPr>
           <w:rFonts w:ascii="Consolas" w:eastAsia="Consolas" w:hAnsi="Consolas" w:cs="Consolas"/>
@@ -1929,7 +1802,6 @@
         </w:rPr>
         <w:t>[</w:t>
       </w:r>
-      <w:proofErr w:type="gramEnd"/>
       <w:r>
         <w:rPr>
           <w:rFonts w:ascii="Consolas" w:eastAsia="Consolas" w:hAnsi="Consolas" w:cs="Consolas"/>
@@ -2683,7 +2555,41 @@
           <w:rFonts w:ascii="Arial" w:hAnsi="Arial" w:cs="Arial"/>
           <w:lang w:val="pt-BR"/>
         </w:rPr>
-        <w:t>A análise mostrou que Cabin tinha 77,10% de dados ausentes, Age 19,87% e Embarked 0,22%. Por isso, a coluna Cabin foi removida e as linhas com nulos em Age e Embarked foram excluídas. Após a limpeza, a base ficou com 712 linhas e 11 colunas, sem valores ausentes nas variáveis restantes.</w:t>
+        <w:drawing>
+          <wp:inline distT="0" distB="0" distL="0" distR="0" wp14:anchorId="3AA17821" wp14:editId="5A22A21C">
+            <wp:extent cx="5274310" cy="3395345"/>
+            <wp:effectExtent l="0" t="0" r="2540" b="0"/>
+            <wp:docPr id="2" name="Picture 2"/>
+            <wp:cNvGraphicFramePr>
+              <a:graphicFrameLocks xmlns:a="http://schemas.openxmlformats.org/drawingml/2006/main" noChangeAspect="1"/>
+            </wp:cNvGraphicFramePr>
+            <a:graphic xmlns:a="http://schemas.openxmlformats.org/drawingml/2006/main">
+              <a:graphicData uri="http://schemas.openxmlformats.org/drawingml/2006/picture">
+                <pic:pic xmlns:pic="http://schemas.openxmlformats.org/drawingml/2006/picture">
+                  <pic:nvPicPr>
+                    <pic:cNvPr id="1" name=""/>
+                    <pic:cNvPicPr/>
+                  </pic:nvPicPr>
+                  <pic:blipFill>
+                    <a:blip r:embed="rId8"/>
+                    <a:stretch>
+                      <a:fillRect/>
+                    </a:stretch>
+                  </pic:blipFill>
+                  <pic:spPr>
+                    <a:xfrm>
+                      <a:off x="0" y="0"/>
+                      <a:ext cx="5274310" cy="3395345"/>
+                    </a:xfrm>
+                    <a:prstGeom prst="rect">
+                      <a:avLst/>
+                    </a:prstGeom>
+                  </pic:spPr>
+                </pic:pic>
+              </a:graphicData>
+            </a:graphic>
+          </wp:inline>
+        </w:drawing>
       </w:r>
     </w:p>
     <w:p>
@@ -2695,6 +2601,84 @@
           <w:lang w:val="pt-BR"/>
         </w:rPr>
       </w:pPr>
+    </w:p>
+    <w:p>
+      <w:pPr>
+        <w:spacing w:line="276" w:lineRule="auto"/>
+        <w:jc w:val="both"/>
+        <w:rPr>
+          <w:rFonts w:ascii="Arial" w:hAnsi="Arial" w:cs="Arial"/>
+          <w:lang w:val="pt-BR"/>
+        </w:rPr>
+      </w:pPr>
+      <w:r>
+        <w:rPr>
+          <w:rFonts w:ascii="Arial" w:hAnsi="Arial" w:cs="Arial"/>
+          <w:lang w:val="pt-BR"/>
+        </w:rPr>
+        <w:drawing>
+          <wp:anchor distT="0" distB="0" distL="114300" distR="114300" simplePos="0" relativeHeight="251662336" behindDoc="0" locked="0" layoutInCell="1" allowOverlap="1" wp14:anchorId="22A71EE1" wp14:editId="0085A05F">
+            <wp:simplePos x="0" y="0"/>
+            <wp:positionH relativeFrom="column">
+              <wp:posOffset>0</wp:posOffset>
+            </wp:positionH>
+            <wp:positionV relativeFrom="paragraph">
+              <wp:posOffset>-2540</wp:posOffset>
+            </wp:positionV>
+            <wp:extent cx="5274310" cy="2263140"/>
+            <wp:effectExtent l="0" t="0" r="2540" b="3810"/>
+            <wp:wrapSquare wrapText="bothSides"/>
+            <wp:docPr id="1" name="Picture 1"/>
+            <wp:cNvGraphicFramePr>
+              <a:graphicFrameLocks xmlns:a="http://schemas.openxmlformats.org/drawingml/2006/main" noChangeAspect="1"/>
+            </wp:cNvGraphicFramePr>
+            <a:graphic xmlns:a="http://schemas.openxmlformats.org/drawingml/2006/main">
+              <a:graphicData uri="http://schemas.openxmlformats.org/drawingml/2006/picture">
+                <pic:pic xmlns:pic="http://schemas.openxmlformats.org/drawingml/2006/picture">
+                  <pic:nvPicPr>
+                    <pic:cNvPr id="1" name=""/>
+                    <pic:cNvPicPr/>
+                  </pic:nvPicPr>
+                  <pic:blipFill>
+                    <a:blip r:embed="rId9" cstate="print">
+                      <a:extLst>
+                        <a:ext uri="{28A0092B-C50C-407E-A947-70E740481C1C}">
+                          <a14:useLocalDpi xmlns:a14="http://schemas.microsoft.com/office/drawing/2010/main" val="0"/>
+                        </a:ext>
+                      </a:extLst>
+                    </a:blip>
+                    <a:stretch>
+                      <a:fillRect/>
+                    </a:stretch>
+                  </pic:blipFill>
+                  <pic:spPr>
+                    <a:xfrm>
+                      <a:off x="0" y="0"/>
+                      <a:ext cx="5274310" cy="2263140"/>
+                    </a:xfrm>
+                    <a:prstGeom prst="rect">
+                      <a:avLst/>
+                    </a:prstGeom>
+                  </pic:spPr>
+                </pic:pic>
+              </a:graphicData>
+            </a:graphic>
+            <wp14:sizeRelH relativeFrom="margin">
+              <wp14:pctWidth>0</wp14:pctWidth>
+            </wp14:sizeRelH>
+            <wp14:sizeRelV relativeFrom="margin">
+              <wp14:pctHeight>0</wp14:pctHeight>
+            </wp14:sizeRelV>
+          </wp:anchor>
+        </w:drawing>
+      </w:r>
+      <w:r>
+        <w:rPr>
+          <w:rFonts w:ascii="Arial" w:hAnsi="Arial" w:cs="Arial"/>
+          <w:lang w:val="pt-BR"/>
+        </w:rPr>
+        <w:t>A análise mostrou que Cabin tinha 77,10% de dados ausentes, Age 19,87% e Embarked 0,22%. Por isso, a coluna Cabin foi removida e as linhas com nulos em Age e Embarked foram excluídas. Após a limpeza, a base ficou com 712 linhas e 11 colunas, sem valores ausentes nas variáveis restantes.</w:t>
+      </w:r>
     </w:p>
     <w:p>
       <w:pPr>
@@ -3087,6 +3071,7 @@
           <w:shd w:val="clear" w:color="auto" w:fill="0B010B"/>
           <w:lang w:val="pt-BR" w:bidi="ar"/>
         </w:rPr>
+        <w:lastRenderedPageBreak/>
         <w:t>Mediana: 15.646</w:t>
       </w:r>
     </w:p>
@@ -3590,7 +3575,6 @@
         <w:rPr>
           <w:noProof/>
         </w:rPr>
-        <w:lastRenderedPageBreak/>
         <w:drawing>
           <wp:inline distT="0" distB="0" distL="114300" distR="114300" wp14:anchorId="0FE43FB2" wp14:editId="0FE43FB3">
             <wp:extent cx="3832225" cy="2727960"/>
@@ -3609,7 +3593,7 @@
                     </pic:cNvPicPr>
                   </pic:nvPicPr>
                   <pic:blipFill>
-                    <a:blip r:embed="rId7"/>
+                    <a:blip r:embed="rId10"/>
                     <a:stretch>
                       <a:fillRect/>
                     </a:stretch>
@@ -3702,7 +3686,7 @@
           </mc:Choice>
           <mc:Fallback>
             <w:pict>
-              <v:line w14:anchorId="3F42E3A9" id="Conector Reto 3" o:spid="_x0000_s1026" style="position:absolute;z-index:251659264;visibility:visible;mso-wrap-style:square;mso-wrap-distance-left:9pt;mso-wrap-distance-top:0;mso-wrap-distance-right:9pt;mso-wrap-distance-bottom:0;mso-position-horizontal:absolute;mso-position-horizontal-relative:text;mso-position-vertical:absolute;mso-position-vertical-relative:text" from="-.65pt,3.9pt" to="402.3pt,3.9pt" o:gfxdata="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" strokecolor="black [3213]" strokeweight="1pt">
+              <v:line w14:anchorId="3B289CB9" id="Conector Reto 3" o:spid="_x0000_s1026" style="position:absolute;z-index:251659264;visibility:visible;mso-wrap-style:square;mso-wrap-distance-left:9pt;mso-wrap-distance-top:0;mso-wrap-distance-right:9pt;mso-wrap-distance-bottom:0;mso-position-horizontal:absolute;mso-position-horizontal-relative:text;mso-position-vertical:absolute;mso-position-vertical-relative:text" from="-.65pt,3.9pt" to="402.3pt,3.9pt" o:gfxdata="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" strokecolor="black [3213]" strokeweight="1pt">
                 <v:stroke joinstyle="miter"/>
               </v:line>
             </w:pict>
@@ -3728,6 +3712,7 @@
           <w:bCs/>
           <w:lang w:val="pt-BR"/>
         </w:rPr>
+        <w:lastRenderedPageBreak/>
         <w:t>Histograma de Fare</w:t>
       </w:r>
     </w:p>
@@ -3943,7 +3928,7 @@
                     </pic:cNvPicPr>
                   </pic:nvPicPr>
                   <pic:blipFill>
-                    <a:blip r:embed="rId8"/>
+                    <a:blip r:embed="rId11"/>
                     <a:stretch>
                       <a:fillRect/>
                     </a:stretch>
@@ -4046,7 +4031,7 @@
                     </pic:cNvPicPr>
                   </pic:nvPicPr>
                   <pic:blipFill>
-                    <a:blip r:embed="rId9"/>
+                    <a:blip r:embed="rId12"/>
                     <a:stretch>
                       <a:fillRect/>
                     </a:stretch>
@@ -4085,6 +4070,7 @@
           <w:rFonts w:ascii="Arial" w:hAnsi="Arial" w:cs="Arial"/>
           <w:lang w:val="pt-BR"/>
         </w:rPr>
+        <w:lastRenderedPageBreak/>
         <w:t>O gráfico mostra uma correlação positiva fraca a moderada entre SibSp e Parch (0,383). A maior parte dos pontos está em (0,0), o que indica que muitos passageiros estavam viajando sozinhos. Os outros pontos aparecem mais espalhados, mostrando que existe alguma relação entre as variáveis, mas não é uma relação muito forte.</w:t>
       </w:r>
     </w:p>
@@ -4157,7 +4143,7 @@
                     </pic:cNvPicPr>
                   </pic:nvPicPr>
                   <pic:blipFill>
-                    <a:blip r:embed="rId10"/>
+                    <a:blip r:embed="rId13"/>
                     <a:stretch>
                       <a:fillRect/>
                     </a:stretch>
@@ -4208,7 +4194,7 @@
                     </pic:cNvPicPr>
                   </pic:nvPicPr>
                   <pic:blipFill>
-                    <a:blip r:embed="rId11"/>
+                    <a:blip r:embed="rId14"/>
                     <a:stretch>
                       <a:fillRect/>
                     </a:stretch>
@@ -4247,7 +4233,6 @@
           <w:rFonts w:ascii="Arial" w:hAnsi="Arial" w:cs="Arial"/>
           <w:lang w:val="pt-BR"/>
         </w:rPr>
-        <w:lastRenderedPageBreak/>
         <w:t>Nesse caso, os outliers em Fare não parecem ser erro, mas sim casos raros que realmente aconteceram. O boxplot antes da remoção mostra várias tarifas bem acima da maioria, e depois da remoção os valores ficam mais concentrados. Isso mostra que esses valores muito altos acabavam distorcendo a visualização.</w:t>
       </w:r>
     </w:p>
@@ -4389,7 +4374,7 @@
         </w:rPr>
         <w:t xml:space="preserve">Link do Github caso queira ver o código completo: </w:t>
       </w:r>
-      <w:hyperlink r:id="rId12" w:history="1">
+      <w:hyperlink r:id="rId15" w:history="1">
         <w:r>
           <w:rPr>
             <w:rFonts w:ascii="Arial" w:hAnsi="Arial" w:cs="Arial"/>
@@ -4417,7 +4402,7 @@
 </file>
 
 <file path=word/numbering.xml><?xml version="1.0" encoding="utf-8"?>
-<w:numbering xmlns:wpc="http://schemas.microsoft.com/office/word/2010/wordprocessingCanvas" xmlns:cx="http://schemas.microsoft.com/office/drawing/2014/chartex" xmlns:cx1="http://schemas.microsoft.com/office/drawing/2015/9/8/chartex" xmlns:cx2="http://schemas.microsoft.com/office/drawing/2015/10/21/chartex" xmlns:cx3="http://schemas.microsoft.com/office/drawing/2016/5/9/chartex" xmlns:cx4="http://schemas.microsoft.com/office/drawing/2016/5/10/chartex" xmlns:cx5="http://schemas.microsoft.com/office/drawing/2016/5/11/chartex" xmlns:cx6="http://schemas.microsoft.com/office/drawing/2016/5/12/chartex" xmlns:cx7="http://schemas.microsoft.com/office/drawing/2016/5/13/chartex" xmlns:cx8="http://schemas.microsoft.com/office/drawing/2016/5/14/chartex" xmlns:mc="http://schemas.openxmlformats.org/markup-compatibility/2006" xmlns:aink="http://schemas.microsoft.com/office/drawing/2016/ink" xmlns:am3d="http://schemas.microsoft.com/office/drawing/2017/model3d" xmlns:o="urn:schemas-microsoft-com:office:office" xmlns:oel="http://schemas.microsoft.com/office/2019/extlst" xmlns:r="http://schemas.openxmlformats.org/officeDocument/2006/relationships" xmlns:m="http://schemas.openxmlformats.org/officeDocument/2006/math" xmlns:v="urn:schemas-microsoft-com:vml" xmlns:wp14="http://schemas.microsoft.com/office/word/2010/wordprocessingDrawing" xmlns:wp="http://schemas.openxmlformats.org/drawingml/2006/wordprocessingDrawing" xmlns:w10="urn:schemas-microsoft-com:office:word" xmlns:w="http://schemas.openxmlformats.org/wordprocessingml/2006/main" xmlns:w14="http://schemas.microsoft.com/office/word/2010/wordml" xmlns:w15="http://schemas.microsoft.com/office/word/2012/wordml" xmlns:w16cex="http://schemas.microsoft.com/office/word/2018/wordml/cex" xmlns:w16cid="http://schemas.microsoft.com/office/word/2016/wordml/cid" xmlns:w16="http://schemas.microsoft.com/office/word/2018/wordml" xmlns:w16du="http://schemas.microsoft.com/office/word/2023/wordml/word16du" xmlns:w16sdtdh="http://schemas.microsoft.com/office/word/2020/wordml/sdtdatahash" xmlns:w16sdtfl="http://schemas.microsoft.com/office/word/2024/wordml/sdtformatlock" xmlns:w16se="http://schemas.microsoft.com/office/word/2015/wordml/symex" xmlns:wpg="http://schemas.microsoft.com/office/word/2010/wordprocessingGroup" xmlns:wpi="http://schemas.microsoft.com/office/word/2010/wordprocessingInk" xmlns:wne="http://schemas.microsoft.com/office/word/2006/wordml" xmlns:wps="http://schemas.microsoft.com/office/word/2010/wordprocessingShape" mc:Ignorable="w14 w15 w16se w16cid w16 w16cex w16sdtdh w16sdtfl w16du wp14">
+<w:numbering xmlns:wpc="http://schemas.microsoft.com/office/word/2010/wordprocessingCanvas" xmlns:cx="http://schemas.microsoft.com/office/drawing/2014/chartex" xmlns:cx1="http://schemas.microsoft.com/office/drawing/2015/9/8/chartex" xmlns:cx2="http://schemas.microsoft.com/office/drawing/2015/10/21/chartex" xmlns:cx3="http://schemas.microsoft.com/office/drawing/2016/5/9/chartex" xmlns:cx4="http://schemas.microsoft.com/office/drawing/2016/5/10/chartex" xmlns:cx5="http://schemas.microsoft.com/office/drawing/2016/5/11/chartex" xmlns:cx6="http://schemas.microsoft.com/office/drawing/2016/5/12/chartex" xmlns:cx7="http://schemas.microsoft.com/office/drawing/2016/5/13/chartex" xmlns:cx8="http://schemas.microsoft.com/office/drawing/2016/5/14/chartex" xmlns:mc="http://schemas.openxmlformats.org/markup-compatibility/2006" xmlns:aink="http://schemas.microsoft.com/office/drawing/2016/ink" xmlns:am3d="http://schemas.microsoft.com/office/drawing/2017/model3d" xmlns:o="urn:schemas-microsoft-com:office:office" xmlns:r="http://schemas.openxmlformats.org/officeDocument/2006/relationships" xmlns:m="http://schemas.openxmlformats.org/officeDocument/2006/math" xmlns:v="urn:schemas-microsoft-com:vml" xmlns:wp14="http://schemas.microsoft.com/office/word/2010/wordprocessingDrawing" xmlns:wp="http://schemas.openxmlformats.org/drawingml/2006/wordprocessingDrawing" xmlns:w10="urn:schemas-microsoft-com:office:word" xmlns:w="http://schemas.openxmlformats.org/wordprocessingml/2006/main" xmlns:w14="http://schemas.microsoft.com/office/word/2010/wordml" xmlns:w15="http://schemas.microsoft.com/office/word/2012/wordml" xmlns:w16cex="http://schemas.microsoft.com/office/word/2018/wordml/cex" xmlns:w16cid="http://schemas.microsoft.com/office/word/2016/wordml/cid" xmlns:w16="http://schemas.microsoft.com/office/word/2018/wordml" xmlns:w16sdtdh="http://schemas.microsoft.com/office/word/2020/wordml/sdtdatahash" xmlns:w16se="http://schemas.microsoft.com/office/word/2015/wordml/symex" xmlns:wpg="http://schemas.microsoft.com/office/word/2010/wordprocessingGroup" xmlns:wpi="http://schemas.microsoft.com/office/word/2010/wordprocessingInk" xmlns:wne="http://schemas.microsoft.com/office/word/2006/wordml" xmlns:wps="http://schemas.microsoft.com/office/word/2010/wordprocessingShape" mc:Ignorable="w14 w15 w16se w16cid w16 w16cex w16sdtdh wp14">
   <w:abstractNum w:abstractNumId="0" w15:restartNumberingAfterBreak="0">
     <w:nsid w:val="9356C93C"/>
     <w:multiLevelType w:val="singleLevel"/>
@@ -4899,29 +4884,29 @@
       </w:pPr>
     </w:lvl>
   </w:abstractNum>
-  <w:num w:numId="1" w16cid:durableId="1345741447">
+  <w:num w:numId="1">
     <w:abstractNumId w:val="0"/>
   </w:num>
-  <w:num w:numId="2" w16cid:durableId="389307308">
+  <w:num w:numId="2">
     <w:abstractNumId w:val="2"/>
   </w:num>
-  <w:num w:numId="3" w16cid:durableId="251014278">
+  <w:num w:numId="3">
     <w:abstractNumId w:val="5"/>
   </w:num>
-  <w:num w:numId="4" w16cid:durableId="30494641">
+  <w:num w:numId="4">
     <w:abstractNumId w:val="1"/>
   </w:num>
-  <w:num w:numId="5" w16cid:durableId="1752970415">
+  <w:num w:numId="5">
     <w:abstractNumId w:val="3"/>
   </w:num>
-  <w:num w:numId="6" w16cid:durableId="1879127169">
+  <w:num w:numId="6">
     <w:abstractNumId w:val="4"/>
   </w:num>
 </w:numbering>
 </file>
 
 <file path=word/styles.xml><?xml version="1.0" encoding="utf-8"?>
-<w:styles xmlns:mc="http://schemas.openxmlformats.org/markup-compatibility/2006" xmlns:r="http://schemas.openxmlformats.org/officeDocument/2006/relationships" xmlns:w="http://schemas.openxmlformats.org/wordprocessingml/2006/main" xmlns:w14="http://schemas.microsoft.com/office/word/2010/wordml" xmlns:w15="http://schemas.microsoft.com/office/word/2012/wordml" xmlns:w16cex="http://schemas.microsoft.com/office/word/2018/wordml/cex" xmlns:w16cid="http://schemas.microsoft.com/office/word/2016/wordml/cid" xmlns:w16="http://schemas.microsoft.com/office/word/2018/wordml" xmlns:w16du="http://schemas.microsoft.com/office/word/2023/wordml/word16du" xmlns:w16sdtdh="http://schemas.microsoft.com/office/word/2020/wordml/sdtdatahash" xmlns:w16sdtfl="http://schemas.microsoft.com/office/word/2024/wordml/sdtformatlock" xmlns:w16se="http://schemas.microsoft.com/office/word/2015/wordml/symex" mc:Ignorable="w14 w15 w16se w16cid w16 w16cex w16sdtdh w16sdtfl w16du">
+<w:styles xmlns:mc="http://schemas.openxmlformats.org/markup-compatibility/2006" xmlns:r="http://schemas.openxmlformats.org/officeDocument/2006/relationships" xmlns:w="http://schemas.openxmlformats.org/wordprocessingml/2006/main" xmlns:w14="http://schemas.microsoft.com/office/word/2010/wordml" xmlns:w15="http://schemas.microsoft.com/office/word/2012/wordml" xmlns:w16cex="http://schemas.microsoft.com/office/word/2018/wordml/cex" xmlns:w16cid="http://schemas.microsoft.com/office/word/2016/wordml/cid" xmlns:w16="http://schemas.microsoft.com/office/word/2018/wordml" xmlns:w16sdtdh="http://schemas.microsoft.com/office/word/2020/wordml/sdtdatahash" xmlns:w16se="http://schemas.microsoft.com/office/word/2015/wordml/symex" mc:Ignorable="w14 w15 w16se w16cid w16 w16cex w16sdtdh">
   <w:docDefaults>
     <w:rPrDefault>
       <w:rPr>
